--- a/SF4 Interim Report.docx
+++ b/SF4 Interim Report.docx
@@ -14,41 +14,53 @@
           <w:rFonts w:ascii="Calibri" w:hAnsi="Calibri" w:cs="Calibri"/>
           <w:u w:val="single"/>
         </w:rPr>
-        <w:t>SF4 – Datalogger Interim Report</w:t>
+        <w:t xml:space="preserve">SF4 – Datalogger Interim </w:t>
+      </w:r>
+      <w:r>
+        <w:rPr>
+          <w:rFonts w:ascii="Calibri" w:hAnsi="Calibri" w:cs="Calibri"/>
+          <w:u w:val="single"/>
+        </w:rPr>
+        <w:t>Report</w:t>
+      </w:r>
+      <w:r>
+        <w:rPr>
+          <w:rFonts w:ascii="Calibri" w:hAnsi="Calibri" w:cs="Calibri"/>
+        </w:rPr>
+        <w:t xml:space="preserve"> </w:t>
+      </w:r>
+      <w:r>
+        <w:rPr>
+          <w:rFonts w:ascii="Calibri" w:hAnsi="Calibri" w:cs="Calibri"/>
+        </w:rPr>
+        <w:t>Rahul</w:t>
+      </w:r>
+      <w:r>
+        <w:rPr>
+          <w:rFonts w:ascii="Calibri" w:hAnsi="Calibri" w:cs="Calibri"/>
+        </w:rPr>
+        <w:t xml:space="preserve"> Sharma rs2288 &amp; Owen Marlovits om399</w:t>
       </w:r>
     </w:p>
     <w:p>
       <w:pPr>
         <w:rPr>
           <w:rFonts w:ascii="Calibri" w:hAnsi="Calibri" w:cs="Calibri"/>
-        </w:rPr>
-      </w:pPr>
-      <w:r>
-        <w:rPr>
-          <w:rFonts w:ascii="Calibri" w:hAnsi="Calibri" w:cs="Calibri"/>
-        </w:rPr>
-        <w:t>Rahul Sharma rs2288 &amp; Owen Marlovits om399</w:t>
+          <w:u w:val="single"/>
+        </w:rPr>
+      </w:pPr>
+      <w:r>
+        <w:rPr>
+          <w:rFonts w:ascii="Calibri" w:hAnsi="Calibri" w:cs="Calibri"/>
+          <w:u w:val="single"/>
+        </w:rPr>
+        <w:t>Analogue Circuit Design</w:t>
       </w:r>
     </w:p>
     <w:p>
       <w:pPr>
         <w:rPr>
           <w:rFonts w:ascii="Calibri" w:hAnsi="Calibri" w:cs="Calibri"/>
-          <w:u w:val="single"/>
-        </w:rPr>
-      </w:pPr>
-      <w:r>
-        <w:rPr>
-          <w:rFonts w:ascii="Calibri" w:hAnsi="Calibri" w:cs="Calibri"/>
-          <w:u w:val="single"/>
-        </w:rPr>
-        <w:t>Analogue Circuit Design</w:t>
-      </w:r>
-    </w:p>
-    <w:p>
-      <w:pPr>
-        <w:rPr>
-          <w:rFonts w:ascii="Calibri" w:hAnsi="Calibri" w:cs="Calibri"/>
         </w:rPr>
       </w:pPr>
       <w:r>
@@ -56,10 +68,10 @@
           <w:rFonts w:ascii="Calibri" w:hAnsi="Calibri" w:cs="Calibri"/>
         </w:rPr>
         <w:drawing>
-          <wp:inline distT="0" distB="0" distL="0" distR="0" wp14:anchorId="291891EE" wp14:editId="503732DB">
-            <wp:extent cx="5207000" cy="3495947"/>
-            <wp:effectExtent l="0" t="0" r="0" b="9525"/>
-            <wp:docPr id="1024399429" name="Picture 1"/>
+          <wp:inline distT="0" distB="0" distL="0" distR="0" wp14:anchorId="05A37988" wp14:editId="2ED77354">
+            <wp:extent cx="5867400" cy="2902585"/>
+            <wp:effectExtent l="0" t="0" r="0" b="0"/>
+            <wp:docPr id="1632187009" name="Picture 1"/>
             <wp:cNvGraphicFramePr>
               <a:graphicFrameLocks xmlns:a="http://schemas.openxmlformats.org/drawingml/2006/main" noChangeAspect="1"/>
             </wp:cNvGraphicFramePr>
@@ -67,11 +79,11 @@
               <a:graphicData uri="http://schemas.openxmlformats.org/drawingml/2006/picture">
                 <pic:pic xmlns:pic="http://schemas.openxmlformats.org/drawingml/2006/picture">
                   <pic:nvPicPr>
-                    <pic:cNvPr id="1024399429" name=""/>
+                    <pic:cNvPr id="1632187009" name=""/>
                     <pic:cNvPicPr/>
                   </pic:nvPicPr>
                   <pic:blipFill>
-                    <a:blip r:embed="rId4"/>
+                    <a:blip r:embed="rId5"/>
                     <a:stretch>
                       <a:fillRect/>
                     </a:stretch>
@@ -79,7 +91,7 @@
                   <pic:spPr>
                     <a:xfrm>
                       <a:off x="0" y="0"/>
-                      <a:ext cx="5210556" cy="3498334"/>
+                      <a:ext cx="5880902" cy="2909264"/>
                     </a:xfrm>
                     <a:prstGeom prst="rect">
                       <a:avLst/>
@@ -96,27 +108,15 @@
       <w:pPr>
         <w:rPr>
           <w:rFonts w:ascii="Calibri" w:hAnsi="Calibri" w:cs="Calibri"/>
-        </w:rPr>
-      </w:pPr>
-      <w:r>
-        <w:rPr>
-          <w:rFonts w:ascii="Calibri" w:hAnsi="Calibri" w:cs="Calibri"/>
-        </w:rPr>
-        <w:t xml:space="preserve">The analogue circuit design is as above, this does not include connections between the MCP3304 and the Arduino as </w:t>
-      </w:r>
-      <w:proofErr w:type="spellStart"/>
-      <w:r>
-        <w:rPr>
-          <w:rFonts w:ascii="Calibri" w:hAnsi="Calibri" w:cs="Calibri"/>
-        </w:rPr>
-        <w:t>KiCad</w:t>
-      </w:r>
-      <w:proofErr w:type="spellEnd"/>
-      <w:r>
-        <w:rPr>
-          <w:rFonts w:ascii="Calibri" w:hAnsi="Calibri" w:cs="Calibri"/>
-        </w:rPr>
-        <w:t xml:space="preserve"> does not have an Arduino Symbol in their Schematics although this is just two connections for the SPI communication.</w:t>
+          <w:u w:val="single"/>
+        </w:rPr>
+      </w:pPr>
+      <w:r>
+        <w:rPr>
+          <w:rFonts w:ascii="Calibri" w:hAnsi="Calibri" w:cs="Calibri"/>
+          <w:u w:val="single"/>
+        </w:rPr>
+        <w:t>Hardware Block Diagram</w:t>
       </w:r>
     </w:p>
     <w:p>
@@ -124,46 +124,17 @@
         <w:rPr>
           <w:rFonts w:ascii="Calibri" w:hAnsi="Calibri" w:cs="Calibri"/>
           <w:u w:val="single"/>
-          <w:lang w:val="de-DE"/>
         </w:rPr>
       </w:pPr>
       <w:r>
         <w:rPr>
           <w:rFonts w:ascii="Calibri" w:hAnsi="Calibri" w:cs="Calibri"/>
           <w:u w:val="single"/>
-          <w:lang w:val="de-DE"/>
-        </w:rPr>
-        <w:t xml:space="preserve">Hardware Block </w:t>
-      </w:r>
-      <w:proofErr w:type="spellStart"/>
-      <w:r>
-        <w:rPr>
-          <w:rFonts w:ascii="Calibri" w:hAnsi="Calibri" w:cs="Calibri"/>
-          <w:u w:val="single"/>
-          <w:lang w:val="de-DE"/>
-        </w:rPr>
-        <w:t>Diagram</w:t>
-      </w:r>
-      <w:proofErr w:type="spellEnd"/>
-    </w:p>
-    <w:p>
-      <w:pPr>
-        <w:rPr>
-          <w:rFonts w:ascii="Calibri" w:hAnsi="Calibri" w:cs="Calibri"/>
-          <w:u w:val="single"/>
-          <w:lang w:val="de-DE"/>
-        </w:rPr>
-      </w:pPr>
-      <w:r>
-        <w:rPr>
-          <w:rFonts w:ascii="Calibri" w:hAnsi="Calibri" w:cs="Calibri"/>
-          <w:u w:val="single"/>
-          <w:lang w:val="de-DE"/>
         </w:rPr>
         <w:drawing>
-          <wp:inline distT="0" distB="0" distL="0" distR="0" wp14:anchorId="1E683F76" wp14:editId="2CF4B5CD">
-            <wp:extent cx="5731510" cy="1746250"/>
-            <wp:effectExtent l="0" t="0" r="2540" b="6350"/>
+          <wp:inline distT="0" distB="0" distL="0" distR="0" wp14:anchorId="1E683F76" wp14:editId="104492FC">
+            <wp:extent cx="4775200" cy="1454886"/>
+            <wp:effectExtent l="0" t="0" r="6350" b="0"/>
             <wp:docPr id="1261417881" name="Picture 1"/>
             <wp:cNvGraphicFramePr>
               <a:graphicFrameLocks xmlns:a="http://schemas.openxmlformats.org/drawingml/2006/main" noChangeAspect="1"/>
@@ -176,7 +147,7 @@
                     <pic:cNvPicPr/>
                   </pic:nvPicPr>
                   <pic:blipFill>
-                    <a:blip r:embed="rId5"/>
+                    <a:blip r:embed="rId6"/>
                     <a:stretch>
                       <a:fillRect/>
                     </a:stretch>
@@ -184,7 +155,7 @@
                   <pic:spPr>
                     <a:xfrm>
                       <a:off x="0" y="0"/>
-                      <a:ext cx="5731510" cy="1746250"/>
+                      <a:ext cx="4787703" cy="1458695"/>
                     </a:xfrm>
                     <a:prstGeom prst="rect">
                       <a:avLst/>
@@ -201,6 +172,38 @@
       <w:pPr>
         <w:rPr>
           <w:rFonts w:ascii="Calibri" w:hAnsi="Calibri" w:cs="Calibri"/>
+        </w:rPr>
+      </w:pPr>
+      <w:r>
+        <w:rPr>
+          <w:rFonts w:ascii="Calibri" w:hAnsi="Calibri" w:cs="Calibri"/>
+        </w:rPr>
+        <w:t>The Block diagram above only focuses on one channel but our final setup will have two, in which case they are identical and come together at the Analogue to Digital Converter</w:t>
+      </w:r>
+    </w:p>
+    <w:p>
+      <w:pPr>
+        <w:rPr>
+          <w:rFonts w:ascii="Calibri" w:hAnsi="Calibri" w:cs="Calibri"/>
+        </w:rPr>
+      </w:pPr>
+      <w:r>
+        <w:rPr>
+          <w:rFonts w:ascii="Calibri" w:hAnsi="Calibri" w:cs="Calibri"/>
+        </w:rPr>
+        <w:t>Due to a low s</w:t>
+      </w:r>
+      <w:r>
+        <w:rPr>
+          <w:rFonts w:ascii="Calibri" w:hAnsi="Calibri" w:cs="Calibri"/>
+        </w:rPr>
+        <w:t xml:space="preserve">ampling frequency and budget we have deemed oscilloscope probes unnecessary as crocodile clips should be sufficient for what we are doing. </w:t>
+      </w:r>
+    </w:p>
+    <w:p>
+      <w:pPr>
+        <w:rPr>
+          <w:rFonts w:ascii="Calibri" w:hAnsi="Calibri" w:cs="Calibri"/>
           <w:u w:val="single"/>
           <w:lang w:val="de-DE"/>
         </w:rPr>
@@ -211,7 +214,23 @@
           <w:u w:val="single"/>
           <w:lang w:val="de-DE"/>
         </w:rPr>
-        <w:t xml:space="preserve">Firmware Block </w:t>
+        <w:t>Firmware</w:t>
+      </w:r>
+      <w:r>
+        <w:rPr>
+          <w:rFonts w:ascii="Calibri" w:hAnsi="Calibri" w:cs="Calibri"/>
+          <w:u w:val="single"/>
+          <w:lang w:val="de-DE"/>
+        </w:rPr>
+        <w:t>/Software</w:t>
+      </w:r>
+      <w:r>
+        <w:rPr>
+          <w:rFonts w:ascii="Calibri" w:hAnsi="Calibri" w:cs="Calibri"/>
+          <w:u w:val="single"/>
+          <w:lang w:val="de-DE"/>
+        </w:rPr>
+        <w:t xml:space="preserve"> Block </w:t>
       </w:r>
       <w:proofErr w:type="spellStart"/>
       <w:r>
@@ -232,6 +251,57 @@
           <w:lang w:val="de-DE"/>
         </w:rPr>
       </w:pPr>
+      <w:r>
+        <w:rPr>
+          <w:rFonts w:ascii="Calibri" w:hAnsi="Calibri" w:cs="Calibri"/>
+          <w:u w:val="single"/>
+          <w:lang w:val="de-DE"/>
+        </w:rPr>
+        <w:drawing>
+          <wp:inline distT="0" distB="0" distL="0" distR="0" wp14:anchorId="28B45471" wp14:editId="1CF7AE47">
+            <wp:extent cx="4464050" cy="2009230"/>
+            <wp:effectExtent l="0" t="0" r="0" b="0"/>
+            <wp:docPr id="1412737347" name="Picture 1"/>
+            <wp:cNvGraphicFramePr>
+              <a:graphicFrameLocks xmlns:a="http://schemas.openxmlformats.org/drawingml/2006/main" noChangeAspect="1"/>
+            </wp:cNvGraphicFramePr>
+            <a:graphic xmlns:a="http://schemas.openxmlformats.org/drawingml/2006/main">
+              <a:graphicData uri="http://schemas.openxmlformats.org/drawingml/2006/picture">
+                <pic:pic xmlns:pic="http://schemas.openxmlformats.org/drawingml/2006/picture">
+                  <pic:nvPicPr>
+                    <pic:cNvPr id="1412737347" name=""/>
+                    <pic:cNvPicPr/>
+                  </pic:nvPicPr>
+                  <pic:blipFill rotWithShape="1">
+                    <a:blip r:embed="rId7"/>
+                    <a:srcRect l="2770" t="7029" b="3401"/>
+                    <a:stretch>
+                      <a:fillRect/>
+                    </a:stretch>
+                  </pic:blipFill>
+                  <pic:spPr bwMode="auto">
+                    <a:xfrm>
+                      <a:off x="0" y="0"/>
+                      <a:ext cx="4474917" cy="2014121"/>
+                    </a:xfrm>
+                    <a:prstGeom prst="rect">
+                      <a:avLst/>
+                    </a:prstGeom>
+                    <a:ln>
+                      <a:noFill/>
+                    </a:ln>
+                    <a:extLst>
+                      <a:ext uri="{53640926-AAD7-44D8-BBD7-CCE9431645EC}">
+                        <a14:shadowObscured xmlns:a14="http://schemas.microsoft.com/office/drawing/2010/main"/>
+                      </a:ext>
+                    </a:extLst>
+                  </pic:spPr>
+                </pic:pic>
+              </a:graphicData>
+            </a:graphic>
+          </wp:inline>
+        </w:drawing>
+      </w:r>
     </w:p>
     <w:p>
       <w:pPr>
@@ -245,15 +315,218 @@
           <w:rFonts w:ascii="Calibri" w:hAnsi="Calibri" w:cs="Calibri"/>
           <w:u w:val="single"/>
         </w:rPr>
+        <w:lastRenderedPageBreak/>
         <w:t>Software Design</w:t>
+      </w:r>
+      <w:r>
+        <w:rPr>
+          <w:rFonts w:ascii="Calibri" w:hAnsi="Calibri" w:cs="Calibri"/>
+          <w:u w:val="single"/>
+        </w:rPr>
+        <w:t>/Features</w:t>
       </w:r>
     </w:p>
     <w:p>
       <w:pPr>
-        <w:rPr>
-          <w:rFonts w:ascii="Calibri" w:hAnsi="Calibri" w:cs="Calibri"/>
-        </w:rPr>
-      </w:pPr>
+        <w:pStyle w:val="ListParagraph"/>
+        <w:numPr>
+          <w:ilvl w:val="0"/>
+          <w:numId w:val="1"/>
+        </w:numPr>
+        <w:rPr>
+          <w:rFonts w:ascii="Calibri" w:hAnsi="Calibri" w:cs="Calibri"/>
+        </w:rPr>
+      </w:pPr>
+      <w:r>
+        <w:rPr>
+          <w:rFonts w:ascii="Calibri" w:hAnsi="Calibri" w:cs="Calibri"/>
+        </w:rPr>
+        <w:t>User Interface for controlling attenuation and coupling</w:t>
+      </w:r>
+    </w:p>
+    <w:p>
+      <w:pPr>
+        <w:pStyle w:val="ListParagraph"/>
+        <w:numPr>
+          <w:ilvl w:val="0"/>
+          <w:numId w:val="1"/>
+        </w:numPr>
+        <w:rPr>
+          <w:rFonts w:ascii="Calibri" w:hAnsi="Calibri" w:cs="Calibri"/>
+        </w:rPr>
+      </w:pPr>
+      <w:r>
+        <w:rPr>
+          <w:rFonts w:ascii="Calibri" w:hAnsi="Calibri" w:cs="Calibri"/>
+        </w:rPr>
+        <w:t>Continuous Time and Frequency representation of signals</w:t>
+      </w:r>
+    </w:p>
+    <w:p>
+      <w:pPr>
+        <w:pStyle w:val="ListParagraph"/>
+        <w:numPr>
+          <w:ilvl w:val="0"/>
+          <w:numId w:val="1"/>
+        </w:numPr>
+        <w:rPr>
+          <w:rFonts w:ascii="Calibri" w:hAnsi="Calibri" w:cs="Calibri"/>
+        </w:rPr>
+      </w:pPr>
+      <w:r>
+        <w:rPr>
+          <w:rFonts w:ascii="Calibri" w:hAnsi="Calibri" w:cs="Calibri"/>
+        </w:rPr>
+        <w:t>Automatic and Manual triggering</w:t>
+      </w:r>
+    </w:p>
+    <w:p>
+      <w:pPr>
+        <w:pStyle w:val="ListParagraph"/>
+        <w:numPr>
+          <w:ilvl w:val="0"/>
+          <w:numId w:val="1"/>
+        </w:numPr>
+        <w:rPr>
+          <w:rFonts w:ascii="Calibri" w:hAnsi="Calibri" w:cs="Calibri"/>
+        </w:rPr>
+      </w:pPr>
+      <w:r>
+        <w:rPr>
+          <w:rFonts w:ascii="Calibri" w:hAnsi="Calibri" w:cs="Calibri"/>
+        </w:rPr>
+        <w:t xml:space="preserve">Period, RMS, </w:t>
+      </w:r>
+      <w:proofErr w:type="spellStart"/>
+      <w:r>
+        <w:rPr>
+          <w:rFonts w:ascii="Calibri" w:hAnsi="Calibri" w:cs="Calibri"/>
+        </w:rPr>
+        <w:t>V</w:t>
+      </w:r>
+      <w:r>
+        <w:rPr>
+          <w:rFonts w:ascii="Calibri" w:hAnsi="Calibri" w:cs="Calibri"/>
+          <w:vertAlign w:val="subscript"/>
+        </w:rPr>
+        <w:t>pp</w:t>
+      </w:r>
+      <w:proofErr w:type="spellEnd"/>
+      <w:r>
+        <w:rPr>
+          <w:rFonts w:ascii="Calibri" w:hAnsi="Calibri" w:cs="Calibri"/>
+          <w:vertAlign w:val="subscript"/>
+        </w:rPr>
+        <w:t xml:space="preserve"> </w:t>
+      </w:r>
+      <w:r>
+        <w:rPr>
+          <w:rFonts w:ascii="Calibri" w:hAnsi="Calibri" w:cs="Calibri"/>
+        </w:rPr>
+        <w:t>,</w:t>
+      </w:r>
+      <w:proofErr w:type="spellStart"/>
+      <w:r>
+        <w:rPr>
+          <w:rFonts w:ascii="Calibri" w:hAnsi="Calibri" w:cs="Calibri"/>
+        </w:rPr>
+        <w:t>V</w:t>
+      </w:r>
+      <w:r>
+        <w:rPr>
+          <w:rFonts w:ascii="Calibri" w:hAnsi="Calibri" w:cs="Calibri"/>
+          <w:vertAlign w:val="subscript"/>
+        </w:rPr>
+        <w:t>avg</w:t>
+      </w:r>
+      <w:proofErr w:type="spellEnd"/>
+      <w:r>
+        <w:rPr>
+          <w:rFonts w:ascii="Calibri" w:hAnsi="Calibri" w:cs="Calibri"/>
+        </w:rPr>
+        <w:t xml:space="preserve"> measurements.</w:t>
+      </w:r>
+    </w:p>
+    <w:p>
+      <w:pPr>
+        <w:pStyle w:val="ListParagraph"/>
+        <w:numPr>
+          <w:ilvl w:val="0"/>
+          <w:numId w:val="1"/>
+        </w:numPr>
+        <w:rPr>
+          <w:rFonts w:ascii="Calibri" w:hAnsi="Calibri" w:cs="Calibri"/>
+        </w:rPr>
+      </w:pPr>
+      <w:r>
+        <w:rPr>
+          <w:rFonts w:ascii="Calibri" w:hAnsi="Calibri" w:cs="Calibri"/>
+        </w:rPr>
+        <w:t xml:space="preserve">Mathematical functions between channels </w:t>
+      </w:r>
+      <w:proofErr w:type="spellStart"/>
+      <w:r>
+        <w:rPr>
+          <w:rFonts w:ascii="Calibri" w:hAnsi="Calibri" w:cs="Calibri"/>
+        </w:rPr>
+        <w:t>ie</w:t>
+      </w:r>
+      <w:proofErr w:type="spellEnd"/>
+      <w:r>
+        <w:rPr>
+          <w:rFonts w:ascii="Calibri" w:hAnsi="Calibri" w:cs="Calibri"/>
+        </w:rPr>
+        <w:t xml:space="preserve"> multiplication and division.</w:t>
+      </w:r>
+    </w:p>
+    <w:p>
+      <w:pPr>
+        <w:pStyle w:val="ListParagraph"/>
+        <w:numPr>
+          <w:ilvl w:val="0"/>
+          <w:numId w:val="1"/>
+        </w:numPr>
+        <w:rPr>
+          <w:rFonts w:ascii="Calibri" w:hAnsi="Calibri" w:cs="Calibri"/>
+        </w:rPr>
+      </w:pPr>
+      <w:r>
+        <w:rPr>
+          <w:rFonts w:ascii="Calibri" w:hAnsi="Calibri" w:cs="Calibri"/>
+        </w:rPr>
+        <w:t>THD and SNR Calculations</w:t>
+      </w:r>
+    </w:p>
+    <w:p>
+      <w:pPr>
+        <w:pStyle w:val="ListParagraph"/>
+        <w:numPr>
+          <w:ilvl w:val="0"/>
+          <w:numId w:val="1"/>
+        </w:numPr>
+        <w:rPr>
+          <w:rFonts w:ascii="Calibri" w:hAnsi="Calibri" w:cs="Calibri"/>
+        </w:rPr>
+      </w:pPr>
+      <w:r>
+        <w:rPr>
+          <w:rFonts w:ascii="Calibri" w:hAnsi="Calibri" w:cs="Calibri"/>
+        </w:rPr>
+        <w:t>Total Power</w:t>
+      </w:r>
+    </w:p>
+    <w:p>
+      <w:pPr>
+        <w:rPr>
+          <w:rFonts w:ascii="Calibri" w:hAnsi="Calibri" w:cs="Calibri"/>
+        </w:rPr>
+      </w:pPr>
+      <w:r>
+        <w:rPr>
+          <w:rFonts w:ascii="Calibri" w:hAnsi="Calibri" w:cs="Calibri"/>
+        </w:rPr>
+        <w:t>ADC limited to 100KSps but SPI is a bottleneck so aiming for 20KSps</w:t>
+      </w:r>
     </w:p>
     <w:p>
       <w:pPr>
@@ -273,38 +546,56 @@
     <w:tbl>
       <w:tblPr>
         <w:tblStyle w:val="TableGrid"/>
-        <w:tblW w:w="0" w:type="auto"/>
+        <w:tblW w:w="9493" w:type="dxa"/>
         <w:tblLook w:val="04A0" w:firstRow="1" w:lastRow="0" w:firstColumn="1" w:lastColumn="0" w:noHBand="0" w:noVBand="1"/>
       </w:tblPr>
       <w:tblGrid>
-        <w:gridCol w:w="5807"/>
-        <w:gridCol w:w="1134"/>
-        <w:gridCol w:w="992"/>
-        <w:gridCol w:w="1083"/>
+        <w:gridCol w:w="1271"/>
+        <w:gridCol w:w="4924"/>
+        <w:gridCol w:w="1075"/>
+        <w:gridCol w:w="788"/>
+        <w:gridCol w:w="1435"/>
       </w:tblGrid>
       <w:tr>
         <w:tc>
           <w:tcPr>
-            <w:tcW w:w="5807" w:type="dxa"/>
-          </w:tcPr>
-          <w:p>
-            <w:pPr>
-              <w:rPr>
-                <w:rFonts w:ascii="Calibri" w:hAnsi="Calibri" w:cs="Calibri"/>
-              </w:rPr>
-            </w:pPr>
-            <w:r>
-              <w:rPr>
-                <w:rFonts w:ascii="Calibri" w:hAnsi="Calibri" w:cs="Calibri"/>
-              </w:rPr>
-              <w:lastRenderedPageBreak/>
+            <w:tcW w:w="1271" w:type="dxa"/>
+          </w:tcPr>
+          <w:p>
+            <w:pPr>
+              <w:rPr>
+                <w:rFonts w:ascii="Calibri" w:hAnsi="Calibri" w:cs="Calibri"/>
+              </w:rPr>
+            </w:pPr>
+            <w:r>
+              <w:rPr>
+                <w:rFonts w:ascii="Calibri" w:hAnsi="Calibri" w:cs="Calibri"/>
+              </w:rPr>
+              <w:t>Order Code</w:t>
+            </w:r>
+          </w:p>
+        </w:tc>
+        <w:tc>
+          <w:tcPr>
+            <w:tcW w:w="4924" w:type="dxa"/>
+          </w:tcPr>
+          <w:p>
+            <w:pPr>
+              <w:rPr>
+                <w:rFonts w:ascii="Calibri" w:hAnsi="Calibri" w:cs="Calibri"/>
+              </w:rPr>
+            </w:pPr>
+            <w:r>
+              <w:rPr>
+                <w:rFonts w:ascii="Calibri" w:hAnsi="Calibri" w:cs="Calibri"/>
+              </w:rPr>
               <w:t>Part Name</w:t>
             </w:r>
           </w:p>
         </w:tc>
         <w:tc>
           <w:tcPr>
-            <w:tcW w:w="1134" w:type="dxa"/>
+            <w:tcW w:w="1075" w:type="dxa"/>
           </w:tcPr>
           <w:p>
             <w:pPr>
@@ -322,7 +613,7 @@
         </w:tc>
         <w:tc>
           <w:tcPr>
-            <w:tcW w:w="992" w:type="dxa"/>
+            <w:tcW w:w="788" w:type="dxa"/>
           </w:tcPr>
           <w:p>
             <w:pPr>
@@ -340,7 +631,7 @@
         </w:tc>
         <w:tc>
           <w:tcPr>
-            <w:tcW w:w="1083" w:type="dxa"/>
+            <w:tcW w:w="1435" w:type="dxa"/>
           </w:tcPr>
           <w:p>
             <w:pPr>
@@ -360,7 +651,25 @@
       <w:tr>
         <w:tc>
           <w:tcPr>
-            <w:tcW w:w="5807" w:type="dxa"/>
+            <w:tcW w:w="1271" w:type="dxa"/>
+          </w:tcPr>
+          <w:p>
+            <w:pPr>
+              <w:rPr>
+                <w:rFonts w:ascii="Calibri" w:hAnsi="Calibri" w:cs="Calibri"/>
+              </w:rPr>
+            </w:pPr>
+            <w:r>
+              <w:rPr>
+                <w:rFonts w:ascii="Calibri" w:hAnsi="Calibri" w:cs="Calibri"/>
+              </w:rPr>
+              <w:t>1292235</w:t>
+            </w:r>
+          </w:p>
+        </w:tc>
+        <w:tc>
+          <w:tcPr>
+            <w:tcW w:w="4924" w:type="dxa"/>
           </w:tcPr>
           <w:p>
             <w:pPr>
@@ -378,7 +687,7 @@
         </w:tc>
         <w:tc>
           <w:tcPr>
-            <w:tcW w:w="1134" w:type="dxa"/>
+            <w:tcW w:w="1075" w:type="dxa"/>
           </w:tcPr>
           <w:p>
             <w:pPr>
@@ -396,7 +705,7 @@
         </w:tc>
         <w:tc>
           <w:tcPr>
-            <w:tcW w:w="992" w:type="dxa"/>
+            <w:tcW w:w="788" w:type="dxa"/>
           </w:tcPr>
           <w:p>
             <w:pPr>
@@ -414,7 +723,7 @@
         </w:tc>
         <w:tc>
           <w:tcPr>
-            <w:tcW w:w="1083" w:type="dxa"/>
+            <w:tcW w:w="1435" w:type="dxa"/>
           </w:tcPr>
           <w:p>
             <w:pPr>
@@ -434,7 +743,25 @@
       <w:tr>
         <w:tc>
           <w:tcPr>
-            <w:tcW w:w="5807" w:type="dxa"/>
+            <w:tcW w:w="1271" w:type="dxa"/>
+          </w:tcPr>
+          <w:p>
+            <w:pPr>
+              <w:rPr>
+                <w:rFonts w:ascii="Calibri" w:hAnsi="Calibri" w:cs="Calibri"/>
+              </w:rPr>
+            </w:pPr>
+            <w:r>
+              <w:rPr>
+                <w:rFonts w:ascii="Calibri" w:hAnsi="Calibri" w:cs="Calibri"/>
+              </w:rPr>
+              <w:t>1605571</w:t>
+            </w:r>
+          </w:p>
+        </w:tc>
+        <w:tc>
+          <w:tcPr>
+            <w:tcW w:w="4924" w:type="dxa"/>
           </w:tcPr>
           <w:p>
             <w:pPr>
@@ -448,45 +775,50 @@
                 <w:rFonts w:ascii="Calibri" w:hAnsi="Calibri" w:cs="Calibri"/>
                 <w:lang w:val="nl-NL"/>
               </w:rPr>
-              <w:t>MCP6004-I/P Op Amp</w:t>
-            </w:r>
-          </w:p>
-        </w:tc>
-        <w:tc>
-          <w:tcPr>
-            <w:tcW w:w="1134" w:type="dxa"/>
-          </w:tcPr>
-          <w:p>
-            <w:pPr>
+              <w:t xml:space="preserve">MCP6004-I/P Op </w:t>
+            </w:r>
+            <w:proofErr w:type="spellStart"/>
+            <w:r>
               <w:rPr>
                 <w:rFonts w:ascii="Calibri" w:hAnsi="Calibri" w:cs="Calibri"/>
                 <w:lang w:val="nl-NL"/>
               </w:rPr>
-            </w:pPr>
-            <w:r>
-              <w:rPr>
-                <w:rFonts w:ascii="Calibri" w:hAnsi="Calibri" w:cs="Calibri"/>
-                <w:lang w:val="nl-NL"/>
-              </w:rPr>
-              <w:t>4</w:t>
-            </w:r>
-          </w:p>
-        </w:tc>
-        <w:tc>
-          <w:tcPr>
-            <w:tcW w:w="992" w:type="dxa"/>
-          </w:tcPr>
-          <w:p>
-            <w:pPr>
-              <w:rPr>
-                <w:rFonts w:ascii="Calibri" w:hAnsi="Calibri" w:cs="Calibri"/>
-                <w:lang w:val="nl-NL"/>
-              </w:rPr>
-            </w:pPr>
-            <w:r>
-              <w:rPr>
-                <w:rFonts w:ascii="Calibri" w:hAnsi="Calibri" w:cs="Calibri"/>
-                <w:lang w:val="nl-NL"/>
+              <w:t>Amp</w:t>
+            </w:r>
+            <w:proofErr w:type="spellEnd"/>
+          </w:p>
+        </w:tc>
+        <w:tc>
+          <w:tcPr>
+            <w:tcW w:w="1075" w:type="dxa"/>
+          </w:tcPr>
+          <w:p>
+            <w:pPr>
+              <w:rPr>
+                <w:rFonts w:ascii="Calibri" w:hAnsi="Calibri" w:cs="Calibri"/>
+              </w:rPr>
+            </w:pPr>
+            <w:r>
+              <w:rPr>
+                <w:rFonts w:ascii="Calibri" w:hAnsi="Calibri" w:cs="Calibri"/>
+              </w:rPr>
+              <w:t>1</w:t>
+            </w:r>
+          </w:p>
+        </w:tc>
+        <w:tc>
+          <w:tcPr>
+            <w:tcW w:w="788" w:type="dxa"/>
+          </w:tcPr>
+          <w:p>
+            <w:pPr>
+              <w:rPr>
+                <w:rFonts w:ascii="Calibri" w:hAnsi="Calibri" w:cs="Calibri"/>
+              </w:rPr>
+            </w:pPr>
+            <w:r>
+              <w:rPr>
+                <w:rFonts w:ascii="Calibri" w:hAnsi="Calibri" w:cs="Calibri"/>
               </w:rPr>
               <w:t>0.46</w:t>
             </w:r>
@@ -494,21 +826,19 @@
         </w:tc>
         <w:tc>
           <w:tcPr>
-            <w:tcW w:w="1083" w:type="dxa"/>
-          </w:tcPr>
-          <w:p>
-            <w:pPr>
-              <w:rPr>
-                <w:rFonts w:ascii="Calibri" w:hAnsi="Calibri" w:cs="Calibri"/>
-                <w:lang w:val="nl-NL"/>
-              </w:rPr>
-            </w:pPr>
-            <w:r>
-              <w:rPr>
-                <w:rFonts w:ascii="Calibri" w:hAnsi="Calibri" w:cs="Calibri"/>
-                <w:lang w:val="nl-NL"/>
-              </w:rPr>
-              <w:t>1.84</w:t>
+            <w:tcW w:w="1435" w:type="dxa"/>
+          </w:tcPr>
+          <w:p>
+            <w:pPr>
+              <w:rPr>
+                <w:rFonts w:ascii="Calibri" w:hAnsi="Calibri" w:cs="Calibri"/>
+              </w:rPr>
+            </w:pPr>
+            <w:r>
+              <w:rPr>
+                <w:rFonts w:ascii="Calibri" w:hAnsi="Calibri" w:cs="Calibri"/>
+              </w:rPr>
+              <w:t>0.46</w:t>
             </w:r>
           </w:p>
         </w:tc>
@@ -516,88 +846,91 @@
       <w:tr>
         <w:tc>
           <w:tcPr>
-            <w:tcW w:w="5807" w:type="dxa"/>
-          </w:tcPr>
-          <w:p>
-            <w:pPr>
-              <w:rPr>
-                <w:rFonts w:ascii="Calibri" w:hAnsi="Calibri" w:cs="Calibri"/>
-                <w:lang w:val="it-IT"/>
-              </w:rPr>
-            </w:pPr>
-            <w:r>
-              <w:rPr>
-                <w:rFonts w:ascii="Calibri" w:hAnsi="Calibri" w:cs="Calibri"/>
-                <w:lang w:val="it-IT"/>
-              </w:rPr>
-              <w:t>2N7000-D26z N Channel MO</w:t>
-            </w:r>
-            <w:r>
-              <w:rPr>
-                <w:rFonts w:ascii="Calibri" w:hAnsi="Calibri" w:cs="Calibri"/>
-                <w:lang w:val="it-IT"/>
-              </w:rPr>
-              <w:t>SFET</w:t>
-            </w:r>
-          </w:p>
-        </w:tc>
-        <w:tc>
-          <w:tcPr>
-            <w:tcW w:w="1134" w:type="dxa"/>
-          </w:tcPr>
-          <w:p>
-            <w:pPr>
-              <w:rPr>
-                <w:rFonts w:ascii="Calibri" w:hAnsi="Calibri" w:cs="Calibri"/>
-                <w:lang w:val="it-IT"/>
-              </w:rPr>
-            </w:pPr>
-            <w:r>
-              <w:rPr>
-                <w:rFonts w:ascii="Calibri" w:hAnsi="Calibri" w:cs="Calibri"/>
-                <w:lang w:val="it-IT"/>
-              </w:rPr>
-              <w:t>8</w:t>
-            </w:r>
-          </w:p>
-        </w:tc>
-        <w:tc>
-          <w:tcPr>
-            <w:tcW w:w="992" w:type="dxa"/>
-          </w:tcPr>
-          <w:p>
-            <w:pPr>
-              <w:rPr>
-                <w:rFonts w:ascii="Calibri" w:hAnsi="Calibri" w:cs="Calibri"/>
-                <w:lang w:val="it-IT"/>
-              </w:rPr>
-            </w:pPr>
-            <w:r>
-              <w:rPr>
-                <w:rFonts w:ascii="Calibri" w:hAnsi="Calibri" w:cs="Calibri"/>
-                <w:lang w:val="it-IT"/>
-              </w:rPr>
-              <w:t>0.14</w:t>
-            </w:r>
-          </w:p>
-        </w:tc>
-        <w:tc>
-          <w:tcPr>
-            <w:tcW w:w="1083" w:type="dxa"/>
-          </w:tcPr>
-          <w:p>
-            <w:pPr>
-              <w:rPr>
-                <w:rFonts w:ascii="Calibri" w:hAnsi="Calibri" w:cs="Calibri"/>
-                <w:lang w:val="it-IT"/>
-              </w:rPr>
-            </w:pPr>
-            <w:r>
-              <w:rPr>
-                <w:rFonts w:ascii="Calibri" w:hAnsi="Calibri" w:cs="Calibri"/>
-                <w:lang w:val="it-IT"/>
-              </w:rPr>
-              <w:t>1.12</w:t>
+            <w:tcW w:w="1271" w:type="dxa"/>
+          </w:tcPr>
+          <w:p>
+            <w:pPr>
+              <w:rPr>
+                <w:rFonts w:ascii="Calibri" w:hAnsi="Calibri" w:cs="Calibri"/>
+              </w:rPr>
+            </w:pPr>
+            <w:r>
+              <w:rPr>
+                <w:rFonts w:ascii="Calibri" w:hAnsi="Calibri" w:cs="Calibri"/>
+              </w:rPr>
+              <w:t>1852026</w:t>
+            </w:r>
+          </w:p>
+        </w:tc>
+        <w:tc>
+          <w:tcPr>
+            <w:tcW w:w="4924" w:type="dxa"/>
+          </w:tcPr>
+          <w:p>
+            <w:pPr>
+              <w:rPr>
+                <w:rFonts w:ascii="Calibri" w:hAnsi="Calibri" w:cs="Calibri"/>
+              </w:rPr>
+            </w:pPr>
+            <w:r>
+              <w:rPr>
+                <w:rFonts w:ascii="Calibri" w:hAnsi="Calibri" w:cs="Calibri"/>
+              </w:rPr>
+              <w:t xml:space="preserve">MCP3304-BI/SL Analogue to Digital Converter </w:t>
+            </w:r>
+          </w:p>
+        </w:tc>
+        <w:tc>
+          <w:tcPr>
+            <w:tcW w:w="1075" w:type="dxa"/>
+          </w:tcPr>
+          <w:p>
+            <w:pPr>
+              <w:rPr>
+                <w:rFonts w:ascii="Calibri" w:hAnsi="Calibri" w:cs="Calibri"/>
+              </w:rPr>
+            </w:pPr>
+            <w:r>
+              <w:rPr>
+                <w:rFonts w:ascii="Calibri" w:hAnsi="Calibri" w:cs="Calibri"/>
+              </w:rPr>
+              <w:t>1</w:t>
+            </w:r>
+          </w:p>
+        </w:tc>
+        <w:tc>
+          <w:tcPr>
+            <w:tcW w:w="788" w:type="dxa"/>
+          </w:tcPr>
+          <w:p>
+            <w:pPr>
+              <w:rPr>
+                <w:rFonts w:ascii="Calibri" w:hAnsi="Calibri" w:cs="Calibri"/>
+              </w:rPr>
+            </w:pPr>
+            <w:r>
+              <w:rPr>
+                <w:rFonts w:ascii="Calibri" w:hAnsi="Calibri" w:cs="Calibri"/>
+              </w:rPr>
+              <w:t>4.26</w:t>
+            </w:r>
+          </w:p>
+        </w:tc>
+        <w:tc>
+          <w:tcPr>
+            <w:tcW w:w="1435" w:type="dxa"/>
+          </w:tcPr>
+          <w:p>
+            <w:pPr>
+              <w:rPr>
+                <w:rFonts w:ascii="Calibri" w:hAnsi="Calibri" w:cs="Calibri"/>
+              </w:rPr>
+            </w:pPr>
+            <w:r>
+              <w:rPr>
+                <w:rFonts w:ascii="Calibri" w:hAnsi="Calibri" w:cs="Calibri"/>
+              </w:rPr>
+              <w:t>4.26</w:t>
             </w:r>
           </w:p>
         </w:tc>
@@ -605,94 +938,53 @@
       <w:tr>
         <w:tc>
           <w:tcPr>
-            <w:tcW w:w="5807" w:type="dxa"/>
-          </w:tcPr>
-          <w:p>
-            <w:pPr>
-              <w:rPr>
-                <w:rFonts w:ascii="Calibri" w:hAnsi="Calibri" w:cs="Calibri"/>
-                <w:lang w:val="es-ES"/>
-              </w:rPr>
-            </w:pPr>
-            <w:r>
-              <w:rPr>
-                <w:rFonts w:ascii="Calibri" w:hAnsi="Calibri" w:cs="Calibri"/>
-                <w:lang w:val="es-ES"/>
-              </w:rPr>
-              <w:t xml:space="preserve">MCP3304-BI/SL </w:t>
-            </w:r>
-            <w:proofErr w:type="spellStart"/>
-            <w:r>
-              <w:rPr>
-                <w:rFonts w:ascii="Calibri" w:hAnsi="Calibri" w:cs="Calibri"/>
-                <w:lang w:val="es-ES"/>
-              </w:rPr>
-              <w:t>Analogue</w:t>
-            </w:r>
-            <w:proofErr w:type="spellEnd"/>
-            <w:r>
-              <w:rPr>
-                <w:rFonts w:ascii="Calibri" w:hAnsi="Calibri" w:cs="Calibri"/>
-                <w:lang w:val="es-ES"/>
-              </w:rPr>
-              <w:t xml:space="preserve"> </w:t>
-            </w:r>
-            <w:proofErr w:type="spellStart"/>
-            <w:r>
-              <w:rPr>
-                <w:rFonts w:ascii="Calibri" w:hAnsi="Calibri" w:cs="Calibri"/>
-                <w:lang w:val="es-ES"/>
-              </w:rPr>
-              <w:t>to</w:t>
-            </w:r>
-            <w:proofErr w:type="spellEnd"/>
-            <w:r>
-              <w:rPr>
-                <w:rFonts w:ascii="Calibri" w:hAnsi="Calibri" w:cs="Calibri"/>
-                <w:lang w:val="es-ES"/>
-              </w:rPr>
-              <w:t xml:space="preserve"> Digital </w:t>
-            </w:r>
-            <w:proofErr w:type="spellStart"/>
-            <w:r>
-              <w:rPr>
-                <w:rFonts w:ascii="Calibri" w:hAnsi="Calibri" w:cs="Calibri"/>
-                <w:lang w:val="es-ES"/>
-              </w:rPr>
-              <w:t>Conver</w:t>
-            </w:r>
-            <w:r>
-              <w:rPr>
-                <w:rFonts w:ascii="Calibri" w:hAnsi="Calibri" w:cs="Calibri"/>
-                <w:lang w:val="es-ES"/>
-              </w:rPr>
-              <w:t>ter</w:t>
-            </w:r>
-            <w:proofErr w:type="spellEnd"/>
-            <w:r>
-              <w:rPr>
-                <w:rFonts w:ascii="Calibri" w:hAnsi="Calibri" w:cs="Calibri"/>
-                <w:lang w:val="es-ES"/>
-              </w:rPr>
-              <w:t xml:space="preserve"> </w:t>
-            </w:r>
-          </w:p>
-        </w:tc>
-        <w:tc>
-          <w:tcPr>
-            <w:tcW w:w="1134" w:type="dxa"/>
-          </w:tcPr>
-          <w:p>
-            <w:pPr>
-              <w:rPr>
-                <w:rFonts w:ascii="Calibri" w:hAnsi="Calibri" w:cs="Calibri"/>
-                <w:lang w:val="es-ES"/>
-              </w:rPr>
-            </w:pPr>
-            <w:r>
-              <w:rPr>
-                <w:rFonts w:ascii="Calibri" w:hAnsi="Calibri" w:cs="Calibri"/>
-                <w:lang w:val="es-ES"/>
+            <w:tcW w:w="1271" w:type="dxa"/>
+          </w:tcPr>
+          <w:p>
+            <w:pPr>
+              <w:rPr>
+                <w:rFonts w:ascii="Calibri" w:hAnsi="Calibri" w:cs="Calibri"/>
+              </w:rPr>
+            </w:pPr>
+            <w:r>
+              <w:rPr>
+                <w:rFonts w:ascii="Calibri" w:hAnsi="Calibri" w:cs="Calibri"/>
+              </w:rPr>
+              <w:t>3879695</w:t>
+            </w:r>
+          </w:p>
+        </w:tc>
+        <w:tc>
+          <w:tcPr>
+            <w:tcW w:w="4924" w:type="dxa"/>
+          </w:tcPr>
+          <w:p>
+            <w:pPr>
+              <w:rPr>
+                <w:rFonts w:ascii="Calibri" w:hAnsi="Calibri" w:cs="Calibri"/>
+              </w:rPr>
+            </w:pPr>
+            <w:r>
+              <w:rPr>
+                <w:rFonts w:ascii="Calibri" w:hAnsi="Calibri" w:cs="Calibri"/>
+              </w:rPr>
+              <w:t>FIT0291 IC Adapter Board</w:t>
+            </w:r>
+          </w:p>
+        </w:tc>
+        <w:tc>
+          <w:tcPr>
+            <w:tcW w:w="1075" w:type="dxa"/>
+          </w:tcPr>
+          <w:p>
+            <w:pPr>
+              <w:rPr>
+                <w:rFonts w:ascii="Calibri" w:hAnsi="Calibri" w:cs="Calibri"/>
+              </w:rPr>
+            </w:pPr>
+            <w:r>
+              <w:rPr>
+                <w:rFonts w:ascii="Calibri" w:hAnsi="Calibri" w:cs="Calibri"/>
               </w:rPr>
               <w:t>1</w:t>
             </w:r>
@@ -700,41 +992,37 @@
         </w:tc>
         <w:tc>
           <w:tcPr>
-            <w:tcW w:w="992" w:type="dxa"/>
-          </w:tcPr>
-          <w:p>
-            <w:pPr>
-              <w:rPr>
-                <w:rFonts w:ascii="Calibri" w:hAnsi="Calibri" w:cs="Calibri"/>
-                <w:lang w:val="es-ES"/>
-              </w:rPr>
-            </w:pPr>
-            <w:r>
-              <w:rPr>
-                <w:rFonts w:ascii="Calibri" w:hAnsi="Calibri" w:cs="Calibri"/>
-                <w:lang w:val="es-ES"/>
-              </w:rPr>
-              <w:t>5.11</w:t>
-            </w:r>
-          </w:p>
-        </w:tc>
-        <w:tc>
-          <w:tcPr>
-            <w:tcW w:w="1083" w:type="dxa"/>
-          </w:tcPr>
-          <w:p>
-            <w:pPr>
-              <w:rPr>
-                <w:rFonts w:ascii="Calibri" w:hAnsi="Calibri" w:cs="Calibri"/>
-                <w:lang w:val="es-ES"/>
-              </w:rPr>
-            </w:pPr>
-            <w:r>
-              <w:rPr>
-                <w:rFonts w:ascii="Calibri" w:hAnsi="Calibri" w:cs="Calibri"/>
-                <w:lang w:val="es-ES"/>
-              </w:rPr>
-              <w:t>5.11</w:t>
+            <w:tcW w:w="788" w:type="dxa"/>
+          </w:tcPr>
+          <w:p>
+            <w:pPr>
+              <w:rPr>
+                <w:rFonts w:ascii="Calibri" w:hAnsi="Calibri" w:cs="Calibri"/>
+              </w:rPr>
+            </w:pPr>
+            <w:r>
+              <w:rPr>
+                <w:rFonts w:ascii="Calibri" w:hAnsi="Calibri" w:cs="Calibri"/>
+              </w:rPr>
+              <w:t>0.70</w:t>
+            </w:r>
+          </w:p>
+        </w:tc>
+        <w:tc>
+          <w:tcPr>
+            <w:tcW w:w="1435" w:type="dxa"/>
+          </w:tcPr>
+          <w:p>
+            <w:pPr>
+              <w:rPr>
+                <w:rFonts w:ascii="Calibri" w:hAnsi="Calibri" w:cs="Calibri"/>
+              </w:rPr>
+            </w:pPr>
+            <w:r>
+              <w:rPr>
+                <w:rFonts w:ascii="Calibri" w:hAnsi="Calibri" w:cs="Calibri"/>
+              </w:rPr>
+              <w:t>0.70</w:t>
             </w:r>
           </w:p>
         </w:tc>
@@ -742,97 +1030,91 @@
       <w:tr>
         <w:tc>
           <w:tcPr>
-            <w:tcW w:w="5807" w:type="dxa"/>
-          </w:tcPr>
-          <w:p>
-            <w:pPr>
-              <w:rPr>
-                <w:rFonts w:ascii="Calibri" w:hAnsi="Calibri" w:cs="Calibri"/>
-                <w:lang w:val="es-ES"/>
-              </w:rPr>
-            </w:pPr>
-            <w:r>
-              <w:rPr>
-                <w:rFonts w:ascii="Calibri" w:hAnsi="Calibri" w:cs="Calibri"/>
-                <w:lang w:val="es-ES"/>
-              </w:rPr>
-              <w:t xml:space="preserve">FIT0291 IC </w:t>
-            </w:r>
-            <w:proofErr w:type="spellStart"/>
-            <w:r>
-              <w:rPr>
-                <w:rFonts w:ascii="Calibri" w:hAnsi="Calibri" w:cs="Calibri"/>
-                <w:lang w:val="es-ES"/>
-              </w:rPr>
-              <w:t>Adapter</w:t>
-            </w:r>
-            <w:proofErr w:type="spellEnd"/>
-            <w:r>
-              <w:rPr>
-                <w:rFonts w:ascii="Calibri" w:hAnsi="Calibri" w:cs="Calibri"/>
-                <w:lang w:val="es-ES"/>
-              </w:rPr>
-              <w:t xml:space="preserve"> Board</w:t>
-            </w:r>
-          </w:p>
-        </w:tc>
-        <w:tc>
-          <w:tcPr>
-            <w:tcW w:w="1134" w:type="dxa"/>
-          </w:tcPr>
-          <w:p>
-            <w:pPr>
-              <w:rPr>
-                <w:rFonts w:ascii="Calibri" w:hAnsi="Calibri" w:cs="Calibri"/>
-                <w:lang w:val="es-ES"/>
-              </w:rPr>
-            </w:pPr>
-            <w:r>
-              <w:rPr>
-                <w:rFonts w:ascii="Calibri" w:hAnsi="Calibri" w:cs="Calibri"/>
-                <w:lang w:val="es-ES"/>
-              </w:rPr>
-              <w:t>1</w:t>
-            </w:r>
-          </w:p>
-        </w:tc>
-        <w:tc>
-          <w:tcPr>
-            <w:tcW w:w="992" w:type="dxa"/>
-          </w:tcPr>
-          <w:p>
-            <w:pPr>
-              <w:rPr>
-                <w:rFonts w:ascii="Calibri" w:hAnsi="Calibri" w:cs="Calibri"/>
-                <w:lang w:val="es-ES"/>
-              </w:rPr>
-            </w:pPr>
-            <w:r>
-              <w:rPr>
-                <w:rFonts w:ascii="Calibri" w:hAnsi="Calibri" w:cs="Calibri"/>
-                <w:lang w:val="es-ES"/>
-              </w:rPr>
-              <w:t>0.84</w:t>
-            </w:r>
-          </w:p>
-        </w:tc>
-        <w:tc>
-          <w:tcPr>
-            <w:tcW w:w="1083" w:type="dxa"/>
-          </w:tcPr>
-          <w:p>
-            <w:pPr>
-              <w:rPr>
-                <w:rFonts w:ascii="Calibri" w:hAnsi="Calibri" w:cs="Calibri"/>
-                <w:lang w:val="es-ES"/>
-              </w:rPr>
-            </w:pPr>
-            <w:r>
-              <w:rPr>
-                <w:rFonts w:ascii="Calibri" w:hAnsi="Calibri" w:cs="Calibri"/>
-                <w:lang w:val="es-ES"/>
-              </w:rPr>
-              <w:t>0.84</w:t>
+            <w:tcW w:w="1271" w:type="dxa"/>
+          </w:tcPr>
+          <w:p>
+            <w:pPr>
+              <w:rPr>
+                <w:rFonts w:ascii="Calibri" w:hAnsi="Calibri" w:cs="Calibri"/>
+              </w:rPr>
+            </w:pPr>
+            <w:r>
+              <w:rPr>
+                <w:rFonts w:ascii="Calibri" w:hAnsi="Calibri" w:cs="Calibri"/>
+              </w:rPr>
+              <w:t>4568806</w:t>
+            </w:r>
+          </w:p>
+        </w:tc>
+        <w:tc>
+          <w:tcPr>
+            <w:tcW w:w="4924" w:type="dxa"/>
+          </w:tcPr>
+          <w:p>
+            <w:pPr>
+              <w:rPr>
+                <w:rFonts w:ascii="Calibri" w:hAnsi="Calibri" w:cs="Calibri"/>
+              </w:rPr>
+            </w:pPr>
+            <w:r>
+              <w:rPr>
+                <w:rFonts w:ascii="Calibri" w:hAnsi="Calibri" w:cs="Calibri"/>
+              </w:rPr>
+              <w:t>CTM-30C Crocodile Clip</w:t>
+            </w:r>
+          </w:p>
+        </w:tc>
+        <w:tc>
+          <w:tcPr>
+            <w:tcW w:w="1075" w:type="dxa"/>
+          </w:tcPr>
+          <w:p>
+            <w:pPr>
+              <w:rPr>
+                <w:rFonts w:ascii="Calibri" w:hAnsi="Calibri" w:cs="Calibri"/>
+              </w:rPr>
+            </w:pPr>
+            <w:r>
+              <w:rPr>
+                <w:rFonts w:ascii="Calibri" w:hAnsi="Calibri" w:cs="Calibri"/>
+              </w:rPr>
+              <w:t>4</w:t>
+            </w:r>
+          </w:p>
+        </w:tc>
+        <w:tc>
+          <w:tcPr>
+            <w:tcW w:w="788" w:type="dxa"/>
+          </w:tcPr>
+          <w:p>
+            <w:pPr>
+              <w:rPr>
+                <w:rFonts w:ascii="Calibri" w:hAnsi="Calibri" w:cs="Calibri"/>
+              </w:rPr>
+            </w:pPr>
+            <w:r>
+              <w:rPr>
+                <w:rFonts w:ascii="Calibri" w:hAnsi="Calibri" w:cs="Calibri"/>
+              </w:rPr>
+              <w:t>0.35</w:t>
+            </w:r>
+          </w:p>
+        </w:tc>
+        <w:tc>
+          <w:tcPr>
+            <w:tcW w:w="1435" w:type="dxa"/>
+          </w:tcPr>
+          <w:p>
+            <w:pPr>
+              <w:rPr>
+                <w:rFonts w:ascii="Calibri" w:hAnsi="Calibri" w:cs="Calibri"/>
+              </w:rPr>
+            </w:pPr>
+            <w:r>
+              <w:rPr>
+                <w:rFonts w:ascii="Calibri" w:hAnsi="Calibri" w:cs="Calibri"/>
+              </w:rPr>
+              <w:t>1.40</w:t>
             </w:r>
           </w:p>
         </w:tc>
@@ -840,97 +1122,97 @@
       <w:tr>
         <w:tc>
           <w:tcPr>
-            <w:tcW w:w="5807" w:type="dxa"/>
-          </w:tcPr>
-          <w:p>
-            <w:pPr>
-              <w:rPr>
-                <w:rFonts w:ascii="Calibri" w:hAnsi="Calibri" w:cs="Calibri"/>
-                <w:lang w:val="es-ES"/>
-              </w:rPr>
-            </w:pPr>
-            <w:r>
-              <w:rPr>
-                <w:rFonts w:ascii="Calibri" w:hAnsi="Calibri" w:cs="Calibri"/>
-                <w:lang w:val="es-ES"/>
-              </w:rPr>
-              <w:t xml:space="preserve">CTM-30C </w:t>
-            </w:r>
-            <w:proofErr w:type="spellStart"/>
-            <w:r>
-              <w:rPr>
-                <w:rFonts w:ascii="Calibri" w:hAnsi="Calibri" w:cs="Calibri"/>
-                <w:lang w:val="es-ES"/>
-              </w:rPr>
-              <w:t>Crocodile</w:t>
-            </w:r>
-            <w:proofErr w:type="spellEnd"/>
-            <w:r>
-              <w:rPr>
-                <w:rFonts w:ascii="Calibri" w:hAnsi="Calibri" w:cs="Calibri"/>
-                <w:lang w:val="es-ES"/>
-              </w:rPr>
-              <w:t xml:space="preserve"> Clip</w:t>
-            </w:r>
-          </w:p>
-        </w:tc>
-        <w:tc>
-          <w:tcPr>
-            <w:tcW w:w="1134" w:type="dxa"/>
-          </w:tcPr>
-          <w:p>
-            <w:pPr>
-              <w:rPr>
-                <w:rFonts w:ascii="Calibri" w:hAnsi="Calibri" w:cs="Calibri"/>
-                <w:lang w:val="es-ES"/>
-              </w:rPr>
-            </w:pPr>
-            <w:r>
-              <w:rPr>
-                <w:rFonts w:ascii="Calibri" w:hAnsi="Calibri" w:cs="Calibri"/>
-                <w:lang w:val="es-ES"/>
-              </w:rPr>
-              <w:t>4</w:t>
-            </w:r>
-          </w:p>
-        </w:tc>
-        <w:tc>
-          <w:tcPr>
-            <w:tcW w:w="992" w:type="dxa"/>
-          </w:tcPr>
-          <w:p>
-            <w:pPr>
-              <w:rPr>
-                <w:rFonts w:ascii="Calibri" w:hAnsi="Calibri" w:cs="Calibri"/>
-                <w:lang w:val="es-ES"/>
-              </w:rPr>
-            </w:pPr>
-            <w:r>
-              <w:rPr>
-                <w:rFonts w:ascii="Calibri" w:hAnsi="Calibri" w:cs="Calibri"/>
-                <w:lang w:val="es-ES"/>
-              </w:rPr>
-              <w:t>0.42</w:t>
-            </w:r>
-          </w:p>
-        </w:tc>
-        <w:tc>
-          <w:tcPr>
-            <w:tcW w:w="1083" w:type="dxa"/>
-          </w:tcPr>
-          <w:p>
-            <w:pPr>
-              <w:rPr>
-                <w:rFonts w:ascii="Calibri" w:hAnsi="Calibri" w:cs="Calibri"/>
-                <w:lang w:val="es-ES"/>
-              </w:rPr>
-            </w:pPr>
-            <w:r>
-              <w:rPr>
-                <w:rFonts w:ascii="Calibri" w:hAnsi="Calibri" w:cs="Calibri"/>
-                <w:lang w:val="es-ES"/>
-              </w:rPr>
-              <w:t>1.68</w:t>
+            <w:tcW w:w="1271" w:type="dxa"/>
+          </w:tcPr>
+          <w:p>
+            <w:pPr>
+              <w:tabs>
+                <w:tab w:val="left" w:pos="3390"/>
+              </w:tabs>
+              <w:rPr>
+                <w:rFonts w:ascii="Calibri" w:hAnsi="Calibri" w:cs="Calibri"/>
+              </w:rPr>
+            </w:pPr>
+            <w:r>
+              <w:rPr>
+                <w:rFonts w:ascii="Calibri" w:hAnsi="Calibri" w:cs="Calibri"/>
+              </w:rPr>
+              <w:t>45555436</w:t>
+            </w:r>
+          </w:p>
+        </w:tc>
+        <w:tc>
+          <w:tcPr>
+            <w:tcW w:w="4924" w:type="dxa"/>
+          </w:tcPr>
+          <w:p>
+            <w:pPr>
+              <w:tabs>
+                <w:tab w:val="left" w:pos="3390"/>
+              </w:tabs>
+              <w:rPr>
+                <w:rFonts w:ascii="Calibri" w:hAnsi="Calibri" w:cs="Calibri"/>
+              </w:rPr>
+            </w:pPr>
+            <w:r>
+              <w:rPr>
+                <w:rFonts w:ascii="Calibri" w:hAnsi="Calibri" w:cs="Calibri"/>
+              </w:rPr>
+              <w:t>1N4148 Diode</w:t>
+            </w:r>
+          </w:p>
+        </w:tc>
+        <w:tc>
+          <w:tcPr>
+            <w:tcW w:w="1075" w:type="dxa"/>
+          </w:tcPr>
+          <w:p>
+            <w:pPr>
+              <w:rPr>
+                <w:rFonts w:ascii="Calibri" w:hAnsi="Calibri" w:cs="Calibri"/>
+              </w:rPr>
+            </w:pPr>
+            <w:r>
+              <w:rPr>
+                <w:rFonts w:ascii="Calibri" w:hAnsi="Calibri" w:cs="Calibri"/>
+              </w:rPr>
+              <w:t>10</w:t>
+            </w:r>
+          </w:p>
+        </w:tc>
+        <w:tc>
+          <w:tcPr>
+            <w:tcW w:w="788" w:type="dxa"/>
+          </w:tcPr>
+          <w:p>
+            <w:pPr>
+              <w:rPr>
+                <w:rFonts w:ascii="Calibri" w:hAnsi="Calibri" w:cs="Calibri"/>
+              </w:rPr>
+            </w:pPr>
+            <w:r>
+              <w:rPr>
+                <w:rFonts w:ascii="Calibri" w:hAnsi="Calibri" w:cs="Calibri"/>
+              </w:rPr>
+              <w:t>0.04</w:t>
+            </w:r>
+          </w:p>
+        </w:tc>
+        <w:tc>
+          <w:tcPr>
+            <w:tcW w:w="1435" w:type="dxa"/>
+          </w:tcPr>
+          <w:p>
+            <w:pPr>
+              <w:rPr>
+                <w:rFonts w:ascii="Calibri" w:hAnsi="Calibri" w:cs="Calibri"/>
+              </w:rPr>
+            </w:pPr>
+            <w:r>
+              <w:rPr>
+                <w:rFonts w:ascii="Calibri" w:hAnsi="Calibri" w:cs="Calibri"/>
+              </w:rPr>
+              <w:t>0.44</w:t>
             </w:r>
           </w:p>
         </w:tc>
@@ -938,64 +1220,367 @@
       <w:tr>
         <w:tc>
           <w:tcPr>
-            <w:tcW w:w="5807" w:type="dxa"/>
-          </w:tcPr>
-          <w:p>
-            <w:pPr>
-              <w:rPr>
-                <w:rFonts w:ascii="Calibri" w:hAnsi="Calibri" w:cs="Calibri"/>
-                <w:lang w:val="es-ES"/>
-              </w:rPr>
-            </w:pPr>
-          </w:p>
-        </w:tc>
-        <w:tc>
-          <w:tcPr>
-            <w:tcW w:w="1134" w:type="dxa"/>
-          </w:tcPr>
-          <w:p>
-            <w:pPr>
-              <w:rPr>
-                <w:rFonts w:ascii="Calibri" w:hAnsi="Calibri" w:cs="Calibri"/>
-                <w:lang w:val="es-ES"/>
-              </w:rPr>
-            </w:pPr>
-          </w:p>
-        </w:tc>
-        <w:tc>
-          <w:tcPr>
-            <w:tcW w:w="992" w:type="dxa"/>
-          </w:tcPr>
-          <w:p>
-            <w:pPr>
-              <w:rPr>
-                <w:rFonts w:ascii="Calibri" w:hAnsi="Calibri" w:cs="Calibri"/>
-                <w:lang w:val="es-ES"/>
-              </w:rPr>
-            </w:pPr>
-          </w:p>
-        </w:tc>
-        <w:tc>
-          <w:tcPr>
-            <w:tcW w:w="1083" w:type="dxa"/>
-          </w:tcPr>
-          <w:p>
-            <w:pPr>
-              <w:rPr>
-                <w:rFonts w:ascii="Calibri" w:hAnsi="Calibri" w:cs="Calibri"/>
-              </w:rPr>
-            </w:pPr>
-            <w:r>
-              <w:rPr>
-                <w:rFonts w:ascii="Calibri" w:hAnsi="Calibri" w:cs="Calibri"/>
-              </w:rPr>
-              <w:t>Overall Cost:</w:t>
-            </w:r>
-            <w:r>
-              <w:rPr>
-                <w:rFonts w:ascii="Calibri" w:hAnsi="Calibri" w:cs="Calibri"/>
-              </w:rPr>
-              <w:t xml:space="preserve"> 11.47</w:t>
+            <w:tcW w:w="1271" w:type="dxa"/>
+          </w:tcPr>
+          <w:p>
+            <w:pPr>
+              <w:tabs>
+                <w:tab w:val="left" w:pos="3390"/>
+              </w:tabs>
+              <w:rPr>
+                <w:rFonts w:ascii="Calibri" w:hAnsi="Calibri" w:cs="Calibri"/>
+              </w:rPr>
+            </w:pPr>
+            <w:r>
+              <w:rPr>
+                <w:rFonts w:ascii="Calibri" w:hAnsi="Calibri" w:cs="Calibri"/>
+              </w:rPr>
+              <w:t>3118236</w:t>
+            </w:r>
+          </w:p>
+        </w:tc>
+        <w:tc>
+          <w:tcPr>
+            <w:tcW w:w="4924" w:type="dxa"/>
+          </w:tcPr>
+          <w:p>
+            <w:pPr>
+              <w:tabs>
+                <w:tab w:val="left" w:pos="3390"/>
+              </w:tabs>
+              <w:rPr>
+                <w:rFonts w:ascii="Calibri" w:hAnsi="Calibri" w:cs="Calibri"/>
+              </w:rPr>
+            </w:pPr>
+            <w:r>
+              <w:rPr>
+                <w:rFonts w:ascii="Calibri" w:hAnsi="Calibri" w:cs="Calibri"/>
+              </w:rPr>
+              <w:t>CD4066BE Analogue Switch</w:t>
+            </w:r>
+          </w:p>
+        </w:tc>
+        <w:tc>
+          <w:tcPr>
+            <w:tcW w:w="1075" w:type="dxa"/>
+          </w:tcPr>
+          <w:p>
+            <w:pPr>
+              <w:rPr>
+                <w:rFonts w:ascii="Calibri" w:hAnsi="Calibri" w:cs="Calibri"/>
+              </w:rPr>
+            </w:pPr>
+            <w:r>
+              <w:rPr>
+                <w:rFonts w:ascii="Calibri" w:hAnsi="Calibri" w:cs="Calibri"/>
+              </w:rPr>
+              <w:t>1</w:t>
+            </w:r>
+          </w:p>
+        </w:tc>
+        <w:tc>
+          <w:tcPr>
+            <w:tcW w:w="788" w:type="dxa"/>
+          </w:tcPr>
+          <w:p>
+            <w:pPr>
+              <w:rPr>
+                <w:rFonts w:ascii="Calibri" w:hAnsi="Calibri" w:cs="Calibri"/>
+              </w:rPr>
+            </w:pPr>
+            <w:r>
+              <w:rPr>
+                <w:rFonts w:ascii="Calibri" w:hAnsi="Calibri" w:cs="Calibri"/>
+              </w:rPr>
+              <w:t>0.72</w:t>
+            </w:r>
+          </w:p>
+        </w:tc>
+        <w:tc>
+          <w:tcPr>
+            <w:tcW w:w="1435" w:type="dxa"/>
+          </w:tcPr>
+          <w:p>
+            <w:pPr>
+              <w:rPr>
+                <w:rFonts w:ascii="Calibri" w:hAnsi="Calibri" w:cs="Calibri"/>
+              </w:rPr>
+            </w:pPr>
+            <w:r>
+              <w:rPr>
+                <w:rFonts w:ascii="Calibri" w:hAnsi="Calibri" w:cs="Calibri"/>
+              </w:rPr>
+              <w:t>0.72</w:t>
+            </w:r>
+          </w:p>
+        </w:tc>
+      </w:tr>
+      <w:tr>
+        <w:tc>
+          <w:tcPr>
+            <w:tcW w:w="1271" w:type="dxa"/>
+          </w:tcPr>
+          <w:p>
+            <w:pPr>
+              <w:tabs>
+                <w:tab w:val="left" w:pos="3390"/>
+              </w:tabs>
+              <w:rPr>
+                <w:rFonts w:ascii="Calibri" w:hAnsi="Calibri" w:cs="Calibri"/>
+              </w:rPr>
+            </w:pPr>
+            <w:r>
+              <w:rPr>
+                <w:rFonts w:ascii="Calibri" w:hAnsi="Calibri" w:cs="Calibri"/>
+              </w:rPr>
+              <w:t>4733577</w:t>
+            </w:r>
+          </w:p>
+        </w:tc>
+        <w:tc>
+          <w:tcPr>
+            <w:tcW w:w="4924" w:type="dxa"/>
+          </w:tcPr>
+          <w:p>
+            <w:pPr>
+              <w:tabs>
+                <w:tab w:val="left" w:pos="3390"/>
+              </w:tabs>
+              <w:rPr>
+                <w:rFonts w:ascii="Calibri" w:hAnsi="Calibri" w:cs="Calibri"/>
+              </w:rPr>
+            </w:pPr>
+            <w:r>
+              <w:rPr>
+                <w:rFonts w:ascii="Calibri" w:hAnsi="Calibri" w:cs="Calibri"/>
+              </w:rPr>
+              <w:t>HFD4/5 DPDT Relay</w:t>
+            </w:r>
+          </w:p>
+        </w:tc>
+        <w:tc>
+          <w:tcPr>
+            <w:tcW w:w="1075" w:type="dxa"/>
+          </w:tcPr>
+          <w:p>
+            <w:pPr>
+              <w:rPr>
+                <w:rFonts w:ascii="Calibri" w:hAnsi="Calibri" w:cs="Calibri"/>
+              </w:rPr>
+            </w:pPr>
+            <w:r>
+              <w:rPr>
+                <w:rFonts w:ascii="Calibri" w:hAnsi="Calibri" w:cs="Calibri"/>
+              </w:rPr>
+              <w:t>2</w:t>
+            </w:r>
+          </w:p>
+        </w:tc>
+        <w:tc>
+          <w:tcPr>
+            <w:tcW w:w="788" w:type="dxa"/>
+          </w:tcPr>
+          <w:p>
+            <w:pPr>
+              <w:rPr>
+                <w:rFonts w:ascii="Calibri" w:hAnsi="Calibri" w:cs="Calibri"/>
+              </w:rPr>
+            </w:pPr>
+            <w:r>
+              <w:rPr>
+                <w:rFonts w:ascii="Calibri" w:hAnsi="Calibri" w:cs="Calibri"/>
+              </w:rPr>
+              <w:t>1.63</w:t>
+            </w:r>
+          </w:p>
+        </w:tc>
+        <w:tc>
+          <w:tcPr>
+            <w:tcW w:w="1435" w:type="dxa"/>
+          </w:tcPr>
+          <w:p>
+            <w:pPr>
+              <w:rPr>
+                <w:rFonts w:ascii="Calibri" w:hAnsi="Calibri" w:cs="Calibri"/>
+              </w:rPr>
+            </w:pPr>
+            <w:r>
+              <w:rPr>
+                <w:rFonts w:ascii="Calibri" w:hAnsi="Calibri" w:cs="Calibri"/>
+              </w:rPr>
+              <w:t>3.26</w:t>
+            </w:r>
+          </w:p>
+        </w:tc>
+      </w:tr>
+      <w:tr>
+        <w:tc>
+          <w:tcPr>
+            <w:tcW w:w="1271" w:type="dxa"/>
+          </w:tcPr>
+          <w:p>
+            <w:pPr>
+              <w:tabs>
+                <w:tab w:val="left" w:pos="3390"/>
+              </w:tabs>
+              <w:rPr>
+                <w:rFonts w:ascii="Calibri" w:hAnsi="Calibri" w:cs="Calibri"/>
+              </w:rPr>
+            </w:pPr>
+            <w:r>
+              <w:rPr>
+                <w:rFonts w:ascii="Calibri" w:hAnsi="Calibri" w:cs="Calibri"/>
+              </w:rPr>
+              <w:t>4710279</w:t>
+            </w:r>
+          </w:p>
+        </w:tc>
+        <w:tc>
+          <w:tcPr>
+            <w:tcW w:w="4924" w:type="dxa"/>
+          </w:tcPr>
+          <w:p>
+            <w:pPr>
+              <w:tabs>
+                <w:tab w:val="left" w:pos="3390"/>
+              </w:tabs>
+              <w:rPr>
+                <w:rFonts w:ascii="Calibri" w:hAnsi="Calibri" w:cs="Calibri"/>
+              </w:rPr>
+            </w:pPr>
+            <w:r>
+              <w:rPr>
+                <w:rFonts w:ascii="Calibri" w:hAnsi="Calibri" w:cs="Calibri"/>
+              </w:rPr>
+              <w:t>BC549 BBK NPN BJT</w:t>
+            </w:r>
+          </w:p>
+        </w:tc>
+        <w:tc>
+          <w:tcPr>
+            <w:tcW w:w="1075" w:type="dxa"/>
+          </w:tcPr>
+          <w:p>
+            <w:pPr>
+              <w:rPr>
+                <w:rFonts w:ascii="Calibri" w:hAnsi="Calibri" w:cs="Calibri"/>
+              </w:rPr>
+            </w:pPr>
+            <w:r>
+              <w:rPr>
+                <w:rFonts w:ascii="Calibri" w:hAnsi="Calibri" w:cs="Calibri"/>
+              </w:rPr>
+              <w:t>2</w:t>
+            </w:r>
+          </w:p>
+        </w:tc>
+        <w:tc>
+          <w:tcPr>
+            <w:tcW w:w="788" w:type="dxa"/>
+          </w:tcPr>
+          <w:p>
+            <w:pPr>
+              <w:rPr>
+                <w:rFonts w:ascii="Calibri" w:hAnsi="Calibri" w:cs="Calibri"/>
+              </w:rPr>
+            </w:pPr>
+            <w:r>
+              <w:rPr>
+                <w:rFonts w:ascii="Calibri" w:hAnsi="Calibri" w:cs="Calibri"/>
+              </w:rPr>
+              <w:t>0.02</w:t>
+            </w:r>
+          </w:p>
+        </w:tc>
+        <w:tc>
+          <w:tcPr>
+            <w:tcW w:w="1435" w:type="dxa"/>
+          </w:tcPr>
+          <w:p>
+            <w:pPr>
+              <w:rPr>
+                <w:rFonts w:ascii="Calibri" w:hAnsi="Calibri" w:cs="Calibri"/>
+              </w:rPr>
+            </w:pPr>
+            <w:r>
+              <w:rPr>
+                <w:rFonts w:ascii="Calibri" w:hAnsi="Calibri" w:cs="Calibri"/>
+              </w:rPr>
+              <w:t>0.02</w:t>
+            </w:r>
+          </w:p>
+        </w:tc>
+      </w:tr>
+      <w:tr>
+        <w:tc>
+          <w:tcPr>
+            <w:tcW w:w="1271" w:type="dxa"/>
+          </w:tcPr>
+          <w:p>
+            <w:pPr>
+              <w:rPr>
+                <w:rFonts w:ascii="Calibri" w:hAnsi="Calibri" w:cs="Calibri"/>
+              </w:rPr>
+            </w:pPr>
+          </w:p>
+        </w:tc>
+        <w:tc>
+          <w:tcPr>
+            <w:tcW w:w="4924" w:type="dxa"/>
+          </w:tcPr>
+          <w:p>
+            <w:pPr>
+              <w:rPr>
+                <w:rFonts w:ascii="Calibri" w:hAnsi="Calibri" w:cs="Calibri"/>
+              </w:rPr>
+            </w:pPr>
+          </w:p>
+        </w:tc>
+        <w:tc>
+          <w:tcPr>
+            <w:tcW w:w="1075" w:type="dxa"/>
+          </w:tcPr>
+          <w:p>
+            <w:pPr>
+              <w:rPr>
+                <w:rFonts w:ascii="Calibri" w:hAnsi="Calibri" w:cs="Calibri"/>
+              </w:rPr>
+            </w:pPr>
+          </w:p>
+        </w:tc>
+        <w:tc>
+          <w:tcPr>
+            <w:tcW w:w="788" w:type="dxa"/>
+          </w:tcPr>
+          <w:p>
+            <w:pPr>
+              <w:rPr>
+                <w:rFonts w:ascii="Calibri" w:hAnsi="Calibri" w:cs="Calibri"/>
+              </w:rPr>
+            </w:pPr>
+          </w:p>
+        </w:tc>
+        <w:tc>
+          <w:tcPr>
+            <w:tcW w:w="1435" w:type="dxa"/>
+          </w:tcPr>
+          <w:p>
+            <w:pPr>
+              <w:rPr>
+                <w:rFonts w:ascii="Calibri" w:hAnsi="Calibri" w:cs="Calibri"/>
+              </w:rPr>
+            </w:pPr>
+            <w:r>
+              <w:rPr>
+                <w:rFonts w:ascii="Calibri" w:hAnsi="Calibri" w:cs="Calibri"/>
+              </w:rPr>
+              <w:t xml:space="preserve">Overall Cost: </w:t>
+            </w:r>
+            <w:r>
+              <w:rPr>
+                <w:rFonts w:ascii="Calibri" w:hAnsi="Calibri" w:cs="Calibri"/>
+              </w:rPr>
+              <w:t>12.16</w:t>
             </w:r>
           </w:p>
         </w:tc>
@@ -1033,16 +1618,97 @@
       <w:pPr>
         <w:rPr>
           <w:rFonts w:ascii="Calibri" w:hAnsi="Calibri" w:cs="Calibri"/>
-          <w:u w:val="single"/>
-        </w:rPr>
-      </w:pPr>
+        </w:rPr>
+      </w:pPr>
+      <w:r>
+        <w:rPr>
+          <w:rFonts w:ascii="Calibri" w:hAnsi="Calibri" w:cs="Calibri"/>
+        </w:rPr>
+        <w:t>Rahul:</w:t>
+      </w:r>
     </w:p>
     <w:p>
       <w:pPr>
         <w:rPr>
           <w:rFonts w:ascii="Calibri" w:hAnsi="Calibri" w:cs="Calibri"/>
+        </w:rPr>
+      </w:pPr>
+      <w:r>
+        <w:rPr>
+          <w:rFonts w:ascii="Calibri" w:hAnsi="Calibri" w:cs="Calibri"/>
+        </w:rPr>
+        <w:t xml:space="preserve">Largely in charge of Analogue circuit and Firmware on the Arduino </w:t>
+      </w:r>
+    </w:p>
+    <w:p>
+      <w:pPr>
+        <w:rPr>
+          <w:rFonts w:ascii="Calibri" w:hAnsi="Calibri" w:cs="Calibri"/>
+        </w:rPr>
+      </w:pPr>
+      <w:r>
+        <w:rPr>
+          <w:rFonts w:ascii="Calibri" w:hAnsi="Calibri" w:cs="Calibri"/>
+        </w:rPr>
+        <w:t>Owen:</w:t>
+      </w:r>
+    </w:p>
+    <w:p>
+      <w:pPr>
+        <w:rPr>
+          <w:rFonts w:ascii="Calibri" w:hAnsi="Calibri" w:cs="Calibri"/>
+        </w:rPr>
+      </w:pPr>
+      <w:r>
+        <w:rPr>
+          <w:rFonts w:ascii="Calibri" w:hAnsi="Calibri" w:cs="Calibri"/>
+        </w:rPr>
+        <w:t>In charge of PC receiver and Data visualisation and User Interface.</w:t>
+      </w:r>
+    </w:p>
+    <w:p>
+      <w:pPr>
+        <w:ind w:left="720" w:hanging="720"/>
+        <w:rPr>
+          <w:rFonts w:ascii="Calibri" w:hAnsi="Calibri" w:cs="Calibri"/>
           <w:u w:val="single"/>
-          <w:lang w:val="de-DE"/>
+        </w:rPr>
+      </w:pPr>
+      <w:r>
+        <w:rPr>
+          <w:rFonts w:ascii="Calibri" w:hAnsi="Calibri" w:cs="Calibri"/>
+          <w:u w:val="single"/>
+        </w:rPr>
+        <w:t>Testing</w:t>
+      </w:r>
+    </w:p>
+    <w:p>
+      <w:pPr>
+        <w:ind w:left="720" w:hanging="720"/>
+        <w:rPr>
+          <w:rFonts w:ascii="Calibri" w:hAnsi="Calibri" w:cs="Calibri"/>
+        </w:rPr>
+      </w:pPr>
+      <w:r>
+        <w:rPr>
+          <w:rFonts w:ascii="Calibri" w:hAnsi="Calibri" w:cs="Calibri"/>
+        </w:rPr>
+        <w:t>Ideally use a function generator, if unavailable use an oscillating pin on the Arduino and various combinations of R and C to filter given frequencies so that measurements may be taken by the oscilloscope to verify its behaviour. It this option is chosen another oscilloscope would be ideal to verify behaviour.</w:t>
+      </w:r>
+    </w:p>
+    <w:p>
+      <w:pPr>
+        <w:rPr>
+          <w:rFonts w:ascii="Calibri" w:hAnsi="Calibri" w:cs="Calibri"/>
+          <w:u w:val="single"/>
+        </w:rPr>
+      </w:pPr>
+    </w:p>
+    <w:p>
+      <w:pPr>
+        <w:rPr>
+          <w:rFonts w:ascii="Calibri" w:hAnsi="Calibri" w:cs="Calibri"/>
+          <w:u w:val="single"/>
         </w:rPr>
       </w:pPr>
     </w:p>
@@ -1054,6 +1720,127 @@
     </w:sectPr>
   </w:body>
 </w:document>
+</file>
+
+<file path=word/numbering.xml><?xml version="1.0" encoding="utf-8"?>
+<w:numbering xmlns:wpc="http://schemas.microsoft.com/office/word/2010/wordprocessingCanvas" xmlns:cx="http://schemas.microsoft.com/office/drawing/2014/chartex" xmlns:cx1="http://schemas.microsoft.com/office/drawing/2015/9/8/chartex" xmlns:cx2="http://schemas.microsoft.com/office/drawing/2015/10/21/chartex" xmlns:cx3="http://schemas.microsoft.com/office/drawing/2016/5/9/chartex" xmlns:cx4="http://schemas.microsoft.com/office/drawing/2016/5/10/chartex" xmlns:cx5="http://schemas.microsoft.com/office/drawing/2016/5/11/chartex" xmlns:cx6="http://schemas.microsoft.com/office/drawing/2016/5/12/chartex" xmlns:cx7="http://schemas.microsoft.com/office/drawing/2016/5/13/chartex" xmlns:cx8="http://schemas.microsoft.com/office/drawing/2016/5/14/chartex" xmlns:mc="http://schemas.openxmlformats.org/markup-compatibility/2006" xmlns:aink="http://schemas.microsoft.com/office/drawing/2016/ink" xmlns:am3d="http://schemas.microsoft.com/office/drawing/2017/model3d" xmlns:o="urn:schemas-microsoft-com:office:office" xmlns:oel="http://schemas.microsoft.com/office/2019/extlst" xmlns:r="http://schemas.openxmlformats.org/officeDocument/2006/relationships" xmlns:m="http://schemas.openxmlformats.org/officeDocument/2006/math" xmlns:v="urn:schemas-microsoft-com:vml" xmlns:wp14="http://schemas.microsoft.com/office/word/2010/wordprocessingDrawing" xmlns:wp="http://schemas.openxmlformats.org/drawingml/2006/wordprocessingDrawing" xmlns:w10="urn:schemas-microsoft-com:office:word" xmlns:w="http://schemas.openxmlformats.org/wordprocessingml/2006/main" xmlns:w14="http://schemas.microsoft.com/office/word/2010/wordml" xmlns:w15="http://schemas.microsoft.com/office/word/2012/wordml" xmlns:w16cex="http://schemas.microsoft.com/office/word/2018/wordml/cex" xmlns:w16cid="http://schemas.microsoft.com/office/word/2016/wordml/cid" xmlns:w16="http://schemas.microsoft.com/office/word/2018/wordml" xmlns:w16du="http://schemas.microsoft.com/office/word/2023/wordml/word16du" xmlns:w16sdtdh="http://schemas.microsoft.com/office/word/2020/wordml/sdtdatahash" xmlns:w16sdtfl="http://schemas.microsoft.com/office/word/2024/wordml/sdtformatlock" xmlns:w16se="http://schemas.microsoft.com/office/word/2015/wordml/symex" xmlns:wpg="http://schemas.microsoft.com/office/word/2010/wordprocessingGroup" xmlns:wpi="http://schemas.microsoft.com/office/word/2010/wordprocessingInk" xmlns:wne="http://schemas.microsoft.com/office/word/2006/wordml" xmlns:wps="http://schemas.microsoft.com/office/word/2010/wordprocessingShape" mc:Ignorable="w14 w15 w16se w16cid w16 w16cex w16sdtdh w16sdtfl w16du wp14">
+  <w:abstractNum w:abstractNumId="0" w15:restartNumberingAfterBreak="0">
+    <w:nsid w:val="04F13210"/>
+    <w:multiLevelType w:val="hybridMultilevel"/>
+    <w:tmpl w:val="8D381A42"/>
+    <w:lvl w:ilvl="0" w:tplc="08090001">
+      <w:start w:val="1"/>
+      <w:numFmt w:val="bullet"/>
+      <w:lvlText w:val=""/>
+      <w:lvlJc w:val="left"/>
+      <w:pPr>
+        <w:ind w:left="720" w:hanging="360"/>
+      </w:pPr>
+      <w:rPr>
+        <w:rFonts w:ascii="Symbol" w:hAnsi="Symbol" w:hint="default"/>
+      </w:rPr>
+    </w:lvl>
+    <w:lvl w:ilvl="1" w:tplc="08090003" w:tentative="1">
+      <w:start w:val="1"/>
+      <w:numFmt w:val="bullet"/>
+      <w:lvlText w:val="o"/>
+      <w:lvlJc w:val="left"/>
+      <w:pPr>
+        <w:ind w:left="1440" w:hanging="360"/>
+      </w:pPr>
+      <w:rPr>
+        <w:rFonts w:ascii="Courier New" w:hAnsi="Courier New" w:cs="Courier New" w:hint="default"/>
+      </w:rPr>
+    </w:lvl>
+    <w:lvl w:ilvl="2" w:tplc="08090005" w:tentative="1">
+      <w:start w:val="1"/>
+      <w:numFmt w:val="bullet"/>
+      <w:lvlText w:val=""/>
+      <w:lvlJc w:val="left"/>
+      <w:pPr>
+        <w:ind w:left="2160" w:hanging="360"/>
+      </w:pPr>
+      <w:rPr>
+        <w:rFonts w:ascii="Wingdings" w:hAnsi="Wingdings" w:hint="default"/>
+      </w:rPr>
+    </w:lvl>
+    <w:lvl w:ilvl="3" w:tplc="08090001" w:tentative="1">
+      <w:start w:val="1"/>
+      <w:numFmt w:val="bullet"/>
+      <w:lvlText w:val=""/>
+      <w:lvlJc w:val="left"/>
+      <w:pPr>
+        <w:ind w:left="2880" w:hanging="360"/>
+      </w:pPr>
+      <w:rPr>
+        <w:rFonts w:ascii="Symbol" w:hAnsi="Symbol" w:hint="default"/>
+      </w:rPr>
+    </w:lvl>
+    <w:lvl w:ilvl="4" w:tplc="08090003" w:tentative="1">
+      <w:start w:val="1"/>
+      <w:numFmt w:val="bullet"/>
+      <w:lvlText w:val="o"/>
+      <w:lvlJc w:val="left"/>
+      <w:pPr>
+        <w:ind w:left="3600" w:hanging="360"/>
+      </w:pPr>
+      <w:rPr>
+        <w:rFonts w:ascii="Courier New" w:hAnsi="Courier New" w:cs="Courier New" w:hint="default"/>
+      </w:rPr>
+    </w:lvl>
+    <w:lvl w:ilvl="5" w:tplc="08090005" w:tentative="1">
+      <w:start w:val="1"/>
+      <w:numFmt w:val="bullet"/>
+      <w:lvlText w:val=""/>
+      <w:lvlJc w:val="left"/>
+      <w:pPr>
+        <w:ind w:left="4320" w:hanging="360"/>
+      </w:pPr>
+      <w:rPr>
+        <w:rFonts w:ascii="Wingdings" w:hAnsi="Wingdings" w:hint="default"/>
+      </w:rPr>
+    </w:lvl>
+    <w:lvl w:ilvl="6" w:tplc="08090001" w:tentative="1">
+      <w:start w:val="1"/>
+      <w:numFmt w:val="bullet"/>
+      <w:lvlText w:val=""/>
+      <w:lvlJc w:val="left"/>
+      <w:pPr>
+        <w:ind w:left="5040" w:hanging="360"/>
+      </w:pPr>
+      <w:rPr>
+        <w:rFonts w:ascii="Symbol" w:hAnsi="Symbol" w:hint="default"/>
+      </w:rPr>
+    </w:lvl>
+    <w:lvl w:ilvl="7" w:tplc="08090003" w:tentative="1">
+      <w:start w:val="1"/>
+      <w:numFmt w:val="bullet"/>
+      <w:lvlText w:val="o"/>
+      <w:lvlJc w:val="left"/>
+      <w:pPr>
+        <w:ind w:left="5760" w:hanging="360"/>
+      </w:pPr>
+      <w:rPr>
+        <w:rFonts w:ascii="Courier New" w:hAnsi="Courier New" w:cs="Courier New" w:hint="default"/>
+      </w:rPr>
+    </w:lvl>
+    <w:lvl w:ilvl="8" w:tplc="08090005" w:tentative="1">
+      <w:start w:val="1"/>
+      <w:numFmt w:val="bullet"/>
+      <w:lvlText w:val=""/>
+      <w:lvlJc w:val="left"/>
+      <w:pPr>
+        <w:ind w:left="6480" w:hanging="360"/>
+      </w:pPr>
+      <w:rPr>
+        <w:rFonts w:ascii="Wingdings" w:hAnsi="Wingdings" w:hint="default"/>
+      </w:rPr>
+    </w:lvl>
+  </w:abstractNum>
+  <w:num w:numId="1" w16cid:durableId="394934722">
+    <w:abstractNumId w:val="0"/>
+  </w:num>
+</w:numbering>
 </file>
 
 <file path=word/styles.xml><?xml version="1.0" encoding="utf-8"?>

--- a/SF4 Interim Report.docx
+++ b/SF4 Interim Report.docx
@@ -4,73 +4,6909 @@
   <w:body>
     <w:p>
       <w:pPr>
-        <w:rPr>
-          <w:rFonts w:ascii="Calibri" w:hAnsi="Calibri" w:cs="Calibri"/>
-          <w:u w:val="single"/>
-        </w:rPr>
+        <w:tabs>
+          <w:tab w:val="center" w:pos="5387"/>
+        </w:tabs>
+        <w:spacing w:line="276" w:lineRule="auto"/>
+        <w:ind w:right="-74"/>
       </w:pPr>
       <w:r>
         <w:rPr>
-          <w:rFonts w:ascii="Calibri" w:hAnsi="Calibri" w:cs="Calibri"/>
-          <w:u w:val="single"/>
-        </w:rPr>
-        <w:t xml:space="preserve">SF4 – Datalogger Interim </w:t>
-      </w:r>
-      <w:r>
-        <w:rPr>
-          <w:rFonts w:ascii="Calibri" w:hAnsi="Calibri" w:cs="Calibri"/>
-          <w:u w:val="single"/>
-        </w:rPr>
-        <w:t>Report</w:t>
-      </w:r>
-      <w:r>
-        <w:rPr>
-          <w:rFonts w:ascii="Calibri" w:hAnsi="Calibri" w:cs="Calibri"/>
+          <w:rFonts w:ascii="Calibri" w:eastAsia="Calibri" w:hAnsi="Calibri"/>
+          <w:noProof/>
+        </w:rPr>
+        <mc:AlternateContent>
+          <mc:Choice Requires="wps">
+            <w:drawing>
+              <wp:anchor distT="0" distB="0" distL="114300" distR="114300" simplePos="0" relativeHeight="251659264" behindDoc="0" locked="0" layoutInCell="1" allowOverlap="1" wp14:anchorId="162AE56D" wp14:editId="06B04FCE">
+                <wp:simplePos x="0" y="0"/>
+                <wp:positionH relativeFrom="column">
+                  <wp:posOffset>5457190</wp:posOffset>
+                </wp:positionH>
+                <wp:positionV relativeFrom="paragraph">
+                  <wp:posOffset>-279400</wp:posOffset>
+                </wp:positionV>
+                <wp:extent cx="1482725" cy="485775"/>
+                <wp:effectExtent l="0" t="0" r="0" b="0"/>
+                <wp:wrapTight wrapText="bothSides">
+                  <wp:wrapPolygon edited="0">
+                    <wp:start x="0" y="0"/>
+                    <wp:lineTo x="21600" y="0"/>
+                    <wp:lineTo x="21600" y="21600"/>
+                    <wp:lineTo x="0" y="21600"/>
+                    <wp:lineTo x="0" y="0"/>
+                  </wp:wrapPolygon>
+                </wp:wrapTight>
+                <wp:docPr id="1" name="Text Box 2"/>
+                <wp:cNvGraphicFramePr>
+                  <a:graphicFrameLocks xmlns:a="http://schemas.openxmlformats.org/drawingml/2006/main"/>
+                </wp:cNvGraphicFramePr>
+                <a:graphic xmlns:a="http://schemas.openxmlformats.org/drawingml/2006/main">
+                  <a:graphicData uri="http://schemas.microsoft.com/office/word/2010/wordprocessingShape">
+                    <wps:wsp>
+                      <wps:cNvSpPr txBox="1">
+                        <a:spLocks noChangeArrowheads="1"/>
+                      </wps:cNvSpPr>
+                      <wps:spPr bwMode="auto">
+                        <a:xfrm>
+                          <a:off x="0" y="0"/>
+                          <a:ext cx="1482725" cy="485775"/>
+                        </a:xfrm>
+                        <a:prstGeom prst="rect">
+                          <a:avLst/>
+                        </a:prstGeom>
+                        <a:noFill/>
+                        <a:ln>
+                          <a:noFill/>
+                        </a:ln>
+                        <a:extLst>
+                          <a:ext uri="{909E8E84-426E-40DD-AFC4-6F175D3DCCD1}">
+                            <a14:hiddenFill xmlns:a14="http://schemas.microsoft.com/office/drawing/2010/main">
+                              <a:solidFill>
+                                <a:srgbClr val="FFFFFF"/>
+                              </a:solidFill>
+                            </a14:hiddenFill>
+                          </a:ext>
+                          <a:ext uri="{91240B29-F687-4F45-9708-019B960494DF}">
+                            <a14:hiddenLine xmlns:a14="http://schemas.microsoft.com/office/drawing/2010/main" w="9525">
+                              <a:solidFill>
+                                <a:srgbClr val="000000"/>
+                              </a:solidFill>
+                              <a:miter lim="800000"/>
+                              <a:headEnd/>
+                              <a:tailEnd/>
+                            </a14:hiddenLine>
+                          </a:ext>
+                        </a:extLst>
+                      </wps:spPr>
+                      <wps:txbx>
+                        <w:txbxContent>
+                          <w:p>
+                            <w:pPr>
+                              <w:rPr>
+                                <w:sz w:val="40"/>
+                                <w:szCs w:val="40"/>
+                              </w:rPr>
+                            </w:pPr>
+                            <w:r>
+                              <w:rPr>
+                                <w:sz w:val="40"/>
+                                <w:szCs w:val="40"/>
+                              </w:rPr>
+                              <w:t>IIA Projects</w:t>
+                            </w:r>
+                          </w:p>
+                        </w:txbxContent>
+                      </wps:txbx>
+                      <wps:bodyPr rot="0" vert="horz" wrap="square" lIns="91440" tIns="91440" rIns="91440" bIns="91440" anchor="t" anchorCtr="0" upright="1">
+                        <a:noAutofit/>
+                      </wps:bodyPr>
+                    </wps:wsp>
+                  </a:graphicData>
+                </a:graphic>
+                <wp14:sizeRelH relativeFrom="page">
+                  <wp14:pctWidth>0</wp14:pctWidth>
+                </wp14:sizeRelH>
+                <wp14:sizeRelV relativeFrom="page">
+                  <wp14:pctHeight>0</wp14:pctHeight>
+                </wp14:sizeRelV>
+              </wp:anchor>
+            </w:drawing>
+          </mc:Choice>
+          <mc:Fallback>
+            <w:pict>
+              <v:shapetype w14:anchorId="162AE56D" id="_x0000_t202" coordsize="21600,21600" o:spt="202" path="m,l,21600r21600,l21600,xe">
+                <v:stroke joinstyle="miter"/>
+                <v:path gradientshapeok="t" o:connecttype="rect"/>
+              </v:shapetype>
+              <v:shape id="Text Box 2" o:spid="_x0000_s1026" type="#_x0000_t202" style="position:absolute;margin-left:429.7pt;margin-top:-22pt;width:116.75pt;height:38.25pt;z-index:251659264;visibility:visible;mso-wrap-style:square;mso-width-percent:0;mso-height-percent:0;mso-wrap-distance-left:9pt;mso-wrap-distance-top:0;mso-wrap-distance-right:9pt;mso-wrap-distance-bottom:0;mso-position-horizontal:absolute;mso-position-horizontal-relative:text;mso-position-vertical:absolute;mso-position-vertical-relative:text;mso-width-percent:0;mso-height-percent:0;mso-width-relative:page;mso-height-relative:page;v-text-anchor:top" o:gfxdata="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" filled="f" stroked="f">
+                <v:textbox inset=",7.2pt,,7.2pt">
+                  <w:txbxContent>
+                    <w:p>
+                      <w:pPr>
+                        <w:rPr>
+                          <w:sz w:val="40"/>
+                          <w:szCs w:val="40"/>
+                        </w:rPr>
+                      </w:pPr>
+                      <w:r>
+                        <w:rPr>
+                          <w:sz w:val="40"/>
+                          <w:szCs w:val="40"/>
+                        </w:rPr>
+                        <w:t>IIA Projects</w:t>
+                      </w:r>
+                    </w:p>
+                  </w:txbxContent>
+                </v:textbox>
+                <w10:wrap type="tight"/>
+              </v:shape>
+            </w:pict>
+          </mc:Fallback>
+        </mc:AlternateContent>
+      </w:r>
+      <w:r>
+        <w:rPr>
+          <w:b/>
+          <w:bCs/>
+          <w:spacing w:val="2"/>
+          <w:sz w:val="19"/>
+          <w:szCs w:val="19"/>
+        </w:rPr>
+        <w:tab/>
+      </w:r>
+      <w:r>
+        <w:rPr>
+          <w:b/>
+          <w:bCs/>
+          <w:spacing w:val="2"/>
+        </w:rPr>
+        <w:t>C</w:t>
+      </w:r>
+      <w:r>
+        <w:rPr>
+          <w:b/>
+          <w:bCs/>
+          <w:spacing w:val="4"/>
+        </w:rPr>
+        <w:t>a</w:t>
+      </w:r>
+      <w:r>
+        <w:rPr>
+          <w:b/>
+          <w:bCs/>
+        </w:rPr>
+        <w:t>m</w:t>
+      </w:r>
+      <w:r>
+        <w:rPr>
+          <w:b/>
+          <w:bCs/>
+          <w:spacing w:val="3"/>
+        </w:rPr>
+        <w:t>b</w:t>
+      </w:r>
+      <w:r>
+        <w:rPr>
+          <w:b/>
+          <w:bCs/>
+          <w:spacing w:val="2"/>
+        </w:rPr>
+        <w:t>r</w:t>
+      </w:r>
+      <w:r>
+        <w:rPr>
+          <w:b/>
+          <w:bCs/>
+        </w:rPr>
+        <w:t>i</w:t>
+      </w:r>
+      <w:r>
+        <w:rPr>
+          <w:b/>
+          <w:bCs/>
+          <w:spacing w:val="3"/>
+        </w:rPr>
+        <w:t>d</w:t>
+      </w:r>
+      <w:r>
+        <w:rPr>
+          <w:b/>
+          <w:bCs/>
+          <w:spacing w:val="4"/>
+        </w:rPr>
+        <w:t>g</w:t>
+      </w:r>
+      <w:r>
+        <w:rPr>
+          <w:b/>
+          <w:bCs/>
+        </w:rPr>
+        <w:t>e</w:t>
+      </w:r>
+      <w:r>
+        <w:rPr>
+          <w:b/>
+          <w:bCs/>
+          <w:spacing w:val="13"/>
         </w:rPr>
         <w:t xml:space="preserve"> </w:t>
       </w:r>
       <w:r>
         <w:rPr>
-          <w:rFonts w:ascii="Calibri" w:hAnsi="Calibri" w:cs="Calibri"/>
-        </w:rPr>
-        <w:t>Rahul</w:t>
-      </w:r>
-      <w:r>
-        <w:rPr>
-          <w:rFonts w:ascii="Calibri" w:hAnsi="Calibri" w:cs="Calibri"/>
-        </w:rPr>
-        <w:t xml:space="preserve"> Sharma rs2288 &amp; Owen Marlovits om399</w:t>
+          <w:b/>
+          <w:bCs/>
+          <w:spacing w:val="2"/>
+        </w:rPr>
+        <w:t>U</w:t>
+      </w:r>
+      <w:r>
+        <w:rPr>
+          <w:b/>
+          <w:bCs/>
+          <w:spacing w:val="3"/>
+        </w:rPr>
+        <w:t>n</w:t>
+      </w:r>
+      <w:r>
+        <w:rPr>
+          <w:b/>
+          <w:bCs/>
+          <w:spacing w:val="2"/>
+        </w:rPr>
+        <w:t>i</w:t>
+      </w:r>
+      <w:r>
+        <w:rPr>
+          <w:b/>
+          <w:bCs/>
+          <w:spacing w:val="1"/>
+        </w:rPr>
+        <w:t>v</w:t>
+      </w:r>
+      <w:r>
+        <w:rPr>
+          <w:b/>
+          <w:bCs/>
+          <w:spacing w:val="2"/>
+        </w:rPr>
+        <w:t>er</w:t>
+      </w:r>
+      <w:r>
+        <w:rPr>
+          <w:b/>
+          <w:bCs/>
+          <w:spacing w:val="1"/>
+        </w:rPr>
+        <w:t>s</w:t>
+      </w:r>
+      <w:r>
+        <w:rPr>
+          <w:b/>
+          <w:bCs/>
+          <w:spacing w:val="2"/>
+        </w:rPr>
+        <w:t>i</w:t>
+      </w:r>
+      <w:r>
+        <w:rPr>
+          <w:b/>
+          <w:bCs/>
+          <w:spacing w:val="-1"/>
+        </w:rPr>
+        <w:t>t</w:t>
+      </w:r>
+      <w:r>
+        <w:rPr>
+          <w:b/>
+          <w:bCs/>
+        </w:rPr>
+        <w:t>y</w:t>
+      </w:r>
+      <w:r>
+        <w:rPr>
+          <w:b/>
+          <w:bCs/>
+          <w:spacing w:val="15"/>
+        </w:rPr>
+        <w:t xml:space="preserve"> </w:t>
+      </w:r>
+      <w:r>
+        <w:rPr>
+          <w:b/>
+          <w:bCs/>
+          <w:spacing w:val="3"/>
+        </w:rPr>
+        <w:t>En</w:t>
+      </w:r>
+      <w:r>
+        <w:rPr>
+          <w:b/>
+          <w:bCs/>
+          <w:spacing w:val="4"/>
+        </w:rPr>
+        <w:t>g</w:t>
+      </w:r>
+      <w:r>
+        <w:rPr>
+          <w:b/>
+          <w:bCs/>
+        </w:rPr>
+        <w:t>i</w:t>
+      </w:r>
+      <w:r>
+        <w:rPr>
+          <w:b/>
+          <w:bCs/>
+          <w:spacing w:val="3"/>
+        </w:rPr>
+        <w:t>n</w:t>
+      </w:r>
+      <w:r>
+        <w:rPr>
+          <w:b/>
+          <w:bCs/>
+          <w:spacing w:val="2"/>
+        </w:rPr>
+        <w:t>eer</w:t>
+      </w:r>
+      <w:r>
+        <w:rPr>
+          <w:b/>
+          <w:bCs/>
+        </w:rPr>
+        <w:t>i</w:t>
+      </w:r>
+      <w:r>
+        <w:rPr>
+          <w:b/>
+          <w:bCs/>
+          <w:spacing w:val="2"/>
+        </w:rPr>
+        <w:t>n</w:t>
+      </w:r>
+      <w:r>
+        <w:rPr>
+          <w:b/>
+          <w:bCs/>
+        </w:rPr>
+        <w:t>g</w:t>
+      </w:r>
+      <w:r>
+        <w:rPr>
+          <w:b/>
+          <w:bCs/>
+          <w:spacing w:val="16"/>
+        </w:rPr>
+        <w:t xml:space="preserve"> </w:t>
+      </w:r>
+      <w:r>
+        <w:rPr>
+          <w:b/>
+          <w:bCs/>
+          <w:spacing w:val="5"/>
+          <w:w w:val="99"/>
+        </w:rPr>
+        <w:t>De</w:t>
+      </w:r>
+      <w:r>
+        <w:rPr>
+          <w:b/>
+          <w:bCs/>
+          <w:spacing w:val="3"/>
+          <w:w w:val="99"/>
+        </w:rPr>
+        <w:t>p</w:t>
+      </w:r>
+      <w:r>
+        <w:rPr>
+          <w:b/>
+          <w:bCs/>
+          <w:spacing w:val="4"/>
+          <w:w w:val="99"/>
+        </w:rPr>
+        <w:t>a</w:t>
+      </w:r>
+      <w:r>
+        <w:rPr>
+          <w:b/>
+          <w:bCs/>
+          <w:spacing w:val="5"/>
+          <w:w w:val="99"/>
+        </w:rPr>
+        <w:t>r</w:t>
+      </w:r>
+      <w:r>
+        <w:rPr>
+          <w:b/>
+          <w:bCs/>
+          <w:spacing w:val="4"/>
+          <w:w w:val="99"/>
+        </w:rPr>
+        <w:t>t</w:t>
+      </w:r>
+      <w:r>
+        <w:rPr>
+          <w:b/>
+          <w:bCs/>
+          <w:spacing w:val="3"/>
+          <w:w w:val="99"/>
+        </w:rPr>
+        <w:t>m</w:t>
+      </w:r>
+      <w:r>
+        <w:rPr>
+          <w:b/>
+          <w:bCs/>
+          <w:spacing w:val="5"/>
+          <w:w w:val="99"/>
+        </w:rPr>
+        <w:t>en</w:t>
+      </w:r>
+      <w:r>
+        <w:rPr>
+          <w:b/>
+          <w:bCs/>
+          <w:w w:val="99"/>
+        </w:rPr>
+        <w:t>t</w:t>
       </w:r>
     </w:p>
     <w:p>
       <w:pPr>
-        <w:rPr>
-          <w:rFonts w:ascii="Calibri" w:hAnsi="Calibri" w:cs="Calibri"/>
-          <w:u w:val="single"/>
+        <w:tabs>
+          <w:tab w:val="center" w:pos="5387"/>
+        </w:tabs>
+        <w:spacing w:line="276" w:lineRule="auto"/>
+        <w:rPr>
+          <w:b/>
+          <w:bCs/>
+          <w:w w:val="99"/>
+          <w:position w:val="-1"/>
         </w:rPr>
       </w:pPr>
       <w:r>
-        <w:rPr>
-          <w:rFonts w:ascii="Calibri" w:hAnsi="Calibri" w:cs="Calibri"/>
-          <w:u w:val="single"/>
-        </w:rPr>
-        <w:t>Analogue Circuit Design</w:t>
+        <w:tab/>
+      </w:r>
+      <w:r>
+        <w:rPr>
+          <w:b/>
+          <w:bCs/>
+          <w:spacing w:val="3"/>
+          <w:position w:val="-1"/>
+        </w:rPr>
+        <w:t>En</w:t>
+      </w:r>
+      <w:r>
+        <w:rPr>
+          <w:b/>
+          <w:bCs/>
+          <w:spacing w:val="4"/>
+          <w:position w:val="-1"/>
+        </w:rPr>
+        <w:t>g</w:t>
+      </w:r>
+      <w:r>
+        <w:rPr>
+          <w:b/>
+          <w:bCs/>
+          <w:position w:val="-1"/>
+        </w:rPr>
+        <w:t>i</w:t>
+      </w:r>
+      <w:r>
+        <w:rPr>
+          <w:b/>
+          <w:bCs/>
+          <w:spacing w:val="3"/>
+          <w:position w:val="-1"/>
+        </w:rPr>
+        <w:t>n</w:t>
+      </w:r>
+      <w:r>
+        <w:rPr>
+          <w:b/>
+          <w:bCs/>
+          <w:spacing w:val="2"/>
+          <w:position w:val="-1"/>
+        </w:rPr>
+        <w:t>eer</w:t>
+      </w:r>
+      <w:r>
+        <w:rPr>
+          <w:b/>
+          <w:bCs/>
+          <w:position w:val="-1"/>
+        </w:rPr>
+        <w:t>i</w:t>
+      </w:r>
+      <w:r>
+        <w:rPr>
+          <w:b/>
+          <w:bCs/>
+          <w:spacing w:val="2"/>
+          <w:position w:val="-1"/>
+        </w:rPr>
+        <w:t>n</w:t>
+      </w:r>
+      <w:r>
+        <w:rPr>
+          <w:b/>
+          <w:bCs/>
+          <w:position w:val="-1"/>
+        </w:rPr>
+        <w:t>g</w:t>
+      </w:r>
+      <w:r>
+        <w:rPr>
+          <w:b/>
+          <w:bCs/>
+          <w:spacing w:val="13"/>
+          <w:position w:val="-1"/>
+        </w:rPr>
+        <w:t xml:space="preserve"> </w:t>
+      </w:r>
+      <w:r>
+        <w:rPr>
+          <w:b/>
+          <w:bCs/>
+          <w:spacing w:val="3"/>
+          <w:position w:val="-1"/>
+        </w:rPr>
+        <w:t>T</w:t>
+      </w:r>
+      <w:r>
+        <w:rPr>
+          <w:b/>
+          <w:bCs/>
+          <w:spacing w:val="2"/>
+          <w:position w:val="-1"/>
+        </w:rPr>
+        <w:t>r</w:t>
+      </w:r>
+      <w:r>
+        <w:rPr>
+          <w:b/>
+          <w:bCs/>
+          <w:position w:val="-1"/>
+        </w:rPr>
+        <w:t>i</w:t>
+      </w:r>
+      <w:r>
+        <w:rPr>
+          <w:b/>
+          <w:bCs/>
+          <w:spacing w:val="3"/>
+          <w:position w:val="-1"/>
+        </w:rPr>
+        <w:t>p</w:t>
+      </w:r>
+      <w:r>
+        <w:rPr>
+          <w:b/>
+          <w:bCs/>
+          <w:spacing w:val="4"/>
+          <w:position w:val="-1"/>
+        </w:rPr>
+        <w:t>o</w:t>
+      </w:r>
+      <w:r>
+        <w:rPr>
+          <w:b/>
+          <w:bCs/>
+          <w:position w:val="-1"/>
+        </w:rPr>
+        <w:t>s</w:t>
+      </w:r>
+      <w:r>
+        <w:rPr>
+          <w:b/>
+          <w:bCs/>
+          <w:spacing w:val="10"/>
+          <w:position w:val="-1"/>
+        </w:rPr>
+        <w:t xml:space="preserve"> </w:t>
+      </w:r>
+      <w:r>
+        <w:rPr>
+          <w:b/>
+          <w:bCs/>
+          <w:spacing w:val="-1"/>
+          <w:position w:val="-1"/>
+        </w:rPr>
+        <w:t>P</w:t>
+      </w:r>
+      <w:r>
+        <w:rPr>
+          <w:b/>
+          <w:bCs/>
+          <w:spacing w:val="4"/>
+          <w:position w:val="-1"/>
+        </w:rPr>
+        <w:t>a</w:t>
+      </w:r>
+      <w:r>
+        <w:rPr>
+          <w:b/>
+          <w:bCs/>
+          <w:spacing w:val="2"/>
+          <w:position w:val="-1"/>
+        </w:rPr>
+        <w:t>r</w:t>
+      </w:r>
+      <w:r>
+        <w:rPr>
+          <w:b/>
+          <w:bCs/>
+          <w:position w:val="-1"/>
+        </w:rPr>
+        <w:t>t</w:t>
+      </w:r>
+      <w:r>
+        <w:rPr>
+          <w:b/>
+          <w:bCs/>
+          <w:spacing w:val="5"/>
+          <w:position w:val="-1"/>
+        </w:rPr>
+        <w:t xml:space="preserve"> </w:t>
+      </w:r>
+      <w:r>
+        <w:rPr>
+          <w:b/>
+          <w:bCs/>
+          <w:spacing w:val="1"/>
+          <w:w w:val="99"/>
+          <w:position w:val="-1"/>
+        </w:rPr>
+        <w:t>I</w:t>
+      </w:r>
+      <w:r>
+        <w:rPr>
+          <w:b/>
+          <w:bCs/>
+          <w:spacing w:val="3"/>
+          <w:w w:val="99"/>
+          <w:position w:val="-1"/>
+        </w:rPr>
+        <w:t>I</w:t>
+      </w:r>
+      <w:r>
+        <w:rPr>
+          <w:b/>
+          <w:bCs/>
+          <w:w w:val="99"/>
+          <w:position w:val="-1"/>
+        </w:rPr>
+        <w:t xml:space="preserve">A </w:t>
       </w:r>
     </w:p>
     <w:p>
       <w:pPr>
+        <w:tabs>
+          <w:tab w:val="center" w:pos="5387"/>
+        </w:tabs>
+        <w:spacing w:line="276" w:lineRule="auto"/>
+        <w:rPr>
+          <w:b/>
+          <w:bCs/>
+          <w:w w:val="99"/>
+          <w:position w:val="-1"/>
+        </w:rPr>
+      </w:pPr>
+      <w:r>
+        <w:rPr>
+          <w:b/>
+          <w:bCs/>
+          <w:w w:val="99"/>
+          <w:position w:val="-1"/>
+        </w:rPr>
+        <w:tab/>
+        <w:t>PROJ</w:t>
+      </w:r>
+      <w:r>
+        <w:rPr>
+          <w:b/>
+          <w:bCs/>
+          <w:w w:val="99"/>
+          <w:position w:val="-1"/>
+        </w:rPr>
+        <w:t>ECTS:  Interim and Final Report Coversheet</w:t>
+      </w:r>
+    </w:p>
+    <w:p>
+      <w:pPr>
+        <w:spacing w:before="240" w:after="120"/>
+        <w:ind w:left="142"/>
+        <w:rPr>
+          <w:b/>
+          <w:bCs/>
+          <w:w w:val="99"/>
+          <w:position w:val="-1"/>
+          <w:sz w:val="20"/>
+        </w:rPr>
+      </w:pPr>
+      <w:r>
+        <w:rPr>
+          <w:b/>
+          <w:bCs/>
+          <w:w w:val="99"/>
+          <w:position w:val="-1"/>
+          <w:sz w:val="20"/>
+        </w:rPr>
+        <w:t>TO BE COMPLETED BY THE STUDENT(S)</w:t>
+      </w:r>
+    </w:p>
+    <w:tbl>
+      <w:tblPr>
+        <w:tblW w:w="9155" w:type="dxa"/>
+        <w:tblInd w:w="147" w:type="dxa"/>
+        <w:tblLayout w:type="fixed"/>
+        <w:tblCellMar>
+          <w:left w:w="0" w:type="dxa"/>
+          <w:right w:w="0" w:type="dxa"/>
+        </w:tblCellMar>
+        <w:tblLook w:val="01E0" w:firstRow="1" w:lastRow="1" w:firstColumn="1" w:lastColumn="1" w:noHBand="0" w:noVBand="0"/>
+      </w:tblPr>
+      <w:tblGrid>
+        <w:gridCol w:w="1342"/>
+        <w:gridCol w:w="4273"/>
+        <w:gridCol w:w="1830"/>
+        <w:gridCol w:w="1710"/>
+      </w:tblGrid>
+      <w:tr>
+        <w:trPr>
+          <w:trHeight w:val="410"/>
+        </w:trPr>
+        <w:tc>
+          <w:tcPr>
+            <w:tcW w:w="1342" w:type="dxa"/>
+            <w:tcBorders>
+              <w:top w:val="single" w:sz="4" w:space="0" w:color="000000" w:themeColor="text1"/>
+              <w:left w:val="single" w:sz="4" w:space="0" w:color="000000" w:themeColor="text1"/>
+              <w:bottom w:val="single" w:sz="4" w:space="0" w:color="000000" w:themeColor="text1"/>
+              <w:right w:val="single" w:sz="4" w:space="0" w:color="000000" w:themeColor="text1"/>
+            </w:tcBorders>
+          </w:tcPr>
+          <w:p>
+            <w:pPr>
+              <w:spacing w:before="80"/>
+              <w:ind w:left="95" w:right="50" w:firstLine="24"/>
+              <w:jc w:val="center"/>
+              <w:rPr>
+                <w:spacing w:val="4"/>
+                <w:sz w:val="19"/>
+                <w:szCs w:val="19"/>
+              </w:rPr>
+            </w:pPr>
+            <w:r>
+              <w:rPr>
+                <w:spacing w:val="4"/>
+                <w:sz w:val="19"/>
+                <w:szCs w:val="19"/>
+              </w:rPr>
+              <w:t>Project</w:t>
+            </w:r>
+            <w:r>
+              <w:rPr>
+                <w:sz w:val="19"/>
+                <w:szCs w:val="19"/>
+              </w:rPr>
+              <w:t>:</w:t>
+            </w:r>
+          </w:p>
+        </w:tc>
+        <w:tc>
+          <w:tcPr>
+            <w:tcW w:w="7812" w:type="dxa"/>
+            <w:gridSpan w:val="3"/>
+            <w:tcBorders>
+              <w:top w:val="single" w:sz="4" w:space="0" w:color="000000" w:themeColor="text1"/>
+              <w:left w:val="single" w:sz="4" w:space="0" w:color="000000" w:themeColor="text1"/>
+              <w:bottom w:val="single" w:sz="4" w:space="0" w:color="000000" w:themeColor="text1"/>
+              <w:right w:val="single" w:sz="4" w:space="0" w:color="000000" w:themeColor="text1"/>
+            </w:tcBorders>
+          </w:tcPr>
+          <w:p>
+            <w:pPr>
+              <w:spacing w:before="80"/>
+              <w:rPr>
+                <w:rFonts w:ascii="Calibri" w:eastAsia="Calibri" w:hAnsi="Calibri"/>
+              </w:rPr>
+            </w:pPr>
+            <w:r>
+              <w:rPr>
+                <w:rFonts w:ascii="Calibri" w:eastAsia="Calibri" w:hAnsi="Calibri"/>
+              </w:rPr>
+              <w:t xml:space="preserve"> SF4 Data Logger</w:t>
+            </w:r>
+          </w:p>
+        </w:tc>
+      </w:tr>
+      <w:tr>
+        <w:trPr>
+          <w:trHeight w:val="410"/>
+        </w:trPr>
+        <w:tc>
+          <w:tcPr>
+            <w:tcW w:w="1342" w:type="dxa"/>
+            <w:tcBorders>
+              <w:top w:val="single" w:sz="4" w:space="0" w:color="000000" w:themeColor="text1"/>
+              <w:left w:val="single" w:sz="4" w:space="0" w:color="000000" w:themeColor="text1"/>
+              <w:bottom w:val="single" w:sz="4" w:space="0" w:color="000000" w:themeColor="text1"/>
+              <w:right w:val="single" w:sz="4" w:space="0" w:color="000000" w:themeColor="text1"/>
+            </w:tcBorders>
+          </w:tcPr>
+          <w:p>
+            <w:pPr>
+              <w:spacing w:before="80" w:line="360" w:lineRule="auto"/>
+              <w:ind w:left="282" w:right="-20"/>
+              <w:rPr>
+                <w:sz w:val="19"/>
+                <w:szCs w:val="19"/>
+              </w:rPr>
+            </w:pPr>
+            <w:r>
+              <w:rPr>
+                <w:spacing w:val="2"/>
+                <w:sz w:val="19"/>
+                <w:szCs w:val="19"/>
+              </w:rPr>
+              <w:t>T</w:t>
+            </w:r>
+            <w:r>
+              <w:rPr>
+                <w:sz w:val="19"/>
+                <w:szCs w:val="19"/>
+              </w:rPr>
+              <w:t>it</w:t>
+            </w:r>
+            <w:r>
+              <w:rPr>
+                <w:spacing w:val="3"/>
+                <w:sz w:val="19"/>
+                <w:szCs w:val="19"/>
+              </w:rPr>
+              <w:t>l</w:t>
+            </w:r>
+            <w:r>
+              <w:rPr>
+                <w:sz w:val="19"/>
+                <w:szCs w:val="19"/>
+              </w:rPr>
+              <w:t>e</w:t>
+            </w:r>
+            <w:r>
+              <w:rPr>
+                <w:spacing w:val="6"/>
+                <w:sz w:val="19"/>
+                <w:szCs w:val="19"/>
+              </w:rPr>
+              <w:t xml:space="preserve"> </w:t>
+            </w:r>
+            <w:r>
+              <w:rPr>
+                <w:spacing w:val="4"/>
+                <w:sz w:val="19"/>
+                <w:szCs w:val="19"/>
+              </w:rPr>
+              <w:t>o</w:t>
+            </w:r>
+            <w:r>
+              <w:rPr>
+                <w:sz w:val="19"/>
+                <w:szCs w:val="19"/>
+              </w:rPr>
+              <w:t>f</w:t>
+            </w:r>
+            <w:r>
+              <w:rPr>
+                <w:spacing w:val="7"/>
+                <w:sz w:val="19"/>
+                <w:szCs w:val="19"/>
+              </w:rPr>
+              <w:t xml:space="preserve"> </w:t>
+            </w:r>
+            <w:r>
+              <w:rPr>
+                <w:spacing w:val="-1"/>
+                <w:sz w:val="19"/>
+                <w:szCs w:val="19"/>
+              </w:rPr>
+              <w:t>r</w:t>
+            </w:r>
+            <w:r>
+              <w:rPr>
+                <w:spacing w:val="2"/>
+                <w:sz w:val="19"/>
+                <w:szCs w:val="19"/>
+              </w:rPr>
+              <w:t>e</w:t>
+            </w:r>
+            <w:r>
+              <w:rPr>
+                <w:spacing w:val="4"/>
+                <w:sz w:val="19"/>
+                <w:szCs w:val="19"/>
+              </w:rPr>
+              <w:t>p</w:t>
+            </w:r>
+            <w:r>
+              <w:rPr>
+                <w:spacing w:val="6"/>
+                <w:sz w:val="19"/>
+                <w:szCs w:val="19"/>
+              </w:rPr>
+              <w:t>o</w:t>
+            </w:r>
+            <w:r>
+              <w:rPr>
+                <w:spacing w:val="2"/>
+                <w:sz w:val="19"/>
+                <w:szCs w:val="19"/>
+              </w:rPr>
+              <w:t>rt</w:t>
+            </w:r>
+            <w:r>
+              <w:rPr>
+                <w:sz w:val="19"/>
+                <w:szCs w:val="19"/>
+              </w:rPr>
+              <w:t>:</w:t>
+            </w:r>
+          </w:p>
+          <w:p>
+            <w:pPr>
+              <w:spacing w:before="80" w:line="360" w:lineRule="auto"/>
+              <w:ind w:left="282" w:right="-20"/>
+              <w:rPr>
+                <w:sz w:val="19"/>
+                <w:szCs w:val="19"/>
+              </w:rPr>
+            </w:pPr>
+          </w:p>
+        </w:tc>
+        <w:tc>
+          <w:tcPr>
+            <w:tcW w:w="7812" w:type="dxa"/>
+            <w:gridSpan w:val="3"/>
+            <w:tcBorders>
+              <w:top w:val="single" w:sz="4" w:space="0" w:color="000000" w:themeColor="text1"/>
+              <w:left w:val="single" w:sz="4" w:space="0" w:color="000000" w:themeColor="text1"/>
+              <w:bottom w:val="single" w:sz="4" w:space="0" w:color="000000" w:themeColor="text1"/>
+              <w:right w:val="single" w:sz="4" w:space="0" w:color="000000" w:themeColor="text1"/>
+            </w:tcBorders>
+          </w:tcPr>
+          <w:p>
+            <w:pPr>
+              <w:spacing w:before="80" w:line="360" w:lineRule="auto"/>
+              <w:rPr>
+                <w:rFonts w:ascii="Calibri" w:eastAsia="Calibri" w:hAnsi="Calibri"/>
+              </w:rPr>
+            </w:pPr>
+            <w:r>
+              <w:rPr>
+                <w:rFonts w:ascii="Calibri" w:eastAsia="Calibri" w:hAnsi="Calibri"/>
+              </w:rPr>
+              <w:t xml:space="preserve"> SF4 Interim Report</w:t>
+            </w:r>
+          </w:p>
+          <w:p>
+            <w:pPr>
+              <w:spacing w:before="80" w:line="360" w:lineRule="auto"/>
+              <w:ind w:left="142"/>
+              <w:rPr>
+                <w:sz w:val="20"/>
+              </w:rPr>
+            </w:pPr>
+            <w:r>
+              <w:rPr>
+                <w:sz w:val="20"/>
+                <w:szCs w:val="20"/>
+              </w:rPr>
+              <w:t>Group Report</w:t>
+            </w:r>
+          </w:p>
+        </w:tc>
+      </w:tr>
+      <w:tr>
+        <w:trPr>
+          <w:trHeight w:val="410"/>
+        </w:trPr>
+        <w:tc>
+          <w:tcPr>
+            <w:tcW w:w="5615" w:type="dxa"/>
+            <w:gridSpan w:val="2"/>
+            <w:tcBorders>
+              <w:top w:val="single" w:sz="4" w:space="0" w:color="000000" w:themeColor="text1"/>
+              <w:left w:val="single" w:sz="4" w:space="0" w:color="000000" w:themeColor="text1"/>
+              <w:bottom w:val="single" w:sz="4" w:space="0" w:color="000000" w:themeColor="text1"/>
+              <w:right w:val="single" w:sz="4" w:space="0" w:color="000000" w:themeColor="text1"/>
+            </w:tcBorders>
+            <w:hideMark/>
+          </w:tcPr>
+          <w:p>
+            <w:pPr>
+              <w:spacing w:before="120"/>
+              <w:ind w:left="142" w:right="244"/>
+              <w:rPr>
+                <w:rFonts w:ascii="Calibri" w:eastAsia="Calibri" w:hAnsi="Calibri"/>
+              </w:rPr>
+            </w:pPr>
+            <w:r>
+              <w:rPr>
+                <w:spacing w:val="4"/>
+                <w:sz w:val="19"/>
+                <w:szCs w:val="19"/>
+              </w:rPr>
+              <w:t>Name(s): (capitals)</w:t>
+            </w:r>
+          </w:p>
+        </w:tc>
+        <w:tc>
+          <w:tcPr>
+            <w:tcW w:w="1830" w:type="dxa"/>
+            <w:tcBorders>
+              <w:top w:val="single" w:sz="4" w:space="0" w:color="000000" w:themeColor="text1"/>
+              <w:left w:val="single" w:sz="4" w:space="0" w:color="000000" w:themeColor="text1"/>
+              <w:bottom w:val="single" w:sz="4" w:space="0" w:color="000000" w:themeColor="text1"/>
+              <w:right w:val="single" w:sz="4" w:space="0" w:color="000000" w:themeColor="text1"/>
+            </w:tcBorders>
+            <w:hideMark/>
+          </w:tcPr>
+          <w:p>
+            <w:pPr>
+              <w:spacing w:before="120"/>
+              <w:ind w:left="142" w:right="244"/>
+              <w:rPr>
+                <w:rFonts w:ascii="Calibri" w:eastAsia="Calibri" w:hAnsi="Calibri"/>
+              </w:rPr>
+            </w:pPr>
+            <w:proofErr w:type="spellStart"/>
+            <w:r>
+              <w:rPr>
+                <w:spacing w:val="5"/>
+                <w:sz w:val="19"/>
+                <w:szCs w:val="19"/>
+              </w:rPr>
+              <w:t>crsID</w:t>
+            </w:r>
+            <w:proofErr w:type="spellEnd"/>
+            <w:r>
+              <w:rPr>
+                <w:spacing w:val="5"/>
+                <w:sz w:val="19"/>
+                <w:szCs w:val="19"/>
+              </w:rPr>
+              <w:t>(s):</w:t>
+            </w:r>
+          </w:p>
+        </w:tc>
+        <w:tc>
+          <w:tcPr>
+            <w:tcW w:w="1709" w:type="dxa"/>
+            <w:tcBorders>
+              <w:top w:val="single" w:sz="4" w:space="0" w:color="000000" w:themeColor="text1"/>
+              <w:left w:val="single" w:sz="4" w:space="0" w:color="000000" w:themeColor="text1"/>
+              <w:bottom w:val="single" w:sz="4" w:space="0" w:color="000000" w:themeColor="text1"/>
+              <w:right w:val="single" w:sz="4" w:space="0" w:color="000000" w:themeColor="text1"/>
+            </w:tcBorders>
+            <w:hideMark/>
+          </w:tcPr>
+          <w:p>
+            <w:pPr>
+              <w:spacing w:before="120"/>
+              <w:ind w:left="142" w:right="244"/>
+              <w:rPr>
+                <w:rFonts w:ascii="Calibri" w:eastAsia="Calibri" w:hAnsi="Calibri"/>
+              </w:rPr>
+            </w:pPr>
+            <w:r>
+              <w:rPr>
+                <w:spacing w:val="-1"/>
+                <w:sz w:val="19"/>
+                <w:szCs w:val="19"/>
+              </w:rPr>
+              <w:t>College(s):</w:t>
+            </w:r>
+          </w:p>
+        </w:tc>
+      </w:tr>
+      <w:tr>
+        <w:trPr>
+          <w:trHeight w:val="410"/>
+        </w:trPr>
+        <w:tc>
+          <w:tcPr>
+            <w:tcW w:w="5615" w:type="dxa"/>
+            <w:gridSpan w:val="2"/>
+            <w:tcBorders>
+              <w:top w:val="single" w:sz="4" w:space="0" w:color="000000" w:themeColor="text1"/>
+              <w:left w:val="single" w:sz="4" w:space="0" w:color="000000" w:themeColor="text1"/>
+              <w:bottom w:val="single" w:sz="4" w:space="0" w:color="000000" w:themeColor="text1"/>
+              <w:right w:val="single" w:sz="4" w:space="0" w:color="000000" w:themeColor="text1"/>
+            </w:tcBorders>
+          </w:tcPr>
+          <w:p>
+            <w:pPr>
+              <w:spacing w:before="120"/>
+              <w:ind w:left="142" w:right="244"/>
+              <w:rPr>
+                <w:rFonts w:ascii="Calibri" w:eastAsia="Calibri" w:hAnsi="Calibri"/>
+              </w:rPr>
+            </w:pPr>
+            <w:r>
+              <w:rPr>
+                <w:rFonts w:ascii="Calibri" w:eastAsia="Calibri" w:hAnsi="Calibri"/>
+              </w:rPr>
+              <w:t>OWEN MARLOVITS</w:t>
+            </w:r>
+          </w:p>
+        </w:tc>
+        <w:tc>
+          <w:tcPr>
+            <w:tcW w:w="1830" w:type="dxa"/>
+            <w:tcBorders>
+              <w:top w:val="single" w:sz="4" w:space="0" w:color="000000" w:themeColor="text1"/>
+              <w:left w:val="single" w:sz="4" w:space="0" w:color="000000" w:themeColor="text1"/>
+              <w:bottom w:val="single" w:sz="4" w:space="0" w:color="000000" w:themeColor="text1"/>
+              <w:right w:val="single" w:sz="4" w:space="0" w:color="000000" w:themeColor="text1"/>
+            </w:tcBorders>
+          </w:tcPr>
+          <w:p>
+            <w:pPr>
+              <w:spacing w:before="120"/>
+              <w:ind w:left="142" w:right="244"/>
+              <w:rPr>
+                <w:rFonts w:ascii="Calibri" w:eastAsia="Calibri" w:hAnsi="Calibri"/>
+              </w:rPr>
+            </w:pPr>
+            <w:r>
+              <w:rPr>
+                <w:rFonts w:ascii="Calibri" w:eastAsia="Calibri" w:hAnsi="Calibri"/>
+              </w:rPr>
+              <w:t>om399</w:t>
+            </w:r>
+          </w:p>
+        </w:tc>
+        <w:tc>
+          <w:tcPr>
+            <w:tcW w:w="1709" w:type="dxa"/>
+            <w:tcBorders>
+              <w:top w:val="single" w:sz="4" w:space="0" w:color="000000" w:themeColor="text1"/>
+              <w:left w:val="single" w:sz="4" w:space="0" w:color="000000" w:themeColor="text1"/>
+              <w:bottom w:val="single" w:sz="4" w:space="0" w:color="000000" w:themeColor="text1"/>
+              <w:right w:val="single" w:sz="4" w:space="0" w:color="000000" w:themeColor="text1"/>
+            </w:tcBorders>
+          </w:tcPr>
+          <w:p>
+            <w:pPr>
+              <w:spacing w:before="120"/>
+              <w:ind w:left="142" w:right="244"/>
+              <w:rPr>
+                <w:rFonts w:ascii="Calibri" w:eastAsia="Calibri" w:hAnsi="Calibri"/>
+              </w:rPr>
+            </w:pPr>
+            <w:r>
+              <w:rPr>
+                <w:rFonts w:ascii="Calibri" w:eastAsia="Calibri" w:hAnsi="Calibri"/>
+              </w:rPr>
+              <w:t xml:space="preserve">Corpus Christi </w:t>
+            </w:r>
+          </w:p>
+        </w:tc>
+      </w:tr>
+      <w:tr>
+        <w:trPr>
+          <w:trHeight w:val="410"/>
+        </w:trPr>
+        <w:tc>
+          <w:tcPr>
+            <w:tcW w:w="5615" w:type="dxa"/>
+            <w:gridSpan w:val="2"/>
+            <w:tcBorders>
+              <w:top w:val="single" w:sz="4" w:space="0" w:color="000000" w:themeColor="text1"/>
+              <w:left w:val="single" w:sz="4" w:space="0" w:color="000000" w:themeColor="text1"/>
+              <w:bottom w:val="single" w:sz="4" w:space="0" w:color="000000" w:themeColor="text1"/>
+              <w:right w:val="single" w:sz="4" w:space="0" w:color="000000" w:themeColor="text1"/>
+            </w:tcBorders>
+          </w:tcPr>
+          <w:p>
+            <w:pPr>
+              <w:spacing w:before="120"/>
+              <w:ind w:left="142" w:right="244"/>
+              <w:rPr>
+                <w:rFonts w:ascii="Calibri" w:eastAsia="Calibri" w:hAnsi="Calibri"/>
+              </w:rPr>
+            </w:pPr>
+            <w:r>
+              <w:rPr>
+                <w:rFonts w:ascii="Calibri" w:eastAsia="Calibri" w:hAnsi="Calibri"/>
+              </w:rPr>
+              <w:t>RAHUL SHARMA</w:t>
+            </w:r>
+          </w:p>
+        </w:tc>
+        <w:tc>
+          <w:tcPr>
+            <w:tcW w:w="1830" w:type="dxa"/>
+            <w:tcBorders>
+              <w:top w:val="single" w:sz="4" w:space="0" w:color="000000" w:themeColor="text1"/>
+              <w:left w:val="single" w:sz="4" w:space="0" w:color="000000" w:themeColor="text1"/>
+              <w:bottom w:val="single" w:sz="4" w:space="0" w:color="000000" w:themeColor="text1"/>
+              <w:right w:val="single" w:sz="4" w:space="0" w:color="000000" w:themeColor="text1"/>
+            </w:tcBorders>
+          </w:tcPr>
+          <w:p>
+            <w:pPr>
+              <w:spacing w:before="120"/>
+              <w:ind w:left="142" w:right="244"/>
+              <w:rPr>
+                <w:rFonts w:ascii="Calibri" w:eastAsia="Calibri" w:hAnsi="Calibri"/>
+              </w:rPr>
+            </w:pPr>
+            <w:r>
+              <w:rPr>
+                <w:rFonts w:ascii="Calibri" w:eastAsia="Calibri" w:hAnsi="Calibri"/>
+              </w:rPr>
+              <w:t>rs2288</w:t>
+            </w:r>
+          </w:p>
+        </w:tc>
+        <w:tc>
+          <w:tcPr>
+            <w:tcW w:w="1709" w:type="dxa"/>
+            <w:tcBorders>
+              <w:top w:val="single" w:sz="4" w:space="0" w:color="000000" w:themeColor="text1"/>
+              <w:left w:val="single" w:sz="4" w:space="0" w:color="000000" w:themeColor="text1"/>
+              <w:bottom w:val="single" w:sz="4" w:space="0" w:color="000000" w:themeColor="text1"/>
+              <w:right w:val="single" w:sz="4" w:space="0" w:color="000000" w:themeColor="text1"/>
+            </w:tcBorders>
+          </w:tcPr>
+          <w:p>
+            <w:pPr>
+              <w:spacing w:before="120"/>
+              <w:ind w:left="142" w:right="244"/>
+              <w:rPr>
+                <w:rFonts w:ascii="Calibri" w:eastAsia="Calibri" w:hAnsi="Calibri"/>
+              </w:rPr>
+            </w:pPr>
+            <w:r>
+              <w:rPr>
+                <w:rFonts w:ascii="Calibri" w:eastAsia="Calibri" w:hAnsi="Calibri"/>
+              </w:rPr>
+              <w:t>Clare</w:t>
+            </w:r>
+          </w:p>
+        </w:tc>
+      </w:tr>
+      <w:tr>
+        <w:trPr>
+          <w:trHeight w:val="410"/>
+        </w:trPr>
+        <w:tc>
+          <w:tcPr>
+            <w:tcW w:w="5615" w:type="dxa"/>
+            <w:gridSpan w:val="2"/>
+            <w:tcBorders>
+              <w:top w:val="single" w:sz="4" w:space="0" w:color="000000" w:themeColor="text1"/>
+              <w:left w:val="single" w:sz="4" w:space="0" w:color="000000" w:themeColor="text1"/>
+              <w:bottom w:val="single" w:sz="4" w:space="0" w:color="000000" w:themeColor="text1"/>
+              <w:right w:val="single" w:sz="4" w:space="0" w:color="000000" w:themeColor="text1"/>
+            </w:tcBorders>
+          </w:tcPr>
+          <w:p>
+            <w:pPr>
+              <w:spacing w:before="120"/>
+              <w:ind w:left="142" w:right="244"/>
+              <w:rPr>
+                <w:rFonts w:ascii="Calibri" w:eastAsia="Calibri" w:hAnsi="Calibri"/>
+              </w:rPr>
+            </w:pPr>
+          </w:p>
+        </w:tc>
+        <w:tc>
+          <w:tcPr>
+            <w:tcW w:w="1830" w:type="dxa"/>
+            <w:tcBorders>
+              <w:top w:val="single" w:sz="4" w:space="0" w:color="000000" w:themeColor="text1"/>
+              <w:left w:val="single" w:sz="4" w:space="0" w:color="000000" w:themeColor="text1"/>
+              <w:bottom w:val="single" w:sz="4" w:space="0" w:color="000000" w:themeColor="text1"/>
+              <w:right w:val="single" w:sz="4" w:space="0" w:color="000000" w:themeColor="text1"/>
+            </w:tcBorders>
+          </w:tcPr>
+          <w:p>
+            <w:pPr>
+              <w:spacing w:before="120"/>
+              <w:ind w:left="142" w:right="244"/>
+              <w:rPr>
+                <w:rFonts w:ascii="Calibri" w:eastAsia="Calibri" w:hAnsi="Calibri"/>
+              </w:rPr>
+            </w:pPr>
+          </w:p>
+        </w:tc>
+        <w:tc>
+          <w:tcPr>
+            <w:tcW w:w="1709" w:type="dxa"/>
+            <w:tcBorders>
+              <w:top w:val="single" w:sz="4" w:space="0" w:color="000000" w:themeColor="text1"/>
+              <w:left w:val="single" w:sz="4" w:space="0" w:color="000000" w:themeColor="text1"/>
+              <w:bottom w:val="single" w:sz="4" w:space="0" w:color="000000" w:themeColor="text1"/>
+              <w:right w:val="single" w:sz="4" w:space="0" w:color="000000" w:themeColor="text1"/>
+            </w:tcBorders>
+          </w:tcPr>
+          <w:p>
+            <w:pPr>
+              <w:spacing w:before="120"/>
+              <w:ind w:left="142" w:right="244"/>
+              <w:rPr>
+                <w:rFonts w:ascii="Calibri" w:eastAsia="Calibri" w:hAnsi="Calibri"/>
+              </w:rPr>
+            </w:pPr>
+          </w:p>
+        </w:tc>
+      </w:tr>
+      <w:tr>
+        <w:trPr>
+          <w:trHeight w:val="410"/>
+        </w:trPr>
+        <w:tc>
+          <w:tcPr>
+            <w:tcW w:w="5615" w:type="dxa"/>
+            <w:gridSpan w:val="2"/>
+            <w:tcBorders>
+              <w:top w:val="single" w:sz="4" w:space="0" w:color="000000" w:themeColor="text1"/>
+              <w:left w:val="single" w:sz="4" w:space="0" w:color="000000" w:themeColor="text1"/>
+              <w:bottom w:val="single" w:sz="4" w:space="0" w:color="000000" w:themeColor="text1"/>
+              <w:right w:val="single" w:sz="4" w:space="0" w:color="000000" w:themeColor="text1"/>
+            </w:tcBorders>
+          </w:tcPr>
+          <w:p>
+            <w:pPr>
+              <w:spacing w:before="120"/>
+              <w:ind w:left="142" w:right="244"/>
+              <w:rPr>
+                <w:rFonts w:ascii="Calibri" w:eastAsia="Calibri" w:hAnsi="Calibri"/>
+              </w:rPr>
+            </w:pPr>
+          </w:p>
+        </w:tc>
+        <w:tc>
+          <w:tcPr>
+            <w:tcW w:w="1830" w:type="dxa"/>
+            <w:tcBorders>
+              <w:top w:val="single" w:sz="4" w:space="0" w:color="000000" w:themeColor="text1"/>
+              <w:left w:val="single" w:sz="4" w:space="0" w:color="000000" w:themeColor="text1"/>
+              <w:bottom w:val="single" w:sz="4" w:space="0" w:color="000000" w:themeColor="text1"/>
+              <w:right w:val="single" w:sz="4" w:space="0" w:color="000000" w:themeColor="text1"/>
+            </w:tcBorders>
+          </w:tcPr>
+          <w:p>
+            <w:pPr>
+              <w:spacing w:before="120"/>
+              <w:ind w:left="142" w:right="244"/>
+              <w:rPr>
+                <w:rFonts w:ascii="Calibri" w:eastAsia="Calibri" w:hAnsi="Calibri"/>
+              </w:rPr>
+            </w:pPr>
+          </w:p>
+        </w:tc>
+        <w:tc>
+          <w:tcPr>
+            <w:tcW w:w="1709" w:type="dxa"/>
+            <w:tcBorders>
+              <w:top w:val="single" w:sz="4" w:space="0" w:color="000000" w:themeColor="text1"/>
+              <w:left w:val="single" w:sz="4" w:space="0" w:color="000000" w:themeColor="text1"/>
+              <w:bottom w:val="single" w:sz="4" w:space="0" w:color="000000" w:themeColor="text1"/>
+              <w:right w:val="single" w:sz="4" w:space="0" w:color="000000" w:themeColor="text1"/>
+            </w:tcBorders>
+          </w:tcPr>
+          <w:p>
+            <w:pPr>
+              <w:spacing w:before="120"/>
+              <w:ind w:left="142" w:right="244"/>
+              <w:rPr>
+                <w:rFonts w:ascii="Calibri" w:eastAsia="Calibri" w:hAnsi="Calibri"/>
+              </w:rPr>
+            </w:pPr>
+          </w:p>
+        </w:tc>
+      </w:tr>
+      <w:tr>
+        <w:trPr>
+          <w:trHeight w:val="708"/>
+        </w:trPr>
+        <w:tc>
+          <w:tcPr>
+            <w:tcW w:w="9155" w:type="dxa"/>
+            <w:gridSpan w:val="4"/>
+            <w:tcBorders>
+              <w:top w:val="single" w:sz="4" w:space="0" w:color="000000" w:themeColor="text1"/>
+              <w:left w:val="single" w:sz="4" w:space="0" w:color="000000" w:themeColor="text1"/>
+              <w:bottom w:val="single" w:sz="4" w:space="0" w:color="auto"/>
+              <w:right w:val="single" w:sz="4" w:space="0" w:color="000000" w:themeColor="text1"/>
+            </w:tcBorders>
+            <w:hideMark/>
+          </w:tcPr>
+          <w:p>
+            <w:pPr>
+              <w:spacing w:before="120" w:after="180"/>
+              <w:ind w:left="284" w:right="85"/>
+              <w:rPr>
+                <w:sz w:val="20"/>
+              </w:rPr>
+            </w:pPr>
+            <w:r>
+              <w:rPr>
+                <w:sz w:val="20"/>
+                <w:szCs w:val="20"/>
+                <w:u w:val="single"/>
+              </w:rPr>
+              <w:t>Declaration</w:t>
+            </w:r>
+            <w:r>
+              <w:rPr>
+                <w:sz w:val="20"/>
+                <w:szCs w:val="20"/>
+              </w:rPr>
+              <w:t xml:space="preserve"> for:    Interim Report 1</w:t>
+            </w:r>
+          </w:p>
+          <w:p>
+            <w:pPr>
+              <w:spacing w:before="120" w:after="180"/>
+              <w:ind w:left="284"/>
+              <w:rPr>
+                <w:rFonts w:eastAsia="Calibri"/>
+                <w:b/>
+                <w:bCs/>
+                <w:sz w:val="20"/>
+              </w:rPr>
+            </w:pPr>
+            <w:r>
+              <w:rPr>
+                <w:rFonts w:eastAsia="Calibri"/>
+                <w:b/>
+                <w:bCs/>
+                <w:sz w:val="20"/>
+                <w:szCs w:val="20"/>
+              </w:rPr>
+              <w:t>we confirm that, except where indicated, the work contained in this report is my/our own original work.</w:t>
+            </w:r>
+          </w:p>
+        </w:tc>
+      </w:tr>
+    </w:tbl>
+    <w:p>
+      <w:pPr>
+        <w:widowControl w:val="0"/>
+        <w:tabs>
+          <w:tab w:val="left" w:pos="3960"/>
+          <w:tab w:val="left" w:pos="5040"/>
+          <w:tab w:val="left" w:pos="8360"/>
+          <w:tab w:val="right" w:pos="9360"/>
+        </w:tabs>
+        <w:jc w:val="both"/>
+      </w:pPr>
+    </w:p>
+    <w:p>
+      <w:pPr>
+        <w:spacing w:after="120" w:line="241" w:lineRule="exact"/>
+        <w:ind w:left="142" w:right="-23"/>
+        <w:rPr>
+          <w:b/>
+          <w:bCs/>
+          <w:spacing w:val="-1"/>
+          <w:sz w:val="21"/>
+          <w:szCs w:val="21"/>
+        </w:rPr>
+      </w:pPr>
+    </w:p>
+    <w:p>
+      <w:pPr>
+        <w:spacing w:line="241" w:lineRule="exact"/>
+        <w:ind w:left="142" w:right="-20"/>
+        <w:rPr>
+          <w:b/>
+          <w:bCs/>
+          <w:sz w:val="21"/>
+          <w:szCs w:val="21"/>
+        </w:rPr>
+      </w:pPr>
+      <w:r>
+        <w:rPr>
+          <w:b/>
+          <w:bCs/>
+          <w:spacing w:val="-1"/>
+          <w:sz w:val="21"/>
+          <w:szCs w:val="21"/>
+        </w:rPr>
+        <w:t>I</w:t>
+      </w:r>
+      <w:r>
+        <w:rPr>
+          <w:b/>
+          <w:bCs/>
+          <w:sz w:val="21"/>
+          <w:szCs w:val="21"/>
+        </w:rPr>
+        <w:t>n</w:t>
+      </w:r>
+      <w:r>
+        <w:rPr>
+          <w:b/>
+          <w:bCs/>
+          <w:spacing w:val="-1"/>
+          <w:sz w:val="21"/>
+          <w:szCs w:val="21"/>
+        </w:rPr>
+        <w:t>st</w:t>
+      </w:r>
+      <w:r>
+        <w:rPr>
+          <w:b/>
+          <w:bCs/>
+          <w:sz w:val="21"/>
+          <w:szCs w:val="21"/>
+        </w:rPr>
+        <w:t>ruc</w:t>
+      </w:r>
+      <w:r>
+        <w:rPr>
+          <w:b/>
+          <w:bCs/>
+          <w:spacing w:val="-1"/>
+          <w:sz w:val="21"/>
+          <w:szCs w:val="21"/>
+        </w:rPr>
+        <w:t>ti</w:t>
+      </w:r>
+      <w:r>
+        <w:rPr>
+          <w:b/>
+          <w:bCs/>
+          <w:sz w:val="21"/>
+          <w:szCs w:val="21"/>
+        </w:rPr>
+        <w:t>ons</w:t>
+      </w:r>
+      <w:r>
+        <w:rPr>
+          <w:b/>
+          <w:bCs/>
+          <w:spacing w:val="24"/>
+          <w:sz w:val="21"/>
+          <w:szCs w:val="21"/>
+        </w:rPr>
+        <w:t xml:space="preserve"> </w:t>
+      </w:r>
+      <w:r>
+        <w:rPr>
+          <w:b/>
+          <w:bCs/>
+          <w:spacing w:val="-1"/>
+          <w:sz w:val="21"/>
+          <w:szCs w:val="21"/>
+        </w:rPr>
+        <w:t>t</w:t>
+      </w:r>
+      <w:r>
+        <w:rPr>
+          <w:b/>
+          <w:bCs/>
+          <w:sz w:val="21"/>
+          <w:szCs w:val="21"/>
+        </w:rPr>
+        <w:t>o</w:t>
+      </w:r>
+      <w:r>
+        <w:rPr>
+          <w:b/>
+          <w:bCs/>
+          <w:spacing w:val="5"/>
+          <w:sz w:val="21"/>
+          <w:szCs w:val="21"/>
+        </w:rPr>
+        <w:t xml:space="preserve"> </w:t>
+      </w:r>
+      <w:r>
+        <w:rPr>
+          <w:b/>
+          <w:bCs/>
+          <w:sz w:val="20"/>
+        </w:rPr>
+        <w:t>markers</w:t>
+      </w:r>
+      <w:r>
+        <w:rPr>
+          <w:b/>
+          <w:bCs/>
+          <w:spacing w:val="17"/>
+          <w:sz w:val="21"/>
+          <w:szCs w:val="21"/>
+        </w:rPr>
+        <w:t xml:space="preserve"> </w:t>
+      </w:r>
+      <w:r>
+        <w:rPr>
+          <w:b/>
+          <w:bCs/>
+          <w:sz w:val="21"/>
+          <w:szCs w:val="21"/>
+        </w:rPr>
+        <w:t>of</w:t>
+      </w:r>
+      <w:r>
+        <w:rPr>
+          <w:b/>
+          <w:bCs/>
+          <w:spacing w:val="4"/>
+          <w:sz w:val="21"/>
+          <w:szCs w:val="21"/>
+        </w:rPr>
+        <w:t xml:space="preserve"> </w:t>
+      </w:r>
+      <w:r>
+        <w:rPr>
+          <w:b/>
+          <w:bCs/>
+          <w:spacing w:val="1"/>
+          <w:sz w:val="21"/>
+          <w:szCs w:val="21"/>
+        </w:rPr>
+        <w:t>P</w:t>
+      </w:r>
+      <w:r>
+        <w:rPr>
+          <w:b/>
+          <w:bCs/>
+          <w:sz w:val="21"/>
+          <w:szCs w:val="21"/>
+        </w:rPr>
+        <w:t>art</w:t>
+      </w:r>
+      <w:r>
+        <w:rPr>
+          <w:b/>
+          <w:bCs/>
+          <w:spacing w:val="9"/>
+          <w:sz w:val="21"/>
+          <w:szCs w:val="21"/>
+        </w:rPr>
+        <w:t xml:space="preserve"> </w:t>
+      </w:r>
+      <w:r>
+        <w:rPr>
+          <w:b/>
+          <w:bCs/>
+          <w:spacing w:val="-1"/>
+          <w:sz w:val="21"/>
+          <w:szCs w:val="21"/>
+        </w:rPr>
+        <w:t>I</w:t>
+      </w:r>
+      <w:r>
+        <w:rPr>
+          <w:b/>
+          <w:bCs/>
+          <w:spacing w:val="-3"/>
+          <w:sz w:val="21"/>
+          <w:szCs w:val="21"/>
+        </w:rPr>
+        <w:t>I</w:t>
+      </w:r>
+      <w:r>
+        <w:rPr>
+          <w:b/>
+          <w:bCs/>
+          <w:sz w:val="21"/>
+          <w:szCs w:val="21"/>
+        </w:rPr>
+        <w:t>A</w:t>
+      </w:r>
+      <w:r>
+        <w:rPr>
+          <w:b/>
+          <w:bCs/>
+          <w:spacing w:val="8"/>
+          <w:sz w:val="21"/>
+          <w:szCs w:val="21"/>
+        </w:rPr>
+        <w:t xml:space="preserve"> project reports</w:t>
+      </w:r>
+      <w:r>
+        <w:rPr>
+          <w:b/>
+          <w:bCs/>
+          <w:sz w:val="21"/>
+          <w:szCs w:val="21"/>
+        </w:rPr>
+        <w:t>:</w:t>
+      </w:r>
+    </w:p>
+    <w:p>
+      <w:pPr>
+        <w:spacing w:line="241" w:lineRule="exact"/>
+        <w:ind w:left="142" w:right="-20"/>
+        <w:rPr>
+          <w:b/>
+          <w:bCs/>
+          <w:sz w:val="21"/>
+          <w:szCs w:val="21"/>
+        </w:rPr>
+      </w:pPr>
+    </w:p>
+    <w:p>
+      <w:pPr>
+        <w:spacing w:line="241" w:lineRule="exact"/>
+        <w:ind w:left="142" w:right="-20"/>
+        <w:rPr>
+          <w:b/>
+          <w:bCs/>
+          <w:sz w:val="20"/>
+        </w:rPr>
+      </w:pPr>
+      <w:r>
+        <w:rPr>
+          <w:b/>
+          <w:bCs/>
+          <w:sz w:val="20"/>
+        </w:rPr>
+        <w:t>Grading scheme</w:t>
+      </w:r>
+    </w:p>
+    <w:p>
+      <w:pPr>
+        <w:spacing w:line="241" w:lineRule="exact"/>
+        <w:ind w:left="142" w:right="-20"/>
+        <w:rPr>
+          <w:b/>
+          <w:bCs/>
+          <w:sz w:val="20"/>
+        </w:rPr>
+      </w:pPr>
+    </w:p>
+    <w:tbl>
+      <w:tblPr>
+        <w:tblW w:w="9114" w:type="dxa"/>
+        <w:tblInd w:w="250" w:type="dxa"/>
+        <w:tblBorders>
+          <w:top w:val="single" w:sz="12" w:space="0" w:color="auto"/>
+          <w:left w:val="single" w:sz="12" w:space="0" w:color="auto"/>
+          <w:bottom w:val="single" w:sz="12" w:space="0" w:color="auto"/>
+          <w:right w:val="single" w:sz="12" w:space="0" w:color="auto"/>
+          <w:insideH w:val="single" w:sz="4" w:space="0" w:color="auto"/>
+          <w:insideV w:val="single" w:sz="4" w:space="0" w:color="auto"/>
+        </w:tblBorders>
+        <w:tblLayout w:type="fixed"/>
+        <w:tblLook w:val="04A0" w:firstRow="1" w:lastRow="0" w:firstColumn="1" w:lastColumn="0" w:noHBand="0" w:noVBand="1"/>
+      </w:tblPr>
+      <w:tblGrid>
+        <w:gridCol w:w="1153"/>
+        <w:gridCol w:w="992"/>
+        <w:gridCol w:w="771"/>
+        <w:gridCol w:w="972"/>
+        <w:gridCol w:w="1234"/>
+        <w:gridCol w:w="2413"/>
+        <w:gridCol w:w="1579"/>
+      </w:tblGrid>
+      <w:tr>
+        <w:trPr>
+          <w:trHeight w:val="446"/>
+        </w:trPr>
+        <w:tc>
+          <w:tcPr>
+            <w:tcW w:w="1153" w:type="dxa"/>
+          </w:tcPr>
+          <w:p>
+            <w:pPr>
+              <w:spacing w:line="241" w:lineRule="exact"/>
+              <w:ind w:right="-20"/>
+              <w:rPr>
+                <w:b/>
+                <w:sz w:val="20"/>
+              </w:rPr>
+            </w:pPr>
+            <w:r>
+              <w:rPr>
+                <w:b/>
+                <w:sz w:val="20"/>
+              </w:rPr>
+              <w:t>Grade</w:t>
+            </w:r>
+          </w:p>
+        </w:tc>
+        <w:tc>
+          <w:tcPr>
+            <w:tcW w:w="992" w:type="dxa"/>
+          </w:tcPr>
+          <w:p>
+            <w:pPr>
+              <w:spacing w:line="241" w:lineRule="exact"/>
+              <w:ind w:right="-20"/>
+              <w:rPr>
+                <w:sz w:val="20"/>
+              </w:rPr>
+            </w:pPr>
+            <w:r>
+              <w:rPr>
+                <w:sz w:val="20"/>
+              </w:rPr>
+              <w:t>A</w:t>
+            </w:r>
+            <w:r>
+              <w:rPr>
+                <w:sz w:val="20"/>
+              </w:rPr>
+              <w:t>*</w:t>
+            </w:r>
+          </w:p>
+        </w:tc>
+        <w:tc>
+          <w:tcPr>
+            <w:tcW w:w="771" w:type="dxa"/>
+          </w:tcPr>
+          <w:p>
+            <w:pPr>
+              <w:spacing w:line="241" w:lineRule="exact"/>
+              <w:ind w:right="-20"/>
+              <w:rPr>
+                <w:sz w:val="20"/>
+              </w:rPr>
+            </w:pPr>
+            <w:r>
+              <w:rPr>
+                <w:sz w:val="20"/>
+              </w:rPr>
+              <w:t>A</w:t>
+            </w:r>
+          </w:p>
+        </w:tc>
+        <w:tc>
+          <w:tcPr>
+            <w:tcW w:w="972" w:type="dxa"/>
+          </w:tcPr>
+          <w:p>
+            <w:pPr>
+              <w:spacing w:line="241" w:lineRule="exact"/>
+              <w:ind w:right="-20"/>
+              <w:rPr>
+                <w:sz w:val="20"/>
+              </w:rPr>
+            </w:pPr>
+            <w:r>
+              <w:rPr>
+                <w:sz w:val="20"/>
+              </w:rPr>
+              <w:t>B</w:t>
+            </w:r>
+          </w:p>
+        </w:tc>
+        <w:tc>
+          <w:tcPr>
+            <w:tcW w:w="1234" w:type="dxa"/>
+          </w:tcPr>
+          <w:p>
+            <w:pPr>
+              <w:spacing w:line="241" w:lineRule="exact"/>
+              <w:ind w:right="-20"/>
+              <w:rPr>
+                <w:sz w:val="20"/>
+              </w:rPr>
+            </w:pPr>
+            <w:r>
+              <w:rPr>
+                <w:sz w:val="20"/>
+              </w:rPr>
+              <w:t>C</w:t>
+            </w:r>
+          </w:p>
+        </w:tc>
+        <w:tc>
+          <w:tcPr>
+            <w:tcW w:w="2413" w:type="dxa"/>
+          </w:tcPr>
+          <w:p>
+            <w:pPr>
+              <w:spacing w:line="241" w:lineRule="exact"/>
+              <w:ind w:right="-20"/>
+              <w:rPr>
+                <w:sz w:val="20"/>
+              </w:rPr>
+            </w:pPr>
+            <w:r>
+              <w:rPr>
+                <w:sz w:val="20"/>
+              </w:rPr>
+              <w:t>D</w:t>
+            </w:r>
+          </w:p>
+        </w:tc>
+        <w:tc>
+          <w:tcPr>
+            <w:tcW w:w="1579" w:type="dxa"/>
+          </w:tcPr>
+          <w:p>
+            <w:pPr>
+              <w:spacing w:line="241" w:lineRule="exact"/>
+              <w:ind w:right="-20"/>
+              <w:rPr>
+                <w:sz w:val="20"/>
+              </w:rPr>
+            </w:pPr>
+            <w:r>
+              <w:rPr>
+                <w:sz w:val="20"/>
+              </w:rPr>
+              <w:t>E</w:t>
+            </w:r>
+          </w:p>
+        </w:tc>
+      </w:tr>
+      <w:tr>
+        <w:trPr>
+          <w:trHeight w:val="724"/>
+        </w:trPr>
+        <w:tc>
+          <w:tcPr>
+            <w:tcW w:w="1153" w:type="dxa"/>
+          </w:tcPr>
+          <w:p>
+            <w:pPr>
+              <w:spacing w:line="241" w:lineRule="exact"/>
+              <w:ind w:right="-20"/>
+              <w:rPr>
+                <w:b/>
+                <w:sz w:val="20"/>
+              </w:rPr>
+            </w:pPr>
+            <w:r>
+              <w:rPr>
+                <w:b/>
+                <w:sz w:val="20"/>
+              </w:rPr>
+              <w:t>Standard</w:t>
+            </w:r>
+          </w:p>
+        </w:tc>
+        <w:tc>
+          <w:tcPr>
+            <w:tcW w:w="992" w:type="dxa"/>
+          </w:tcPr>
+          <w:p>
+            <w:pPr>
+              <w:spacing w:line="241" w:lineRule="exact"/>
+              <w:ind w:right="-20"/>
+              <w:rPr>
+                <w:sz w:val="20"/>
+              </w:rPr>
+            </w:pPr>
+            <w:r>
+              <w:rPr>
+                <w:sz w:val="20"/>
+              </w:rPr>
+              <w:t>Excellent</w:t>
+            </w:r>
+          </w:p>
+        </w:tc>
+        <w:tc>
+          <w:tcPr>
+            <w:tcW w:w="771" w:type="dxa"/>
+          </w:tcPr>
+          <w:p>
+            <w:pPr>
+              <w:spacing w:line="241" w:lineRule="exact"/>
+              <w:ind w:right="-20"/>
+              <w:rPr>
+                <w:sz w:val="20"/>
+              </w:rPr>
+            </w:pPr>
+            <w:r>
+              <w:rPr>
+                <w:sz w:val="20"/>
+              </w:rPr>
+              <w:t>Very Good</w:t>
+            </w:r>
+          </w:p>
+        </w:tc>
+        <w:tc>
+          <w:tcPr>
+            <w:tcW w:w="972" w:type="dxa"/>
+          </w:tcPr>
+          <w:p>
+            <w:pPr>
+              <w:spacing w:line="241" w:lineRule="exact"/>
+              <w:ind w:right="-20"/>
+              <w:rPr>
+                <w:sz w:val="20"/>
+              </w:rPr>
+            </w:pPr>
+            <w:r>
+              <w:rPr>
+                <w:sz w:val="20"/>
+              </w:rPr>
+              <w:t>Good</w:t>
+            </w:r>
+          </w:p>
+        </w:tc>
+        <w:tc>
+          <w:tcPr>
+            <w:tcW w:w="1234" w:type="dxa"/>
+          </w:tcPr>
+          <w:p>
+            <w:pPr>
+              <w:spacing w:line="241" w:lineRule="exact"/>
+              <w:ind w:right="-20"/>
+              <w:rPr>
+                <w:sz w:val="20"/>
+              </w:rPr>
+            </w:pPr>
+            <w:r>
+              <w:rPr>
+                <w:sz w:val="20"/>
+              </w:rPr>
+              <w:t>Acceptable</w:t>
+            </w:r>
+          </w:p>
+        </w:tc>
+        <w:tc>
+          <w:tcPr>
+            <w:tcW w:w="2413" w:type="dxa"/>
+          </w:tcPr>
+          <w:p>
+            <w:pPr>
+              <w:spacing w:line="241" w:lineRule="exact"/>
+              <w:ind w:right="-20"/>
+              <w:rPr>
+                <w:sz w:val="20"/>
+              </w:rPr>
+            </w:pPr>
+            <w:r>
+              <w:rPr>
+                <w:sz w:val="20"/>
+              </w:rPr>
+              <w:t>Minimum acceptable for Honours</w:t>
+            </w:r>
+          </w:p>
+        </w:tc>
+        <w:tc>
+          <w:tcPr>
+            <w:tcW w:w="1579" w:type="dxa"/>
+          </w:tcPr>
+          <w:p>
+            <w:pPr>
+              <w:spacing w:line="241" w:lineRule="exact"/>
+              <w:ind w:right="-20"/>
+              <w:rPr>
+                <w:sz w:val="20"/>
+              </w:rPr>
+            </w:pPr>
+            <w:r>
+              <w:rPr>
+                <w:sz w:val="20"/>
+              </w:rPr>
+              <w:t>Below Honours</w:t>
+            </w:r>
+          </w:p>
+        </w:tc>
+      </w:tr>
+    </w:tbl>
+    <w:p>
+      <w:pPr>
+        <w:ind w:left="142" w:right="-20"/>
+        <w:rPr>
+          <w:sz w:val="12"/>
+          <w:szCs w:val="12"/>
+        </w:rPr>
+      </w:pPr>
+    </w:p>
+    <w:p>
+      <w:pPr>
+        <w:tabs>
+          <w:tab w:val="left" w:pos="1240"/>
+        </w:tabs>
+        <w:spacing w:before="5" w:line="247" w:lineRule="auto"/>
+        <w:ind w:left="162" w:right="183" w:firstLine="2"/>
+        <w:rPr>
+          <w:spacing w:val="11"/>
+          <w:sz w:val="19"/>
+          <w:szCs w:val="19"/>
+        </w:rPr>
+      </w:pPr>
+      <w:r>
+        <w:rPr>
+          <w:spacing w:val="2"/>
+          <w:sz w:val="19"/>
+          <w:szCs w:val="19"/>
+        </w:rPr>
+        <w:t>G</w:t>
+      </w:r>
+      <w:r>
+        <w:rPr>
+          <w:spacing w:val="-1"/>
+          <w:sz w:val="19"/>
+          <w:szCs w:val="19"/>
+        </w:rPr>
+        <w:t>r</w:t>
+      </w:r>
+      <w:r>
+        <w:rPr>
+          <w:spacing w:val="2"/>
+          <w:sz w:val="19"/>
+          <w:szCs w:val="19"/>
+        </w:rPr>
+        <w:t>a</w:t>
+      </w:r>
+      <w:r>
+        <w:rPr>
+          <w:spacing w:val="4"/>
+          <w:sz w:val="19"/>
+          <w:szCs w:val="19"/>
+        </w:rPr>
+        <w:t>d</w:t>
+      </w:r>
+      <w:r>
+        <w:rPr>
+          <w:sz w:val="19"/>
+          <w:szCs w:val="19"/>
+        </w:rPr>
+        <w:t>e</w:t>
+      </w:r>
+      <w:r>
+        <w:rPr>
+          <w:spacing w:val="7"/>
+          <w:sz w:val="19"/>
+          <w:szCs w:val="19"/>
+        </w:rPr>
+        <w:t xml:space="preserve"> </w:t>
+      </w:r>
+      <w:r>
+        <w:rPr>
+          <w:sz w:val="19"/>
+          <w:szCs w:val="19"/>
+        </w:rPr>
+        <w:t>t</w:t>
+      </w:r>
+      <w:r>
+        <w:rPr>
+          <w:spacing w:val="4"/>
+          <w:sz w:val="19"/>
+          <w:szCs w:val="19"/>
+        </w:rPr>
+        <w:t>h</w:t>
+      </w:r>
+      <w:r>
+        <w:rPr>
+          <w:sz w:val="19"/>
+          <w:szCs w:val="19"/>
+        </w:rPr>
+        <w:t xml:space="preserve">e reports </w:t>
+      </w:r>
+      <w:r>
+        <w:rPr>
+          <w:spacing w:val="6"/>
+          <w:sz w:val="19"/>
+          <w:szCs w:val="19"/>
+        </w:rPr>
+        <w:t>b</w:t>
+      </w:r>
+      <w:r>
+        <w:rPr>
+          <w:sz w:val="19"/>
+          <w:szCs w:val="19"/>
+        </w:rPr>
+        <w:t>y</w:t>
+      </w:r>
+      <w:r>
+        <w:rPr>
+          <w:spacing w:val="2"/>
+          <w:sz w:val="19"/>
+          <w:szCs w:val="19"/>
+        </w:rPr>
+        <w:t xml:space="preserve"> ticking</w:t>
+      </w:r>
+      <w:r>
+        <w:rPr>
+          <w:spacing w:val="10"/>
+          <w:sz w:val="19"/>
+          <w:szCs w:val="19"/>
+        </w:rPr>
+        <w:t xml:space="preserve"> </w:t>
+      </w:r>
+      <w:r>
+        <w:rPr>
+          <w:sz w:val="19"/>
+          <w:szCs w:val="19"/>
+        </w:rPr>
+        <w:t>t</w:t>
+      </w:r>
+      <w:r>
+        <w:rPr>
+          <w:spacing w:val="4"/>
+          <w:sz w:val="19"/>
+          <w:szCs w:val="19"/>
+        </w:rPr>
+        <w:t>h</w:t>
+      </w:r>
+      <w:r>
+        <w:rPr>
+          <w:sz w:val="19"/>
+          <w:szCs w:val="19"/>
+        </w:rPr>
+        <w:t>e</w:t>
+      </w:r>
+      <w:r>
+        <w:rPr>
+          <w:spacing w:val="8"/>
+          <w:sz w:val="19"/>
+          <w:szCs w:val="19"/>
+        </w:rPr>
+        <w:t xml:space="preserve"> </w:t>
+      </w:r>
+      <w:r>
+        <w:rPr>
+          <w:spacing w:val="2"/>
+          <w:sz w:val="19"/>
+          <w:szCs w:val="19"/>
+        </w:rPr>
+        <w:t>a</w:t>
+      </w:r>
+      <w:r>
+        <w:rPr>
+          <w:spacing w:val="4"/>
+          <w:sz w:val="19"/>
+          <w:szCs w:val="19"/>
+        </w:rPr>
+        <w:t>pp</w:t>
+      </w:r>
+      <w:r>
+        <w:rPr>
+          <w:spacing w:val="-1"/>
+          <w:sz w:val="19"/>
+          <w:szCs w:val="19"/>
+        </w:rPr>
+        <w:t>r</w:t>
+      </w:r>
+      <w:r>
+        <w:rPr>
+          <w:spacing w:val="1"/>
+          <w:sz w:val="19"/>
+          <w:szCs w:val="19"/>
+        </w:rPr>
+        <w:t>o</w:t>
+      </w:r>
+      <w:r>
+        <w:rPr>
+          <w:spacing w:val="4"/>
+          <w:sz w:val="19"/>
+          <w:szCs w:val="19"/>
+        </w:rPr>
+        <w:t>p</w:t>
+      </w:r>
+      <w:r>
+        <w:rPr>
+          <w:spacing w:val="-1"/>
+          <w:sz w:val="19"/>
+          <w:szCs w:val="19"/>
+        </w:rPr>
+        <w:t>r</w:t>
+      </w:r>
+      <w:r>
+        <w:rPr>
+          <w:sz w:val="19"/>
+          <w:szCs w:val="19"/>
+        </w:rPr>
+        <w:t>i</w:t>
+      </w:r>
+      <w:r>
+        <w:rPr>
+          <w:spacing w:val="2"/>
+          <w:sz w:val="19"/>
+          <w:szCs w:val="19"/>
+        </w:rPr>
+        <w:t>a</w:t>
+      </w:r>
+      <w:r>
+        <w:rPr>
+          <w:sz w:val="19"/>
+          <w:szCs w:val="19"/>
+        </w:rPr>
+        <w:t>te</w:t>
+      </w:r>
+      <w:r>
+        <w:rPr>
+          <w:spacing w:val="13"/>
+          <w:sz w:val="19"/>
+          <w:szCs w:val="19"/>
+        </w:rPr>
+        <w:t xml:space="preserve"> </w:t>
+      </w:r>
+      <w:r>
+        <w:rPr>
+          <w:spacing w:val="5"/>
+          <w:sz w:val="19"/>
+          <w:szCs w:val="19"/>
+        </w:rPr>
+        <w:t>guideline assessment</w:t>
+      </w:r>
+      <w:r>
+        <w:rPr>
+          <w:spacing w:val="13"/>
+          <w:sz w:val="19"/>
+          <w:szCs w:val="19"/>
+        </w:rPr>
+        <w:t xml:space="preserve"> </w:t>
+      </w:r>
+      <w:r>
+        <w:rPr>
+          <w:spacing w:val="1"/>
+          <w:sz w:val="19"/>
+          <w:szCs w:val="19"/>
+        </w:rPr>
+        <w:t>b</w:t>
+      </w:r>
+      <w:r>
+        <w:rPr>
+          <w:spacing w:val="4"/>
+          <w:sz w:val="19"/>
+          <w:szCs w:val="19"/>
+        </w:rPr>
+        <w:t>o</w:t>
+      </w:r>
+      <w:r>
+        <w:rPr>
+          <w:spacing w:val="1"/>
+          <w:sz w:val="19"/>
+          <w:szCs w:val="19"/>
+        </w:rPr>
+        <w:t>x below</w:t>
+      </w:r>
+      <w:r>
+        <w:rPr>
+          <w:sz w:val="19"/>
+          <w:szCs w:val="19"/>
+        </w:rPr>
+        <w:t>,</w:t>
+      </w:r>
+      <w:r>
+        <w:rPr>
+          <w:spacing w:val="8"/>
+          <w:sz w:val="19"/>
+          <w:szCs w:val="19"/>
+        </w:rPr>
+        <w:t xml:space="preserve"> </w:t>
+      </w:r>
+      <w:r>
+        <w:rPr>
+          <w:spacing w:val="2"/>
+          <w:sz w:val="19"/>
+          <w:szCs w:val="19"/>
+        </w:rPr>
+        <w:t>a</w:t>
+      </w:r>
+      <w:r>
+        <w:rPr>
+          <w:spacing w:val="4"/>
+          <w:sz w:val="19"/>
+          <w:szCs w:val="19"/>
+        </w:rPr>
+        <w:t>n</w:t>
+      </w:r>
+      <w:r>
+        <w:rPr>
+          <w:sz w:val="19"/>
+          <w:szCs w:val="19"/>
+        </w:rPr>
+        <w:t>d</w:t>
+      </w:r>
+      <w:r>
+        <w:rPr>
+          <w:spacing w:val="6"/>
+          <w:sz w:val="19"/>
+          <w:szCs w:val="19"/>
+        </w:rPr>
+        <w:t xml:space="preserve"> </w:t>
+      </w:r>
+      <w:r>
+        <w:rPr>
+          <w:spacing w:val="4"/>
+          <w:sz w:val="19"/>
+          <w:szCs w:val="19"/>
+        </w:rPr>
+        <w:t>p</w:t>
+      </w:r>
+      <w:r>
+        <w:rPr>
+          <w:spacing w:val="-1"/>
+          <w:sz w:val="19"/>
+          <w:szCs w:val="19"/>
+        </w:rPr>
+        <w:t>r</w:t>
+      </w:r>
+      <w:r>
+        <w:rPr>
+          <w:spacing w:val="4"/>
+          <w:sz w:val="19"/>
+          <w:szCs w:val="19"/>
+        </w:rPr>
+        <w:t>o</w:t>
+      </w:r>
+      <w:r>
+        <w:rPr>
+          <w:spacing w:val="1"/>
+          <w:sz w:val="19"/>
+          <w:szCs w:val="19"/>
+        </w:rPr>
+        <w:t>v</w:t>
+      </w:r>
+      <w:r>
+        <w:rPr>
+          <w:sz w:val="19"/>
+          <w:szCs w:val="19"/>
+        </w:rPr>
+        <w:t>i</w:t>
+      </w:r>
+      <w:r>
+        <w:rPr>
+          <w:spacing w:val="4"/>
+          <w:sz w:val="19"/>
+          <w:szCs w:val="19"/>
+        </w:rPr>
+        <w:t>d</w:t>
+      </w:r>
+      <w:r>
+        <w:rPr>
+          <w:sz w:val="19"/>
+          <w:szCs w:val="19"/>
+        </w:rPr>
+        <w:t>e</w:t>
+      </w:r>
+      <w:r>
+        <w:rPr>
+          <w:spacing w:val="9"/>
+          <w:sz w:val="19"/>
+          <w:szCs w:val="19"/>
+        </w:rPr>
+        <w:t xml:space="preserve"> </w:t>
+      </w:r>
+      <w:r>
+        <w:rPr>
+          <w:spacing w:val="2"/>
+          <w:sz w:val="19"/>
+          <w:szCs w:val="19"/>
+        </w:rPr>
+        <w:t>fee</w:t>
+      </w:r>
+      <w:r>
+        <w:rPr>
+          <w:spacing w:val="1"/>
+          <w:sz w:val="19"/>
+          <w:szCs w:val="19"/>
+        </w:rPr>
+        <w:t>d</w:t>
+      </w:r>
+      <w:r>
+        <w:rPr>
+          <w:spacing w:val="4"/>
+          <w:sz w:val="19"/>
+          <w:szCs w:val="19"/>
+        </w:rPr>
+        <w:t>b</w:t>
+      </w:r>
+      <w:r>
+        <w:rPr>
+          <w:spacing w:val="2"/>
+          <w:sz w:val="19"/>
+          <w:szCs w:val="19"/>
+        </w:rPr>
+        <w:t>ac</w:t>
+      </w:r>
+      <w:r>
+        <w:rPr>
+          <w:sz w:val="19"/>
+          <w:szCs w:val="19"/>
+        </w:rPr>
+        <w:t>k</w:t>
+      </w:r>
+      <w:r>
+        <w:rPr>
+          <w:spacing w:val="9"/>
+          <w:sz w:val="19"/>
+          <w:szCs w:val="19"/>
+        </w:rPr>
+        <w:t xml:space="preserve"> </w:t>
+      </w:r>
+      <w:r>
+        <w:rPr>
+          <w:spacing w:val="6"/>
+          <w:sz w:val="19"/>
+          <w:szCs w:val="19"/>
+        </w:rPr>
+        <w:t>against</w:t>
+      </w:r>
+      <w:r>
+        <w:rPr>
+          <w:spacing w:val="9"/>
+          <w:sz w:val="19"/>
+          <w:szCs w:val="19"/>
+        </w:rPr>
+        <w:t xml:space="preserve"> </w:t>
+      </w:r>
+      <w:r>
+        <w:rPr>
+          <w:spacing w:val="2"/>
+          <w:sz w:val="19"/>
+          <w:szCs w:val="19"/>
+        </w:rPr>
+        <w:t>a</w:t>
+      </w:r>
+      <w:r>
+        <w:rPr>
+          <w:sz w:val="19"/>
+          <w:szCs w:val="19"/>
+        </w:rPr>
+        <w:t>s</w:t>
+      </w:r>
+      <w:r>
+        <w:rPr>
+          <w:spacing w:val="9"/>
+          <w:sz w:val="19"/>
+          <w:szCs w:val="19"/>
+        </w:rPr>
+        <w:t xml:space="preserve"> </w:t>
+      </w:r>
+      <w:r>
+        <w:rPr>
+          <w:spacing w:val="1"/>
+          <w:sz w:val="19"/>
+          <w:szCs w:val="19"/>
+        </w:rPr>
+        <w:t>m</w:t>
+      </w:r>
+      <w:r>
+        <w:rPr>
+          <w:spacing w:val="2"/>
+          <w:sz w:val="19"/>
+          <w:szCs w:val="19"/>
+        </w:rPr>
+        <w:t>a</w:t>
+      </w:r>
+      <w:r>
+        <w:rPr>
+          <w:spacing w:val="8"/>
+          <w:sz w:val="19"/>
+          <w:szCs w:val="19"/>
+        </w:rPr>
+        <w:t>n</w:t>
+      </w:r>
+      <w:r>
+        <w:rPr>
+          <w:sz w:val="19"/>
+          <w:szCs w:val="19"/>
+        </w:rPr>
+        <w:t xml:space="preserve">y </w:t>
+      </w:r>
+      <w:r>
+        <w:rPr>
+          <w:spacing w:val="4"/>
+          <w:sz w:val="19"/>
+          <w:szCs w:val="19"/>
+        </w:rPr>
+        <w:t>o</w:t>
+      </w:r>
+      <w:r>
+        <w:rPr>
+          <w:sz w:val="19"/>
+          <w:szCs w:val="19"/>
+        </w:rPr>
+        <w:t>f</w:t>
+      </w:r>
+      <w:r>
+        <w:rPr>
+          <w:spacing w:val="5"/>
+          <w:sz w:val="19"/>
+          <w:szCs w:val="19"/>
+        </w:rPr>
+        <w:t xml:space="preserve"> </w:t>
+      </w:r>
+      <w:r>
+        <w:rPr>
+          <w:sz w:val="19"/>
+          <w:szCs w:val="19"/>
+        </w:rPr>
+        <w:t>t</w:t>
+      </w:r>
+      <w:r>
+        <w:rPr>
+          <w:spacing w:val="4"/>
+          <w:sz w:val="19"/>
+          <w:szCs w:val="19"/>
+        </w:rPr>
+        <w:t>h</w:t>
+      </w:r>
+      <w:r>
+        <w:rPr>
+          <w:sz w:val="19"/>
+          <w:szCs w:val="19"/>
+        </w:rPr>
+        <w:t>e</w:t>
+      </w:r>
+      <w:r>
+        <w:rPr>
+          <w:spacing w:val="8"/>
+          <w:sz w:val="19"/>
+          <w:szCs w:val="19"/>
+        </w:rPr>
+        <w:t xml:space="preserve"> </w:t>
+      </w:r>
+      <w:r>
+        <w:rPr>
+          <w:sz w:val="19"/>
+          <w:szCs w:val="19"/>
+        </w:rPr>
+        <w:t>criteria</w:t>
+      </w:r>
+      <w:r>
+        <w:rPr>
+          <w:spacing w:val="12"/>
+          <w:sz w:val="19"/>
+          <w:szCs w:val="19"/>
+        </w:rPr>
+        <w:t xml:space="preserve"> </w:t>
+      </w:r>
+      <w:r>
+        <w:rPr>
+          <w:spacing w:val="2"/>
+          <w:sz w:val="19"/>
+          <w:szCs w:val="19"/>
+        </w:rPr>
+        <w:t>a</w:t>
+      </w:r>
+      <w:r>
+        <w:rPr>
+          <w:sz w:val="19"/>
+          <w:szCs w:val="19"/>
+        </w:rPr>
+        <w:t>s</w:t>
+      </w:r>
+      <w:r>
+        <w:rPr>
+          <w:spacing w:val="6"/>
+          <w:sz w:val="19"/>
+          <w:szCs w:val="19"/>
+        </w:rPr>
+        <w:t xml:space="preserve"> </w:t>
+      </w:r>
+      <w:r>
+        <w:rPr>
+          <w:spacing w:val="2"/>
+          <w:sz w:val="19"/>
+          <w:szCs w:val="19"/>
+        </w:rPr>
+        <w:t>a</w:t>
+      </w:r>
+      <w:r>
+        <w:rPr>
+          <w:spacing w:val="-1"/>
+          <w:sz w:val="19"/>
+          <w:szCs w:val="19"/>
+        </w:rPr>
+        <w:t>r</w:t>
+      </w:r>
+      <w:r>
+        <w:rPr>
+          <w:sz w:val="19"/>
+          <w:szCs w:val="19"/>
+        </w:rPr>
+        <w:t>e</w:t>
+      </w:r>
+      <w:r>
+        <w:rPr>
+          <w:spacing w:val="8"/>
+          <w:sz w:val="19"/>
+          <w:szCs w:val="19"/>
+        </w:rPr>
+        <w:t xml:space="preserve"> </w:t>
+      </w:r>
+      <w:r>
+        <w:rPr>
+          <w:spacing w:val="2"/>
+          <w:sz w:val="19"/>
+          <w:szCs w:val="19"/>
+        </w:rPr>
+        <w:t>a</w:t>
+      </w:r>
+      <w:r>
+        <w:rPr>
+          <w:spacing w:val="1"/>
+          <w:sz w:val="19"/>
+          <w:szCs w:val="19"/>
+        </w:rPr>
+        <w:t>p</w:t>
+      </w:r>
+      <w:r>
+        <w:rPr>
+          <w:spacing w:val="4"/>
+          <w:sz w:val="19"/>
+          <w:szCs w:val="19"/>
+        </w:rPr>
+        <w:t>p</w:t>
+      </w:r>
+      <w:r>
+        <w:rPr>
+          <w:sz w:val="19"/>
+          <w:szCs w:val="19"/>
+        </w:rPr>
+        <w:t>li</w:t>
+      </w:r>
+      <w:r>
+        <w:rPr>
+          <w:spacing w:val="2"/>
+          <w:sz w:val="19"/>
+          <w:szCs w:val="19"/>
+        </w:rPr>
+        <w:t>ca</w:t>
+      </w:r>
+      <w:r>
+        <w:rPr>
+          <w:spacing w:val="3"/>
+          <w:sz w:val="19"/>
+          <w:szCs w:val="19"/>
+        </w:rPr>
+        <w:t>b</w:t>
+      </w:r>
+      <w:r>
+        <w:rPr>
+          <w:sz w:val="19"/>
+          <w:szCs w:val="19"/>
+        </w:rPr>
+        <w:t>le</w:t>
+      </w:r>
+      <w:r>
+        <w:rPr>
+          <w:spacing w:val="-1"/>
+          <w:sz w:val="19"/>
+          <w:szCs w:val="19"/>
+        </w:rPr>
+        <w:t xml:space="preserve"> (or add your own)</w:t>
+      </w:r>
+      <w:r>
+        <w:rPr>
+          <w:sz w:val="19"/>
+          <w:szCs w:val="19"/>
+        </w:rPr>
+        <w:t>.</w:t>
+      </w:r>
+      <w:r>
+        <w:rPr>
+          <w:spacing w:val="10"/>
+          <w:sz w:val="19"/>
+          <w:szCs w:val="19"/>
+        </w:rPr>
+        <w:t xml:space="preserve">  Feedback is particularly important for work graded C-E. </w:t>
+      </w:r>
+      <w:r>
+        <w:rPr>
+          <w:spacing w:val="3"/>
+          <w:sz w:val="19"/>
+          <w:szCs w:val="19"/>
+        </w:rPr>
+        <w:t>S</w:t>
+      </w:r>
+      <w:r>
+        <w:rPr>
+          <w:sz w:val="19"/>
+          <w:szCs w:val="19"/>
+        </w:rPr>
+        <w:t>t</w:t>
+      </w:r>
+      <w:r>
+        <w:rPr>
+          <w:spacing w:val="6"/>
+          <w:sz w:val="19"/>
+          <w:szCs w:val="19"/>
+        </w:rPr>
+        <w:t>u</w:t>
+      </w:r>
+      <w:r>
+        <w:rPr>
+          <w:spacing w:val="4"/>
+          <w:sz w:val="19"/>
+          <w:szCs w:val="19"/>
+        </w:rPr>
+        <w:t>d</w:t>
+      </w:r>
+      <w:r>
+        <w:rPr>
+          <w:spacing w:val="2"/>
+          <w:sz w:val="19"/>
+          <w:szCs w:val="19"/>
+        </w:rPr>
+        <w:t>e</w:t>
+      </w:r>
+      <w:r>
+        <w:rPr>
+          <w:spacing w:val="4"/>
+          <w:sz w:val="19"/>
+          <w:szCs w:val="19"/>
+        </w:rPr>
+        <w:t>n</w:t>
+      </w:r>
+      <w:r>
+        <w:rPr>
+          <w:sz w:val="19"/>
+          <w:szCs w:val="19"/>
+        </w:rPr>
+        <w:t>ts</w:t>
+      </w:r>
+      <w:r>
+        <w:rPr>
+          <w:spacing w:val="11"/>
+          <w:sz w:val="19"/>
+          <w:szCs w:val="19"/>
+        </w:rPr>
+        <w:t xml:space="preserve"> </w:t>
+      </w:r>
+      <w:r>
+        <w:rPr>
+          <w:spacing w:val="-2"/>
+          <w:sz w:val="19"/>
+          <w:szCs w:val="19"/>
+        </w:rPr>
+        <w:t>s</w:t>
+      </w:r>
+      <w:r>
+        <w:rPr>
+          <w:spacing w:val="4"/>
+          <w:sz w:val="19"/>
+          <w:szCs w:val="19"/>
+        </w:rPr>
+        <w:t>h</w:t>
+      </w:r>
+      <w:r>
+        <w:rPr>
+          <w:spacing w:val="1"/>
+          <w:sz w:val="19"/>
+          <w:szCs w:val="19"/>
+        </w:rPr>
+        <w:t>o</w:t>
+      </w:r>
+      <w:r>
+        <w:rPr>
+          <w:spacing w:val="4"/>
+          <w:sz w:val="19"/>
+          <w:szCs w:val="19"/>
+        </w:rPr>
+        <w:t>u</w:t>
+      </w:r>
+      <w:r>
+        <w:rPr>
+          <w:sz w:val="19"/>
+          <w:szCs w:val="19"/>
+        </w:rPr>
+        <w:t>ld</w:t>
+      </w:r>
+      <w:r>
+        <w:rPr>
+          <w:spacing w:val="9"/>
+          <w:sz w:val="19"/>
+          <w:szCs w:val="19"/>
+        </w:rPr>
+        <w:t xml:space="preserve"> </w:t>
+      </w:r>
+      <w:r>
+        <w:rPr>
+          <w:spacing w:val="4"/>
+          <w:sz w:val="19"/>
+          <w:szCs w:val="19"/>
+        </w:rPr>
+        <w:t>b</w:t>
+      </w:r>
+      <w:r>
+        <w:rPr>
+          <w:sz w:val="19"/>
+          <w:szCs w:val="19"/>
+        </w:rPr>
+        <w:t>e</w:t>
+      </w:r>
+      <w:r>
+        <w:rPr>
+          <w:spacing w:val="5"/>
+          <w:sz w:val="19"/>
+          <w:szCs w:val="19"/>
+        </w:rPr>
+        <w:t xml:space="preserve"> </w:t>
+      </w:r>
+      <w:r>
+        <w:rPr>
+          <w:spacing w:val="2"/>
+          <w:sz w:val="19"/>
+          <w:szCs w:val="19"/>
+        </w:rPr>
+        <w:t>awa</w:t>
+      </w:r>
+      <w:r>
+        <w:rPr>
+          <w:spacing w:val="-1"/>
+          <w:sz w:val="19"/>
+          <w:szCs w:val="19"/>
+        </w:rPr>
+        <w:t>r</w:t>
+      </w:r>
+      <w:r>
+        <w:rPr>
+          <w:sz w:val="19"/>
+          <w:szCs w:val="19"/>
+        </w:rPr>
+        <w:t>e</w:t>
+      </w:r>
+      <w:r>
+        <w:rPr>
+          <w:spacing w:val="7"/>
+          <w:sz w:val="19"/>
+          <w:szCs w:val="19"/>
+        </w:rPr>
+        <w:t xml:space="preserve"> </w:t>
+      </w:r>
+      <w:r>
+        <w:rPr>
+          <w:sz w:val="19"/>
+          <w:szCs w:val="19"/>
+        </w:rPr>
+        <w:t>t</w:t>
+      </w:r>
+      <w:r>
+        <w:rPr>
+          <w:spacing w:val="4"/>
+          <w:sz w:val="19"/>
+          <w:szCs w:val="19"/>
+        </w:rPr>
+        <w:t>h</w:t>
+      </w:r>
+      <w:r>
+        <w:rPr>
+          <w:spacing w:val="2"/>
+          <w:sz w:val="19"/>
+          <w:szCs w:val="19"/>
+        </w:rPr>
+        <w:t>a</w:t>
+      </w:r>
+      <w:r>
+        <w:rPr>
+          <w:sz w:val="19"/>
+          <w:szCs w:val="19"/>
+        </w:rPr>
+        <w:t>t</w:t>
+      </w:r>
+      <w:r>
+        <w:rPr>
+          <w:spacing w:val="7"/>
+          <w:sz w:val="19"/>
+          <w:szCs w:val="19"/>
+        </w:rPr>
+        <w:t xml:space="preserve"> </w:t>
+      </w:r>
+      <w:r>
+        <w:rPr>
+          <w:spacing w:val="4"/>
+          <w:sz w:val="19"/>
+          <w:szCs w:val="19"/>
+        </w:rPr>
+        <w:t>d</w:t>
+      </w:r>
+      <w:r>
+        <w:rPr>
+          <w:sz w:val="19"/>
+          <w:szCs w:val="19"/>
+        </w:rPr>
+        <w:t>i</w:t>
+      </w:r>
+      <w:r>
+        <w:rPr>
+          <w:spacing w:val="2"/>
+          <w:sz w:val="19"/>
+          <w:szCs w:val="19"/>
+        </w:rPr>
+        <w:t>ffe</w:t>
+      </w:r>
+      <w:r>
+        <w:rPr>
+          <w:spacing w:val="-1"/>
+          <w:sz w:val="19"/>
+          <w:szCs w:val="19"/>
+        </w:rPr>
+        <w:t>r</w:t>
+      </w:r>
+      <w:r>
+        <w:rPr>
+          <w:spacing w:val="2"/>
+          <w:sz w:val="19"/>
+          <w:szCs w:val="19"/>
+        </w:rPr>
+        <w:t>e</w:t>
+      </w:r>
+      <w:r>
+        <w:rPr>
+          <w:spacing w:val="4"/>
+          <w:sz w:val="19"/>
+          <w:szCs w:val="19"/>
+        </w:rPr>
+        <w:t>n</w:t>
+      </w:r>
+      <w:r>
+        <w:rPr>
+          <w:sz w:val="19"/>
+          <w:szCs w:val="19"/>
+        </w:rPr>
+        <w:t>t</w:t>
+      </w:r>
+      <w:r>
+        <w:rPr>
+          <w:spacing w:val="10"/>
+          <w:sz w:val="19"/>
+          <w:szCs w:val="19"/>
+        </w:rPr>
+        <w:t xml:space="preserve"> </w:t>
+      </w:r>
+      <w:r>
+        <w:rPr>
+          <w:spacing w:val="4"/>
+          <w:sz w:val="19"/>
+          <w:szCs w:val="19"/>
+        </w:rPr>
+        <w:t>projec</w:t>
+      </w:r>
+      <w:r>
+        <w:rPr>
+          <w:sz w:val="19"/>
+          <w:szCs w:val="19"/>
+        </w:rPr>
+        <w:t>ts</w:t>
+      </w:r>
+      <w:r>
+        <w:rPr>
+          <w:spacing w:val="7"/>
+          <w:sz w:val="19"/>
+          <w:szCs w:val="19"/>
+        </w:rPr>
+        <w:t xml:space="preserve"> and</w:t>
+      </w:r>
+      <w:r>
+        <w:rPr>
+          <w:spacing w:val="4"/>
+          <w:sz w:val="19"/>
+          <w:szCs w:val="19"/>
+        </w:rPr>
+        <w:t xml:space="preserve"> </w:t>
+      </w:r>
+      <w:r>
+        <w:rPr>
+          <w:spacing w:val="-1"/>
+          <w:sz w:val="19"/>
+          <w:szCs w:val="19"/>
+        </w:rPr>
+        <w:t>r</w:t>
+      </w:r>
+      <w:r>
+        <w:rPr>
+          <w:spacing w:val="2"/>
+          <w:sz w:val="19"/>
+          <w:szCs w:val="19"/>
+        </w:rPr>
+        <w:t>e</w:t>
+      </w:r>
+      <w:r>
+        <w:rPr>
+          <w:spacing w:val="4"/>
+          <w:sz w:val="19"/>
+          <w:szCs w:val="19"/>
+        </w:rPr>
+        <w:t>po</w:t>
+      </w:r>
+      <w:r>
+        <w:rPr>
+          <w:spacing w:val="-1"/>
+          <w:sz w:val="19"/>
+          <w:szCs w:val="19"/>
+        </w:rPr>
+        <w:t>r</w:t>
+      </w:r>
+      <w:r>
+        <w:rPr>
+          <w:sz w:val="19"/>
+          <w:szCs w:val="19"/>
+        </w:rPr>
+        <w:t>ts</w:t>
+      </w:r>
+      <w:r>
+        <w:rPr>
+          <w:spacing w:val="8"/>
+          <w:sz w:val="19"/>
+          <w:szCs w:val="19"/>
+        </w:rPr>
+        <w:t xml:space="preserve"> </w:t>
+      </w:r>
+      <w:r>
+        <w:rPr>
+          <w:spacing w:val="1"/>
+          <w:sz w:val="19"/>
+          <w:szCs w:val="19"/>
+        </w:rPr>
+        <w:t>will</w:t>
+      </w:r>
+      <w:r>
+        <w:rPr>
+          <w:spacing w:val="6"/>
+          <w:sz w:val="19"/>
+          <w:szCs w:val="19"/>
+        </w:rPr>
+        <w:t xml:space="preserve"> </w:t>
+      </w:r>
+      <w:r>
+        <w:rPr>
+          <w:spacing w:val="1"/>
+          <w:sz w:val="19"/>
+          <w:szCs w:val="19"/>
+        </w:rPr>
+        <w:t>require</w:t>
+      </w:r>
+      <w:r>
+        <w:rPr>
+          <w:spacing w:val="8"/>
+          <w:sz w:val="19"/>
+          <w:szCs w:val="19"/>
+        </w:rPr>
+        <w:t xml:space="preserve"> </w:t>
+      </w:r>
+      <w:r>
+        <w:rPr>
+          <w:spacing w:val="4"/>
+          <w:sz w:val="19"/>
+          <w:szCs w:val="19"/>
+        </w:rPr>
+        <w:t>d</w:t>
+      </w:r>
+      <w:r>
+        <w:rPr>
+          <w:spacing w:val="2"/>
+          <w:sz w:val="19"/>
+          <w:szCs w:val="19"/>
+        </w:rPr>
+        <w:t>if</w:t>
+      </w:r>
+      <w:r>
+        <w:rPr>
+          <w:spacing w:val="4"/>
+          <w:sz w:val="19"/>
+          <w:szCs w:val="19"/>
+        </w:rPr>
+        <w:t>f</w:t>
+      </w:r>
+      <w:r>
+        <w:rPr>
+          <w:spacing w:val="5"/>
+          <w:sz w:val="19"/>
+          <w:szCs w:val="19"/>
+        </w:rPr>
+        <w:t>e</w:t>
+      </w:r>
+      <w:r>
+        <w:rPr>
+          <w:spacing w:val="2"/>
+          <w:sz w:val="19"/>
+          <w:szCs w:val="19"/>
+        </w:rPr>
+        <w:t>re</w:t>
+      </w:r>
+      <w:r>
+        <w:rPr>
+          <w:spacing w:val="4"/>
+          <w:sz w:val="19"/>
+          <w:szCs w:val="19"/>
+        </w:rPr>
+        <w:t>n</w:t>
+      </w:r>
+      <w:r>
+        <w:rPr>
+          <w:sz w:val="19"/>
+          <w:szCs w:val="19"/>
+        </w:rPr>
+        <w:t xml:space="preserve">t </w:t>
+      </w:r>
+      <w:r>
+        <w:rPr>
+          <w:spacing w:val="2"/>
+          <w:sz w:val="19"/>
+          <w:szCs w:val="19"/>
+        </w:rPr>
+        <w:t>c</w:t>
+      </w:r>
+      <w:r>
+        <w:rPr>
+          <w:spacing w:val="4"/>
+          <w:sz w:val="19"/>
+          <w:szCs w:val="19"/>
+        </w:rPr>
+        <w:t>h</w:t>
+      </w:r>
+      <w:r>
+        <w:rPr>
+          <w:spacing w:val="2"/>
+          <w:sz w:val="19"/>
+          <w:szCs w:val="19"/>
+        </w:rPr>
+        <w:t>a</w:t>
+      </w:r>
+      <w:r>
+        <w:rPr>
+          <w:spacing w:val="-1"/>
+          <w:sz w:val="19"/>
+          <w:szCs w:val="19"/>
+        </w:rPr>
+        <w:t>r</w:t>
+      </w:r>
+      <w:r>
+        <w:rPr>
+          <w:spacing w:val="2"/>
+          <w:sz w:val="19"/>
+          <w:szCs w:val="19"/>
+        </w:rPr>
+        <w:t>ac</w:t>
+      </w:r>
+      <w:r>
+        <w:rPr>
+          <w:sz w:val="19"/>
+          <w:szCs w:val="19"/>
+        </w:rPr>
+        <w:t>t</w:t>
+      </w:r>
+      <w:r>
+        <w:rPr>
+          <w:spacing w:val="2"/>
+          <w:sz w:val="19"/>
+          <w:szCs w:val="19"/>
+        </w:rPr>
+        <w:t>er</w:t>
+      </w:r>
+      <w:r>
+        <w:rPr>
+          <w:sz w:val="19"/>
+          <w:szCs w:val="19"/>
+        </w:rPr>
+        <w:t>i</w:t>
+      </w:r>
+      <w:r>
+        <w:rPr>
+          <w:spacing w:val="1"/>
+          <w:sz w:val="19"/>
+          <w:szCs w:val="19"/>
+        </w:rPr>
+        <w:t>s</w:t>
+      </w:r>
+      <w:r>
+        <w:rPr>
+          <w:spacing w:val="2"/>
+          <w:sz w:val="19"/>
+          <w:szCs w:val="19"/>
+        </w:rPr>
+        <w:t>t</w:t>
+      </w:r>
+      <w:r>
+        <w:rPr>
+          <w:sz w:val="19"/>
+          <w:szCs w:val="19"/>
+        </w:rPr>
+        <w:t>i</w:t>
+      </w:r>
+      <w:r>
+        <w:rPr>
+          <w:spacing w:val="2"/>
+          <w:sz w:val="19"/>
+          <w:szCs w:val="19"/>
+        </w:rPr>
+        <w:t>c</w:t>
+      </w:r>
+      <w:r>
+        <w:rPr>
+          <w:spacing w:val="1"/>
+          <w:sz w:val="19"/>
+          <w:szCs w:val="19"/>
+        </w:rPr>
+        <w:t>s</w:t>
+      </w:r>
+      <w:r>
+        <w:rPr>
+          <w:spacing w:val="11"/>
+          <w:sz w:val="19"/>
+          <w:szCs w:val="19"/>
+        </w:rPr>
+        <w:t xml:space="preserve">. </w:t>
+      </w:r>
+    </w:p>
+    <w:p>
+      <w:pPr>
+        <w:tabs>
+          <w:tab w:val="left" w:pos="1240"/>
+        </w:tabs>
+        <w:spacing w:before="5" w:line="247" w:lineRule="auto"/>
+        <w:ind w:left="162" w:right="183" w:firstLine="2"/>
+        <w:rPr>
+          <w:spacing w:val="11"/>
+          <w:sz w:val="16"/>
+          <w:szCs w:val="16"/>
+        </w:rPr>
+      </w:pPr>
+    </w:p>
+    <w:tbl>
+      <w:tblPr>
+        <w:tblW w:w="8909" w:type="dxa"/>
+        <w:tblInd w:w="157" w:type="dxa"/>
+        <w:tblLayout w:type="fixed"/>
+        <w:tblCellMar>
+          <w:left w:w="0" w:type="dxa"/>
+          <w:right w:w="0" w:type="dxa"/>
+        </w:tblCellMar>
+        <w:tblLook w:val="01E0" w:firstRow="1" w:lastRow="1" w:firstColumn="1" w:lastColumn="1" w:noHBand="0" w:noVBand="0"/>
+      </w:tblPr>
+      <w:tblGrid>
+        <w:gridCol w:w="1784"/>
+        <w:gridCol w:w="7125"/>
+      </w:tblGrid>
+      <w:tr>
+        <w:trPr>
+          <w:trHeight w:hRule="exact" w:val="980"/>
+        </w:trPr>
+        <w:tc>
+          <w:tcPr>
+            <w:tcW w:w="1784" w:type="dxa"/>
+            <w:hideMark/>
+          </w:tcPr>
+          <w:p>
+            <w:pPr>
+              <w:spacing w:before="60"/>
+              <w:ind w:left="141" w:right="-23"/>
+              <w:rPr>
+                <w:sz w:val="19"/>
+                <w:szCs w:val="19"/>
+              </w:rPr>
+            </w:pPr>
+            <w:r>
+              <w:rPr>
+                <w:i/>
+                <w:spacing w:val="2"/>
+                <w:sz w:val="19"/>
+                <w:szCs w:val="19"/>
+              </w:rPr>
+              <w:lastRenderedPageBreak/>
+              <w:t>Pe</w:t>
+            </w:r>
+            <w:r>
+              <w:rPr>
+                <w:i/>
+                <w:spacing w:val="4"/>
+                <w:sz w:val="19"/>
+                <w:szCs w:val="19"/>
+              </w:rPr>
+              <w:t>na</w:t>
+            </w:r>
+            <w:r>
+              <w:rPr>
+                <w:i/>
+                <w:sz w:val="19"/>
+                <w:szCs w:val="19"/>
+              </w:rPr>
+              <w:t>lties</w:t>
+            </w:r>
+            <w:r>
+              <w:rPr>
+                <w:i/>
+                <w:spacing w:val="11"/>
+                <w:sz w:val="19"/>
+                <w:szCs w:val="19"/>
+              </w:rPr>
+              <w:t xml:space="preserve"> </w:t>
+            </w:r>
+            <w:r>
+              <w:rPr>
+                <w:i/>
+                <w:sz w:val="19"/>
+                <w:szCs w:val="19"/>
+              </w:rPr>
+              <w:t>f</w:t>
+            </w:r>
+            <w:r>
+              <w:rPr>
+                <w:i/>
+                <w:spacing w:val="4"/>
+                <w:sz w:val="19"/>
+                <w:szCs w:val="19"/>
+              </w:rPr>
+              <w:t>o</w:t>
+            </w:r>
+            <w:r>
+              <w:rPr>
+                <w:i/>
+                <w:sz w:val="19"/>
+                <w:szCs w:val="19"/>
+              </w:rPr>
+              <w:t>r</w:t>
+            </w:r>
+            <w:r>
+              <w:rPr>
+                <w:i/>
+                <w:spacing w:val="6"/>
+                <w:sz w:val="19"/>
+                <w:szCs w:val="19"/>
+              </w:rPr>
+              <w:t xml:space="preserve"> </w:t>
+            </w:r>
+            <w:r>
+              <w:rPr>
+                <w:i/>
+                <w:sz w:val="19"/>
+                <w:szCs w:val="19"/>
+              </w:rPr>
+              <w:t>l</w:t>
+            </w:r>
+            <w:r>
+              <w:rPr>
+                <w:i/>
+                <w:spacing w:val="4"/>
+                <w:sz w:val="19"/>
+                <w:szCs w:val="19"/>
+              </w:rPr>
+              <w:t>a</w:t>
+            </w:r>
+            <w:r>
+              <w:rPr>
+                <w:i/>
+                <w:sz w:val="19"/>
+                <w:szCs w:val="19"/>
+              </w:rPr>
+              <w:t>t</w:t>
+            </w:r>
+            <w:r>
+              <w:rPr>
+                <w:i/>
+                <w:spacing w:val="5"/>
+                <w:sz w:val="19"/>
+                <w:szCs w:val="19"/>
+              </w:rPr>
+              <w:t>e</w:t>
+            </w:r>
+            <w:r>
+              <w:rPr>
+                <w:i/>
+                <w:spacing w:val="4"/>
+                <w:sz w:val="19"/>
+                <w:szCs w:val="19"/>
+              </w:rPr>
+              <w:t>n</w:t>
+            </w:r>
+            <w:r>
+              <w:rPr>
+                <w:i/>
+                <w:spacing w:val="5"/>
+                <w:sz w:val="19"/>
+                <w:szCs w:val="19"/>
+              </w:rPr>
+              <w:t>e</w:t>
+            </w:r>
+            <w:r>
+              <w:rPr>
+                <w:i/>
+                <w:spacing w:val="3"/>
+                <w:sz w:val="19"/>
+                <w:szCs w:val="19"/>
+              </w:rPr>
+              <w:t>ss</w:t>
+            </w:r>
+            <w:r>
+              <w:rPr>
+                <w:i/>
+                <w:sz w:val="19"/>
+                <w:szCs w:val="19"/>
+              </w:rPr>
+              <w:t>:</w:t>
+            </w:r>
+          </w:p>
+        </w:tc>
+        <w:tc>
+          <w:tcPr>
+            <w:tcW w:w="7125" w:type="dxa"/>
+          </w:tcPr>
+          <w:p>
+            <w:pPr>
+              <w:spacing w:before="60"/>
+              <w:ind w:right="-23"/>
+              <w:jc w:val="both"/>
+              <w:rPr>
+                <w:sz w:val="19"/>
+                <w:szCs w:val="19"/>
+              </w:rPr>
+            </w:pPr>
+            <w:r>
+              <w:rPr>
+                <w:i/>
+                <w:spacing w:val="4"/>
+                <w:sz w:val="19"/>
+                <w:szCs w:val="19"/>
+              </w:rPr>
+              <w:t xml:space="preserve">Interim Reports: 3 </w:t>
+            </w:r>
+            <w:r>
+              <w:rPr>
+                <w:i/>
+                <w:spacing w:val="2"/>
+                <w:sz w:val="19"/>
+                <w:szCs w:val="19"/>
+              </w:rPr>
+              <w:t>m</w:t>
+            </w:r>
+            <w:r>
+              <w:rPr>
+                <w:i/>
+                <w:spacing w:val="4"/>
+                <w:sz w:val="19"/>
+                <w:szCs w:val="19"/>
+              </w:rPr>
+              <w:t>a</w:t>
+            </w:r>
+            <w:r>
+              <w:rPr>
+                <w:i/>
+                <w:spacing w:val="1"/>
+                <w:sz w:val="19"/>
+                <w:szCs w:val="19"/>
+              </w:rPr>
+              <w:t>r</w:t>
+            </w:r>
+            <w:r>
+              <w:rPr>
+                <w:i/>
+                <w:spacing w:val="2"/>
+                <w:sz w:val="19"/>
+                <w:szCs w:val="19"/>
+              </w:rPr>
+              <w:t>k</w:t>
+            </w:r>
+            <w:r>
+              <w:rPr>
+                <w:i/>
+                <w:sz w:val="19"/>
+                <w:szCs w:val="19"/>
+              </w:rPr>
+              <w:t>s</w:t>
+            </w:r>
+            <w:r>
+              <w:rPr>
+                <w:i/>
+                <w:spacing w:val="6"/>
+                <w:sz w:val="19"/>
+                <w:szCs w:val="19"/>
+              </w:rPr>
+              <w:t xml:space="preserve"> </w:t>
+            </w:r>
+            <w:r>
+              <w:rPr>
+                <w:i/>
+                <w:spacing w:val="4"/>
+                <w:sz w:val="19"/>
+                <w:szCs w:val="19"/>
+              </w:rPr>
+              <w:t>p</w:t>
+            </w:r>
+            <w:r>
+              <w:rPr>
+                <w:i/>
+                <w:spacing w:val="2"/>
+                <w:sz w:val="19"/>
+                <w:szCs w:val="19"/>
+              </w:rPr>
+              <w:t>e</w:t>
+            </w:r>
+            <w:r>
+              <w:rPr>
+                <w:i/>
+                <w:sz w:val="19"/>
+                <w:szCs w:val="19"/>
+              </w:rPr>
+              <w:t>r</w:t>
+            </w:r>
+            <w:r>
+              <w:rPr>
+                <w:i/>
+                <w:spacing w:val="5"/>
+                <w:sz w:val="19"/>
+                <w:szCs w:val="19"/>
+              </w:rPr>
+              <w:t xml:space="preserve"> </w:t>
+            </w:r>
+            <w:r>
+              <w:rPr>
+                <w:i/>
+                <w:spacing w:val="3"/>
+                <w:sz w:val="19"/>
+                <w:szCs w:val="19"/>
+              </w:rPr>
+              <w:t>w</w:t>
+            </w:r>
+            <w:r>
+              <w:rPr>
+                <w:i/>
+                <w:spacing w:val="2"/>
+                <w:sz w:val="19"/>
+                <w:szCs w:val="19"/>
+              </w:rPr>
+              <w:t>ee</w:t>
+            </w:r>
+            <w:r>
+              <w:rPr>
+                <w:i/>
+                <w:sz w:val="19"/>
+                <w:szCs w:val="19"/>
+              </w:rPr>
+              <w:t xml:space="preserve">kday;   Final Reports: 0 marks awarded – </w:t>
+            </w:r>
+            <w:r>
+              <w:rPr>
+                <w:i/>
+                <w:spacing w:val="6"/>
+                <w:sz w:val="19"/>
+                <w:szCs w:val="19"/>
+              </w:rPr>
+              <w:t>late reports not accepted.</w:t>
+            </w:r>
+          </w:p>
+        </w:tc>
+      </w:tr>
+    </w:tbl>
+    <w:p>
+      <w:pPr>
+        <w:tabs>
+          <w:tab w:val="left" w:pos="1240"/>
+        </w:tabs>
+        <w:spacing w:before="5" w:line="247" w:lineRule="auto"/>
+        <w:ind w:left="162" w:right="183" w:firstLine="2"/>
+        <w:rPr>
+          <w:spacing w:val="11"/>
+          <w:sz w:val="19"/>
+          <w:szCs w:val="19"/>
+        </w:rPr>
+      </w:pPr>
+    </w:p>
+    <w:p>
+      <w:pPr>
+        <w:spacing w:line="241" w:lineRule="exact"/>
+        <w:ind w:left="142" w:right="-20"/>
+        <w:rPr>
+          <w:b/>
+          <w:spacing w:val="11"/>
+          <w:sz w:val="20"/>
+        </w:rPr>
+      </w:pPr>
+      <w:r>
+        <w:rPr>
+          <w:b/>
+          <w:spacing w:val="11"/>
+          <w:sz w:val="20"/>
+        </w:rPr>
+        <w:t xml:space="preserve">Guideline </w:t>
+      </w:r>
+      <w:r>
+        <w:rPr>
+          <w:b/>
+          <w:bCs/>
+          <w:sz w:val="20"/>
+        </w:rPr>
+        <w:t>assessment</w:t>
+      </w:r>
+      <w:r>
+        <w:rPr>
+          <w:b/>
+          <w:spacing w:val="11"/>
+          <w:sz w:val="20"/>
+        </w:rPr>
+        <w:t xml:space="preserve"> (tick one box)</w:t>
+      </w:r>
+    </w:p>
+    <w:p>
+      <w:pPr>
+        <w:tabs>
+          <w:tab w:val="left" w:pos="1240"/>
+        </w:tabs>
+        <w:spacing w:before="5" w:line="247" w:lineRule="auto"/>
+        <w:ind w:left="162" w:right="183" w:firstLine="2"/>
+        <w:rPr>
+          <w:b/>
+          <w:spacing w:val="11"/>
+          <w:sz w:val="20"/>
+        </w:rPr>
+      </w:pPr>
+    </w:p>
+    <w:tbl>
+      <w:tblPr>
+        <w:tblW w:w="4683" w:type="dxa"/>
+        <w:tblInd w:w="3031" w:type="dxa"/>
+        <w:tblLayout w:type="fixed"/>
+        <w:tblCellMar>
+          <w:left w:w="0" w:type="dxa"/>
+          <w:right w:w="0" w:type="dxa"/>
+        </w:tblCellMar>
+        <w:tblLook w:val="01E0" w:firstRow="1" w:lastRow="1" w:firstColumn="1" w:lastColumn="1" w:noHBand="0" w:noVBand="0"/>
+      </w:tblPr>
+      <w:tblGrid>
+        <w:gridCol w:w="936"/>
+        <w:gridCol w:w="937"/>
+        <w:gridCol w:w="937"/>
+        <w:gridCol w:w="936"/>
+        <w:gridCol w:w="937"/>
+      </w:tblGrid>
+      <w:tr>
+        <w:trPr>
+          <w:trHeight w:val="248"/>
+        </w:trPr>
+        <w:tc>
+          <w:tcPr>
+            <w:tcW w:w="936" w:type="dxa"/>
+            <w:tcBorders>
+              <w:top w:val="single" w:sz="12" w:space="0" w:color="auto"/>
+              <w:left w:val="single" w:sz="8" w:space="0" w:color="auto"/>
+              <w:bottom w:val="single" w:sz="8" w:space="0" w:color="auto"/>
+              <w:right w:val="single" w:sz="8" w:space="0" w:color="auto"/>
+            </w:tcBorders>
+            <w:hideMark/>
+          </w:tcPr>
+          <w:p>
+            <w:pPr>
+              <w:ind w:left="283" w:right="147"/>
+              <w:jc w:val="center"/>
+              <w:rPr>
+                <w:sz w:val="20"/>
+              </w:rPr>
+            </w:pPr>
+            <w:r>
+              <w:rPr>
+                <w:b/>
+                <w:bCs/>
+                <w:spacing w:val="5"/>
+                <w:w w:val="99"/>
+                <w:sz w:val="20"/>
+              </w:rPr>
+              <w:t>A*/A</w:t>
+            </w:r>
+          </w:p>
+        </w:tc>
+        <w:tc>
+          <w:tcPr>
+            <w:tcW w:w="937" w:type="dxa"/>
+            <w:tcBorders>
+              <w:top w:val="single" w:sz="12" w:space="0" w:color="auto"/>
+              <w:left w:val="single" w:sz="8" w:space="0" w:color="auto"/>
+              <w:bottom w:val="single" w:sz="8" w:space="0" w:color="auto"/>
+              <w:right w:val="single" w:sz="8" w:space="0" w:color="auto"/>
+            </w:tcBorders>
+            <w:hideMark/>
+          </w:tcPr>
+          <w:p>
+            <w:pPr>
+              <w:ind w:left="283" w:right="270"/>
+              <w:jc w:val="center"/>
+              <w:rPr>
+                <w:sz w:val="20"/>
+              </w:rPr>
+            </w:pPr>
+            <w:r>
+              <w:rPr>
+                <w:b/>
+                <w:bCs/>
+                <w:w w:val="99"/>
+                <w:sz w:val="20"/>
+              </w:rPr>
+              <w:t>A/B</w:t>
+            </w:r>
+          </w:p>
+        </w:tc>
+        <w:tc>
+          <w:tcPr>
+            <w:tcW w:w="937" w:type="dxa"/>
+            <w:tcBorders>
+              <w:top w:val="single" w:sz="12" w:space="0" w:color="auto"/>
+              <w:left w:val="single" w:sz="8" w:space="0" w:color="auto"/>
+              <w:bottom w:val="single" w:sz="8" w:space="0" w:color="auto"/>
+              <w:right w:val="single" w:sz="8" w:space="0" w:color="auto"/>
+            </w:tcBorders>
+            <w:hideMark/>
+          </w:tcPr>
+          <w:p>
+            <w:pPr>
+              <w:ind w:left="283" w:right="261"/>
+              <w:jc w:val="center"/>
+              <w:rPr>
+                <w:sz w:val="20"/>
+              </w:rPr>
+            </w:pPr>
+            <w:r>
+              <w:rPr>
+                <w:b/>
+                <w:bCs/>
+                <w:w w:val="99"/>
+                <w:sz w:val="20"/>
+              </w:rPr>
+              <w:t>B/C</w:t>
+            </w:r>
+          </w:p>
+        </w:tc>
+        <w:tc>
+          <w:tcPr>
+            <w:tcW w:w="936" w:type="dxa"/>
+            <w:tcBorders>
+              <w:top w:val="single" w:sz="12" w:space="0" w:color="auto"/>
+              <w:left w:val="single" w:sz="8" w:space="0" w:color="auto"/>
+              <w:bottom w:val="single" w:sz="8" w:space="0" w:color="auto"/>
+              <w:right w:val="single" w:sz="8" w:space="0" w:color="auto"/>
+            </w:tcBorders>
+          </w:tcPr>
+          <w:p>
+            <w:pPr>
+              <w:ind w:left="283" w:right="288"/>
+              <w:jc w:val="center"/>
+              <w:rPr>
+                <w:sz w:val="20"/>
+              </w:rPr>
+            </w:pPr>
+            <w:r>
+              <w:rPr>
+                <w:b/>
+                <w:bCs/>
+                <w:w w:val="99"/>
+                <w:sz w:val="20"/>
+              </w:rPr>
+              <w:t>C/D</w:t>
+            </w:r>
+          </w:p>
+        </w:tc>
+        <w:tc>
+          <w:tcPr>
+            <w:tcW w:w="937" w:type="dxa"/>
+            <w:tcBorders>
+              <w:top w:val="single" w:sz="12" w:space="0" w:color="auto"/>
+              <w:left w:val="single" w:sz="8" w:space="0" w:color="auto"/>
+              <w:bottom w:val="single" w:sz="8" w:space="0" w:color="auto"/>
+              <w:right w:val="single" w:sz="8" w:space="0" w:color="auto"/>
+            </w:tcBorders>
+          </w:tcPr>
+          <w:p>
+            <w:pPr>
+              <w:ind w:left="283" w:right="288"/>
+              <w:jc w:val="center"/>
+              <w:rPr>
+                <w:sz w:val="20"/>
+              </w:rPr>
+            </w:pPr>
+            <w:r>
+              <w:rPr>
+                <w:b/>
+                <w:bCs/>
+                <w:w w:val="99"/>
+                <w:sz w:val="20"/>
+              </w:rPr>
+              <w:t>D/E</w:t>
+            </w:r>
+          </w:p>
+        </w:tc>
+      </w:tr>
+      <w:tr>
+        <w:trPr>
+          <w:trHeight w:hRule="exact" w:val="736"/>
+        </w:trPr>
+        <w:tc>
+          <w:tcPr>
+            <w:tcW w:w="936" w:type="dxa"/>
+            <w:tcBorders>
+              <w:top w:val="single" w:sz="8" w:space="0" w:color="auto"/>
+              <w:left w:val="single" w:sz="8" w:space="0" w:color="auto"/>
+              <w:bottom w:val="single" w:sz="12" w:space="0" w:color="auto"/>
+              <w:right w:val="single" w:sz="8" w:space="0" w:color="auto"/>
+            </w:tcBorders>
+          </w:tcPr>
+          <w:p>
+            <w:pPr>
+              <w:spacing w:line="215" w:lineRule="exact"/>
+              <w:ind w:left="256" w:right="-20"/>
+              <w:rPr>
+                <w:sz w:val="20"/>
+              </w:rPr>
+            </w:pPr>
+          </w:p>
+        </w:tc>
+        <w:tc>
+          <w:tcPr>
+            <w:tcW w:w="937" w:type="dxa"/>
+            <w:tcBorders>
+              <w:top w:val="single" w:sz="8" w:space="0" w:color="auto"/>
+              <w:left w:val="single" w:sz="8" w:space="0" w:color="auto"/>
+              <w:bottom w:val="single" w:sz="12" w:space="0" w:color="auto"/>
+              <w:right w:val="single" w:sz="8" w:space="0" w:color="auto"/>
+            </w:tcBorders>
+          </w:tcPr>
+          <w:p>
+            <w:pPr>
+              <w:spacing w:line="215" w:lineRule="exact"/>
+              <w:ind w:left="85" w:right="-20"/>
+              <w:rPr>
+                <w:sz w:val="20"/>
+              </w:rPr>
+            </w:pPr>
+          </w:p>
+        </w:tc>
+        <w:tc>
+          <w:tcPr>
+            <w:tcW w:w="937" w:type="dxa"/>
+            <w:tcBorders>
+              <w:top w:val="single" w:sz="8" w:space="0" w:color="auto"/>
+              <w:left w:val="single" w:sz="8" w:space="0" w:color="auto"/>
+              <w:bottom w:val="single" w:sz="12" w:space="0" w:color="auto"/>
+              <w:right w:val="single" w:sz="8" w:space="0" w:color="auto"/>
+            </w:tcBorders>
+          </w:tcPr>
+          <w:p>
+            <w:pPr>
+              <w:spacing w:line="215" w:lineRule="exact"/>
+              <w:ind w:left="85" w:right="-20"/>
+              <w:rPr>
+                <w:sz w:val="20"/>
+              </w:rPr>
+            </w:pPr>
+          </w:p>
+        </w:tc>
+        <w:tc>
+          <w:tcPr>
+            <w:tcW w:w="936" w:type="dxa"/>
+            <w:tcBorders>
+              <w:top w:val="single" w:sz="8" w:space="0" w:color="auto"/>
+              <w:left w:val="single" w:sz="8" w:space="0" w:color="auto"/>
+              <w:bottom w:val="single" w:sz="12" w:space="0" w:color="auto"/>
+              <w:right w:val="single" w:sz="8" w:space="0" w:color="auto"/>
+            </w:tcBorders>
+          </w:tcPr>
+          <w:p>
+            <w:pPr>
+              <w:spacing w:line="215" w:lineRule="exact"/>
+              <w:ind w:right="-20"/>
+              <w:rPr>
+                <w:sz w:val="20"/>
+              </w:rPr>
+            </w:pPr>
+          </w:p>
+        </w:tc>
+        <w:tc>
+          <w:tcPr>
+            <w:tcW w:w="937" w:type="dxa"/>
+            <w:tcBorders>
+              <w:top w:val="single" w:sz="8" w:space="0" w:color="auto"/>
+              <w:left w:val="single" w:sz="8" w:space="0" w:color="auto"/>
+              <w:bottom w:val="single" w:sz="12" w:space="0" w:color="auto"/>
+              <w:right w:val="single" w:sz="8" w:space="0" w:color="auto"/>
+            </w:tcBorders>
+          </w:tcPr>
+          <w:p>
+            <w:pPr>
+              <w:spacing w:line="215" w:lineRule="exact"/>
+              <w:ind w:left="124" w:right="-20"/>
+              <w:rPr>
+                <w:sz w:val="20"/>
+              </w:rPr>
+            </w:pPr>
+          </w:p>
+        </w:tc>
+      </w:tr>
+    </w:tbl>
+    <w:p>
+      <w:pPr>
+        <w:spacing w:before="1" w:line="220" w:lineRule="exact"/>
+        <w:rPr>
+          <w:rFonts w:ascii="Calibri" w:eastAsia="Calibri" w:hAnsi="Calibri"/>
+        </w:rPr>
+      </w:pPr>
+    </w:p>
+    <w:p>
+      <w:pPr>
+        <w:spacing w:before="1" w:line="220" w:lineRule="exact"/>
+        <w:rPr>
+          <w:rFonts w:ascii="Calibri" w:eastAsia="Calibri" w:hAnsi="Calibri"/>
+        </w:rPr>
+      </w:pPr>
+    </w:p>
+    <w:tbl>
+      <w:tblPr>
+        <w:tblW w:w="8666" w:type="dxa"/>
+        <w:tblInd w:w="147" w:type="dxa"/>
+        <w:tblBorders>
+          <w:top w:val="single" w:sz="12" w:space="0" w:color="auto"/>
+          <w:left w:val="single" w:sz="12" w:space="0" w:color="auto"/>
+          <w:bottom w:val="single" w:sz="12" w:space="0" w:color="auto"/>
+          <w:right w:val="single" w:sz="12" w:space="0" w:color="auto"/>
+          <w:insideH w:val="single" w:sz="4" w:space="0" w:color="000000"/>
+          <w:insideV w:val="single" w:sz="4" w:space="0" w:color="000000"/>
+        </w:tblBorders>
+        <w:tblLayout w:type="fixed"/>
+        <w:tblCellMar>
+          <w:left w:w="0" w:type="dxa"/>
+          <w:right w:w="0" w:type="dxa"/>
+        </w:tblCellMar>
+        <w:tblLook w:val="01E0" w:firstRow="1" w:lastRow="1" w:firstColumn="1" w:lastColumn="1" w:noHBand="0" w:noVBand="0"/>
+      </w:tblPr>
+      <w:tblGrid>
+        <w:gridCol w:w="826"/>
+        <w:gridCol w:w="3952"/>
+        <w:gridCol w:w="728"/>
+        <w:gridCol w:w="3160"/>
+      </w:tblGrid>
+      <w:tr>
+        <w:trPr>
+          <w:trHeight w:hRule="exact" w:val="626"/>
+        </w:trPr>
+        <w:tc>
+          <w:tcPr>
+            <w:tcW w:w="826" w:type="dxa"/>
+            <w:hideMark/>
+          </w:tcPr>
+          <w:p>
+            <w:pPr>
+              <w:spacing w:before="120" w:after="240"/>
+              <w:ind w:left="172" w:right="-20"/>
+              <w:rPr>
+                <w:sz w:val="19"/>
+                <w:szCs w:val="19"/>
+              </w:rPr>
+            </w:pPr>
+            <w:r>
+              <w:rPr>
+                <w:spacing w:val="4"/>
+                <w:sz w:val="19"/>
+                <w:szCs w:val="19"/>
+              </w:rPr>
+              <w:t>M</w:t>
+            </w:r>
+            <w:r>
+              <w:rPr>
+                <w:spacing w:val="5"/>
+                <w:sz w:val="19"/>
+                <w:szCs w:val="19"/>
+              </w:rPr>
+              <w:t>a</w:t>
+            </w:r>
+            <w:r>
+              <w:rPr>
+                <w:spacing w:val="2"/>
+                <w:sz w:val="19"/>
+                <w:szCs w:val="19"/>
+              </w:rPr>
+              <w:t>r</w:t>
+            </w:r>
+            <w:r>
+              <w:rPr>
+                <w:spacing w:val="4"/>
+                <w:sz w:val="19"/>
+                <w:szCs w:val="19"/>
+              </w:rPr>
+              <w:t>k</w:t>
+            </w:r>
+            <w:r>
+              <w:rPr>
+                <w:spacing w:val="5"/>
+                <w:sz w:val="19"/>
+                <w:szCs w:val="19"/>
+              </w:rPr>
+              <w:t>e</w:t>
+            </w:r>
+            <w:r>
+              <w:rPr>
+                <w:spacing w:val="2"/>
+                <w:sz w:val="19"/>
+                <w:szCs w:val="19"/>
+              </w:rPr>
+              <w:t>r</w:t>
+            </w:r>
+            <w:r>
+              <w:rPr>
+                <w:sz w:val="19"/>
+                <w:szCs w:val="19"/>
+              </w:rPr>
+              <w:t>:</w:t>
+            </w:r>
+          </w:p>
+        </w:tc>
+        <w:tc>
+          <w:tcPr>
+            <w:tcW w:w="3952" w:type="dxa"/>
+          </w:tcPr>
+          <w:p>
+            <w:pPr>
+              <w:spacing w:before="120" w:after="240"/>
+              <w:rPr>
+                <w:rFonts w:ascii="Calibri" w:eastAsia="Calibri" w:hAnsi="Calibri"/>
+              </w:rPr>
+            </w:pPr>
+          </w:p>
+        </w:tc>
+        <w:tc>
+          <w:tcPr>
+            <w:tcW w:w="728" w:type="dxa"/>
+            <w:hideMark/>
+          </w:tcPr>
+          <w:p>
+            <w:pPr>
+              <w:spacing w:before="120" w:after="240"/>
+              <w:ind w:left="225" w:right="-20"/>
+              <w:rPr>
+                <w:sz w:val="19"/>
+                <w:szCs w:val="19"/>
+              </w:rPr>
+            </w:pPr>
+            <w:r>
+              <w:rPr>
+                <w:spacing w:val="5"/>
+                <w:sz w:val="19"/>
+                <w:szCs w:val="19"/>
+              </w:rPr>
+              <w:t>Da</w:t>
+            </w:r>
+            <w:r>
+              <w:rPr>
+                <w:spacing w:val="2"/>
+                <w:sz w:val="19"/>
+                <w:szCs w:val="19"/>
+              </w:rPr>
+              <w:t>te</w:t>
+            </w:r>
+            <w:r>
+              <w:rPr>
+                <w:sz w:val="19"/>
+                <w:szCs w:val="19"/>
+              </w:rPr>
+              <w:t>:</w:t>
+            </w:r>
+          </w:p>
+        </w:tc>
+        <w:tc>
+          <w:tcPr>
+            <w:tcW w:w="3160" w:type="dxa"/>
+          </w:tcPr>
+          <w:p>
+            <w:pPr>
+              <w:spacing w:before="120" w:after="240"/>
+              <w:rPr>
+                <w:rFonts w:ascii="Calibri" w:eastAsia="Calibri" w:hAnsi="Calibri"/>
+              </w:rPr>
+            </w:pPr>
+          </w:p>
+        </w:tc>
+      </w:tr>
+    </w:tbl>
+    <w:p>
+      <w:pPr>
+        <w:ind w:left="142" w:right="-23"/>
+        <w:rPr>
+          <w:b/>
+          <w:bCs/>
+          <w:spacing w:val="2"/>
+          <w:sz w:val="19"/>
+          <w:szCs w:val="19"/>
+        </w:rPr>
+      </w:pPr>
+    </w:p>
+    <w:p>
+      <w:pPr>
+        <w:ind w:left="426" w:right="-23" w:hanging="142"/>
+        <w:rPr>
+          <w:b/>
+          <w:bCs/>
+          <w:spacing w:val="2"/>
+          <w:sz w:val="19"/>
+          <w:szCs w:val="19"/>
+        </w:rPr>
+      </w:pPr>
+      <w:r>
+        <w:rPr>
+          <w:b/>
+          <w:bCs/>
+          <w:spacing w:val="2"/>
+          <w:sz w:val="19"/>
+          <w:szCs w:val="19"/>
+        </w:rPr>
+        <w:t>Delete (1) or (2) as appropriate (for marking in hard copy – different arrangements apply for feedback on Moodle):</w:t>
+      </w:r>
+    </w:p>
+    <w:p>
+      <w:pPr>
+        <w:ind w:left="426" w:right="-23" w:hanging="142"/>
+        <w:rPr>
+          <w:b/>
+          <w:bCs/>
+          <w:spacing w:val="2"/>
+          <w:sz w:val="12"/>
+          <w:szCs w:val="12"/>
+        </w:rPr>
+      </w:pPr>
+    </w:p>
+    <w:p>
+      <w:pPr>
+        <w:ind w:left="426" w:right="-23" w:hanging="142"/>
+        <w:rPr>
+          <w:b/>
+          <w:bCs/>
+          <w:spacing w:val="2"/>
+          <w:sz w:val="19"/>
+          <w:szCs w:val="19"/>
+        </w:rPr>
+      </w:pPr>
+      <w:r>
+        <w:rPr>
+          <w:b/>
+          <w:bCs/>
+          <w:spacing w:val="2"/>
+          <w:sz w:val="19"/>
+          <w:szCs w:val="19"/>
+        </w:rPr>
+        <w:t xml:space="preserve">    (1)  Feedback from the marker is provided on the report itself.</w:t>
+      </w:r>
+    </w:p>
+    <w:p>
+      <w:pPr>
+        <w:ind w:left="426" w:right="-23" w:hanging="142"/>
+        <w:rPr>
+          <w:b/>
+          <w:bCs/>
+          <w:spacing w:val="2"/>
+          <w:sz w:val="12"/>
+          <w:szCs w:val="12"/>
+        </w:rPr>
+      </w:pPr>
+    </w:p>
+    <w:p>
+      <w:pPr>
+        <w:ind w:left="426" w:right="-23" w:hanging="142"/>
+        <w:rPr>
+          <w:b/>
+          <w:bCs/>
+          <w:spacing w:val="6"/>
+          <w:sz w:val="19"/>
+          <w:szCs w:val="19"/>
+        </w:rPr>
+      </w:pPr>
+      <w:r>
+        <w:rPr>
+          <w:b/>
+          <w:bCs/>
+          <w:spacing w:val="2"/>
+          <w:sz w:val="19"/>
+          <w:szCs w:val="19"/>
+        </w:rPr>
+        <w:t xml:space="preserve">    (2)  Feedback from the marker</w:t>
+      </w:r>
+      <w:r>
+        <w:rPr>
+          <w:b/>
+          <w:bCs/>
+          <w:spacing w:val="11"/>
+          <w:sz w:val="19"/>
+          <w:szCs w:val="19"/>
+        </w:rPr>
+        <w:t xml:space="preserve"> </w:t>
+      </w:r>
+      <w:r>
+        <w:rPr>
+          <w:b/>
+          <w:bCs/>
+          <w:spacing w:val="-1"/>
+          <w:sz w:val="19"/>
+          <w:szCs w:val="19"/>
+        </w:rPr>
+        <w:t>is provided</w:t>
+      </w:r>
+      <w:r>
+        <w:rPr>
+          <w:b/>
+          <w:bCs/>
+          <w:spacing w:val="11"/>
+          <w:sz w:val="19"/>
+          <w:szCs w:val="19"/>
+        </w:rPr>
+        <w:t xml:space="preserve"> </w:t>
+      </w:r>
+      <w:r>
+        <w:rPr>
+          <w:b/>
+          <w:bCs/>
+          <w:spacing w:val="6"/>
+          <w:sz w:val="19"/>
+          <w:szCs w:val="19"/>
+        </w:rPr>
+        <w:t>on second page of cover sheet.</w:t>
+      </w:r>
+    </w:p>
+    <w:p>
+      <w:pPr>
+        <w:ind w:left="426" w:right="-23" w:hanging="142"/>
+        <w:rPr>
+          <w:sz w:val="19"/>
+          <w:szCs w:val="19"/>
+        </w:rPr>
+      </w:pPr>
+      <w:r>
+        <w:rPr>
+          <w:b/>
+          <w:bCs/>
+          <w:spacing w:val="6"/>
+          <w:sz w:val="19"/>
+          <w:szCs w:val="19"/>
+        </w:rPr>
+        <w:br w:type="page"/>
+      </w:r>
+    </w:p>
+    <w:tbl>
+      <w:tblPr>
+        <w:tblW w:w="9114" w:type="dxa"/>
+        <w:tblInd w:w="142" w:type="dxa"/>
+        <w:tblLayout w:type="fixed"/>
+        <w:tblCellMar>
+          <w:left w:w="0" w:type="dxa"/>
+          <w:right w:w="0" w:type="dxa"/>
+        </w:tblCellMar>
+        <w:tblLook w:val="01E0" w:firstRow="1" w:lastRow="1" w:firstColumn="1" w:lastColumn="1" w:noHBand="0" w:noVBand="0"/>
+      </w:tblPr>
+      <w:tblGrid>
+        <w:gridCol w:w="1108"/>
+        <w:gridCol w:w="2709"/>
+        <w:gridCol w:w="5297"/>
+      </w:tblGrid>
+      <w:tr>
+        <w:trPr>
+          <w:trHeight w:val="440"/>
+        </w:trPr>
+        <w:tc>
+          <w:tcPr>
+            <w:tcW w:w="1108" w:type="dxa"/>
+            <w:tcBorders>
+              <w:bottom w:val="single" w:sz="12" w:space="0" w:color="auto"/>
+              <w:right w:val="single" w:sz="12" w:space="0" w:color="auto"/>
+            </w:tcBorders>
+          </w:tcPr>
+          <w:p>
+            <w:pPr>
+              <w:ind w:left="157"/>
+              <w:rPr>
+                <w:rFonts w:ascii="Calibri" w:eastAsia="Calibri" w:hAnsi="Calibri"/>
+              </w:rPr>
+            </w:pPr>
+          </w:p>
+        </w:tc>
+        <w:tc>
+          <w:tcPr>
+            <w:tcW w:w="2709" w:type="dxa"/>
+            <w:tcBorders>
+              <w:top w:val="single" w:sz="12" w:space="0" w:color="auto"/>
+              <w:left w:val="single" w:sz="12" w:space="0" w:color="auto"/>
+              <w:right w:val="single" w:sz="12" w:space="0" w:color="auto"/>
+            </w:tcBorders>
+            <w:hideMark/>
+          </w:tcPr>
+          <w:p>
+            <w:pPr>
+              <w:spacing w:before="120"/>
+              <w:ind w:left="142" w:right="-23"/>
+              <w:rPr>
+                <w:rFonts w:cs="Calibri"/>
+                <w:b/>
+                <w:bCs/>
+                <w:spacing w:val="3"/>
+                <w:position w:val="1"/>
+                <w:sz w:val="19"/>
+                <w:szCs w:val="19"/>
+              </w:rPr>
+            </w:pPr>
+            <w:r>
+              <w:rPr>
+                <w:rFonts w:cs="Calibri"/>
+                <w:b/>
+                <w:bCs/>
+                <w:spacing w:val="3"/>
+                <w:position w:val="1"/>
+                <w:sz w:val="19"/>
+                <w:szCs w:val="19"/>
+              </w:rPr>
+              <w:t>Typical Criteria</w:t>
+            </w:r>
+          </w:p>
+        </w:tc>
+        <w:tc>
+          <w:tcPr>
+            <w:tcW w:w="5297" w:type="dxa"/>
+            <w:tcBorders>
+              <w:top w:val="single" w:sz="12" w:space="0" w:color="auto"/>
+              <w:left w:val="single" w:sz="12" w:space="0" w:color="auto"/>
+              <w:right w:val="single" w:sz="12" w:space="0" w:color="auto"/>
+            </w:tcBorders>
+            <w:hideMark/>
+          </w:tcPr>
+          <w:p>
+            <w:pPr>
+              <w:spacing w:before="120" w:after="20"/>
+              <w:ind w:left="141" w:right="-23"/>
+              <w:rPr>
+                <w:rFonts w:cs="Calibri"/>
+                <w:b/>
+                <w:sz w:val="19"/>
+                <w:szCs w:val="19"/>
+              </w:rPr>
+            </w:pPr>
+            <w:r>
+              <w:rPr>
+                <w:rFonts w:cs="Calibri"/>
+                <w:b/>
+                <w:sz w:val="19"/>
+                <w:szCs w:val="19"/>
+              </w:rPr>
+              <w:t>Feedback comments</w:t>
+            </w:r>
+          </w:p>
+        </w:tc>
+      </w:tr>
+      <w:tr>
+        <w:trPr>
+          <w:trHeight w:val="20"/>
+        </w:trPr>
+        <w:tc>
+          <w:tcPr>
+            <w:tcW w:w="1108" w:type="dxa"/>
+            <w:vMerge w:val="restart"/>
+            <w:tcBorders>
+              <w:top w:val="single" w:sz="12" w:space="0" w:color="auto"/>
+              <w:left w:val="single" w:sz="12" w:space="0" w:color="auto"/>
+              <w:bottom w:val="single" w:sz="18" w:space="0" w:color="000000"/>
+              <w:right w:val="single" w:sz="12" w:space="0" w:color="auto"/>
+            </w:tcBorders>
+          </w:tcPr>
+          <w:p>
+            <w:pPr>
+              <w:spacing w:before="2" w:line="170" w:lineRule="exact"/>
+              <w:rPr>
+                <w:sz w:val="17"/>
+                <w:szCs w:val="17"/>
+              </w:rPr>
+            </w:pPr>
+          </w:p>
+          <w:p>
+            <w:pPr>
+              <w:spacing w:line="200" w:lineRule="exact"/>
+              <w:rPr>
+                <w:sz w:val="20"/>
+              </w:rPr>
+            </w:pPr>
+          </w:p>
+          <w:p>
+            <w:pPr>
+              <w:spacing w:line="254" w:lineRule="auto"/>
+              <w:ind w:left="125" w:right="88" w:firstLine="2"/>
+              <w:jc w:val="center"/>
+              <w:rPr>
+                <w:rFonts w:cs="Calibri"/>
+                <w:sz w:val="17"/>
+                <w:szCs w:val="17"/>
+              </w:rPr>
+            </w:pPr>
+            <w:r>
+              <w:rPr>
+                <w:rFonts w:cs="Calibri"/>
+                <w:b/>
+                <w:bCs/>
+                <w:spacing w:val="5"/>
+                <w:w w:val="99"/>
+                <w:sz w:val="19"/>
+                <w:szCs w:val="19"/>
+              </w:rPr>
+              <w:t>Project Skills, Initiative, Originality</w:t>
+            </w:r>
+          </w:p>
+        </w:tc>
+        <w:tc>
+          <w:tcPr>
+            <w:tcW w:w="2709" w:type="dxa"/>
+            <w:tcBorders>
+              <w:top w:val="single" w:sz="12" w:space="0" w:color="auto"/>
+              <w:left w:val="single" w:sz="12" w:space="0" w:color="auto"/>
+              <w:bottom w:val="single" w:sz="8" w:space="0" w:color="000000"/>
+              <w:right w:val="single" w:sz="12" w:space="0" w:color="auto"/>
+            </w:tcBorders>
+            <w:hideMark/>
+          </w:tcPr>
+          <w:p>
+            <w:pPr>
+              <w:spacing w:before="120" w:after="120"/>
+              <w:ind w:left="91" w:right="142"/>
+              <w:rPr>
+                <w:rFonts w:cs="Calibri"/>
+                <w:sz w:val="19"/>
+                <w:szCs w:val="19"/>
+              </w:rPr>
+            </w:pPr>
+            <w:r>
+              <w:rPr>
+                <w:rFonts w:cs="Calibri"/>
+                <w:sz w:val="19"/>
+                <w:szCs w:val="19"/>
+              </w:rPr>
+              <w:t>Appreciation of problem, and development of ideas</w:t>
+            </w:r>
+          </w:p>
+          <w:p>
+            <w:pPr>
+              <w:spacing w:before="120" w:after="120"/>
+              <w:ind w:left="91" w:right="142"/>
+              <w:rPr>
+                <w:rFonts w:cs="Calibri"/>
+                <w:sz w:val="19"/>
+                <w:szCs w:val="19"/>
+              </w:rPr>
+            </w:pPr>
+          </w:p>
+        </w:tc>
+        <w:tc>
+          <w:tcPr>
+            <w:tcW w:w="5297" w:type="dxa"/>
+            <w:vMerge w:val="restart"/>
+            <w:tcBorders>
+              <w:top w:val="single" w:sz="12" w:space="0" w:color="auto"/>
+              <w:left w:val="single" w:sz="12" w:space="0" w:color="auto"/>
+              <w:right w:val="single" w:sz="12" w:space="0" w:color="auto"/>
+            </w:tcBorders>
+            <w:hideMark/>
+          </w:tcPr>
+          <w:p>
+            <w:pPr>
+              <w:spacing w:before="40" w:after="40"/>
+              <w:ind w:left="90" w:right="1678"/>
+              <w:rPr>
+                <w:rFonts w:cs="Calibri"/>
+                <w:sz w:val="19"/>
+                <w:szCs w:val="19"/>
+              </w:rPr>
+            </w:pPr>
+          </w:p>
+          <w:p>
+            <w:pPr>
+              <w:spacing w:before="40" w:after="40"/>
+              <w:ind w:left="90" w:right="1678"/>
+              <w:rPr>
+                <w:rFonts w:cs="Calibri"/>
+                <w:sz w:val="19"/>
+                <w:szCs w:val="19"/>
+              </w:rPr>
+            </w:pPr>
+          </w:p>
+          <w:p>
+            <w:pPr>
+              <w:spacing w:before="40" w:after="40"/>
+              <w:rPr>
+                <w:rFonts w:cs="Calibri"/>
+                <w:sz w:val="19"/>
+                <w:szCs w:val="19"/>
+              </w:rPr>
+            </w:pPr>
+          </w:p>
+          <w:p>
+            <w:pPr>
+              <w:spacing w:before="40" w:after="40"/>
+              <w:rPr>
+                <w:rFonts w:cs="Calibri"/>
+                <w:sz w:val="19"/>
+                <w:szCs w:val="19"/>
+              </w:rPr>
+            </w:pPr>
+          </w:p>
+          <w:p>
+            <w:pPr>
+              <w:spacing w:before="40" w:after="40"/>
+              <w:rPr>
+                <w:rFonts w:cs="Calibri"/>
+                <w:sz w:val="19"/>
+                <w:szCs w:val="19"/>
+              </w:rPr>
+            </w:pPr>
+          </w:p>
+          <w:p>
+            <w:pPr>
+              <w:spacing w:before="40" w:after="40"/>
+              <w:rPr>
+                <w:rFonts w:cs="Calibri"/>
+                <w:sz w:val="19"/>
+                <w:szCs w:val="19"/>
+              </w:rPr>
+            </w:pPr>
+          </w:p>
+          <w:p>
+            <w:pPr>
+              <w:spacing w:before="40" w:after="40"/>
+              <w:ind w:left="141" w:right="480"/>
+              <w:rPr>
+                <w:rFonts w:cs="Calibri"/>
+                <w:sz w:val="19"/>
+                <w:szCs w:val="19"/>
+              </w:rPr>
+            </w:pPr>
+          </w:p>
+          <w:p>
+            <w:pPr>
+              <w:spacing w:before="40" w:after="40"/>
+              <w:ind w:left="141" w:right="480"/>
+              <w:rPr>
+                <w:rFonts w:cs="Calibri"/>
+                <w:sz w:val="19"/>
+                <w:szCs w:val="19"/>
+              </w:rPr>
+            </w:pPr>
+          </w:p>
+          <w:p>
+            <w:pPr>
+              <w:spacing w:before="40" w:after="40"/>
+              <w:ind w:left="141" w:right="480"/>
+              <w:rPr>
+                <w:rFonts w:cs="Calibri"/>
+                <w:sz w:val="19"/>
+                <w:szCs w:val="19"/>
+              </w:rPr>
+            </w:pPr>
+          </w:p>
+          <w:p>
+            <w:pPr>
+              <w:spacing w:before="40" w:after="40"/>
+              <w:ind w:left="141" w:right="480"/>
+              <w:rPr>
+                <w:rFonts w:cs="Calibri"/>
+                <w:sz w:val="19"/>
+                <w:szCs w:val="19"/>
+              </w:rPr>
+            </w:pPr>
+          </w:p>
+          <w:p>
+            <w:pPr>
+              <w:spacing w:before="40" w:after="40"/>
+              <w:ind w:left="141" w:right="480"/>
+              <w:rPr>
+                <w:rFonts w:cs="Calibri"/>
+                <w:sz w:val="19"/>
+                <w:szCs w:val="19"/>
+              </w:rPr>
+            </w:pPr>
+          </w:p>
+          <w:p>
+            <w:pPr>
+              <w:spacing w:before="40" w:after="40"/>
+              <w:ind w:left="141" w:right="480"/>
+              <w:rPr>
+                <w:rFonts w:cs="Calibri"/>
+                <w:sz w:val="19"/>
+                <w:szCs w:val="19"/>
+              </w:rPr>
+            </w:pPr>
+          </w:p>
+          <w:p>
+            <w:pPr>
+              <w:spacing w:before="40" w:after="40"/>
+              <w:ind w:left="141" w:right="480"/>
+              <w:rPr>
+                <w:rFonts w:cs="Calibri"/>
+                <w:sz w:val="19"/>
+                <w:szCs w:val="19"/>
+              </w:rPr>
+            </w:pPr>
+          </w:p>
+          <w:p>
+            <w:pPr>
+              <w:spacing w:before="40" w:after="40"/>
+              <w:ind w:left="90" w:right="-20"/>
+              <w:rPr>
+                <w:rFonts w:cs="Calibri"/>
+                <w:spacing w:val="2"/>
+                <w:position w:val="1"/>
+                <w:sz w:val="19"/>
+                <w:szCs w:val="19"/>
+              </w:rPr>
+            </w:pPr>
+          </w:p>
+          <w:p>
+            <w:pPr>
+              <w:spacing w:before="40" w:after="40"/>
+              <w:ind w:left="90" w:right="-20"/>
+              <w:rPr>
+                <w:rFonts w:cs="Calibri"/>
+                <w:spacing w:val="2"/>
+                <w:position w:val="1"/>
+                <w:sz w:val="19"/>
+                <w:szCs w:val="19"/>
+              </w:rPr>
+            </w:pPr>
+          </w:p>
+          <w:p>
+            <w:pPr>
+              <w:spacing w:before="40" w:after="40"/>
+              <w:ind w:left="90" w:right="-20"/>
+              <w:rPr>
+                <w:rFonts w:cs="Calibri"/>
+                <w:sz w:val="19"/>
+                <w:szCs w:val="19"/>
+              </w:rPr>
+            </w:pPr>
+          </w:p>
+        </w:tc>
+      </w:tr>
+      <w:tr>
+        <w:trPr>
+          <w:trHeight w:val="20"/>
+        </w:trPr>
+        <w:tc>
+          <w:tcPr>
+            <w:tcW w:w="1108" w:type="dxa"/>
+            <w:vMerge/>
+            <w:tcBorders>
+              <w:top w:val="single" w:sz="12" w:space="0" w:color="auto"/>
+              <w:left w:val="single" w:sz="12" w:space="0" w:color="auto"/>
+              <w:bottom w:val="single" w:sz="18" w:space="0" w:color="000000"/>
+              <w:right w:val="single" w:sz="12" w:space="0" w:color="auto"/>
+            </w:tcBorders>
+            <w:vAlign w:val="center"/>
+            <w:hideMark/>
+          </w:tcPr>
+          <w:p>
+            <w:pPr>
+              <w:rPr>
+                <w:rFonts w:cs="Calibri"/>
+                <w:sz w:val="17"/>
+                <w:szCs w:val="17"/>
+              </w:rPr>
+            </w:pPr>
+          </w:p>
+        </w:tc>
+        <w:tc>
+          <w:tcPr>
+            <w:tcW w:w="2709" w:type="dxa"/>
+            <w:tcBorders>
+              <w:top w:val="single" w:sz="8" w:space="0" w:color="000000"/>
+              <w:left w:val="single" w:sz="12" w:space="0" w:color="auto"/>
+              <w:bottom w:val="single" w:sz="8" w:space="0" w:color="000000"/>
+              <w:right w:val="single" w:sz="12" w:space="0" w:color="auto"/>
+            </w:tcBorders>
+            <w:hideMark/>
+          </w:tcPr>
+          <w:p>
+            <w:pPr>
+              <w:spacing w:before="120" w:after="120"/>
+              <w:ind w:left="91" w:right="142"/>
+              <w:rPr>
+                <w:rFonts w:cs="Calibri"/>
+                <w:sz w:val="19"/>
+                <w:szCs w:val="19"/>
+              </w:rPr>
+            </w:pPr>
+            <w:r>
+              <w:rPr>
+                <w:rFonts w:cs="Calibri"/>
+                <w:sz w:val="19"/>
+                <w:szCs w:val="19"/>
+              </w:rPr>
+              <w:t>Competence in planning and record-keeping</w:t>
+            </w:r>
+          </w:p>
+          <w:p>
+            <w:pPr>
+              <w:spacing w:before="120" w:after="120"/>
+              <w:ind w:left="91" w:right="142"/>
+              <w:rPr>
+                <w:rFonts w:cs="Calibri"/>
+                <w:sz w:val="19"/>
+                <w:szCs w:val="19"/>
+              </w:rPr>
+            </w:pPr>
+          </w:p>
+        </w:tc>
+        <w:tc>
+          <w:tcPr>
+            <w:tcW w:w="5297" w:type="dxa"/>
+            <w:vMerge/>
+            <w:tcBorders>
+              <w:left w:val="single" w:sz="12" w:space="0" w:color="auto"/>
+              <w:right w:val="single" w:sz="12" w:space="0" w:color="auto"/>
+            </w:tcBorders>
+            <w:vAlign w:val="center"/>
+            <w:hideMark/>
+          </w:tcPr>
+          <w:p>
+            <w:pPr>
+              <w:spacing w:before="40" w:after="40"/>
+              <w:ind w:left="90" w:right="-20"/>
+              <w:rPr>
+                <w:rFonts w:cs="Calibri"/>
+                <w:sz w:val="19"/>
+                <w:szCs w:val="19"/>
+              </w:rPr>
+            </w:pPr>
+          </w:p>
+        </w:tc>
+      </w:tr>
+      <w:tr>
+        <w:trPr>
+          <w:trHeight w:val="20"/>
+        </w:trPr>
+        <w:tc>
+          <w:tcPr>
+            <w:tcW w:w="1108" w:type="dxa"/>
+            <w:vMerge/>
+            <w:tcBorders>
+              <w:top w:val="single" w:sz="12" w:space="0" w:color="auto"/>
+              <w:left w:val="single" w:sz="12" w:space="0" w:color="auto"/>
+              <w:bottom w:val="single" w:sz="18" w:space="0" w:color="000000"/>
+              <w:right w:val="single" w:sz="12" w:space="0" w:color="auto"/>
+            </w:tcBorders>
+            <w:vAlign w:val="center"/>
+            <w:hideMark/>
+          </w:tcPr>
+          <w:p>
+            <w:pPr>
+              <w:rPr>
+                <w:rFonts w:cs="Calibri"/>
+                <w:sz w:val="17"/>
+                <w:szCs w:val="17"/>
+              </w:rPr>
+            </w:pPr>
+          </w:p>
+        </w:tc>
+        <w:tc>
+          <w:tcPr>
+            <w:tcW w:w="2709" w:type="dxa"/>
+            <w:tcBorders>
+              <w:top w:val="single" w:sz="8" w:space="0" w:color="000000"/>
+              <w:left w:val="single" w:sz="12" w:space="0" w:color="auto"/>
+              <w:bottom w:val="single" w:sz="8" w:space="0" w:color="000000"/>
+              <w:right w:val="single" w:sz="12" w:space="0" w:color="auto"/>
+            </w:tcBorders>
+            <w:hideMark/>
+          </w:tcPr>
+          <w:p>
+            <w:pPr>
+              <w:spacing w:before="120" w:after="120"/>
+              <w:ind w:left="91" w:right="142"/>
+              <w:rPr>
+                <w:rFonts w:cs="Calibri"/>
+                <w:spacing w:val="3"/>
+                <w:position w:val="1"/>
+                <w:sz w:val="19"/>
+                <w:szCs w:val="19"/>
+              </w:rPr>
+            </w:pPr>
+            <w:r>
+              <w:rPr>
+                <w:rFonts w:cs="Calibri"/>
+                <w:spacing w:val="3"/>
+                <w:position w:val="1"/>
+                <w:sz w:val="19"/>
+                <w:szCs w:val="19"/>
+              </w:rPr>
+              <w:t>Practical skill, theoretical work, programming</w:t>
+            </w:r>
+          </w:p>
+          <w:p>
+            <w:pPr>
+              <w:spacing w:before="120" w:after="120"/>
+              <w:ind w:left="91" w:right="142"/>
+              <w:rPr>
+                <w:rFonts w:cs="Calibri"/>
+                <w:sz w:val="19"/>
+                <w:szCs w:val="19"/>
+              </w:rPr>
+            </w:pPr>
+          </w:p>
+        </w:tc>
+        <w:tc>
+          <w:tcPr>
+            <w:tcW w:w="5297" w:type="dxa"/>
+            <w:vMerge/>
+            <w:tcBorders>
+              <w:left w:val="single" w:sz="12" w:space="0" w:color="auto"/>
+              <w:right w:val="single" w:sz="12" w:space="0" w:color="auto"/>
+            </w:tcBorders>
+            <w:vAlign w:val="center"/>
+            <w:hideMark/>
+          </w:tcPr>
+          <w:p>
+            <w:pPr>
+              <w:spacing w:before="40" w:after="40"/>
+              <w:ind w:left="90" w:right="-20"/>
+              <w:rPr>
+                <w:rFonts w:cs="Calibri"/>
+                <w:sz w:val="19"/>
+                <w:szCs w:val="19"/>
+              </w:rPr>
+            </w:pPr>
+          </w:p>
+        </w:tc>
+      </w:tr>
+      <w:tr>
+        <w:trPr>
+          <w:trHeight w:val="20"/>
+        </w:trPr>
+        <w:tc>
+          <w:tcPr>
+            <w:tcW w:w="1108" w:type="dxa"/>
+            <w:vMerge/>
+            <w:tcBorders>
+              <w:top w:val="single" w:sz="12" w:space="0" w:color="auto"/>
+              <w:left w:val="single" w:sz="12" w:space="0" w:color="auto"/>
+              <w:bottom w:val="single" w:sz="18" w:space="0" w:color="000000"/>
+              <w:right w:val="single" w:sz="12" w:space="0" w:color="auto"/>
+            </w:tcBorders>
+            <w:vAlign w:val="center"/>
+            <w:hideMark/>
+          </w:tcPr>
+          <w:p>
+            <w:pPr>
+              <w:rPr>
+                <w:rFonts w:cs="Calibri"/>
+                <w:sz w:val="17"/>
+                <w:szCs w:val="17"/>
+              </w:rPr>
+            </w:pPr>
+          </w:p>
+        </w:tc>
+        <w:tc>
+          <w:tcPr>
+            <w:tcW w:w="2709" w:type="dxa"/>
+            <w:tcBorders>
+              <w:top w:val="single" w:sz="8" w:space="0" w:color="000000"/>
+              <w:left w:val="single" w:sz="12" w:space="0" w:color="auto"/>
+              <w:bottom w:val="single" w:sz="8" w:space="0" w:color="000000"/>
+              <w:right w:val="single" w:sz="12" w:space="0" w:color="auto"/>
+            </w:tcBorders>
+            <w:hideMark/>
+          </w:tcPr>
+          <w:p>
+            <w:pPr>
+              <w:spacing w:before="120" w:after="240"/>
+              <w:ind w:left="91" w:right="142"/>
+              <w:rPr>
+                <w:rFonts w:cs="Calibri"/>
+                <w:sz w:val="19"/>
+                <w:szCs w:val="19"/>
+              </w:rPr>
+            </w:pPr>
+            <w:r>
+              <w:rPr>
+                <w:rFonts w:cs="Calibri"/>
+                <w:spacing w:val="3"/>
+                <w:position w:val="1"/>
+                <w:sz w:val="19"/>
+                <w:szCs w:val="19"/>
+              </w:rPr>
+              <w:t>Ev</w:t>
+            </w:r>
+            <w:r>
+              <w:rPr>
+                <w:rFonts w:cs="Calibri"/>
+                <w:position w:val="1"/>
+                <w:sz w:val="19"/>
+                <w:szCs w:val="19"/>
+              </w:rPr>
+              <w:t>i</w:t>
+            </w:r>
+            <w:r>
+              <w:rPr>
+                <w:rFonts w:cs="Calibri"/>
+                <w:spacing w:val="4"/>
+                <w:position w:val="1"/>
+                <w:sz w:val="19"/>
+                <w:szCs w:val="19"/>
+              </w:rPr>
+              <w:t>d</w:t>
+            </w:r>
+            <w:r>
+              <w:rPr>
+                <w:rFonts w:cs="Calibri"/>
+                <w:spacing w:val="2"/>
+                <w:position w:val="1"/>
+                <w:sz w:val="19"/>
+                <w:szCs w:val="19"/>
+              </w:rPr>
+              <w:t>e</w:t>
+            </w:r>
+            <w:r>
+              <w:rPr>
+                <w:rFonts w:cs="Calibri"/>
+                <w:spacing w:val="4"/>
+                <w:position w:val="1"/>
+                <w:sz w:val="19"/>
+                <w:szCs w:val="19"/>
+              </w:rPr>
+              <w:t>n</w:t>
+            </w:r>
+            <w:r>
+              <w:rPr>
+                <w:rFonts w:cs="Calibri"/>
+                <w:spacing w:val="2"/>
+                <w:position w:val="1"/>
+                <w:sz w:val="19"/>
+                <w:szCs w:val="19"/>
+              </w:rPr>
+              <w:t>c</w:t>
+            </w:r>
+            <w:r>
+              <w:rPr>
+                <w:rFonts w:cs="Calibri"/>
+                <w:position w:val="1"/>
+                <w:sz w:val="19"/>
+                <w:szCs w:val="19"/>
+              </w:rPr>
+              <w:t>e</w:t>
+            </w:r>
+            <w:r>
+              <w:rPr>
+                <w:rFonts w:cs="Calibri"/>
+                <w:spacing w:val="10"/>
+                <w:position w:val="1"/>
+                <w:sz w:val="19"/>
+                <w:szCs w:val="19"/>
+              </w:rPr>
+              <w:t xml:space="preserve"> </w:t>
+            </w:r>
+            <w:r>
+              <w:rPr>
+                <w:rFonts w:cs="Calibri"/>
+                <w:spacing w:val="3"/>
+                <w:position w:val="1"/>
+                <w:sz w:val="19"/>
+                <w:szCs w:val="19"/>
+              </w:rPr>
+              <w:t>o</w:t>
+            </w:r>
+            <w:r>
+              <w:rPr>
+                <w:rFonts w:cs="Calibri"/>
+                <w:position w:val="1"/>
+                <w:sz w:val="19"/>
+                <w:szCs w:val="19"/>
+              </w:rPr>
+              <w:t>f</w:t>
+            </w:r>
+            <w:r>
+              <w:rPr>
+                <w:rFonts w:cs="Calibri"/>
+                <w:spacing w:val="5"/>
+                <w:position w:val="1"/>
+                <w:sz w:val="19"/>
+                <w:szCs w:val="19"/>
+              </w:rPr>
+              <w:t xml:space="preserve"> originality, innovation, </w:t>
+            </w:r>
+            <w:r>
+              <w:rPr>
+                <w:rFonts w:cs="Calibri"/>
+                <w:spacing w:val="1"/>
+                <w:position w:val="1"/>
+                <w:sz w:val="19"/>
+                <w:szCs w:val="19"/>
+              </w:rPr>
+              <w:t>w</w:t>
+            </w:r>
+            <w:r>
+              <w:rPr>
+                <w:rFonts w:cs="Calibri"/>
+                <w:position w:val="1"/>
+                <w:sz w:val="19"/>
+                <w:szCs w:val="19"/>
+              </w:rPr>
+              <w:t>i</w:t>
+            </w:r>
+            <w:r>
+              <w:rPr>
+                <w:rFonts w:cs="Calibri"/>
+                <w:spacing w:val="4"/>
+                <w:position w:val="1"/>
+                <w:sz w:val="19"/>
+                <w:szCs w:val="19"/>
+              </w:rPr>
+              <w:t>d</w:t>
+            </w:r>
+            <w:r>
+              <w:rPr>
+                <w:rFonts w:cs="Calibri"/>
+                <w:spacing w:val="2"/>
+                <w:position w:val="1"/>
+                <w:sz w:val="19"/>
+                <w:szCs w:val="19"/>
+              </w:rPr>
+              <w:t>e</w:t>
+            </w:r>
+            <w:r>
+              <w:rPr>
+                <w:rFonts w:cs="Calibri"/>
+                <w:position w:val="1"/>
+                <w:sz w:val="19"/>
+                <w:szCs w:val="19"/>
+              </w:rPr>
+              <w:t>r</w:t>
+            </w:r>
+            <w:r>
+              <w:rPr>
+                <w:rFonts w:cs="Calibri"/>
+                <w:spacing w:val="12"/>
+                <w:position w:val="1"/>
+                <w:sz w:val="19"/>
+                <w:szCs w:val="19"/>
+              </w:rPr>
+              <w:t xml:space="preserve"> </w:t>
+            </w:r>
+            <w:r>
+              <w:rPr>
+                <w:rFonts w:cs="Calibri"/>
+                <w:spacing w:val="1"/>
+                <w:position w:val="1"/>
+                <w:sz w:val="19"/>
+                <w:szCs w:val="19"/>
+              </w:rPr>
+              <w:t>r</w:t>
+            </w:r>
+            <w:r>
+              <w:rPr>
+                <w:rFonts w:cs="Calibri"/>
+                <w:spacing w:val="2"/>
+                <w:position w:val="1"/>
+                <w:sz w:val="19"/>
+                <w:szCs w:val="19"/>
+              </w:rPr>
+              <w:t>e</w:t>
+            </w:r>
+            <w:r>
+              <w:rPr>
+                <w:rFonts w:cs="Calibri"/>
+                <w:spacing w:val="3"/>
+                <w:position w:val="1"/>
+                <w:sz w:val="19"/>
+                <w:szCs w:val="19"/>
+              </w:rPr>
+              <w:t>a</w:t>
+            </w:r>
+            <w:r>
+              <w:rPr>
+                <w:rFonts w:cs="Calibri"/>
+                <w:spacing w:val="4"/>
+                <w:position w:val="1"/>
+                <w:sz w:val="19"/>
+                <w:szCs w:val="19"/>
+              </w:rPr>
+              <w:t>d</w:t>
+            </w:r>
+            <w:r>
+              <w:rPr>
+                <w:rFonts w:cs="Calibri"/>
+                <w:position w:val="1"/>
+                <w:sz w:val="19"/>
+                <w:szCs w:val="19"/>
+              </w:rPr>
+              <w:t>i</w:t>
+            </w:r>
+            <w:r>
+              <w:rPr>
+                <w:rFonts w:cs="Calibri"/>
+                <w:spacing w:val="4"/>
+                <w:position w:val="1"/>
+                <w:sz w:val="19"/>
+                <w:szCs w:val="19"/>
+              </w:rPr>
+              <w:t>n</w:t>
+            </w:r>
+            <w:r>
+              <w:rPr>
+                <w:rFonts w:cs="Calibri"/>
+                <w:position w:val="1"/>
+                <w:sz w:val="19"/>
+                <w:szCs w:val="19"/>
+              </w:rPr>
+              <w:t>g</w:t>
+            </w:r>
+            <w:r>
+              <w:rPr>
+                <w:rFonts w:cs="Calibri"/>
+                <w:spacing w:val="9"/>
+                <w:position w:val="1"/>
+                <w:sz w:val="19"/>
+                <w:szCs w:val="19"/>
+              </w:rPr>
+              <w:t xml:space="preserve"> </w:t>
+            </w:r>
+            <w:r>
+              <w:rPr>
+                <w:rFonts w:cs="Calibri"/>
+                <w:position w:val="1"/>
+                <w:sz w:val="19"/>
+                <w:szCs w:val="19"/>
+              </w:rPr>
+              <w:t>(</w:t>
+            </w:r>
+            <w:r>
+              <w:rPr>
+                <w:rFonts w:cs="Calibri"/>
+                <w:spacing w:val="1"/>
+                <w:position w:val="1"/>
+                <w:sz w:val="19"/>
+                <w:szCs w:val="19"/>
+              </w:rPr>
+              <w:t>w</w:t>
+            </w:r>
+            <w:r>
+              <w:rPr>
+                <w:rFonts w:cs="Calibri"/>
+                <w:spacing w:val="2"/>
+                <w:position w:val="1"/>
+                <w:sz w:val="19"/>
+                <w:szCs w:val="19"/>
+              </w:rPr>
+              <w:t>i</w:t>
+            </w:r>
+            <w:r>
+              <w:rPr>
+                <w:rFonts w:cs="Calibri"/>
+                <w:spacing w:val="-1"/>
+                <w:position w:val="1"/>
+                <w:sz w:val="19"/>
+                <w:szCs w:val="19"/>
+              </w:rPr>
+              <w:t>t</w:t>
+            </w:r>
+            <w:r>
+              <w:rPr>
+                <w:rFonts w:cs="Calibri"/>
+                <w:position w:val="1"/>
+                <w:sz w:val="19"/>
+                <w:szCs w:val="19"/>
+              </w:rPr>
+              <w:t>h</w:t>
+            </w:r>
+            <w:r>
+              <w:rPr>
+                <w:rFonts w:cs="Calibri"/>
+                <w:spacing w:val="9"/>
+                <w:position w:val="1"/>
+                <w:sz w:val="19"/>
+                <w:szCs w:val="19"/>
+              </w:rPr>
+              <w:t xml:space="preserve"> </w:t>
+            </w:r>
+            <w:r>
+              <w:rPr>
+                <w:rFonts w:cs="Calibri"/>
+                <w:position w:val="1"/>
+                <w:sz w:val="19"/>
+                <w:szCs w:val="19"/>
+              </w:rPr>
+              <w:t>f</w:t>
+            </w:r>
+            <w:r>
+              <w:rPr>
+                <w:rFonts w:cs="Calibri"/>
+                <w:spacing w:val="4"/>
+                <w:position w:val="1"/>
+                <w:sz w:val="19"/>
+                <w:szCs w:val="19"/>
+              </w:rPr>
+              <w:t>u</w:t>
+            </w:r>
+            <w:r>
+              <w:rPr>
+                <w:rFonts w:cs="Calibri"/>
+                <w:position w:val="1"/>
+                <w:sz w:val="19"/>
+                <w:szCs w:val="19"/>
+              </w:rPr>
+              <w:t>ll</w:t>
+            </w:r>
+            <w:r>
+              <w:rPr>
+                <w:rFonts w:cs="Calibri"/>
+                <w:spacing w:val="5"/>
+                <w:position w:val="1"/>
+                <w:sz w:val="19"/>
+                <w:szCs w:val="19"/>
+              </w:rPr>
+              <w:t xml:space="preserve"> </w:t>
+            </w:r>
+            <w:r>
+              <w:rPr>
+                <w:rFonts w:cs="Calibri"/>
+                <w:spacing w:val="3"/>
+                <w:position w:val="1"/>
+                <w:sz w:val="19"/>
+                <w:szCs w:val="19"/>
+              </w:rPr>
+              <w:t>r</w:t>
+            </w:r>
+            <w:r>
+              <w:rPr>
+                <w:rFonts w:cs="Calibri"/>
+                <w:spacing w:val="2"/>
+                <w:position w:val="1"/>
+                <w:sz w:val="19"/>
+                <w:szCs w:val="19"/>
+              </w:rPr>
+              <w:t>e</w:t>
+            </w:r>
+            <w:r>
+              <w:rPr>
+                <w:rFonts w:cs="Calibri"/>
+                <w:position w:val="1"/>
+                <w:sz w:val="19"/>
+                <w:szCs w:val="19"/>
+              </w:rPr>
+              <w:t>f</w:t>
+            </w:r>
+            <w:r>
+              <w:rPr>
+                <w:rFonts w:cs="Calibri"/>
+                <w:spacing w:val="4"/>
+                <w:position w:val="1"/>
+                <w:sz w:val="19"/>
+                <w:szCs w:val="19"/>
+              </w:rPr>
+              <w:t>e</w:t>
+            </w:r>
+            <w:r>
+              <w:rPr>
+                <w:rFonts w:cs="Calibri"/>
+                <w:spacing w:val="1"/>
+                <w:position w:val="1"/>
+                <w:sz w:val="19"/>
+                <w:szCs w:val="19"/>
+              </w:rPr>
+              <w:t>r</w:t>
+            </w:r>
+            <w:r>
+              <w:rPr>
+                <w:rFonts w:cs="Calibri"/>
+                <w:spacing w:val="2"/>
+                <w:position w:val="1"/>
+                <w:sz w:val="19"/>
+                <w:szCs w:val="19"/>
+              </w:rPr>
+              <w:t>e</w:t>
+            </w:r>
+            <w:r>
+              <w:rPr>
+                <w:rFonts w:cs="Calibri"/>
+                <w:spacing w:val="4"/>
+                <w:position w:val="1"/>
+                <w:sz w:val="19"/>
+                <w:szCs w:val="19"/>
+              </w:rPr>
+              <w:t>n</w:t>
+            </w:r>
+            <w:r>
+              <w:rPr>
+                <w:rFonts w:cs="Calibri"/>
+                <w:spacing w:val="2"/>
+                <w:position w:val="1"/>
+                <w:sz w:val="19"/>
+                <w:szCs w:val="19"/>
+              </w:rPr>
+              <w:t>c</w:t>
+            </w:r>
+            <w:r>
+              <w:rPr>
+                <w:rFonts w:cs="Calibri"/>
+                <w:position w:val="1"/>
+                <w:sz w:val="19"/>
+                <w:szCs w:val="19"/>
+              </w:rPr>
+              <w:t>i</w:t>
+            </w:r>
+            <w:r>
+              <w:rPr>
+                <w:rFonts w:cs="Calibri"/>
+                <w:spacing w:val="4"/>
+                <w:position w:val="1"/>
+                <w:sz w:val="19"/>
+                <w:szCs w:val="19"/>
+              </w:rPr>
+              <w:t>n</w:t>
+            </w:r>
+            <w:r>
+              <w:rPr>
+                <w:rFonts w:cs="Calibri"/>
+                <w:spacing w:val="2"/>
+                <w:position w:val="1"/>
+                <w:sz w:val="19"/>
+                <w:szCs w:val="19"/>
+              </w:rPr>
+              <w:t>g</w:t>
+            </w:r>
+            <w:r>
+              <w:rPr>
+                <w:rFonts w:cs="Calibri"/>
+                <w:position w:val="1"/>
+                <w:sz w:val="19"/>
+                <w:szCs w:val="19"/>
+              </w:rPr>
+              <w:t>),</w:t>
+            </w:r>
+            <w:r>
+              <w:rPr>
+                <w:rFonts w:cs="Calibri"/>
+                <w:spacing w:val="15"/>
+                <w:position w:val="1"/>
+                <w:sz w:val="19"/>
+                <w:szCs w:val="19"/>
+              </w:rPr>
+              <w:t xml:space="preserve"> </w:t>
+            </w:r>
+            <w:r>
+              <w:rPr>
+                <w:rFonts w:cs="Calibri"/>
+                <w:spacing w:val="3"/>
+                <w:position w:val="1"/>
+                <w:sz w:val="19"/>
+                <w:szCs w:val="19"/>
+              </w:rPr>
+              <w:t>o</w:t>
+            </w:r>
+            <w:r>
+              <w:rPr>
+                <w:rFonts w:cs="Calibri"/>
+                <w:position w:val="1"/>
+                <w:sz w:val="19"/>
+                <w:szCs w:val="19"/>
+              </w:rPr>
+              <w:t>r</w:t>
+            </w:r>
+            <w:r>
+              <w:rPr>
+                <w:rFonts w:cs="Calibri"/>
+                <w:sz w:val="19"/>
+                <w:szCs w:val="19"/>
+              </w:rPr>
+              <w:t xml:space="preserve"> </w:t>
+            </w:r>
+            <w:r>
+              <w:rPr>
+                <w:rFonts w:cs="Calibri"/>
+                <w:spacing w:val="3"/>
+                <w:position w:val="1"/>
+                <w:sz w:val="19"/>
+                <w:szCs w:val="19"/>
+              </w:rPr>
+              <w:t>a</w:t>
+            </w:r>
+            <w:r>
+              <w:rPr>
+                <w:rFonts w:cs="Calibri"/>
+                <w:spacing w:val="4"/>
+                <w:position w:val="1"/>
+                <w:sz w:val="19"/>
+                <w:szCs w:val="19"/>
+              </w:rPr>
+              <w:t>dd</w:t>
+            </w:r>
+            <w:r>
+              <w:rPr>
+                <w:rFonts w:cs="Calibri"/>
+                <w:position w:val="1"/>
+                <w:sz w:val="19"/>
+                <w:szCs w:val="19"/>
+              </w:rPr>
+              <w:t>i</w:t>
+            </w:r>
+            <w:r>
+              <w:rPr>
+                <w:rFonts w:cs="Calibri"/>
+                <w:spacing w:val="-1"/>
+                <w:position w:val="1"/>
+                <w:sz w:val="19"/>
+                <w:szCs w:val="19"/>
+              </w:rPr>
+              <w:t>t</w:t>
+            </w:r>
+            <w:r>
+              <w:rPr>
+                <w:rFonts w:cs="Calibri"/>
+                <w:position w:val="1"/>
+                <w:sz w:val="19"/>
+                <w:szCs w:val="19"/>
+              </w:rPr>
+              <w:t>i</w:t>
+            </w:r>
+            <w:r>
+              <w:rPr>
+                <w:rFonts w:cs="Calibri"/>
+                <w:spacing w:val="3"/>
+                <w:position w:val="1"/>
+                <w:sz w:val="19"/>
+                <w:szCs w:val="19"/>
+              </w:rPr>
+              <w:t>ona</w:t>
+            </w:r>
+            <w:r>
+              <w:rPr>
+                <w:rFonts w:cs="Calibri"/>
+                <w:position w:val="1"/>
+                <w:sz w:val="19"/>
+                <w:szCs w:val="19"/>
+              </w:rPr>
+              <w:t>l</w:t>
+            </w:r>
+            <w:r>
+              <w:rPr>
+                <w:rFonts w:cs="Calibri"/>
+                <w:spacing w:val="12"/>
+                <w:position w:val="1"/>
+                <w:sz w:val="19"/>
+                <w:szCs w:val="19"/>
+              </w:rPr>
+              <w:t xml:space="preserve"> </w:t>
+            </w:r>
+            <w:r>
+              <w:rPr>
+                <w:rFonts w:cs="Calibri"/>
+                <w:spacing w:val="1"/>
+                <w:position w:val="1"/>
+                <w:sz w:val="19"/>
+                <w:szCs w:val="19"/>
+              </w:rPr>
+              <w:t>r</w:t>
+            </w:r>
+            <w:r>
+              <w:rPr>
+                <w:rFonts w:cs="Calibri"/>
+                <w:spacing w:val="4"/>
+                <w:position w:val="1"/>
+                <w:sz w:val="19"/>
+                <w:szCs w:val="19"/>
+              </w:rPr>
+              <w:t>e</w:t>
+            </w:r>
+            <w:r>
+              <w:rPr>
+                <w:rFonts w:cs="Calibri"/>
+                <w:spacing w:val="3"/>
+                <w:position w:val="1"/>
+                <w:sz w:val="19"/>
+                <w:szCs w:val="19"/>
+              </w:rPr>
+              <w:t>s</w:t>
+            </w:r>
+            <w:r>
+              <w:rPr>
+                <w:rFonts w:cs="Calibri"/>
+                <w:spacing w:val="2"/>
+                <w:position w:val="1"/>
+                <w:sz w:val="19"/>
+                <w:szCs w:val="19"/>
+              </w:rPr>
+              <w:t>e</w:t>
+            </w:r>
+            <w:r>
+              <w:rPr>
+                <w:rFonts w:cs="Calibri"/>
+                <w:spacing w:val="5"/>
+                <w:position w:val="1"/>
+                <w:sz w:val="19"/>
+                <w:szCs w:val="19"/>
+              </w:rPr>
+              <w:t>a</w:t>
+            </w:r>
+            <w:r>
+              <w:rPr>
+                <w:rFonts w:cs="Calibri"/>
+                <w:spacing w:val="1"/>
+                <w:position w:val="1"/>
+                <w:sz w:val="19"/>
+                <w:szCs w:val="19"/>
+              </w:rPr>
+              <w:t>r</w:t>
+            </w:r>
+            <w:r>
+              <w:rPr>
+                <w:rFonts w:cs="Calibri"/>
+                <w:spacing w:val="4"/>
+                <w:position w:val="1"/>
+                <w:sz w:val="19"/>
+                <w:szCs w:val="19"/>
+              </w:rPr>
+              <w:t>ch</w:t>
+            </w:r>
+          </w:p>
+        </w:tc>
+        <w:tc>
+          <w:tcPr>
+            <w:tcW w:w="5297" w:type="dxa"/>
+            <w:vMerge/>
+            <w:tcBorders>
+              <w:left w:val="single" w:sz="12" w:space="0" w:color="auto"/>
+              <w:right w:val="single" w:sz="12" w:space="0" w:color="auto"/>
+            </w:tcBorders>
+            <w:hideMark/>
+          </w:tcPr>
+          <w:p>
+            <w:pPr>
+              <w:spacing w:before="40" w:after="40"/>
+              <w:ind w:left="90" w:right="-20"/>
+              <w:rPr>
+                <w:rFonts w:cs="Calibri"/>
+                <w:sz w:val="19"/>
+                <w:szCs w:val="19"/>
+              </w:rPr>
+            </w:pPr>
+          </w:p>
+        </w:tc>
+      </w:tr>
+      <w:tr>
+        <w:trPr>
+          <w:trHeight w:val="835"/>
+        </w:trPr>
+        <w:tc>
+          <w:tcPr>
+            <w:tcW w:w="1108" w:type="dxa"/>
+            <w:vMerge/>
+            <w:tcBorders>
+              <w:top w:val="single" w:sz="12" w:space="0" w:color="auto"/>
+              <w:left w:val="single" w:sz="12" w:space="0" w:color="auto"/>
+              <w:bottom w:val="single" w:sz="12" w:space="0" w:color="auto"/>
+              <w:right w:val="single" w:sz="12" w:space="0" w:color="auto"/>
+            </w:tcBorders>
+            <w:vAlign w:val="center"/>
+          </w:tcPr>
+          <w:p>
+            <w:pPr>
+              <w:rPr>
+                <w:rFonts w:cs="Calibri"/>
+                <w:sz w:val="17"/>
+                <w:szCs w:val="17"/>
+              </w:rPr>
+            </w:pPr>
+          </w:p>
+        </w:tc>
+        <w:tc>
+          <w:tcPr>
+            <w:tcW w:w="2709" w:type="dxa"/>
+            <w:tcBorders>
+              <w:top w:val="single" w:sz="8" w:space="0" w:color="000000"/>
+              <w:left w:val="single" w:sz="12" w:space="0" w:color="auto"/>
+              <w:bottom w:val="single" w:sz="12" w:space="0" w:color="auto"/>
+              <w:right w:val="single" w:sz="12" w:space="0" w:color="auto"/>
+            </w:tcBorders>
+          </w:tcPr>
+          <w:p>
+            <w:pPr>
+              <w:spacing w:before="120" w:after="120"/>
+              <w:ind w:left="91" w:right="142"/>
+              <w:rPr>
+                <w:rFonts w:cs="Calibri"/>
+                <w:spacing w:val="3"/>
+                <w:position w:val="1"/>
+                <w:sz w:val="19"/>
+                <w:szCs w:val="19"/>
+              </w:rPr>
+            </w:pPr>
+            <w:r>
+              <w:rPr>
+                <w:rFonts w:cs="Calibri"/>
+                <w:spacing w:val="3"/>
+                <w:position w:val="1"/>
+                <w:sz w:val="19"/>
+                <w:szCs w:val="19"/>
+              </w:rPr>
+              <w:t>Initiative, and level of supervision required</w:t>
+            </w:r>
+          </w:p>
+          <w:p>
+            <w:pPr>
+              <w:spacing w:before="120" w:after="120"/>
+              <w:ind w:left="91" w:right="142"/>
+              <w:rPr>
+                <w:rFonts w:cs="Calibri"/>
+                <w:spacing w:val="3"/>
+                <w:position w:val="1"/>
+                <w:sz w:val="19"/>
+                <w:szCs w:val="19"/>
+              </w:rPr>
+            </w:pPr>
+          </w:p>
+        </w:tc>
+        <w:tc>
+          <w:tcPr>
+            <w:tcW w:w="5297" w:type="dxa"/>
+            <w:vMerge/>
+            <w:tcBorders>
+              <w:left w:val="single" w:sz="12" w:space="0" w:color="auto"/>
+              <w:bottom w:val="single" w:sz="12" w:space="0" w:color="auto"/>
+              <w:right w:val="single" w:sz="12" w:space="0" w:color="auto"/>
+            </w:tcBorders>
+          </w:tcPr>
+          <w:p>
+            <w:pPr>
+              <w:spacing w:before="40" w:after="40"/>
+              <w:ind w:left="90" w:right="-20"/>
+              <w:rPr>
+                <w:rFonts w:cs="Calibri"/>
+                <w:sz w:val="19"/>
+                <w:szCs w:val="19"/>
+              </w:rPr>
+            </w:pPr>
+          </w:p>
+        </w:tc>
+      </w:tr>
+      <w:tr>
+        <w:trPr>
+          <w:trHeight w:val="20"/>
+        </w:trPr>
+        <w:tc>
+          <w:tcPr>
+            <w:tcW w:w="1108" w:type="dxa"/>
+            <w:vMerge w:val="restart"/>
+            <w:tcBorders>
+              <w:top w:val="single" w:sz="12" w:space="0" w:color="auto"/>
+              <w:left w:val="single" w:sz="12" w:space="0" w:color="auto"/>
+              <w:bottom w:val="single" w:sz="12" w:space="0" w:color="auto"/>
+              <w:right w:val="single" w:sz="12" w:space="0" w:color="auto"/>
+            </w:tcBorders>
+          </w:tcPr>
+          <w:p>
+            <w:pPr>
+              <w:spacing w:line="200" w:lineRule="exact"/>
+              <w:rPr>
+                <w:sz w:val="11"/>
+                <w:szCs w:val="11"/>
+              </w:rPr>
+            </w:pPr>
+          </w:p>
+          <w:p>
+            <w:pPr>
+              <w:spacing w:line="200" w:lineRule="exact"/>
+              <w:rPr>
+                <w:sz w:val="20"/>
+              </w:rPr>
+            </w:pPr>
+          </w:p>
+          <w:p>
+            <w:pPr>
+              <w:spacing w:line="254" w:lineRule="auto"/>
+              <w:ind w:left="125" w:right="88" w:firstLine="2"/>
+              <w:jc w:val="center"/>
+              <w:rPr>
+                <w:rFonts w:cs="Calibri"/>
+                <w:sz w:val="17"/>
+                <w:szCs w:val="17"/>
+              </w:rPr>
+            </w:pPr>
+            <w:r>
+              <w:rPr>
+                <w:rFonts w:cs="Calibri"/>
+                <w:b/>
+                <w:bCs/>
+                <w:w w:val="99"/>
+                <w:sz w:val="19"/>
+                <w:szCs w:val="19"/>
+              </w:rPr>
+              <w:t>Report</w:t>
+            </w:r>
+          </w:p>
+        </w:tc>
+        <w:tc>
+          <w:tcPr>
+            <w:tcW w:w="2709" w:type="dxa"/>
+            <w:tcBorders>
+              <w:top w:val="single" w:sz="12" w:space="0" w:color="auto"/>
+              <w:left w:val="single" w:sz="12" w:space="0" w:color="auto"/>
+              <w:bottom w:val="single" w:sz="8" w:space="0" w:color="000000"/>
+              <w:right w:val="single" w:sz="12" w:space="0" w:color="auto"/>
+            </w:tcBorders>
+            <w:hideMark/>
+          </w:tcPr>
+          <w:p>
+            <w:pPr>
+              <w:spacing w:before="120" w:after="240"/>
+              <w:ind w:left="91" w:right="142"/>
+              <w:rPr>
+                <w:rFonts w:cs="Calibri"/>
+                <w:sz w:val="19"/>
+                <w:szCs w:val="19"/>
+              </w:rPr>
+            </w:pPr>
+            <w:r>
+              <w:rPr>
+                <w:rFonts w:cs="Calibri"/>
+                <w:spacing w:val="3"/>
+                <w:position w:val="1"/>
+                <w:sz w:val="19"/>
+                <w:szCs w:val="19"/>
+              </w:rPr>
+              <w:t>Overall planning and layout, within set page limit</w:t>
+            </w:r>
+          </w:p>
+        </w:tc>
+        <w:tc>
+          <w:tcPr>
+            <w:tcW w:w="5297" w:type="dxa"/>
+            <w:vMerge w:val="restart"/>
+            <w:tcBorders>
+              <w:top w:val="single" w:sz="12" w:space="0" w:color="auto"/>
+              <w:left w:val="single" w:sz="12" w:space="0" w:color="auto"/>
+              <w:right w:val="single" w:sz="12" w:space="0" w:color="auto"/>
+            </w:tcBorders>
+            <w:hideMark/>
+          </w:tcPr>
+          <w:p>
+            <w:pPr>
+              <w:spacing w:before="40" w:after="40"/>
+              <w:ind w:right="-20"/>
+              <w:rPr>
+                <w:rFonts w:cs="Calibri"/>
+                <w:sz w:val="19"/>
+                <w:szCs w:val="19"/>
+              </w:rPr>
+            </w:pPr>
+          </w:p>
+          <w:p>
+            <w:pPr>
+              <w:spacing w:before="40" w:after="40"/>
+              <w:ind w:right="-20"/>
+              <w:rPr>
+                <w:rFonts w:cs="Calibri"/>
+                <w:sz w:val="19"/>
+                <w:szCs w:val="19"/>
+              </w:rPr>
+            </w:pPr>
+          </w:p>
+          <w:p>
+            <w:pPr>
+              <w:spacing w:before="40" w:after="40"/>
+              <w:ind w:left="90" w:right="-20"/>
+              <w:rPr>
+                <w:rFonts w:cs="Calibri"/>
+                <w:sz w:val="19"/>
+                <w:szCs w:val="19"/>
+              </w:rPr>
+            </w:pPr>
+          </w:p>
+          <w:p>
+            <w:pPr>
+              <w:spacing w:before="40" w:after="40"/>
+              <w:ind w:left="90" w:right="-20"/>
+              <w:rPr>
+                <w:rFonts w:cs="Calibri"/>
+                <w:sz w:val="19"/>
+                <w:szCs w:val="19"/>
+              </w:rPr>
+            </w:pPr>
+          </w:p>
+          <w:p>
+            <w:pPr>
+              <w:spacing w:before="40" w:after="40"/>
+              <w:ind w:right="-20"/>
+              <w:rPr>
+                <w:rFonts w:cs="Calibri"/>
+                <w:sz w:val="19"/>
+                <w:szCs w:val="19"/>
+              </w:rPr>
+            </w:pPr>
+          </w:p>
+          <w:p>
+            <w:pPr>
+              <w:spacing w:before="40" w:after="40"/>
+              <w:ind w:right="-20"/>
+              <w:rPr>
+                <w:rFonts w:cs="Calibri"/>
+                <w:sz w:val="19"/>
+                <w:szCs w:val="19"/>
+              </w:rPr>
+            </w:pPr>
+          </w:p>
+          <w:p>
+            <w:pPr>
+              <w:spacing w:before="40" w:after="40"/>
+              <w:ind w:left="90" w:right="-20"/>
+              <w:rPr>
+                <w:rFonts w:cs="Calibri"/>
+                <w:spacing w:val="3"/>
+                <w:position w:val="1"/>
+                <w:sz w:val="19"/>
+                <w:szCs w:val="19"/>
+              </w:rPr>
+            </w:pPr>
+          </w:p>
+          <w:p>
+            <w:pPr>
+              <w:spacing w:before="40" w:after="40"/>
+              <w:ind w:left="90" w:right="-20"/>
+              <w:rPr>
+                <w:rFonts w:cs="Calibri"/>
+                <w:spacing w:val="3"/>
+                <w:position w:val="1"/>
+                <w:sz w:val="19"/>
+                <w:szCs w:val="19"/>
+              </w:rPr>
+            </w:pPr>
+          </w:p>
+          <w:p>
+            <w:pPr>
+              <w:spacing w:before="40" w:after="40"/>
+              <w:ind w:left="90" w:right="-20"/>
+              <w:rPr>
+                <w:rFonts w:cs="Calibri"/>
+                <w:sz w:val="19"/>
+                <w:szCs w:val="19"/>
+              </w:rPr>
+            </w:pPr>
+          </w:p>
+          <w:p>
+            <w:pPr>
+              <w:spacing w:before="40" w:after="40"/>
+              <w:ind w:left="90" w:right="-20"/>
+              <w:rPr>
+                <w:rFonts w:cs="Calibri"/>
+                <w:sz w:val="19"/>
+                <w:szCs w:val="19"/>
+              </w:rPr>
+            </w:pPr>
+          </w:p>
+          <w:p>
+            <w:pPr>
+              <w:spacing w:before="40" w:after="40"/>
+              <w:ind w:right="-20"/>
+              <w:rPr>
+                <w:rFonts w:cs="Calibri"/>
+                <w:sz w:val="19"/>
+                <w:szCs w:val="19"/>
+              </w:rPr>
+            </w:pPr>
+          </w:p>
+          <w:p>
+            <w:pPr>
+              <w:spacing w:before="40" w:after="40"/>
+              <w:ind w:left="90" w:right="-20"/>
+              <w:rPr>
+                <w:rFonts w:cs="Calibri"/>
+                <w:sz w:val="19"/>
+                <w:szCs w:val="19"/>
+              </w:rPr>
+            </w:pPr>
+          </w:p>
+          <w:p>
+            <w:pPr>
+              <w:spacing w:before="40" w:after="40"/>
+              <w:rPr>
+                <w:rFonts w:cs="Calibri"/>
+                <w:sz w:val="19"/>
+                <w:szCs w:val="19"/>
+              </w:rPr>
+            </w:pPr>
+          </w:p>
+        </w:tc>
+      </w:tr>
+      <w:tr>
+        <w:trPr>
+          <w:trHeight w:val="20"/>
+        </w:trPr>
+        <w:tc>
+          <w:tcPr>
+            <w:tcW w:w="1108" w:type="dxa"/>
+            <w:vMerge/>
+            <w:tcBorders>
+              <w:top w:val="single" w:sz="18" w:space="0" w:color="000000"/>
+              <w:left w:val="single" w:sz="12" w:space="0" w:color="auto"/>
+              <w:bottom w:val="single" w:sz="12" w:space="0" w:color="auto"/>
+              <w:right w:val="single" w:sz="12" w:space="0" w:color="auto"/>
+            </w:tcBorders>
+            <w:vAlign w:val="center"/>
+            <w:hideMark/>
+          </w:tcPr>
+          <w:p>
+            <w:pPr>
+              <w:rPr>
+                <w:rFonts w:cs="Calibri"/>
+                <w:sz w:val="17"/>
+                <w:szCs w:val="17"/>
+              </w:rPr>
+            </w:pPr>
+          </w:p>
+        </w:tc>
+        <w:tc>
+          <w:tcPr>
+            <w:tcW w:w="2709" w:type="dxa"/>
+            <w:tcBorders>
+              <w:top w:val="single" w:sz="8" w:space="0" w:color="000000"/>
+              <w:left w:val="single" w:sz="12" w:space="0" w:color="auto"/>
+              <w:bottom w:val="single" w:sz="8" w:space="0" w:color="000000"/>
+              <w:right w:val="single" w:sz="12" w:space="0" w:color="auto"/>
+            </w:tcBorders>
+            <w:hideMark/>
+          </w:tcPr>
+          <w:p>
+            <w:pPr>
+              <w:spacing w:before="120" w:after="120"/>
+              <w:ind w:left="91" w:right="142"/>
+              <w:rPr>
+                <w:rFonts w:cs="Calibri"/>
+                <w:spacing w:val="3"/>
+                <w:position w:val="1"/>
+                <w:sz w:val="19"/>
+                <w:szCs w:val="19"/>
+              </w:rPr>
+            </w:pPr>
+            <w:r>
+              <w:rPr>
+                <w:rFonts w:cs="Calibri"/>
+                <w:spacing w:val="3"/>
+                <w:position w:val="1"/>
+                <w:sz w:val="19"/>
+                <w:szCs w:val="19"/>
+              </w:rPr>
+              <w:t>Clarity of introductory overview and conclusions</w:t>
+            </w:r>
+          </w:p>
+          <w:p>
+            <w:pPr>
+              <w:spacing w:before="120" w:after="120"/>
+              <w:ind w:left="91" w:right="142"/>
+              <w:rPr>
+                <w:rFonts w:cs="Calibri"/>
+                <w:sz w:val="19"/>
+                <w:szCs w:val="19"/>
+              </w:rPr>
+            </w:pPr>
+          </w:p>
+        </w:tc>
+        <w:tc>
+          <w:tcPr>
+            <w:tcW w:w="5297" w:type="dxa"/>
+            <w:vMerge/>
+            <w:tcBorders>
+              <w:left w:val="single" w:sz="12" w:space="0" w:color="auto"/>
+              <w:right w:val="single" w:sz="12" w:space="0" w:color="auto"/>
+            </w:tcBorders>
+            <w:hideMark/>
+          </w:tcPr>
+          <w:p>
+            <w:pPr>
+              <w:spacing w:before="40" w:after="40"/>
+              <w:rPr>
+                <w:rFonts w:cs="Calibri"/>
+                <w:sz w:val="19"/>
+                <w:szCs w:val="19"/>
+              </w:rPr>
+            </w:pPr>
+          </w:p>
+        </w:tc>
+      </w:tr>
+      <w:tr>
+        <w:trPr>
+          <w:trHeight w:val="20"/>
+        </w:trPr>
+        <w:tc>
+          <w:tcPr>
+            <w:tcW w:w="1108" w:type="dxa"/>
+            <w:vMerge/>
+            <w:tcBorders>
+              <w:top w:val="single" w:sz="18" w:space="0" w:color="000000"/>
+              <w:left w:val="single" w:sz="12" w:space="0" w:color="auto"/>
+              <w:bottom w:val="single" w:sz="12" w:space="0" w:color="auto"/>
+              <w:right w:val="single" w:sz="12" w:space="0" w:color="auto"/>
+            </w:tcBorders>
+            <w:vAlign w:val="center"/>
+            <w:hideMark/>
+          </w:tcPr>
+          <w:p>
+            <w:pPr>
+              <w:rPr>
+                <w:rFonts w:cs="Calibri"/>
+                <w:sz w:val="17"/>
+                <w:szCs w:val="17"/>
+              </w:rPr>
+            </w:pPr>
+          </w:p>
+        </w:tc>
+        <w:tc>
+          <w:tcPr>
+            <w:tcW w:w="2709" w:type="dxa"/>
+            <w:tcBorders>
+              <w:top w:val="single" w:sz="8" w:space="0" w:color="000000"/>
+              <w:left w:val="single" w:sz="12" w:space="0" w:color="auto"/>
+              <w:bottom w:val="single" w:sz="8" w:space="0" w:color="000000"/>
+              <w:right w:val="single" w:sz="12" w:space="0" w:color="auto"/>
+            </w:tcBorders>
+            <w:hideMark/>
+          </w:tcPr>
+          <w:p>
+            <w:pPr>
+              <w:spacing w:before="120" w:after="120"/>
+              <w:ind w:left="91" w:right="142"/>
+              <w:rPr>
+                <w:rFonts w:cs="Calibri"/>
+                <w:spacing w:val="3"/>
+                <w:position w:val="1"/>
+                <w:sz w:val="19"/>
+                <w:szCs w:val="19"/>
+              </w:rPr>
+            </w:pPr>
+            <w:r>
+              <w:rPr>
+                <w:rFonts w:cs="Calibri"/>
+                <w:spacing w:val="2"/>
+                <w:position w:val="1"/>
+                <w:sz w:val="19"/>
+                <w:szCs w:val="19"/>
+              </w:rPr>
+              <w:t>Logical account of work, clarity in</w:t>
+            </w:r>
+            <w:r>
+              <w:rPr>
+                <w:rFonts w:cs="Calibri"/>
+                <w:spacing w:val="9"/>
+                <w:position w:val="1"/>
+                <w:sz w:val="19"/>
+                <w:szCs w:val="19"/>
+              </w:rPr>
+              <w:t xml:space="preserve"> </w:t>
+            </w:r>
+            <w:r>
+              <w:rPr>
+                <w:rFonts w:cs="Calibri"/>
+                <w:spacing w:val="4"/>
+                <w:position w:val="1"/>
+                <w:sz w:val="19"/>
+                <w:szCs w:val="19"/>
+              </w:rPr>
+              <w:t>d</w:t>
+            </w:r>
+            <w:r>
+              <w:rPr>
+                <w:rFonts w:cs="Calibri"/>
+                <w:position w:val="1"/>
+                <w:sz w:val="19"/>
+                <w:szCs w:val="19"/>
+              </w:rPr>
+              <w:t>is</w:t>
+            </w:r>
+            <w:r>
+              <w:rPr>
+                <w:rFonts w:cs="Calibri"/>
+                <w:spacing w:val="1"/>
+                <w:position w:val="1"/>
+                <w:sz w:val="19"/>
+                <w:szCs w:val="19"/>
+              </w:rPr>
+              <w:t>c</w:t>
+            </w:r>
+            <w:r>
+              <w:rPr>
+                <w:rFonts w:cs="Calibri"/>
+                <w:spacing w:val="4"/>
+                <w:position w:val="1"/>
+                <w:sz w:val="19"/>
+                <w:szCs w:val="19"/>
+              </w:rPr>
+              <w:t>u</w:t>
+            </w:r>
+            <w:r>
+              <w:rPr>
+                <w:rFonts w:cs="Calibri"/>
+                <w:position w:val="1"/>
+                <w:sz w:val="19"/>
+                <w:szCs w:val="19"/>
+              </w:rPr>
+              <w:t>s</w:t>
+            </w:r>
+            <w:r>
+              <w:rPr>
+                <w:rFonts w:cs="Calibri"/>
+                <w:spacing w:val="3"/>
+                <w:position w:val="1"/>
+                <w:sz w:val="19"/>
+                <w:szCs w:val="19"/>
+              </w:rPr>
+              <w:t>s</w:t>
+            </w:r>
+            <w:r>
+              <w:rPr>
+                <w:rFonts w:cs="Calibri"/>
+                <w:position w:val="1"/>
+                <w:sz w:val="19"/>
+                <w:szCs w:val="19"/>
+              </w:rPr>
+              <w:t>i</w:t>
+            </w:r>
+            <w:r>
+              <w:rPr>
+                <w:rFonts w:cs="Calibri"/>
+                <w:spacing w:val="3"/>
+                <w:position w:val="1"/>
+                <w:sz w:val="19"/>
+                <w:szCs w:val="19"/>
+              </w:rPr>
+              <w:t>o</w:t>
+            </w:r>
+            <w:r>
+              <w:rPr>
+                <w:rFonts w:cs="Calibri"/>
+                <w:position w:val="1"/>
+                <w:sz w:val="19"/>
+                <w:szCs w:val="19"/>
+              </w:rPr>
+              <w:t>n</w:t>
+            </w:r>
+            <w:r>
+              <w:rPr>
+                <w:rFonts w:cs="Calibri"/>
+                <w:spacing w:val="14"/>
+                <w:position w:val="1"/>
+                <w:sz w:val="19"/>
+                <w:szCs w:val="19"/>
+              </w:rPr>
+              <w:t xml:space="preserve"> </w:t>
+            </w:r>
+            <w:r>
+              <w:rPr>
+                <w:rFonts w:cs="Calibri"/>
+                <w:spacing w:val="3"/>
+                <w:position w:val="1"/>
+                <w:sz w:val="19"/>
+                <w:szCs w:val="19"/>
+              </w:rPr>
+              <w:t>o</w:t>
+            </w:r>
+            <w:r>
+              <w:rPr>
+                <w:rFonts w:cs="Calibri"/>
+                <w:position w:val="1"/>
+                <w:sz w:val="19"/>
+                <w:szCs w:val="19"/>
+              </w:rPr>
+              <w:t>f</w:t>
+            </w:r>
+            <w:r>
+              <w:rPr>
+                <w:rFonts w:cs="Calibri"/>
+                <w:spacing w:val="5"/>
+                <w:position w:val="1"/>
+                <w:sz w:val="19"/>
+                <w:szCs w:val="19"/>
+              </w:rPr>
+              <w:t xml:space="preserve"> </w:t>
+            </w:r>
+            <w:r>
+              <w:rPr>
+                <w:rFonts w:cs="Calibri"/>
+                <w:spacing w:val="2"/>
+                <w:position w:val="1"/>
+                <w:sz w:val="19"/>
+                <w:szCs w:val="19"/>
+              </w:rPr>
+              <w:t>m</w:t>
+            </w:r>
+            <w:r>
+              <w:rPr>
+                <w:rFonts w:cs="Calibri"/>
+                <w:spacing w:val="3"/>
+                <w:position w:val="1"/>
+                <w:sz w:val="19"/>
+                <w:szCs w:val="19"/>
+              </w:rPr>
+              <w:t>a</w:t>
+            </w:r>
+            <w:r>
+              <w:rPr>
+                <w:rFonts w:cs="Calibri"/>
+                <w:position w:val="1"/>
+                <w:sz w:val="19"/>
+                <w:szCs w:val="19"/>
+              </w:rPr>
+              <w:t>in</w:t>
+            </w:r>
+            <w:r>
+              <w:rPr>
+                <w:rFonts w:cs="Calibri"/>
+                <w:spacing w:val="10"/>
+                <w:position w:val="1"/>
+                <w:sz w:val="19"/>
+                <w:szCs w:val="19"/>
+              </w:rPr>
+              <w:t xml:space="preserve"> </w:t>
+            </w:r>
+            <w:r>
+              <w:rPr>
+                <w:rFonts w:cs="Calibri"/>
+                <w:spacing w:val="2"/>
+                <w:position w:val="1"/>
+                <w:sz w:val="19"/>
+                <w:szCs w:val="19"/>
+              </w:rPr>
+              <w:t>i</w:t>
+            </w:r>
+            <w:r>
+              <w:rPr>
+                <w:rFonts w:cs="Calibri"/>
+                <w:spacing w:val="3"/>
+                <w:position w:val="1"/>
+                <w:sz w:val="19"/>
+                <w:szCs w:val="19"/>
+              </w:rPr>
+              <w:t>ss</w:t>
+            </w:r>
+            <w:r>
+              <w:rPr>
+                <w:rFonts w:cs="Calibri"/>
+                <w:spacing w:val="4"/>
+                <w:position w:val="1"/>
+                <w:sz w:val="19"/>
+                <w:szCs w:val="19"/>
+              </w:rPr>
+              <w:t>ue</w:t>
+            </w:r>
+            <w:r>
+              <w:rPr>
+                <w:rFonts w:cs="Calibri"/>
+                <w:spacing w:val="3"/>
+                <w:position w:val="1"/>
+                <w:sz w:val="19"/>
+                <w:szCs w:val="19"/>
+              </w:rPr>
+              <w:t>s</w:t>
+            </w:r>
+          </w:p>
+          <w:p>
+            <w:pPr>
+              <w:spacing w:before="120" w:after="120"/>
+              <w:ind w:left="91" w:right="142"/>
+              <w:rPr>
+                <w:rFonts w:cs="Calibri"/>
+                <w:position w:val="1"/>
+                <w:sz w:val="19"/>
+                <w:szCs w:val="19"/>
+              </w:rPr>
+            </w:pPr>
+          </w:p>
+        </w:tc>
+        <w:tc>
+          <w:tcPr>
+            <w:tcW w:w="5297" w:type="dxa"/>
+            <w:vMerge/>
+            <w:tcBorders>
+              <w:left w:val="single" w:sz="12" w:space="0" w:color="auto"/>
+              <w:right w:val="single" w:sz="12" w:space="0" w:color="auto"/>
+            </w:tcBorders>
+            <w:hideMark/>
+          </w:tcPr>
+          <w:p>
+            <w:pPr>
+              <w:spacing w:before="40" w:after="40"/>
+              <w:rPr>
+                <w:rFonts w:cs="Calibri"/>
+                <w:sz w:val="19"/>
+                <w:szCs w:val="19"/>
+              </w:rPr>
+            </w:pPr>
+          </w:p>
+        </w:tc>
+      </w:tr>
+      <w:tr>
+        <w:trPr>
+          <w:trHeight w:val="20"/>
+        </w:trPr>
+        <w:tc>
+          <w:tcPr>
+            <w:tcW w:w="1108" w:type="dxa"/>
+            <w:vMerge/>
+            <w:tcBorders>
+              <w:top w:val="single" w:sz="18" w:space="0" w:color="000000"/>
+              <w:left w:val="single" w:sz="12" w:space="0" w:color="auto"/>
+              <w:bottom w:val="single" w:sz="12" w:space="0" w:color="auto"/>
+              <w:right w:val="single" w:sz="12" w:space="0" w:color="auto"/>
+            </w:tcBorders>
+            <w:vAlign w:val="center"/>
+          </w:tcPr>
+          <w:p>
+            <w:pPr>
+              <w:rPr>
+                <w:rFonts w:cs="Calibri"/>
+                <w:sz w:val="17"/>
+                <w:szCs w:val="17"/>
+              </w:rPr>
+            </w:pPr>
+          </w:p>
+        </w:tc>
+        <w:tc>
+          <w:tcPr>
+            <w:tcW w:w="2709" w:type="dxa"/>
+            <w:tcBorders>
+              <w:top w:val="single" w:sz="8" w:space="0" w:color="000000"/>
+              <w:left w:val="single" w:sz="12" w:space="0" w:color="auto"/>
+              <w:bottom w:val="single" w:sz="8" w:space="0" w:color="000000"/>
+              <w:right w:val="single" w:sz="12" w:space="0" w:color="auto"/>
+            </w:tcBorders>
+          </w:tcPr>
+          <w:p>
+            <w:pPr>
+              <w:spacing w:before="120" w:after="120"/>
+              <w:ind w:left="91" w:right="142"/>
+              <w:rPr>
+                <w:rFonts w:cs="Calibri"/>
+                <w:spacing w:val="2"/>
+                <w:position w:val="1"/>
+                <w:sz w:val="19"/>
+                <w:szCs w:val="19"/>
+              </w:rPr>
+            </w:pPr>
+            <w:r>
+              <w:rPr>
+                <w:rFonts w:cs="Calibri"/>
+                <w:spacing w:val="2"/>
+                <w:position w:val="1"/>
+                <w:sz w:val="19"/>
+                <w:szCs w:val="19"/>
+              </w:rPr>
+              <w:t>Technical understanding, competence and accuracy</w:t>
+            </w:r>
+          </w:p>
+          <w:p>
+            <w:pPr>
+              <w:spacing w:before="120" w:after="120"/>
+              <w:ind w:left="91" w:right="142"/>
+              <w:rPr>
+                <w:rFonts w:cs="Calibri"/>
+                <w:spacing w:val="2"/>
+                <w:position w:val="1"/>
+                <w:sz w:val="19"/>
+                <w:szCs w:val="19"/>
+              </w:rPr>
+            </w:pPr>
+          </w:p>
+        </w:tc>
+        <w:tc>
+          <w:tcPr>
+            <w:tcW w:w="5297" w:type="dxa"/>
+            <w:vMerge/>
+            <w:tcBorders>
+              <w:left w:val="single" w:sz="12" w:space="0" w:color="auto"/>
+              <w:right w:val="single" w:sz="12" w:space="0" w:color="auto"/>
+            </w:tcBorders>
+          </w:tcPr>
+          <w:p>
+            <w:pPr>
+              <w:spacing w:before="40" w:after="40"/>
+              <w:rPr>
+                <w:rFonts w:cs="Calibri"/>
+                <w:spacing w:val="3"/>
+                <w:position w:val="1"/>
+                <w:sz w:val="19"/>
+                <w:szCs w:val="19"/>
+              </w:rPr>
+            </w:pPr>
+          </w:p>
+        </w:tc>
+      </w:tr>
+      <w:tr>
+        <w:trPr>
+          <w:trHeight w:val="20"/>
+        </w:trPr>
+        <w:tc>
+          <w:tcPr>
+            <w:tcW w:w="1108" w:type="dxa"/>
+            <w:vMerge/>
+            <w:tcBorders>
+              <w:top w:val="single" w:sz="18" w:space="0" w:color="000000"/>
+              <w:left w:val="single" w:sz="12" w:space="0" w:color="auto"/>
+              <w:bottom w:val="single" w:sz="12" w:space="0" w:color="auto"/>
+              <w:right w:val="single" w:sz="12" w:space="0" w:color="auto"/>
+            </w:tcBorders>
+            <w:vAlign w:val="center"/>
+            <w:hideMark/>
+          </w:tcPr>
+          <w:p>
+            <w:pPr>
+              <w:rPr>
+                <w:rFonts w:cs="Calibri"/>
+                <w:sz w:val="17"/>
+                <w:szCs w:val="17"/>
+              </w:rPr>
+            </w:pPr>
+          </w:p>
+        </w:tc>
+        <w:tc>
+          <w:tcPr>
+            <w:tcW w:w="2709" w:type="dxa"/>
+            <w:tcBorders>
+              <w:top w:val="single" w:sz="8" w:space="0" w:color="000000"/>
+              <w:left w:val="single" w:sz="12" w:space="0" w:color="auto"/>
+              <w:bottom w:val="single" w:sz="4" w:space="0" w:color="auto"/>
+              <w:right w:val="single" w:sz="12" w:space="0" w:color="auto"/>
+            </w:tcBorders>
+            <w:hideMark/>
+          </w:tcPr>
+          <w:p>
+            <w:pPr>
+              <w:spacing w:before="120" w:after="240"/>
+              <w:ind w:left="91" w:right="142"/>
+              <w:rPr>
+                <w:rFonts w:cs="Calibri"/>
+                <w:sz w:val="19"/>
+                <w:szCs w:val="19"/>
+              </w:rPr>
+            </w:pPr>
+            <w:r>
+              <w:rPr>
+                <w:rFonts w:cs="Calibri"/>
+                <w:spacing w:val="3"/>
+                <w:position w:val="1"/>
+                <w:sz w:val="19"/>
+                <w:szCs w:val="19"/>
+              </w:rPr>
+              <w:t>Quality of language, readability, full referencing of papers and other sources</w:t>
+            </w:r>
+          </w:p>
+        </w:tc>
+        <w:tc>
+          <w:tcPr>
+            <w:tcW w:w="5297" w:type="dxa"/>
+            <w:vMerge/>
+            <w:tcBorders>
+              <w:left w:val="single" w:sz="12" w:space="0" w:color="auto"/>
+              <w:right w:val="single" w:sz="12" w:space="0" w:color="auto"/>
+            </w:tcBorders>
+            <w:hideMark/>
+          </w:tcPr>
+          <w:p>
+            <w:pPr>
+              <w:spacing w:before="40" w:after="40"/>
+              <w:rPr>
+                <w:rFonts w:cs="Calibri"/>
+                <w:sz w:val="19"/>
+                <w:szCs w:val="19"/>
+              </w:rPr>
+            </w:pPr>
+          </w:p>
+        </w:tc>
+      </w:tr>
+      <w:tr>
+        <w:trPr>
+          <w:trHeight w:val="1080"/>
+        </w:trPr>
+        <w:tc>
+          <w:tcPr>
+            <w:tcW w:w="1108" w:type="dxa"/>
+            <w:vMerge/>
+            <w:tcBorders>
+              <w:top w:val="single" w:sz="18" w:space="0" w:color="000000"/>
+              <w:left w:val="single" w:sz="12" w:space="0" w:color="auto"/>
+              <w:bottom w:val="single" w:sz="12" w:space="0" w:color="auto"/>
+              <w:right w:val="single" w:sz="12" w:space="0" w:color="auto"/>
+            </w:tcBorders>
+            <w:vAlign w:val="center"/>
+          </w:tcPr>
+          <w:p>
+            <w:pPr>
+              <w:rPr>
+                <w:rFonts w:cs="Calibri"/>
+                <w:sz w:val="17"/>
+                <w:szCs w:val="17"/>
+              </w:rPr>
+            </w:pPr>
+          </w:p>
+        </w:tc>
+        <w:tc>
+          <w:tcPr>
+            <w:tcW w:w="2709" w:type="dxa"/>
+            <w:tcBorders>
+              <w:top w:val="single" w:sz="8" w:space="0" w:color="000000"/>
+              <w:left w:val="single" w:sz="12" w:space="0" w:color="auto"/>
+              <w:bottom w:val="single" w:sz="12" w:space="0" w:color="auto"/>
+              <w:right w:val="single" w:sz="12" w:space="0" w:color="auto"/>
+            </w:tcBorders>
+          </w:tcPr>
+          <w:p>
+            <w:pPr>
+              <w:spacing w:before="120" w:after="120"/>
+              <w:ind w:left="91" w:right="142"/>
+              <w:rPr>
+                <w:rFonts w:cs="Calibri"/>
+                <w:spacing w:val="3"/>
+                <w:position w:val="1"/>
+                <w:sz w:val="19"/>
+                <w:szCs w:val="19"/>
+              </w:rPr>
+            </w:pPr>
+            <w:r>
+              <w:rPr>
+                <w:rFonts w:cs="Calibri"/>
+                <w:spacing w:val="2"/>
+                <w:position w:val="1"/>
+                <w:sz w:val="19"/>
+                <w:szCs w:val="19"/>
+              </w:rPr>
+              <w:t>Clarity of figures, graphs and tables, with captions and full referencing in text</w:t>
+            </w:r>
+          </w:p>
+        </w:tc>
+        <w:tc>
+          <w:tcPr>
+            <w:tcW w:w="5297" w:type="dxa"/>
+            <w:vMerge/>
+            <w:tcBorders>
+              <w:left w:val="single" w:sz="12" w:space="0" w:color="auto"/>
+              <w:bottom w:val="single" w:sz="12" w:space="0" w:color="auto"/>
+              <w:right w:val="single" w:sz="12" w:space="0" w:color="auto"/>
+            </w:tcBorders>
+          </w:tcPr>
+          <w:p>
+            <w:pPr>
+              <w:spacing w:before="40" w:after="40"/>
+              <w:rPr>
+                <w:rFonts w:cs="Calibri"/>
+                <w:sz w:val="19"/>
+                <w:szCs w:val="19"/>
+              </w:rPr>
+            </w:pPr>
+          </w:p>
+        </w:tc>
+      </w:tr>
+    </w:tbl>
+    <w:p>
+      <w:pPr>
+        <w:spacing w:before="17" w:line="200" w:lineRule="exact"/>
+        <w:rPr>
+          <w:sz w:val="20"/>
+        </w:rPr>
+      </w:pPr>
+    </w:p>
+    <w:p>
+      <w:pPr>
         <w:rPr>
           <w:rFonts w:ascii="Calibri" w:hAnsi="Calibri" w:cs="Calibri"/>
+          <w:sz w:val="20"/>
+          <w:szCs w:val="20"/>
+          <w:u w:val="single"/>
         </w:rPr>
       </w:pPr>
-      <w:r>
+    </w:p>
+    <w:p>
+      <w:pPr>
         <w:rPr>
           <w:rFonts w:ascii="Calibri" w:hAnsi="Calibri" w:cs="Calibri"/>
+          <w:sz w:val="20"/>
+          <w:szCs w:val="20"/>
+          <w:u w:val="single"/>
+        </w:rPr>
+      </w:pPr>
+    </w:p>
+    <w:p>
+      <w:pPr>
+        <w:rPr>
+          <w:rFonts w:ascii="Calibri" w:hAnsi="Calibri" w:cs="Calibri"/>
+          <w:sz w:val="20"/>
+          <w:szCs w:val="20"/>
+          <w:u w:val="single"/>
+        </w:rPr>
+      </w:pPr>
+    </w:p>
+    <w:p>
+      <w:pPr>
+        <w:rPr>
+          <w:rFonts w:ascii="Calibri" w:hAnsi="Calibri" w:cs="Calibri"/>
+          <w:sz w:val="20"/>
+          <w:szCs w:val="20"/>
+          <w:u w:val="single"/>
+        </w:rPr>
+      </w:pPr>
+    </w:p>
+    <w:p>
+      <w:pPr>
+        <w:rPr>
+          <w:rFonts w:ascii="Calibri" w:hAnsi="Calibri" w:cs="Calibri"/>
+          <w:sz w:val="20"/>
+          <w:szCs w:val="20"/>
+          <w:u w:val="single"/>
+        </w:rPr>
+      </w:pPr>
+    </w:p>
+    <w:p>
+      <w:pPr>
+        <w:rPr>
+          <w:rFonts w:ascii="Calibri" w:hAnsi="Calibri" w:cs="Calibri"/>
+          <w:sz w:val="20"/>
+          <w:szCs w:val="20"/>
+          <w:u w:val="single"/>
+        </w:rPr>
+      </w:pPr>
+      <w:r>
+        <w:rPr>
+          <w:rFonts w:ascii="Calibri" w:hAnsi="Calibri" w:cs="Calibri"/>
+          <w:sz w:val="20"/>
+          <w:szCs w:val="20"/>
+          <w:u w:val="single"/>
+        </w:rPr>
+        <w:lastRenderedPageBreak/>
+        <w:t>SF4 – Datalogger Interim Report</w:t>
+      </w:r>
+      <w:r>
+        <w:rPr>
+          <w:rFonts w:ascii="Calibri" w:hAnsi="Calibri" w:cs="Calibri"/>
+          <w:sz w:val="20"/>
+          <w:szCs w:val="20"/>
+        </w:rPr>
+        <w:t xml:space="preserve"> </w:t>
+      </w:r>
+      <w:r>
+        <w:rPr>
+          <w:rFonts w:ascii="Calibri" w:hAnsi="Calibri" w:cs="Calibri"/>
+          <w:sz w:val="20"/>
+          <w:szCs w:val="20"/>
+        </w:rPr>
+        <w:t>Rahul Sharma rs2288 &amp; Owen Marlovits om399</w:t>
+      </w:r>
+    </w:p>
+    <w:p>
+      <w:pPr>
+        <w:rPr>
+          <w:rFonts w:ascii="Calibri" w:hAnsi="Calibri" w:cs="Calibri"/>
+          <w:sz w:val="20"/>
+          <w:szCs w:val="20"/>
+        </w:rPr>
+      </w:pPr>
+      <w:r>
+        <w:rPr>
+          <w:rFonts w:ascii="Calibri" w:hAnsi="Calibri" w:cs="Calibri"/>
+          <w:sz w:val="20"/>
+          <w:szCs w:val="20"/>
+        </w:rPr>
+        <w:t>We have decided to build a digital oscilloscope. This has scope for complicated analogue circuitry as well as a high level of digital signal processing.</w:t>
+      </w:r>
+    </w:p>
+    <w:p>
+      <w:pPr>
+        <w:rPr>
+          <w:rFonts w:ascii="Calibri" w:hAnsi="Calibri" w:cs="Calibri"/>
+          <w:sz w:val="20"/>
+          <w:szCs w:val="20"/>
+        </w:rPr>
+      </w:pPr>
+      <w:r>
+        <w:rPr>
+          <w:rFonts w:ascii="Calibri" w:hAnsi="Calibri" w:cs="Calibri"/>
+          <w:sz w:val="20"/>
+          <w:szCs w:val="20"/>
+        </w:rPr>
+        <w:tab/>
+        <w:t xml:space="preserve">The core of the analogue circuit will be the Analogue-to-Digital Converter (ADC). For this, we have chosen the MCP3304, as it has four fully differential channels as well as a signed 13-bit output, theoretically giving a resolution of </w:t>
+      </w:r>
+      <w:r>
+        <w:rPr>
+          <w:rFonts w:ascii="Calibri" w:hAnsi="Calibri" w:cs="Calibri"/>
+          <w:sz w:val="20"/>
+          <w:szCs w:val="20"/>
+        </w:rPr>
+        <w:t>±</w:t>
+      </w:r>
+      <w:r>
+        <w:rPr>
+          <w:rFonts w:ascii="Calibri" w:hAnsi="Calibri" w:cs="Calibri"/>
+          <w:sz w:val="20"/>
+          <w:szCs w:val="20"/>
+        </w:rPr>
+        <w:t xml:space="preserve">0.61mV. However, in order to stay within budget, we will only implement two differential channels. To ensure the readings are accurate, the MCP1525 is used as a voltage reference for the ADC. Each input will have an optional 4:1 attenuator, allowing voltages of </w:t>
+      </w:r>
+      <w:r>
+        <w:rPr>
+          <w:rFonts w:ascii="Calibri" w:hAnsi="Calibri" w:cs="Calibri"/>
+          <w:sz w:val="20"/>
+          <w:szCs w:val="20"/>
+        </w:rPr>
+        <w:t>±</w:t>
+      </w:r>
+      <w:r>
+        <w:rPr>
+          <w:rFonts w:ascii="Calibri" w:hAnsi="Calibri" w:cs="Calibri"/>
+          <w:sz w:val="20"/>
+          <w:szCs w:val="20"/>
+        </w:rPr>
+        <w:t>10V to be measured. There will also be an optional DC bias removal capacitor. Both of these can be controlled in software by the user. The input will be passed through an anti-aliasing filter and a buffer.</w:t>
+      </w:r>
+      <w:r>
+        <w:rPr>
+          <w:rFonts w:ascii="Calibri" w:hAnsi="Calibri" w:cs="Calibri"/>
+          <w:sz w:val="20"/>
+          <w:szCs w:val="20"/>
+        </w:rPr>
+        <w:t xml:space="preserve"> Clamp diodes will be used to protect the input to the ADC.</w:t>
+      </w:r>
+      <w:r>
+        <w:rPr>
+          <w:rFonts w:ascii="Calibri" w:hAnsi="Calibri" w:cs="Calibri"/>
+          <w:sz w:val="20"/>
+          <w:szCs w:val="20"/>
+        </w:rPr>
+        <w:t xml:space="preserve"> </w:t>
+      </w:r>
+      <w:r>
+        <w:rPr>
+          <w:rFonts w:ascii="Calibri" w:hAnsi="Calibri" w:cs="Calibri"/>
+          <w:sz w:val="20"/>
+          <w:szCs w:val="20"/>
+        </w:rPr>
+        <w:t xml:space="preserve">Due to a low sampling frequency and budget we have deemed oscilloscope probes unnecessary as crocodile clips should be sufficient for what we are doing. </w:t>
+      </w:r>
+    </w:p>
+    <w:p>
+      <w:pPr>
+        <w:rPr>
+          <w:rFonts w:ascii="Calibri" w:hAnsi="Calibri" w:cs="Calibri"/>
+          <w:sz w:val="20"/>
+          <w:szCs w:val="20"/>
+        </w:rPr>
+      </w:pPr>
+      <w:r>
+        <w:rPr>
+          <w:rFonts w:ascii="Calibri" w:hAnsi="Calibri" w:cs="Calibri"/>
+          <w:sz w:val="20"/>
+          <w:szCs w:val="20"/>
+        </w:rPr>
+        <w:tab/>
+        <w:t>The Arduino will communicate with the ADC via SPI and pass the information through to a computer through a serial link. The GPIO is also used to control the attenuator and DC bias removal for each channel. The bottleneck for the sampling rate is likely to be the serial communication, due to the speed of the Arduino and the communication protocol for serial transmissions.</w:t>
+      </w:r>
+      <w:r>
+        <w:rPr>
+          <w:rFonts w:ascii="Calibri" w:hAnsi="Calibri" w:cs="Calibri"/>
+          <w:sz w:val="20"/>
+          <w:szCs w:val="20"/>
+        </w:rPr>
+        <w:t xml:space="preserve"> </w:t>
+      </w:r>
+      <w:r>
+        <w:rPr>
+          <w:rFonts w:ascii="Calibri" w:hAnsi="Calibri" w:cs="Calibri"/>
+          <w:sz w:val="20"/>
+          <w:szCs w:val="20"/>
+        </w:rPr>
+        <w:t>The computer will receive the data from the Arduino and plot it for the user to view. The interface will be graphical and have a number of features, including FFT, triggering, and RMS/peak-to-peak measurements.</w:t>
+      </w:r>
+    </w:p>
+    <w:p>
+      <w:pPr>
+        <w:rPr>
+          <w:rFonts w:ascii="Calibri" w:hAnsi="Calibri" w:cs="Calibri"/>
+          <w:sz w:val="20"/>
+          <w:szCs w:val="20"/>
+          <w:u w:val="single"/>
+        </w:rPr>
+      </w:pPr>
+      <w:r>
+        <w:rPr>
+          <w:rFonts w:ascii="Calibri" w:hAnsi="Calibri" w:cs="Calibri"/>
+          <w:sz w:val="20"/>
+          <w:szCs w:val="20"/>
+          <w:u w:val="single"/>
+        </w:rPr>
+        <w:t>Analogue Circuit Design</w:t>
+      </w:r>
+    </w:p>
+    <w:p>
+      <w:pPr>
+        <w:rPr>
+          <w:rFonts w:ascii="Calibri" w:hAnsi="Calibri" w:cs="Calibri"/>
+        </w:rPr>
+      </w:pPr>
+      <w:r>
+        <w:rPr>
+          <w:rFonts w:ascii="Calibri" w:hAnsi="Calibri" w:cs="Calibri"/>
         </w:rPr>
         <w:drawing>
-          <wp:inline distT="0" distB="0" distL="0" distR="0" wp14:anchorId="05A37988" wp14:editId="2ED77354">
-            <wp:extent cx="5867400" cy="2902585"/>
-            <wp:effectExtent l="0" t="0" r="0" b="0"/>
+          <wp:inline distT="0" distB="0" distL="0" distR="0" wp14:anchorId="05A37988" wp14:editId="2686C1FB">
+            <wp:extent cx="4806950" cy="2377984"/>
+            <wp:effectExtent l="0" t="0" r="0" b="3810"/>
             <wp:docPr id="1632187009" name="Picture 1"/>
             <wp:cNvGraphicFramePr>
               <a:graphicFrameLocks xmlns:a="http://schemas.openxmlformats.org/drawingml/2006/main" noChangeAspect="1"/>
@@ -91,7 +6927,7 @@
                   <pic:spPr>
                     <a:xfrm>
                       <a:off x="0" y="0"/>
-                      <a:ext cx="5880902" cy="2909264"/>
+                      <a:ext cx="4835210" cy="2391964"/>
                     </a:xfrm>
                     <a:prstGeom prst="rect">
                       <a:avLst/>
@@ -108,12 +6944,16 @@
       <w:pPr>
         <w:rPr>
           <w:rFonts w:ascii="Calibri" w:hAnsi="Calibri" w:cs="Calibri"/>
+          <w:sz w:val="20"/>
+          <w:szCs w:val="20"/>
           <w:u w:val="single"/>
         </w:rPr>
       </w:pPr>
       <w:r>
         <w:rPr>
           <w:rFonts w:ascii="Calibri" w:hAnsi="Calibri" w:cs="Calibri"/>
+          <w:sz w:val="20"/>
+          <w:szCs w:val="20"/>
           <w:u w:val="single"/>
         </w:rPr>
         <w:t>Hardware Block Diagram</w:t>
@@ -172,11 +7012,15 @@
       <w:pPr>
         <w:rPr>
           <w:rFonts w:ascii="Calibri" w:hAnsi="Calibri" w:cs="Calibri"/>
+          <w:sz w:val="20"/>
+          <w:szCs w:val="20"/>
         </w:rPr>
       </w:pPr>
       <w:r>
         <w:rPr>
           <w:rFonts w:ascii="Calibri" w:hAnsi="Calibri" w:cs="Calibri"/>
+          <w:sz w:val="20"/>
+          <w:szCs w:val="20"/>
         </w:rPr>
         <w:t>The Block diagram above only focuses on one channel but our final setup will have two, in which case they are identical and come together at the Analogue to Digital Converter</w:t>
       </w:r>
@@ -185,19 +7029,36 @@
       <w:pPr>
         <w:rPr>
           <w:rFonts w:ascii="Calibri" w:hAnsi="Calibri" w:cs="Calibri"/>
+          <w:sz w:val="20"/>
+          <w:szCs w:val="20"/>
         </w:rPr>
       </w:pPr>
       <w:r>
         <w:rPr>
           <w:rFonts w:ascii="Calibri" w:hAnsi="Calibri" w:cs="Calibri"/>
-        </w:rPr>
-        <w:t>Due to a low s</w:t>
+          <w:sz w:val="20"/>
+          <w:szCs w:val="20"/>
+          <w:u w:val="single"/>
+        </w:rPr>
+        <w:t>Firmware</w:t>
       </w:r>
       <w:r>
         <w:rPr>
           <w:rFonts w:ascii="Calibri" w:hAnsi="Calibri" w:cs="Calibri"/>
-        </w:rPr>
-        <w:t xml:space="preserve">ampling frequency and budget we have deemed oscilloscope probes unnecessary as crocodile clips should be sufficient for what we are doing. </w:t>
+          <w:sz w:val="20"/>
+          <w:szCs w:val="20"/>
+          <w:u w:val="single"/>
+        </w:rPr>
+        <w:t>/Software</w:t>
+      </w:r>
+      <w:r>
+        <w:rPr>
+          <w:rFonts w:ascii="Calibri" w:hAnsi="Calibri" w:cs="Calibri"/>
+          <w:sz w:val="20"/>
+          <w:szCs w:val="20"/>
+          <w:u w:val="single"/>
+        </w:rPr>
+        <w:t xml:space="preserve"> Block Diagram</w:t>
       </w:r>
     </w:p>
     <w:p>
@@ -205,62 +7066,18 @@
         <w:rPr>
           <w:rFonts w:ascii="Calibri" w:hAnsi="Calibri" w:cs="Calibri"/>
           <w:u w:val="single"/>
-          <w:lang w:val="de-DE"/>
         </w:rPr>
       </w:pPr>
       <w:r>
         <w:rPr>
           <w:rFonts w:ascii="Calibri" w:hAnsi="Calibri" w:cs="Calibri"/>
           <w:u w:val="single"/>
-          <w:lang w:val="de-DE"/>
-        </w:rPr>
-        <w:t>Firmware</w:t>
-      </w:r>
-      <w:r>
-        <w:rPr>
-          <w:rFonts w:ascii="Calibri" w:hAnsi="Calibri" w:cs="Calibri"/>
-          <w:u w:val="single"/>
-          <w:lang w:val="de-DE"/>
-        </w:rPr>
-        <w:t>/Software</w:t>
-      </w:r>
-      <w:r>
-        <w:rPr>
-          <w:rFonts w:ascii="Calibri" w:hAnsi="Calibri" w:cs="Calibri"/>
-          <w:u w:val="single"/>
-          <w:lang w:val="de-DE"/>
-        </w:rPr>
-        <w:t xml:space="preserve"> Block </w:t>
-      </w:r>
-      <w:proofErr w:type="spellStart"/>
-      <w:r>
-        <w:rPr>
-          <w:rFonts w:ascii="Calibri" w:hAnsi="Calibri" w:cs="Calibri"/>
-          <w:u w:val="single"/>
-          <w:lang w:val="de-DE"/>
-        </w:rPr>
-        <w:t>Diagram</w:t>
-      </w:r>
-      <w:proofErr w:type="spellEnd"/>
-    </w:p>
-    <w:p>
-      <w:pPr>
-        <w:rPr>
-          <w:rFonts w:ascii="Calibri" w:hAnsi="Calibri" w:cs="Calibri"/>
-          <w:u w:val="single"/>
-          <w:lang w:val="de-DE"/>
-        </w:rPr>
-      </w:pPr>
-      <w:r>
-        <w:rPr>
-          <w:rFonts w:ascii="Calibri" w:hAnsi="Calibri" w:cs="Calibri"/>
-          <w:u w:val="single"/>
-          <w:lang w:val="de-DE"/>
-        </w:rPr>
+        </w:rPr>
+        <w:lastRenderedPageBreak/>
         <w:drawing>
-          <wp:inline distT="0" distB="0" distL="0" distR="0" wp14:anchorId="28B45471" wp14:editId="1CF7AE47">
-            <wp:extent cx="4464050" cy="2009230"/>
-            <wp:effectExtent l="0" t="0" r="0" b="0"/>
+          <wp:inline distT="0" distB="0" distL="0" distR="0" wp14:anchorId="28B45471" wp14:editId="47931E29">
+            <wp:extent cx="3964418" cy="1784350"/>
+            <wp:effectExtent l="0" t="0" r="0" b="6350"/>
             <wp:docPr id="1412737347" name="Picture 1"/>
             <wp:cNvGraphicFramePr>
               <a:graphicFrameLocks xmlns:a="http://schemas.openxmlformats.org/drawingml/2006/main" noChangeAspect="1"/>
@@ -282,7 +7099,7 @@
                   <pic:spPr bwMode="auto">
                     <a:xfrm>
                       <a:off x="0" y="0"/>
-                      <a:ext cx="4474917" cy="2014121"/>
+                      <a:ext cx="3989041" cy="1795432"/>
                     </a:xfrm>
                     <a:prstGeom prst="rect">
                       <a:avLst/>
@@ -307,20 +7124,25 @@
       <w:pPr>
         <w:rPr>
           <w:rFonts w:ascii="Calibri" w:hAnsi="Calibri" w:cs="Calibri"/>
+          <w:sz w:val="20"/>
+          <w:szCs w:val="20"/>
           <w:u w:val="single"/>
         </w:rPr>
       </w:pPr>
       <w:r>
         <w:rPr>
           <w:rFonts w:ascii="Calibri" w:hAnsi="Calibri" w:cs="Calibri"/>
+          <w:sz w:val="20"/>
+          <w:szCs w:val="20"/>
           <w:u w:val="single"/>
         </w:rPr>
-        <w:lastRenderedPageBreak/>
         <w:t>Software Design</w:t>
       </w:r>
       <w:r>
         <w:rPr>
           <w:rFonts w:ascii="Calibri" w:hAnsi="Calibri" w:cs="Calibri"/>
+          <w:sz w:val="20"/>
+          <w:szCs w:val="20"/>
           <w:u w:val="single"/>
         </w:rPr>
         <w:t>/Features</w:t>
@@ -335,11 +7157,15 @@
         </w:numPr>
         <w:rPr>
           <w:rFonts w:ascii="Calibri" w:hAnsi="Calibri" w:cs="Calibri"/>
+          <w:sz w:val="20"/>
+          <w:szCs w:val="20"/>
         </w:rPr>
       </w:pPr>
       <w:r>
         <w:rPr>
           <w:rFonts w:ascii="Calibri" w:hAnsi="Calibri" w:cs="Calibri"/>
+          <w:sz w:val="20"/>
+          <w:szCs w:val="20"/>
         </w:rPr>
         <w:t>User Interface for controlling attenuation and coupling</w:t>
       </w:r>
@@ -353,11 +7179,15 @@
         </w:numPr>
         <w:rPr>
           <w:rFonts w:ascii="Calibri" w:hAnsi="Calibri" w:cs="Calibri"/>
+          <w:sz w:val="20"/>
+          <w:szCs w:val="20"/>
         </w:rPr>
       </w:pPr>
       <w:r>
         <w:rPr>
           <w:rFonts w:ascii="Calibri" w:hAnsi="Calibri" w:cs="Calibri"/>
+          <w:sz w:val="20"/>
+          <w:szCs w:val="20"/>
         </w:rPr>
         <w:t>Continuous Time and Frequency representation of signals</w:t>
       </w:r>
@@ -371,11 +7201,15 @@
         </w:numPr>
         <w:rPr>
           <w:rFonts w:ascii="Calibri" w:hAnsi="Calibri" w:cs="Calibri"/>
+          <w:sz w:val="20"/>
+          <w:szCs w:val="20"/>
         </w:rPr>
       </w:pPr>
       <w:r>
         <w:rPr>
           <w:rFonts w:ascii="Calibri" w:hAnsi="Calibri" w:cs="Calibri"/>
+          <w:sz w:val="20"/>
+          <w:szCs w:val="20"/>
         </w:rPr>
         <w:t>Automatic and Manual triggering</w:t>
       </w:r>
@@ -389,11 +7223,15 @@
         </w:numPr>
         <w:rPr>
           <w:rFonts w:ascii="Calibri" w:hAnsi="Calibri" w:cs="Calibri"/>
+          <w:sz w:val="20"/>
+          <w:szCs w:val="20"/>
         </w:rPr>
       </w:pPr>
       <w:r>
         <w:rPr>
           <w:rFonts w:ascii="Calibri" w:hAnsi="Calibri" w:cs="Calibri"/>
+          <w:sz w:val="20"/>
+          <w:szCs w:val="20"/>
         </w:rPr>
         <w:t xml:space="preserve">Period, RMS, </w:t>
       </w:r>
@@ -401,12 +7239,16 @@
       <w:r>
         <w:rPr>
           <w:rFonts w:ascii="Calibri" w:hAnsi="Calibri" w:cs="Calibri"/>
+          <w:sz w:val="20"/>
+          <w:szCs w:val="20"/>
         </w:rPr>
         <w:t>V</w:t>
       </w:r>
       <w:r>
         <w:rPr>
           <w:rFonts w:ascii="Calibri" w:hAnsi="Calibri" w:cs="Calibri"/>
+          <w:sz w:val="20"/>
+          <w:szCs w:val="20"/>
           <w:vertAlign w:val="subscript"/>
         </w:rPr>
         <w:t>pp</w:t>
@@ -415,6 +7257,8 @@
       <w:r>
         <w:rPr>
           <w:rFonts w:ascii="Calibri" w:hAnsi="Calibri" w:cs="Calibri"/>
+          <w:sz w:val="20"/>
+          <w:szCs w:val="20"/>
           <w:vertAlign w:val="subscript"/>
         </w:rPr>
         <w:t xml:space="preserve"> </w:t>
@@ -422,6 +7266,8 @@
       <w:r>
         <w:rPr>
           <w:rFonts w:ascii="Calibri" w:hAnsi="Calibri" w:cs="Calibri"/>
+          <w:sz w:val="20"/>
+          <w:szCs w:val="20"/>
         </w:rPr>
         <w:t>,</w:t>
       </w:r>
@@ -429,12 +7275,16 @@
       <w:r>
         <w:rPr>
           <w:rFonts w:ascii="Calibri" w:hAnsi="Calibri" w:cs="Calibri"/>
+          <w:sz w:val="20"/>
+          <w:szCs w:val="20"/>
         </w:rPr>
         <w:t>V</w:t>
       </w:r>
       <w:r>
         <w:rPr>
           <w:rFonts w:ascii="Calibri" w:hAnsi="Calibri" w:cs="Calibri"/>
+          <w:sz w:val="20"/>
+          <w:szCs w:val="20"/>
           <w:vertAlign w:val="subscript"/>
         </w:rPr>
         <w:t>avg</w:t>
@@ -443,6 +7293,8 @@
       <w:r>
         <w:rPr>
           <w:rFonts w:ascii="Calibri" w:hAnsi="Calibri" w:cs="Calibri"/>
+          <w:sz w:val="20"/>
+          <w:szCs w:val="20"/>
         </w:rPr>
         <w:t xml:space="preserve"> measurements.</w:t>
       </w:r>
@@ -456,11 +7308,15 @@
         </w:numPr>
         <w:rPr>
           <w:rFonts w:ascii="Calibri" w:hAnsi="Calibri" w:cs="Calibri"/>
+          <w:sz w:val="20"/>
+          <w:szCs w:val="20"/>
         </w:rPr>
       </w:pPr>
       <w:r>
         <w:rPr>
           <w:rFonts w:ascii="Calibri" w:hAnsi="Calibri" w:cs="Calibri"/>
+          <w:sz w:val="20"/>
+          <w:szCs w:val="20"/>
         </w:rPr>
         <w:t xml:space="preserve">Mathematical functions between channels </w:t>
       </w:r>
@@ -468,6 +7324,8 @@
       <w:r>
         <w:rPr>
           <w:rFonts w:ascii="Calibri" w:hAnsi="Calibri" w:cs="Calibri"/>
+          <w:sz w:val="20"/>
+          <w:szCs w:val="20"/>
         </w:rPr>
         <w:t>ie</w:t>
       </w:r>
@@ -475,6 +7333,8 @@
       <w:r>
         <w:rPr>
           <w:rFonts w:ascii="Calibri" w:hAnsi="Calibri" w:cs="Calibri"/>
+          <w:sz w:val="20"/>
+          <w:szCs w:val="20"/>
         </w:rPr>
         <w:t xml:space="preserve"> multiplication and division.</w:t>
       </w:r>
@@ -488,11 +7348,15 @@
         </w:numPr>
         <w:rPr>
           <w:rFonts w:ascii="Calibri" w:hAnsi="Calibri" w:cs="Calibri"/>
+          <w:sz w:val="20"/>
+          <w:szCs w:val="20"/>
         </w:rPr>
       </w:pPr>
       <w:r>
         <w:rPr>
           <w:rFonts w:ascii="Calibri" w:hAnsi="Calibri" w:cs="Calibri"/>
+          <w:sz w:val="20"/>
+          <w:szCs w:val="20"/>
         </w:rPr>
         <w:t>THD and SNR Calculations</w:t>
       </w:r>
@@ -506,11 +7370,15 @@
         </w:numPr>
         <w:rPr>
           <w:rFonts w:ascii="Calibri" w:hAnsi="Calibri" w:cs="Calibri"/>
+          <w:sz w:val="20"/>
+          <w:szCs w:val="20"/>
         </w:rPr>
       </w:pPr>
       <w:r>
         <w:rPr>
           <w:rFonts w:ascii="Calibri" w:hAnsi="Calibri" w:cs="Calibri"/>
+          <w:sz w:val="20"/>
+          <w:szCs w:val="20"/>
         </w:rPr>
         <w:t>Total Power</w:t>
       </w:r>
@@ -519,25 +7387,49 @@
       <w:pPr>
         <w:rPr>
           <w:rFonts w:ascii="Calibri" w:hAnsi="Calibri" w:cs="Calibri"/>
+          <w:sz w:val="20"/>
+          <w:szCs w:val="20"/>
         </w:rPr>
       </w:pPr>
       <w:r>
         <w:rPr>
           <w:rFonts w:ascii="Calibri" w:hAnsi="Calibri" w:cs="Calibri"/>
-        </w:rPr>
-        <w:t>ADC limited to 100KSps but SPI is a bottleneck so aiming for 20KSps</w:t>
+          <w:sz w:val="20"/>
+          <w:szCs w:val="20"/>
+        </w:rPr>
+        <w:t xml:space="preserve">ADC limited to 100KSps but </w:t>
+      </w:r>
+      <w:r>
+        <w:rPr>
+          <w:rFonts w:ascii="Calibri" w:hAnsi="Calibri" w:cs="Calibri"/>
+          <w:sz w:val="20"/>
+          <w:szCs w:val="20"/>
+        </w:rPr>
+        <w:t>serial link</w:t>
+      </w:r>
+      <w:r>
+        <w:rPr>
+          <w:rFonts w:ascii="Calibri" w:hAnsi="Calibri" w:cs="Calibri"/>
+          <w:sz w:val="20"/>
+          <w:szCs w:val="20"/>
+        </w:rPr>
+        <w:t xml:space="preserve"> is a bottleneck so aiming for 20KSps</w:t>
       </w:r>
     </w:p>
     <w:p>
       <w:pPr>
         <w:rPr>
           <w:rFonts w:ascii="Calibri" w:hAnsi="Calibri" w:cs="Calibri"/>
+          <w:sz w:val="20"/>
+          <w:szCs w:val="20"/>
           <w:u w:val="single"/>
         </w:rPr>
       </w:pPr>
       <w:r>
         <w:rPr>
           <w:rFonts w:ascii="Calibri" w:hAnsi="Calibri" w:cs="Calibri"/>
+          <w:sz w:val="20"/>
+          <w:szCs w:val="20"/>
           <w:u w:val="single"/>
         </w:rPr>
         <w:t>Parts List</w:t>
@@ -553,8 +7445,8 @@
         <w:gridCol w:w="1271"/>
         <w:gridCol w:w="4924"/>
         <w:gridCol w:w="1075"/>
-        <w:gridCol w:w="788"/>
-        <w:gridCol w:w="1435"/>
+        <w:gridCol w:w="947"/>
+        <w:gridCol w:w="1276"/>
       </w:tblGrid>
       <w:tr>
         <w:tc>
@@ -565,11 +7457,15 @@
             <w:pPr>
               <w:rPr>
                 <w:rFonts w:ascii="Calibri" w:hAnsi="Calibri" w:cs="Calibri"/>
-              </w:rPr>
-            </w:pPr>
-            <w:r>
-              <w:rPr>
-                <w:rFonts w:ascii="Calibri" w:hAnsi="Calibri" w:cs="Calibri"/>
+                <w:sz w:val="20"/>
+                <w:szCs w:val="20"/>
+              </w:rPr>
+            </w:pPr>
+            <w:r>
+              <w:rPr>
+                <w:rFonts w:ascii="Calibri" w:hAnsi="Calibri" w:cs="Calibri"/>
+                <w:sz w:val="20"/>
+                <w:szCs w:val="20"/>
               </w:rPr>
               <w:t>Order Code</w:t>
             </w:r>
@@ -583,11 +7479,15 @@
             <w:pPr>
               <w:rPr>
                 <w:rFonts w:ascii="Calibri" w:hAnsi="Calibri" w:cs="Calibri"/>
-              </w:rPr>
-            </w:pPr>
-            <w:r>
-              <w:rPr>
-                <w:rFonts w:ascii="Calibri" w:hAnsi="Calibri" w:cs="Calibri"/>
+                <w:sz w:val="20"/>
+                <w:szCs w:val="20"/>
+              </w:rPr>
+            </w:pPr>
+            <w:r>
+              <w:rPr>
+                <w:rFonts w:ascii="Calibri" w:hAnsi="Calibri" w:cs="Calibri"/>
+                <w:sz w:val="20"/>
+                <w:szCs w:val="20"/>
               </w:rPr>
               <w:t>Part Name</w:t>
             </w:r>
@@ -601,11 +7501,15 @@
             <w:pPr>
               <w:rPr>
                 <w:rFonts w:ascii="Calibri" w:hAnsi="Calibri" w:cs="Calibri"/>
-              </w:rPr>
-            </w:pPr>
-            <w:r>
-              <w:rPr>
-                <w:rFonts w:ascii="Calibri" w:hAnsi="Calibri" w:cs="Calibri"/>
+                <w:sz w:val="20"/>
+                <w:szCs w:val="20"/>
+              </w:rPr>
+            </w:pPr>
+            <w:r>
+              <w:rPr>
+                <w:rFonts w:ascii="Calibri" w:hAnsi="Calibri" w:cs="Calibri"/>
+                <w:sz w:val="20"/>
+                <w:szCs w:val="20"/>
               </w:rPr>
               <w:t>Number Required</w:t>
             </w:r>
@@ -613,17 +7517,21 @@
         </w:tc>
         <w:tc>
           <w:tcPr>
-            <w:tcW w:w="788" w:type="dxa"/>
-          </w:tcPr>
-          <w:p>
-            <w:pPr>
-              <w:rPr>
-                <w:rFonts w:ascii="Calibri" w:hAnsi="Calibri" w:cs="Calibri"/>
-              </w:rPr>
-            </w:pPr>
-            <w:r>
-              <w:rPr>
-                <w:rFonts w:ascii="Calibri" w:hAnsi="Calibri" w:cs="Calibri"/>
+            <w:tcW w:w="947" w:type="dxa"/>
+          </w:tcPr>
+          <w:p>
+            <w:pPr>
+              <w:rPr>
+                <w:rFonts w:ascii="Calibri" w:hAnsi="Calibri" w:cs="Calibri"/>
+                <w:sz w:val="20"/>
+                <w:szCs w:val="20"/>
+              </w:rPr>
+            </w:pPr>
+            <w:r>
+              <w:rPr>
+                <w:rFonts w:ascii="Calibri" w:hAnsi="Calibri" w:cs="Calibri"/>
+                <w:sz w:val="20"/>
+                <w:szCs w:val="20"/>
               </w:rPr>
               <w:t>Cost per unit</w:t>
             </w:r>
@@ -631,17 +7539,21 @@
         </w:tc>
         <w:tc>
           <w:tcPr>
-            <w:tcW w:w="1435" w:type="dxa"/>
-          </w:tcPr>
-          <w:p>
-            <w:pPr>
-              <w:rPr>
-                <w:rFonts w:ascii="Calibri" w:hAnsi="Calibri" w:cs="Calibri"/>
-              </w:rPr>
-            </w:pPr>
-            <w:r>
-              <w:rPr>
-                <w:rFonts w:ascii="Calibri" w:hAnsi="Calibri" w:cs="Calibri"/>
+            <w:tcW w:w="1276" w:type="dxa"/>
+          </w:tcPr>
+          <w:p>
+            <w:pPr>
+              <w:rPr>
+                <w:rFonts w:ascii="Calibri" w:hAnsi="Calibri" w:cs="Calibri"/>
+                <w:sz w:val="20"/>
+                <w:szCs w:val="20"/>
+              </w:rPr>
+            </w:pPr>
+            <w:r>
+              <w:rPr>
+                <w:rFonts w:ascii="Calibri" w:hAnsi="Calibri" w:cs="Calibri"/>
+                <w:sz w:val="20"/>
+                <w:szCs w:val="20"/>
               </w:rPr>
               <w:t>Total Cost</w:t>
             </w:r>
@@ -657,11 +7569,15 @@
             <w:pPr>
               <w:rPr>
                 <w:rFonts w:ascii="Calibri" w:hAnsi="Calibri" w:cs="Calibri"/>
-              </w:rPr>
-            </w:pPr>
-            <w:r>
-              <w:rPr>
-                <w:rFonts w:ascii="Calibri" w:hAnsi="Calibri" w:cs="Calibri"/>
+                <w:sz w:val="20"/>
+                <w:szCs w:val="20"/>
+              </w:rPr>
+            </w:pPr>
+            <w:r>
+              <w:rPr>
+                <w:rFonts w:ascii="Calibri" w:hAnsi="Calibri" w:cs="Calibri"/>
+                <w:sz w:val="20"/>
+                <w:szCs w:val="20"/>
               </w:rPr>
               <w:t>1292235</w:t>
             </w:r>
@@ -675,11 +7591,15 @@
             <w:pPr>
               <w:rPr>
                 <w:rFonts w:ascii="Calibri" w:hAnsi="Calibri" w:cs="Calibri"/>
-              </w:rPr>
-            </w:pPr>
-            <w:r>
-              <w:rPr>
-                <w:rFonts w:ascii="Calibri" w:hAnsi="Calibri" w:cs="Calibri"/>
+                <w:sz w:val="20"/>
+                <w:szCs w:val="20"/>
+              </w:rPr>
+            </w:pPr>
+            <w:r>
+              <w:rPr>
+                <w:rFonts w:ascii="Calibri" w:hAnsi="Calibri" w:cs="Calibri"/>
+                <w:sz w:val="20"/>
+                <w:szCs w:val="20"/>
               </w:rPr>
               <w:t>MCP1525 Voltage Regulator</w:t>
             </w:r>
@@ -693,11 +7613,15 @@
             <w:pPr>
               <w:rPr>
                 <w:rFonts w:ascii="Calibri" w:hAnsi="Calibri" w:cs="Calibri"/>
-              </w:rPr>
-            </w:pPr>
-            <w:r>
-              <w:rPr>
-                <w:rFonts w:ascii="Calibri" w:hAnsi="Calibri" w:cs="Calibri"/>
+                <w:sz w:val="20"/>
+                <w:szCs w:val="20"/>
+              </w:rPr>
+            </w:pPr>
+            <w:r>
+              <w:rPr>
+                <w:rFonts w:ascii="Calibri" w:hAnsi="Calibri" w:cs="Calibri"/>
+                <w:sz w:val="20"/>
+                <w:szCs w:val="20"/>
               </w:rPr>
               <w:t>1</w:t>
             </w:r>
@@ -705,17 +7629,21 @@
         </w:tc>
         <w:tc>
           <w:tcPr>
-            <w:tcW w:w="788" w:type="dxa"/>
-          </w:tcPr>
-          <w:p>
-            <w:pPr>
-              <w:rPr>
-                <w:rFonts w:ascii="Calibri" w:hAnsi="Calibri" w:cs="Calibri"/>
-              </w:rPr>
-            </w:pPr>
-            <w:r>
-              <w:rPr>
-                <w:rFonts w:ascii="Calibri" w:hAnsi="Calibri" w:cs="Calibri"/>
+            <w:tcW w:w="947" w:type="dxa"/>
+          </w:tcPr>
+          <w:p>
+            <w:pPr>
+              <w:rPr>
+                <w:rFonts w:ascii="Calibri" w:hAnsi="Calibri" w:cs="Calibri"/>
+                <w:sz w:val="20"/>
+                <w:szCs w:val="20"/>
+              </w:rPr>
+            </w:pPr>
+            <w:r>
+              <w:rPr>
+                <w:rFonts w:ascii="Calibri" w:hAnsi="Calibri" w:cs="Calibri"/>
+                <w:sz w:val="20"/>
+                <w:szCs w:val="20"/>
               </w:rPr>
               <w:t>0.88</w:t>
             </w:r>
@@ -723,17 +7651,21 @@
         </w:tc>
         <w:tc>
           <w:tcPr>
-            <w:tcW w:w="1435" w:type="dxa"/>
-          </w:tcPr>
-          <w:p>
-            <w:pPr>
-              <w:rPr>
-                <w:rFonts w:ascii="Calibri" w:hAnsi="Calibri" w:cs="Calibri"/>
-              </w:rPr>
-            </w:pPr>
-            <w:r>
-              <w:rPr>
-                <w:rFonts w:ascii="Calibri" w:hAnsi="Calibri" w:cs="Calibri"/>
+            <w:tcW w:w="1276" w:type="dxa"/>
+          </w:tcPr>
+          <w:p>
+            <w:pPr>
+              <w:rPr>
+                <w:rFonts w:ascii="Calibri" w:hAnsi="Calibri" w:cs="Calibri"/>
+                <w:sz w:val="20"/>
+                <w:szCs w:val="20"/>
+              </w:rPr>
+            </w:pPr>
+            <w:r>
+              <w:rPr>
+                <w:rFonts w:ascii="Calibri" w:hAnsi="Calibri" w:cs="Calibri"/>
+                <w:sz w:val="20"/>
+                <w:szCs w:val="20"/>
               </w:rPr>
               <w:t>0.88</w:t>
             </w:r>
@@ -749,11 +7681,15 @@
             <w:pPr>
               <w:rPr>
                 <w:rFonts w:ascii="Calibri" w:hAnsi="Calibri" w:cs="Calibri"/>
-              </w:rPr>
-            </w:pPr>
-            <w:r>
-              <w:rPr>
-                <w:rFonts w:ascii="Calibri" w:hAnsi="Calibri" w:cs="Calibri"/>
+                <w:sz w:val="20"/>
+                <w:szCs w:val="20"/>
+              </w:rPr>
+            </w:pPr>
+            <w:r>
+              <w:rPr>
+                <w:rFonts w:ascii="Calibri" w:hAnsi="Calibri" w:cs="Calibri"/>
+                <w:sz w:val="20"/>
+                <w:szCs w:val="20"/>
               </w:rPr>
               <w:t>1605571</w:t>
             </w:r>
@@ -767,25 +7703,18 @@
             <w:pPr>
               <w:rPr>
                 <w:rFonts w:ascii="Calibri" w:hAnsi="Calibri" w:cs="Calibri"/>
-                <w:lang w:val="nl-NL"/>
-              </w:rPr>
-            </w:pPr>
-            <w:r>
-              <w:rPr>
-                <w:rFonts w:ascii="Calibri" w:hAnsi="Calibri" w:cs="Calibri"/>
-                <w:lang w:val="nl-NL"/>
-              </w:rPr>
-              <w:t xml:space="preserve">MCP6004-I/P Op </w:t>
-            </w:r>
-            <w:proofErr w:type="spellStart"/>
-            <w:r>
-              <w:rPr>
-                <w:rFonts w:ascii="Calibri" w:hAnsi="Calibri" w:cs="Calibri"/>
-                <w:lang w:val="nl-NL"/>
-              </w:rPr>
-              <w:t>Amp</w:t>
-            </w:r>
-            <w:proofErr w:type="spellEnd"/>
+                <w:sz w:val="20"/>
+                <w:szCs w:val="20"/>
+              </w:rPr>
+            </w:pPr>
+            <w:r>
+              <w:rPr>
+                <w:rFonts w:ascii="Calibri" w:hAnsi="Calibri" w:cs="Calibri"/>
+                <w:sz w:val="20"/>
+                <w:szCs w:val="20"/>
+              </w:rPr>
+              <w:t>MCP6004-I/P Op Amp</w:t>
+            </w:r>
           </w:p>
         </w:tc>
         <w:tc>
@@ -796,11 +7725,15 @@
             <w:pPr>
               <w:rPr>
                 <w:rFonts w:ascii="Calibri" w:hAnsi="Calibri" w:cs="Calibri"/>
-              </w:rPr>
-            </w:pPr>
-            <w:r>
-              <w:rPr>
-                <w:rFonts w:ascii="Calibri" w:hAnsi="Calibri" w:cs="Calibri"/>
+                <w:sz w:val="20"/>
+                <w:szCs w:val="20"/>
+              </w:rPr>
+            </w:pPr>
+            <w:r>
+              <w:rPr>
+                <w:rFonts w:ascii="Calibri" w:hAnsi="Calibri" w:cs="Calibri"/>
+                <w:sz w:val="20"/>
+                <w:szCs w:val="20"/>
               </w:rPr>
               <w:t>1</w:t>
             </w:r>
@@ -808,17 +7741,21 @@
         </w:tc>
         <w:tc>
           <w:tcPr>
-            <w:tcW w:w="788" w:type="dxa"/>
-          </w:tcPr>
-          <w:p>
-            <w:pPr>
-              <w:rPr>
-                <w:rFonts w:ascii="Calibri" w:hAnsi="Calibri" w:cs="Calibri"/>
-              </w:rPr>
-            </w:pPr>
-            <w:r>
-              <w:rPr>
-                <w:rFonts w:ascii="Calibri" w:hAnsi="Calibri" w:cs="Calibri"/>
+            <w:tcW w:w="947" w:type="dxa"/>
+          </w:tcPr>
+          <w:p>
+            <w:pPr>
+              <w:rPr>
+                <w:rFonts w:ascii="Calibri" w:hAnsi="Calibri" w:cs="Calibri"/>
+                <w:sz w:val="20"/>
+                <w:szCs w:val="20"/>
+              </w:rPr>
+            </w:pPr>
+            <w:r>
+              <w:rPr>
+                <w:rFonts w:ascii="Calibri" w:hAnsi="Calibri" w:cs="Calibri"/>
+                <w:sz w:val="20"/>
+                <w:szCs w:val="20"/>
               </w:rPr>
               <w:t>0.46</w:t>
             </w:r>
@@ -826,17 +7763,21 @@
         </w:tc>
         <w:tc>
           <w:tcPr>
-            <w:tcW w:w="1435" w:type="dxa"/>
-          </w:tcPr>
-          <w:p>
-            <w:pPr>
-              <w:rPr>
-                <w:rFonts w:ascii="Calibri" w:hAnsi="Calibri" w:cs="Calibri"/>
-              </w:rPr>
-            </w:pPr>
-            <w:r>
-              <w:rPr>
-                <w:rFonts w:ascii="Calibri" w:hAnsi="Calibri" w:cs="Calibri"/>
+            <w:tcW w:w="1276" w:type="dxa"/>
+          </w:tcPr>
+          <w:p>
+            <w:pPr>
+              <w:rPr>
+                <w:rFonts w:ascii="Calibri" w:hAnsi="Calibri" w:cs="Calibri"/>
+                <w:sz w:val="20"/>
+                <w:szCs w:val="20"/>
+              </w:rPr>
+            </w:pPr>
+            <w:r>
+              <w:rPr>
+                <w:rFonts w:ascii="Calibri" w:hAnsi="Calibri" w:cs="Calibri"/>
+                <w:sz w:val="20"/>
+                <w:szCs w:val="20"/>
               </w:rPr>
               <w:t>0.46</w:t>
             </w:r>
@@ -852,11 +7793,15 @@
             <w:pPr>
               <w:rPr>
                 <w:rFonts w:ascii="Calibri" w:hAnsi="Calibri" w:cs="Calibri"/>
-              </w:rPr>
-            </w:pPr>
-            <w:r>
-              <w:rPr>
-                <w:rFonts w:ascii="Calibri" w:hAnsi="Calibri" w:cs="Calibri"/>
+                <w:sz w:val="20"/>
+                <w:szCs w:val="20"/>
+              </w:rPr>
+            </w:pPr>
+            <w:r>
+              <w:rPr>
+                <w:rFonts w:ascii="Calibri" w:hAnsi="Calibri" w:cs="Calibri"/>
+                <w:sz w:val="20"/>
+                <w:szCs w:val="20"/>
               </w:rPr>
               <w:t>1852026</w:t>
             </w:r>
@@ -870,11 +7815,15 @@
             <w:pPr>
               <w:rPr>
                 <w:rFonts w:ascii="Calibri" w:hAnsi="Calibri" w:cs="Calibri"/>
-              </w:rPr>
-            </w:pPr>
-            <w:r>
-              <w:rPr>
-                <w:rFonts w:ascii="Calibri" w:hAnsi="Calibri" w:cs="Calibri"/>
+                <w:sz w:val="20"/>
+                <w:szCs w:val="20"/>
+              </w:rPr>
+            </w:pPr>
+            <w:r>
+              <w:rPr>
+                <w:rFonts w:ascii="Calibri" w:hAnsi="Calibri" w:cs="Calibri"/>
+                <w:sz w:val="20"/>
+                <w:szCs w:val="20"/>
               </w:rPr>
               <w:t xml:space="preserve">MCP3304-BI/SL Analogue to Digital Converter </w:t>
             </w:r>
@@ -888,11 +7837,15 @@
             <w:pPr>
               <w:rPr>
                 <w:rFonts w:ascii="Calibri" w:hAnsi="Calibri" w:cs="Calibri"/>
-              </w:rPr>
-            </w:pPr>
-            <w:r>
-              <w:rPr>
-                <w:rFonts w:ascii="Calibri" w:hAnsi="Calibri" w:cs="Calibri"/>
+                <w:sz w:val="20"/>
+                <w:szCs w:val="20"/>
+              </w:rPr>
+            </w:pPr>
+            <w:r>
+              <w:rPr>
+                <w:rFonts w:ascii="Calibri" w:hAnsi="Calibri" w:cs="Calibri"/>
+                <w:sz w:val="20"/>
+                <w:szCs w:val="20"/>
               </w:rPr>
               <w:t>1</w:t>
             </w:r>
@@ -900,17 +7853,21 @@
         </w:tc>
         <w:tc>
           <w:tcPr>
-            <w:tcW w:w="788" w:type="dxa"/>
-          </w:tcPr>
-          <w:p>
-            <w:pPr>
-              <w:rPr>
-                <w:rFonts w:ascii="Calibri" w:hAnsi="Calibri" w:cs="Calibri"/>
-              </w:rPr>
-            </w:pPr>
-            <w:r>
-              <w:rPr>
-                <w:rFonts w:ascii="Calibri" w:hAnsi="Calibri" w:cs="Calibri"/>
+            <w:tcW w:w="947" w:type="dxa"/>
+          </w:tcPr>
+          <w:p>
+            <w:pPr>
+              <w:rPr>
+                <w:rFonts w:ascii="Calibri" w:hAnsi="Calibri" w:cs="Calibri"/>
+                <w:sz w:val="20"/>
+                <w:szCs w:val="20"/>
+              </w:rPr>
+            </w:pPr>
+            <w:r>
+              <w:rPr>
+                <w:rFonts w:ascii="Calibri" w:hAnsi="Calibri" w:cs="Calibri"/>
+                <w:sz w:val="20"/>
+                <w:szCs w:val="20"/>
               </w:rPr>
               <w:t>4.26</w:t>
             </w:r>
@@ -918,17 +7875,21 @@
         </w:tc>
         <w:tc>
           <w:tcPr>
-            <w:tcW w:w="1435" w:type="dxa"/>
-          </w:tcPr>
-          <w:p>
-            <w:pPr>
-              <w:rPr>
-                <w:rFonts w:ascii="Calibri" w:hAnsi="Calibri" w:cs="Calibri"/>
-              </w:rPr>
-            </w:pPr>
-            <w:r>
-              <w:rPr>
-                <w:rFonts w:ascii="Calibri" w:hAnsi="Calibri" w:cs="Calibri"/>
+            <w:tcW w:w="1276" w:type="dxa"/>
+          </w:tcPr>
+          <w:p>
+            <w:pPr>
+              <w:rPr>
+                <w:rFonts w:ascii="Calibri" w:hAnsi="Calibri" w:cs="Calibri"/>
+                <w:sz w:val="20"/>
+                <w:szCs w:val="20"/>
+              </w:rPr>
+            </w:pPr>
+            <w:r>
+              <w:rPr>
+                <w:rFonts w:ascii="Calibri" w:hAnsi="Calibri" w:cs="Calibri"/>
+                <w:sz w:val="20"/>
+                <w:szCs w:val="20"/>
               </w:rPr>
               <w:t>4.26</w:t>
             </w:r>
@@ -944,11 +7905,15 @@
             <w:pPr>
               <w:rPr>
                 <w:rFonts w:ascii="Calibri" w:hAnsi="Calibri" w:cs="Calibri"/>
-              </w:rPr>
-            </w:pPr>
-            <w:r>
-              <w:rPr>
-                <w:rFonts w:ascii="Calibri" w:hAnsi="Calibri" w:cs="Calibri"/>
+                <w:sz w:val="20"/>
+                <w:szCs w:val="20"/>
+              </w:rPr>
+            </w:pPr>
+            <w:r>
+              <w:rPr>
+                <w:rFonts w:ascii="Calibri" w:hAnsi="Calibri" w:cs="Calibri"/>
+                <w:sz w:val="20"/>
+                <w:szCs w:val="20"/>
               </w:rPr>
               <w:t>3879695</w:t>
             </w:r>
@@ -962,11 +7927,15 @@
             <w:pPr>
               <w:rPr>
                 <w:rFonts w:ascii="Calibri" w:hAnsi="Calibri" w:cs="Calibri"/>
-              </w:rPr>
-            </w:pPr>
-            <w:r>
-              <w:rPr>
-                <w:rFonts w:ascii="Calibri" w:hAnsi="Calibri" w:cs="Calibri"/>
+                <w:sz w:val="20"/>
+                <w:szCs w:val="20"/>
+              </w:rPr>
+            </w:pPr>
+            <w:r>
+              <w:rPr>
+                <w:rFonts w:ascii="Calibri" w:hAnsi="Calibri" w:cs="Calibri"/>
+                <w:sz w:val="20"/>
+                <w:szCs w:val="20"/>
               </w:rPr>
               <w:t>FIT0291 IC Adapter Board</w:t>
             </w:r>
@@ -980,11 +7949,15 @@
             <w:pPr>
               <w:rPr>
                 <w:rFonts w:ascii="Calibri" w:hAnsi="Calibri" w:cs="Calibri"/>
-              </w:rPr>
-            </w:pPr>
-            <w:r>
-              <w:rPr>
-                <w:rFonts w:ascii="Calibri" w:hAnsi="Calibri" w:cs="Calibri"/>
+                <w:sz w:val="20"/>
+                <w:szCs w:val="20"/>
+              </w:rPr>
+            </w:pPr>
+            <w:r>
+              <w:rPr>
+                <w:rFonts w:ascii="Calibri" w:hAnsi="Calibri" w:cs="Calibri"/>
+                <w:sz w:val="20"/>
+                <w:szCs w:val="20"/>
               </w:rPr>
               <w:t>1</w:t>
             </w:r>
@@ -992,17 +7965,21 @@
         </w:tc>
         <w:tc>
           <w:tcPr>
-            <w:tcW w:w="788" w:type="dxa"/>
-          </w:tcPr>
-          <w:p>
-            <w:pPr>
-              <w:rPr>
-                <w:rFonts w:ascii="Calibri" w:hAnsi="Calibri" w:cs="Calibri"/>
-              </w:rPr>
-            </w:pPr>
-            <w:r>
-              <w:rPr>
-                <w:rFonts w:ascii="Calibri" w:hAnsi="Calibri" w:cs="Calibri"/>
+            <w:tcW w:w="947" w:type="dxa"/>
+          </w:tcPr>
+          <w:p>
+            <w:pPr>
+              <w:rPr>
+                <w:rFonts w:ascii="Calibri" w:hAnsi="Calibri" w:cs="Calibri"/>
+                <w:sz w:val="20"/>
+                <w:szCs w:val="20"/>
+              </w:rPr>
+            </w:pPr>
+            <w:r>
+              <w:rPr>
+                <w:rFonts w:ascii="Calibri" w:hAnsi="Calibri" w:cs="Calibri"/>
+                <w:sz w:val="20"/>
+                <w:szCs w:val="20"/>
               </w:rPr>
               <w:t>0.70</w:t>
             </w:r>
@@ -1010,17 +7987,21 @@
         </w:tc>
         <w:tc>
           <w:tcPr>
-            <w:tcW w:w="1435" w:type="dxa"/>
-          </w:tcPr>
-          <w:p>
-            <w:pPr>
-              <w:rPr>
-                <w:rFonts w:ascii="Calibri" w:hAnsi="Calibri" w:cs="Calibri"/>
-              </w:rPr>
-            </w:pPr>
-            <w:r>
-              <w:rPr>
-                <w:rFonts w:ascii="Calibri" w:hAnsi="Calibri" w:cs="Calibri"/>
+            <w:tcW w:w="1276" w:type="dxa"/>
+          </w:tcPr>
+          <w:p>
+            <w:pPr>
+              <w:rPr>
+                <w:rFonts w:ascii="Calibri" w:hAnsi="Calibri" w:cs="Calibri"/>
+                <w:sz w:val="20"/>
+                <w:szCs w:val="20"/>
+              </w:rPr>
+            </w:pPr>
+            <w:r>
+              <w:rPr>
+                <w:rFonts w:ascii="Calibri" w:hAnsi="Calibri" w:cs="Calibri"/>
+                <w:sz w:val="20"/>
+                <w:szCs w:val="20"/>
               </w:rPr>
               <w:t>0.70</w:t>
             </w:r>
@@ -1036,11 +8017,15 @@
             <w:pPr>
               <w:rPr>
                 <w:rFonts w:ascii="Calibri" w:hAnsi="Calibri" w:cs="Calibri"/>
-              </w:rPr>
-            </w:pPr>
-            <w:r>
-              <w:rPr>
-                <w:rFonts w:ascii="Calibri" w:hAnsi="Calibri" w:cs="Calibri"/>
+                <w:sz w:val="20"/>
+                <w:szCs w:val="20"/>
+              </w:rPr>
+            </w:pPr>
+            <w:r>
+              <w:rPr>
+                <w:rFonts w:ascii="Calibri" w:hAnsi="Calibri" w:cs="Calibri"/>
+                <w:sz w:val="20"/>
+                <w:szCs w:val="20"/>
               </w:rPr>
               <w:t>4568806</w:t>
             </w:r>
@@ -1054,11 +8039,15 @@
             <w:pPr>
               <w:rPr>
                 <w:rFonts w:ascii="Calibri" w:hAnsi="Calibri" w:cs="Calibri"/>
-              </w:rPr>
-            </w:pPr>
-            <w:r>
-              <w:rPr>
-                <w:rFonts w:ascii="Calibri" w:hAnsi="Calibri" w:cs="Calibri"/>
+                <w:sz w:val="20"/>
+                <w:szCs w:val="20"/>
+              </w:rPr>
+            </w:pPr>
+            <w:r>
+              <w:rPr>
+                <w:rFonts w:ascii="Calibri" w:hAnsi="Calibri" w:cs="Calibri"/>
+                <w:sz w:val="20"/>
+                <w:szCs w:val="20"/>
               </w:rPr>
               <w:t>CTM-30C Crocodile Clip</w:t>
             </w:r>
@@ -1072,11 +8061,15 @@
             <w:pPr>
               <w:rPr>
                 <w:rFonts w:ascii="Calibri" w:hAnsi="Calibri" w:cs="Calibri"/>
-              </w:rPr>
-            </w:pPr>
-            <w:r>
-              <w:rPr>
-                <w:rFonts w:ascii="Calibri" w:hAnsi="Calibri" w:cs="Calibri"/>
+                <w:sz w:val="20"/>
+                <w:szCs w:val="20"/>
+              </w:rPr>
+            </w:pPr>
+            <w:r>
+              <w:rPr>
+                <w:rFonts w:ascii="Calibri" w:hAnsi="Calibri" w:cs="Calibri"/>
+                <w:sz w:val="20"/>
+                <w:szCs w:val="20"/>
               </w:rPr>
               <w:t>4</w:t>
             </w:r>
@@ -1084,17 +8077,21 @@
         </w:tc>
         <w:tc>
           <w:tcPr>
-            <w:tcW w:w="788" w:type="dxa"/>
-          </w:tcPr>
-          <w:p>
-            <w:pPr>
-              <w:rPr>
-                <w:rFonts w:ascii="Calibri" w:hAnsi="Calibri" w:cs="Calibri"/>
-              </w:rPr>
-            </w:pPr>
-            <w:r>
-              <w:rPr>
-                <w:rFonts w:ascii="Calibri" w:hAnsi="Calibri" w:cs="Calibri"/>
+            <w:tcW w:w="947" w:type="dxa"/>
+          </w:tcPr>
+          <w:p>
+            <w:pPr>
+              <w:rPr>
+                <w:rFonts w:ascii="Calibri" w:hAnsi="Calibri" w:cs="Calibri"/>
+                <w:sz w:val="20"/>
+                <w:szCs w:val="20"/>
+              </w:rPr>
+            </w:pPr>
+            <w:r>
+              <w:rPr>
+                <w:rFonts w:ascii="Calibri" w:hAnsi="Calibri" w:cs="Calibri"/>
+                <w:sz w:val="20"/>
+                <w:szCs w:val="20"/>
               </w:rPr>
               <w:t>0.35</w:t>
             </w:r>
@@ -1102,17 +8099,21 @@
         </w:tc>
         <w:tc>
           <w:tcPr>
-            <w:tcW w:w="1435" w:type="dxa"/>
-          </w:tcPr>
-          <w:p>
-            <w:pPr>
-              <w:rPr>
-                <w:rFonts w:ascii="Calibri" w:hAnsi="Calibri" w:cs="Calibri"/>
-              </w:rPr>
-            </w:pPr>
-            <w:r>
-              <w:rPr>
-                <w:rFonts w:ascii="Calibri" w:hAnsi="Calibri" w:cs="Calibri"/>
+            <w:tcW w:w="1276" w:type="dxa"/>
+          </w:tcPr>
+          <w:p>
+            <w:pPr>
+              <w:rPr>
+                <w:rFonts w:ascii="Calibri" w:hAnsi="Calibri" w:cs="Calibri"/>
+                <w:sz w:val="20"/>
+                <w:szCs w:val="20"/>
+              </w:rPr>
+            </w:pPr>
+            <w:r>
+              <w:rPr>
+                <w:rFonts w:ascii="Calibri" w:hAnsi="Calibri" w:cs="Calibri"/>
+                <w:sz w:val="20"/>
+                <w:szCs w:val="20"/>
               </w:rPr>
               <w:t>1.40</w:t>
             </w:r>
@@ -1131,11 +8132,15 @@
               </w:tabs>
               <w:rPr>
                 <w:rFonts w:ascii="Calibri" w:hAnsi="Calibri" w:cs="Calibri"/>
-              </w:rPr>
-            </w:pPr>
-            <w:r>
-              <w:rPr>
-                <w:rFonts w:ascii="Calibri" w:hAnsi="Calibri" w:cs="Calibri"/>
+                <w:sz w:val="20"/>
+                <w:szCs w:val="20"/>
+              </w:rPr>
+            </w:pPr>
+            <w:r>
+              <w:rPr>
+                <w:rFonts w:ascii="Calibri" w:hAnsi="Calibri" w:cs="Calibri"/>
+                <w:sz w:val="20"/>
+                <w:szCs w:val="20"/>
               </w:rPr>
               <w:t>45555436</w:t>
             </w:r>
@@ -1152,11 +8157,15 @@
               </w:tabs>
               <w:rPr>
                 <w:rFonts w:ascii="Calibri" w:hAnsi="Calibri" w:cs="Calibri"/>
-              </w:rPr>
-            </w:pPr>
-            <w:r>
-              <w:rPr>
-                <w:rFonts w:ascii="Calibri" w:hAnsi="Calibri" w:cs="Calibri"/>
+                <w:sz w:val="20"/>
+                <w:szCs w:val="20"/>
+              </w:rPr>
+            </w:pPr>
+            <w:r>
+              <w:rPr>
+                <w:rFonts w:ascii="Calibri" w:hAnsi="Calibri" w:cs="Calibri"/>
+                <w:sz w:val="20"/>
+                <w:szCs w:val="20"/>
               </w:rPr>
               <w:t>1N4148 Diode</w:t>
             </w:r>
@@ -1170,11 +8179,15 @@
             <w:pPr>
               <w:rPr>
                 <w:rFonts w:ascii="Calibri" w:hAnsi="Calibri" w:cs="Calibri"/>
-              </w:rPr>
-            </w:pPr>
-            <w:r>
-              <w:rPr>
-                <w:rFonts w:ascii="Calibri" w:hAnsi="Calibri" w:cs="Calibri"/>
+                <w:sz w:val="20"/>
+                <w:szCs w:val="20"/>
+              </w:rPr>
+            </w:pPr>
+            <w:r>
+              <w:rPr>
+                <w:rFonts w:ascii="Calibri" w:hAnsi="Calibri" w:cs="Calibri"/>
+                <w:sz w:val="20"/>
+                <w:szCs w:val="20"/>
               </w:rPr>
               <w:t>10</w:t>
             </w:r>
@@ -1182,17 +8195,21 @@
         </w:tc>
         <w:tc>
           <w:tcPr>
-            <w:tcW w:w="788" w:type="dxa"/>
-          </w:tcPr>
-          <w:p>
-            <w:pPr>
-              <w:rPr>
-                <w:rFonts w:ascii="Calibri" w:hAnsi="Calibri" w:cs="Calibri"/>
-              </w:rPr>
-            </w:pPr>
-            <w:r>
-              <w:rPr>
-                <w:rFonts w:ascii="Calibri" w:hAnsi="Calibri" w:cs="Calibri"/>
+            <w:tcW w:w="947" w:type="dxa"/>
+          </w:tcPr>
+          <w:p>
+            <w:pPr>
+              <w:rPr>
+                <w:rFonts w:ascii="Calibri" w:hAnsi="Calibri" w:cs="Calibri"/>
+                <w:sz w:val="20"/>
+                <w:szCs w:val="20"/>
+              </w:rPr>
+            </w:pPr>
+            <w:r>
+              <w:rPr>
+                <w:rFonts w:ascii="Calibri" w:hAnsi="Calibri" w:cs="Calibri"/>
+                <w:sz w:val="20"/>
+                <w:szCs w:val="20"/>
               </w:rPr>
               <w:t>0.04</w:t>
             </w:r>
@@ -1200,17 +8217,21 @@
         </w:tc>
         <w:tc>
           <w:tcPr>
-            <w:tcW w:w="1435" w:type="dxa"/>
-          </w:tcPr>
-          <w:p>
-            <w:pPr>
-              <w:rPr>
-                <w:rFonts w:ascii="Calibri" w:hAnsi="Calibri" w:cs="Calibri"/>
-              </w:rPr>
-            </w:pPr>
-            <w:r>
-              <w:rPr>
-                <w:rFonts w:ascii="Calibri" w:hAnsi="Calibri" w:cs="Calibri"/>
+            <w:tcW w:w="1276" w:type="dxa"/>
+          </w:tcPr>
+          <w:p>
+            <w:pPr>
+              <w:rPr>
+                <w:rFonts w:ascii="Calibri" w:hAnsi="Calibri" w:cs="Calibri"/>
+                <w:sz w:val="20"/>
+                <w:szCs w:val="20"/>
+              </w:rPr>
+            </w:pPr>
+            <w:r>
+              <w:rPr>
+                <w:rFonts w:ascii="Calibri" w:hAnsi="Calibri" w:cs="Calibri"/>
+                <w:sz w:val="20"/>
+                <w:szCs w:val="20"/>
               </w:rPr>
               <w:t>0.44</w:t>
             </w:r>
@@ -1229,11 +8250,15 @@
               </w:tabs>
               <w:rPr>
                 <w:rFonts w:ascii="Calibri" w:hAnsi="Calibri" w:cs="Calibri"/>
-              </w:rPr>
-            </w:pPr>
-            <w:r>
-              <w:rPr>
-                <w:rFonts w:ascii="Calibri" w:hAnsi="Calibri" w:cs="Calibri"/>
+                <w:sz w:val="20"/>
+                <w:szCs w:val="20"/>
+              </w:rPr>
+            </w:pPr>
+            <w:r>
+              <w:rPr>
+                <w:rFonts w:ascii="Calibri" w:hAnsi="Calibri" w:cs="Calibri"/>
+                <w:sz w:val="20"/>
+                <w:szCs w:val="20"/>
               </w:rPr>
               <w:t>3118236</w:t>
             </w:r>
@@ -1250,11 +8275,15 @@
               </w:tabs>
               <w:rPr>
                 <w:rFonts w:ascii="Calibri" w:hAnsi="Calibri" w:cs="Calibri"/>
-              </w:rPr>
-            </w:pPr>
-            <w:r>
-              <w:rPr>
-                <w:rFonts w:ascii="Calibri" w:hAnsi="Calibri" w:cs="Calibri"/>
+                <w:sz w:val="20"/>
+                <w:szCs w:val="20"/>
+              </w:rPr>
+            </w:pPr>
+            <w:r>
+              <w:rPr>
+                <w:rFonts w:ascii="Calibri" w:hAnsi="Calibri" w:cs="Calibri"/>
+                <w:sz w:val="20"/>
+                <w:szCs w:val="20"/>
               </w:rPr>
               <w:t>CD4066BE Analogue Switch</w:t>
             </w:r>
@@ -1268,11 +8297,15 @@
             <w:pPr>
               <w:rPr>
                 <w:rFonts w:ascii="Calibri" w:hAnsi="Calibri" w:cs="Calibri"/>
-              </w:rPr>
-            </w:pPr>
-            <w:r>
-              <w:rPr>
-                <w:rFonts w:ascii="Calibri" w:hAnsi="Calibri" w:cs="Calibri"/>
+                <w:sz w:val="20"/>
+                <w:szCs w:val="20"/>
+              </w:rPr>
+            </w:pPr>
+            <w:r>
+              <w:rPr>
+                <w:rFonts w:ascii="Calibri" w:hAnsi="Calibri" w:cs="Calibri"/>
+                <w:sz w:val="20"/>
+                <w:szCs w:val="20"/>
               </w:rPr>
               <w:t>1</w:t>
             </w:r>
@@ -1280,17 +8313,21 @@
         </w:tc>
         <w:tc>
           <w:tcPr>
-            <w:tcW w:w="788" w:type="dxa"/>
-          </w:tcPr>
-          <w:p>
-            <w:pPr>
-              <w:rPr>
-                <w:rFonts w:ascii="Calibri" w:hAnsi="Calibri" w:cs="Calibri"/>
-              </w:rPr>
-            </w:pPr>
-            <w:r>
-              <w:rPr>
-                <w:rFonts w:ascii="Calibri" w:hAnsi="Calibri" w:cs="Calibri"/>
+            <w:tcW w:w="947" w:type="dxa"/>
+          </w:tcPr>
+          <w:p>
+            <w:pPr>
+              <w:rPr>
+                <w:rFonts w:ascii="Calibri" w:hAnsi="Calibri" w:cs="Calibri"/>
+                <w:sz w:val="20"/>
+                <w:szCs w:val="20"/>
+              </w:rPr>
+            </w:pPr>
+            <w:r>
+              <w:rPr>
+                <w:rFonts w:ascii="Calibri" w:hAnsi="Calibri" w:cs="Calibri"/>
+                <w:sz w:val="20"/>
+                <w:szCs w:val="20"/>
               </w:rPr>
               <w:t>0.72</w:t>
             </w:r>
@@ -1298,17 +8335,21 @@
         </w:tc>
         <w:tc>
           <w:tcPr>
-            <w:tcW w:w="1435" w:type="dxa"/>
-          </w:tcPr>
-          <w:p>
-            <w:pPr>
-              <w:rPr>
-                <w:rFonts w:ascii="Calibri" w:hAnsi="Calibri" w:cs="Calibri"/>
-              </w:rPr>
-            </w:pPr>
-            <w:r>
-              <w:rPr>
-                <w:rFonts w:ascii="Calibri" w:hAnsi="Calibri" w:cs="Calibri"/>
+            <w:tcW w:w="1276" w:type="dxa"/>
+          </w:tcPr>
+          <w:p>
+            <w:pPr>
+              <w:rPr>
+                <w:rFonts w:ascii="Calibri" w:hAnsi="Calibri" w:cs="Calibri"/>
+                <w:sz w:val="20"/>
+                <w:szCs w:val="20"/>
+              </w:rPr>
+            </w:pPr>
+            <w:r>
+              <w:rPr>
+                <w:rFonts w:ascii="Calibri" w:hAnsi="Calibri" w:cs="Calibri"/>
+                <w:sz w:val="20"/>
+                <w:szCs w:val="20"/>
               </w:rPr>
               <w:t>0.72</w:t>
             </w:r>
@@ -1327,11 +8368,15 @@
               </w:tabs>
               <w:rPr>
                 <w:rFonts w:ascii="Calibri" w:hAnsi="Calibri" w:cs="Calibri"/>
-              </w:rPr>
-            </w:pPr>
-            <w:r>
-              <w:rPr>
-                <w:rFonts w:ascii="Calibri" w:hAnsi="Calibri" w:cs="Calibri"/>
+                <w:sz w:val="20"/>
+                <w:szCs w:val="20"/>
+              </w:rPr>
+            </w:pPr>
+            <w:r>
+              <w:rPr>
+                <w:rFonts w:ascii="Calibri" w:hAnsi="Calibri" w:cs="Calibri"/>
+                <w:sz w:val="20"/>
+                <w:szCs w:val="20"/>
               </w:rPr>
               <w:t>4733577</w:t>
             </w:r>
@@ -1348,11 +8393,15 @@
               </w:tabs>
               <w:rPr>
                 <w:rFonts w:ascii="Calibri" w:hAnsi="Calibri" w:cs="Calibri"/>
-              </w:rPr>
-            </w:pPr>
-            <w:r>
-              <w:rPr>
-                <w:rFonts w:ascii="Calibri" w:hAnsi="Calibri" w:cs="Calibri"/>
+                <w:sz w:val="20"/>
+                <w:szCs w:val="20"/>
+              </w:rPr>
+            </w:pPr>
+            <w:r>
+              <w:rPr>
+                <w:rFonts w:ascii="Calibri" w:hAnsi="Calibri" w:cs="Calibri"/>
+                <w:sz w:val="20"/>
+                <w:szCs w:val="20"/>
               </w:rPr>
               <w:t>HFD4/5 DPDT Relay</w:t>
             </w:r>
@@ -1366,11 +8415,15 @@
             <w:pPr>
               <w:rPr>
                 <w:rFonts w:ascii="Calibri" w:hAnsi="Calibri" w:cs="Calibri"/>
-              </w:rPr>
-            </w:pPr>
-            <w:r>
-              <w:rPr>
-                <w:rFonts w:ascii="Calibri" w:hAnsi="Calibri" w:cs="Calibri"/>
+                <w:sz w:val="20"/>
+                <w:szCs w:val="20"/>
+              </w:rPr>
+            </w:pPr>
+            <w:r>
+              <w:rPr>
+                <w:rFonts w:ascii="Calibri" w:hAnsi="Calibri" w:cs="Calibri"/>
+                <w:sz w:val="20"/>
+                <w:szCs w:val="20"/>
               </w:rPr>
               <w:t>2</w:t>
             </w:r>
@@ -1378,17 +8431,21 @@
         </w:tc>
         <w:tc>
           <w:tcPr>
-            <w:tcW w:w="788" w:type="dxa"/>
-          </w:tcPr>
-          <w:p>
-            <w:pPr>
-              <w:rPr>
-                <w:rFonts w:ascii="Calibri" w:hAnsi="Calibri" w:cs="Calibri"/>
-              </w:rPr>
-            </w:pPr>
-            <w:r>
-              <w:rPr>
-                <w:rFonts w:ascii="Calibri" w:hAnsi="Calibri" w:cs="Calibri"/>
+            <w:tcW w:w="947" w:type="dxa"/>
+          </w:tcPr>
+          <w:p>
+            <w:pPr>
+              <w:rPr>
+                <w:rFonts w:ascii="Calibri" w:hAnsi="Calibri" w:cs="Calibri"/>
+                <w:sz w:val="20"/>
+                <w:szCs w:val="20"/>
+              </w:rPr>
+            </w:pPr>
+            <w:r>
+              <w:rPr>
+                <w:rFonts w:ascii="Calibri" w:hAnsi="Calibri" w:cs="Calibri"/>
+                <w:sz w:val="20"/>
+                <w:szCs w:val="20"/>
               </w:rPr>
               <w:t>1.63</w:t>
             </w:r>
@@ -1396,17 +8453,21 @@
         </w:tc>
         <w:tc>
           <w:tcPr>
-            <w:tcW w:w="1435" w:type="dxa"/>
-          </w:tcPr>
-          <w:p>
-            <w:pPr>
-              <w:rPr>
-                <w:rFonts w:ascii="Calibri" w:hAnsi="Calibri" w:cs="Calibri"/>
-              </w:rPr>
-            </w:pPr>
-            <w:r>
-              <w:rPr>
-                <w:rFonts w:ascii="Calibri" w:hAnsi="Calibri" w:cs="Calibri"/>
+            <w:tcW w:w="1276" w:type="dxa"/>
+          </w:tcPr>
+          <w:p>
+            <w:pPr>
+              <w:rPr>
+                <w:rFonts w:ascii="Calibri" w:hAnsi="Calibri" w:cs="Calibri"/>
+                <w:sz w:val="20"/>
+                <w:szCs w:val="20"/>
+              </w:rPr>
+            </w:pPr>
+            <w:r>
+              <w:rPr>
+                <w:rFonts w:ascii="Calibri" w:hAnsi="Calibri" w:cs="Calibri"/>
+                <w:sz w:val="20"/>
+                <w:szCs w:val="20"/>
               </w:rPr>
               <w:t>3.26</w:t>
             </w:r>
@@ -1425,11 +8486,15 @@
               </w:tabs>
               <w:rPr>
                 <w:rFonts w:ascii="Calibri" w:hAnsi="Calibri" w:cs="Calibri"/>
-              </w:rPr>
-            </w:pPr>
-            <w:r>
-              <w:rPr>
-                <w:rFonts w:ascii="Calibri" w:hAnsi="Calibri" w:cs="Calibri"/>
+                <w:sz w:val="20"/>
+                <w:szCs w:val="20"/>
+              </w:rPr>
+            </w:pPr>
+            <w:r>
+              <w:rPr>
+                <w:rFonts w:ascii="Calibri" w:hAnsi="Calibri" w:cs="Calibri"/>
+                <w:sz w:val="20"/>
+                <w:szCs w:val="20"/>
               </w:rPr>
               <w:t>4710279</w:t>
             </w:r>
@@ -1446,11 +8511,15 @@
               </w:tabs>
               <w:rPr>
                 <w:rFonts w:ascii="Calibri" w:hAnsi="Calibri" w:cs="Calibri"/>
-              </w:rPr>
-            </w:pPr>
-            <w:r>
-              <w:rPr>
-                <w:rFonts w:ascii="Calibri" w:hAnsi="Calibri" w:cs="Calibri"/>
+                <w:sz w:val="20"/>
+                <w:szCs w:val="20"/>
+              </w:rPr>
+            </w:pPr>
+            <w:r>
+              <w:rPr>
+                <w:rFonts w:ascii="Calibri" w:hAnsi="Calibri" w:cs="Calibri"/>
+                <w:sz w:val="20"/>
+                <w:szCs w:val="20"/>
               </w:rPr>
               <w:t>BC549 BBK NPN BJT</w:t>
             </w:r>
@@ -1464,11 +8533,15 @@
             <w:pPr>
               <w:rPr>
                 <w:rFonts w:ascii="Calibri" w:hAnsi="Calibri" w:cs="Calibri"/>
-              </w:rPr>
-            </w:pPr>
-            <w:r>
-              <w:rPr>
-                <w:rFonts w:ascii="Calibri" w:hAnsi="Calibri" w:cs="Calibri"/>
+                <w:sz w:val="20"/>
+                <w:szCs w:val="20"/>
+              </w:rPr>
+            </w:pPr>
+            <w:r>
+              <w:rPr>
+                <w:rFonts w:ascii="Calibri" w:hAnsi="Calibri" w:cs="Calibri"/>
+                <w:sz w:val="20"/>
+                <w:szCs w:val="20"/>
               </w:rPr>
               <w:t>2</w:t>
             </w:r>
@@ -1476,17 +8549,21 @@
         </w:tc>
         <w:tc>
           <w:tcPr>
-            <w:tcW w:w="788" w:type="dxa"/>
-          </w:tcPr>
-          <w:p>
-            <w:pPr>
-              <w:rPr>
-                <w:rFonts w:ascii="Calibri" w:hAnsi="Calibri" w:cs="Calibri"/>
-              </w:rPr>
-            </w:pPr>
-            <w:r>
-              <w:rPr>
-                <w:rFonts w:ascii="Calibri" w:hAnsi="Calibri" w:cs="Calibri"/>
+            <w:tcW w:w="947" w:type="dxa"/>
+          </w:tcPr>
+          <w:p>
+            <w:pPr>
+              <w:rPr>
+                <w:rFonts w:ascii="Calibri" w:hAnsi="Calibri" w:cs="Calibri"/>
+                <w:sz w:val="20"/>
+                <w:szCs w:val="20"/>
+              </w:rPr>
+            </w:pPr>
+            <w:r>
+              <w:rPr>
+                <w:rFonts w:ascii="Calibri" w:hAnsi="Calibri" w:cs="Calibri"/>
+                <w:sz w:val="20"/>
+                <w:szCs w:val="20"/>
               </w:rPr>
               <w:t>0.02</w:t>
             </w:r>
@@ -1494,17 +8571,21 @@
         </w:tc>
         <w:tc>
           <w:tcPr>
-            <w:tcW w:w="1435" w:type="dxa"/>
-          </w:tcPr>
-          <w:p>
-            <w:pPr>
-              <w:rPr>
-                <w:rFonts w:ascii="Calibri" w:hAnsi="Calibri" w:cs="Calibri"/>
-              </w:rPr>
-            </w:pPr>
-            <w:r>
-              <w:rPr>
-                <w:rFonts w:ascii="Calibri" w:hAnsi="Calibri" w:cs="Calibri"/>
+            <w:tcW w:w="1276" w:type="dxa"/>
+          </w:tcPr>
+          <w:p>
+            <w:pPr>
+              <w:rPr>
+                <w:rFonts w:ascii="Calibri" w:hAnsi="Calibri" w:cs="Calibri"/>
+                <w:sz w:val="20"/>
+                <w:szCs w:val="20"/>
+              </w:rPr>
+            </w:pPr>
+            <w:r>
+              <w:rPr>
+                <w:rFonts w:ascii="Calibri" w:hAnsi="Calibri" w:cs="Calibri"/>
+                <w:sz w:val="20"/>
+                <w:szCs w:val="20"/>
               </w:rPr>
               <w:t>0.02</w:t>
             </w:r>
@@ -1512,6 +8593,9 @@
         </w:tc>
       </w:tr>
       <w:tr>
+        <w:trPr>
+          <w:trHeight w:val="273"/>
+        </w:trPr>
         <w:tc>
           <w:tcPr>
             <w:tcW w:w="1271" w:type="dxa"/>
@@ -1520,6 +8604,8 @@
             <w:pPr>
               <w:rPr>
                 <w:rFonts w:ascii="Calibri" w:hAnsi="Calibri" w:cs="Calibri"/>
+                <w:sz w:val="20"/>
+                <w:szCs w:val="20"/>
               </w:rPr>
             </w:pPr>
           </w:p>
@@ -1532,6 +8618,8 @@
             <w:pPr>
               <w:rPr>
                 <w:rFonts w:ascii="Calibri" w:hAnsi="Calibri" w:cs="Calibri"/>
+                <w:sz w:val="20"/>
+                <w:szCs w:val="20"/>
               </w:rPr>
             </w:pPr>
           </w:p>
@@ -1544,41 +8632,51 @@
             <w:pPr>
               <w:rPr>
                 <w:rFonts w:ascii="Calibri" w:hAnsi="Calibri" w:cs="Calibri"/>
-              </w:rPr>
-            </w:pPr>
-          </w:p>
-        </w:tc>
-        <w:tc>
-          <w:tcPr>
-            <w:tcW w:w="788" w:type="dxa"/>
-          </w:tcPr>
-          <w:p>
-            <w:pPr>
-              <w:rPr>
-                <w:rFonts w:ascii="Calibri" w:hAnsi="Calibri" w:cs="Calibri"/>
-              </w:rPr>
-            </w:pPr>
-          </w:p>
-        </w:tc>
-        <w:tc>
-          <w:tcPr>
-            <w:tcW w:w="1435" w:type="dxa"/>
-          </w:tcPr>
-          <w:p>
-            <w:pPr>
-              <w:rPr>
-                <w:rFonts w:ascii="Calibri" w:hAnsi="Calibri" w:cs="Calibri"/>
-              </w:rPr>
-            </w:pPr>
-            <w:r>
-              <w:rPr>
-                <w:rFonts w:ascii="Calibri" w:hAnsi="Calibri" w:cs="Calibri"/>
+                <w:sz w:val="20"/>
+                <w:szCs w:val="20"/>
+              </w:rPr>
+            </w:pPr>
+          </w:p>
+        </w:tc>
+        <w:tc>
+          <w:tcPr>
+            <w:tcW w:w="947" w:type="dxa"/>
+          </w:tcPr>
+          <w:p>
+            <w:pPr>
+              <w:rPr>
+                <w:rFonts w:ascii="Calibri" w:hAnsi="Calibri" w:cs="Calibri"/>
+                <w:sz w:val="20"/>
+                <w:szCs w:val="20"/>
+              </w:rPr>
+            </w:pPr>
+          </w:p>
+        </w:tc>
+        <w:tc>
+          <w:tcPr>
+            <w:tcW w:w="1276" w:type="dxa"/>
+          </w:tcPr>
+          <w:p>
+            <w:pPr>
+              <w:rPr>
+                <w:rFonts w:ascii="Calibri" w:hAnsi="Calibri" w:cs="Calibri"/>
+                <w:sz w:val="20"/>
+                <w:szCs w:val="20"/>
+              </w:rPr>
+            </w:pPr>
+            <w:r>
+              <w:rPr>
+                <w:rFonts w:ascii="Calibri" w:hAnsi="Calibri" w:cs="Calibri"/>
+                <w:sz w:val="20"/>
+                <w:szCs w:val="20"/>
               </w:rPr>
               <w:t xml:space="preserve">Overall Cost: </w:t>
             </w:r>
             <w:r>
               <w:rPr>
                 <w:rFonts w:ascii="Calibri" w:hAnsi="Calibri" w:cs="Calibri"/>
+                <w:sz w:val="20"/>
+                <w:szCs w:val="20"/>
               </w:rPr>
               <w:t>12.16</w:t>
             </w:r>
@@ -1590,11 +8688,15 @@
       <w:pPr>
         <w:rPr>
           <w:rFonts w:ascii="Calibri" w:hAnsi="Calibri" w:cs="Calibri"/>
+          <w:sz w:val="20"/>
+          <w:szCs w:val="20"/>
         </w:rPr>
       </w:pPr>
       <w:r>
         <w:rPr>
           <w:rFonts w:ascii="Calibri" w:hAnsi="Calibri" w:cs="Calibri"/>
+          <w:sz w:val="20"/>
+          <w:szCs w:val="20"/>
         </w:rPr>
         <w:t>We have not listed Passive components i.e. Resistors and Capacitors and this is only for the two channel configuration.</w:t>
       </w:r>
@@ -1603,12 +8705,16 @@
       <w:pPr>
         <w:rPr>
           <w:rFonts w:ascii="Calibri" w:hAnsi="Calibri" w:cs="Calibri"/>
+          <w:sz w:val="20"/>
+          <w:szCs w:val="20"/>
           <w:u w:val="single"/>
         </w:rPr>
       </w:pPr>
       <w:r>
         <w:rPr>
           <w:rFonts w:ascii="Calibri" w:hAnsi="Calibri" w:cs="Calibri"/>
+          <w:sz w:val="20"/>
+          <w:szCs w:val="20"/>
           <w:u w:val="single"/>
         </w:rPr>
         <w:t>Division of Tasks</w:t>
@@ -1618,50 +8724,64 @@
       <w:pPr>
         <w:rPr>
           <w:rFonts w:ascii="Calibri" w:hAnsi="Calibri" w:cs="Calibri"/>
+          <w:sz w:val="20"/>
+          <w:szCs w:val="20"/>
         </w:rPr>
       </w:pPr>
       <w:r>
         <w:rPr>
           <w:rFonts w:ascii="Calibri" w:hAnsi="Calibri" w:cs="Calibri"/>
+          <w:sz w:val="20"/>
+          <w:szCs w:val="20"/>
         </w:rPr>
         <w:t>Rahul:</w:t>
+      </w:r>
+      <w:r>
+        <w:rPr>
+          <w:rFonts w:ascii="Calibri" w:hAnsi="Calibri" w:cs="Calibri"/>
+          <w:sz w:val="20"/>
+          <w:szCs w:val="20"/>
+        </w:rPr>
+        <w:t xml:space="preserve"> </w:t>
+      </w:r>
+      <w:r>
+        <w:rPr>
+          <w:rFonts w:ascii="Calibri" w:hAnsi="Calibri" w:cs="Calibri"/>
+          <w:sz w:val="20"/>
+          <w:szCs w:val="20"/>
+        </w:rPr>
+        <w:t xml:space="preserve">Largely in charge of Analogue circuit and Firmware on the Arduino </w:t>
       </w:r>
     </w:p>
     <w:p>
       <w:pPr>
         <w:rPr>
           <w:rFonts w:ascii="Calibri" w:hAnsi="Calibri" w:cs="Calibri"/>
+          <w:sz w:val="20"/>
+          <w:szCs w:val="20"/>
         </w:rPr>
       </w:pPr>
       <w:r>
         <w:rPr>
           <w:rFonts w:ascii="Calibri" w:hAnsi="Calibri" w:cs="Calibri"/>
-        </w:rPr>
-        <w:t xml:space="preserve">Largely in charge of Analogue circuit and Firmware on the Arduino </w:t>
-      </w:r>
-    </w:p>
-    <w:p>
-      <w:pPr>
+          <w:sz w:val="20"/>
+          <w:szCs w:val="20"/>
+        </w:rPr>
+        <w:t>Owen:</w:t>
+      </w:r>
+      <w:r>
         <w:rPr>
           <w:rFonts w:ascii="Calibri" w:hAnsi="Calibri" w:cs="Calibri"/>
-        </w:rPr>
-      </w:pPr>
+          <w:sz w:val="20"/>
+          <w:szCs w:val="20"/>
+        </w:rPr>
+        <w:t xml:space="preserve"> </w:t>
+      </w:r>
       <w:r>
         <w:rPr>
           <w:rFonts w:ascii="Calibri" w:hAnsi="Calibri" w:cs="Calibri"/>
-        </w:rPr>
-        <w:t>Owen:</w:t>
-      </w:r>
-    </w:p>
-    <w:p>
-      <w:pPr>
-        <w:rPr>
-          <w:rFonts w:ascii="Calibri" w:hAnsi="Calibri" w:cs="Calibri"/>
-        </w:rPr>
-      </w:pPr>
-      <w:r>
-        <w:rPr>
-          <w:rFonts w:ascii="Calibri" w:hAnsi="Calibri" w:cs="Calibri"/>
+          <w:sz w:val="20"/>
+          <w:szCs w:val="20"/>
         </w:rPr>
         <w:t>In charge of PC receiver and Data visualisation and User Interface.</w:t>
       </w:r>
@@ -1671,12 +8791,16 @@
         <w:ind w:left="720" w:hanging="720"/>
         <w:rPr>
           <w:rFonts w:ascii="Calibri" w:hAnsi="Calibri" w:cs="Calibri"/>
+          <w:sz w:val="20"/>
+          <w:szCs w:val="20"/>
           <w:u w:val="single"/>
         </w:rPr>
       </w:pPr>
       <w:r>
         <w:rPr>
           <w:rFonts w:ascii="Calibri" w:hAnsi="Calibri" w:cs="Calibri"/>
+          <w:sz w:val="20"/>
+          <w:szCs w:val="20"/>
           <w:u w:val="single"/>
         </w:rPr>
         <w:t>Testing</w:t>
@@ -1687,22 +8811,18 @@
         <w:ind w:left="720" w:hanging="720"/>
         <w:rPr>
           <w:rFonts w:ascii="Calibri" w:hAnsi="Calibri" w:cs="Calibri"/>
+          <w:sz w:val="20"/>
+          <w:szCs w:val="20"/>
         </w:rPr>
       </w:pPr>
       <w:r>
         <w:rPr>
           <w:rFonts w:ascii="Calibri" w:hAnsi="Calibri" w:cs="Calibri"/>
+          <w:sz w:val="20"/>
+          <w:szCs w:val="20"/>
         </w:rPr>
         <w:t>Ideally use a function generator, if unavailable use an oscillating pin on the Arduino and various combinations of R and C to filter given frequencies so that measurements may be taken by the oscilloscope to verify its behaviour. It this option is chosen another oscilloscope would be ideal to verify behaviour.</w:t>
       </w:r>
-    </w:p>
-    <w:p>
-      <w:pPr>
-        <w:rPr>
-          <w:rFonts w:ascii="Calibri" w:hAnsi="Calibri" w:cs="Calibri"/>
-          <w:u w:val="single"/>
-        </w:rPr>
-      </w:pPr>
     </w:p>
     <w:p>
       <w:pPr>
@@ -2446,7 +9566,6 @@
   <w:style w:type="character" w:default="1" w:styleId="DefaultParagraphFont">
     <w:name w:val="Default Paragraph Font"/>
     <w:uiPriority w:val="1"/>
-    <w:semiHidden/>
     <w:unhideWhenUsed/>
   </w:style>
   <w:style w:type="table" w:default="1" w:styleId="TableNormal">
